--- a/3_Reports/Generate_Table1.docx
+++ b/3_Reports/Generate_Table1.docx
@@ -23,7 +23,7 @@
         <w:pStyle w:val="Date"/>
       </w:pPr>
       <w:r>
-        <w:t xml:space="preserve">2026-08-26</w:t>
+        <w:t xml:space="preserve">2026-08-27</w:t>
       </w:r>
     </w:p>
     <w:bookmarkStart w:id="15" w:name="目的"/>
@@ -4273,7 +4273,11 @@
           <w:p>
             <w:pPr>
               <w:pStyle w:val="Compact"/>
-            </w:pPr>
+              <w:jc w:val="center"/>
+            </w:pPr>
+            <w:r>
+              <w:t xml:space="preserve">Exp1</w:t>
+            </w:r>
           </w:p>
         </w:tc>
         <w:tc>
@@ -4403,7 +4407,11 @@
           <w:p>
             <w:pPr>
               <w:pStyle w:val="Compact"/>
-            </w:pPr>
+              <w:jc w:val="center"/>
+            </w:pPr>
+            <w:r>
+              <w:t xml:space="preserve">Exp2</w:t>
+            </w:r>
           </w:p>
         </w:tc>
         <w:tc>
@@ -5072,7 +5080,7 @@
               <w:jc w:val="center"/>
             </w:pPr>
             <w:r>
-              <w:t xml:space="preserve">Exp1</w:t>
+              <w:t xml:space="preserve">Exp2</w:t>
             </w:r>
           </w:p>
         </w:tc>
@@ -5203,7 +5211,11 @@
           <w:p>
             <w:pPr>
               <w:pStyle w:val="Compact"/>
-            </w:pPr>
+              <w:jc w:val="center"/>
+            </w:pPr>
+            <w:r>
+              <w:t xml:space="preserve">Exp1</w:t>
+            </w:r>
           </w:p>
         </w:tc>
         <w:tc>
@@ -5333,7 +5345,11 @@
           <w:p>
             <w:pPr>
               <w:pStyle w:val="Compact"/>
-            </w:pPr>
+              <w:jc w:val="center"/>
+            </w:pPr>
+            <w:r>
+              <w:t xml:space="preserve">Exp2</w:t>
+            </w:r>
           </w:p>
         </w:tc>
         <w:tc>
@@ -5999,7 +6015,11 @@
           <w:p>
             <w:pPr>
               <w:pStyle w:val="Compact"/>
-            </w:pPr>
+              <w:jc w:val="center"/>
+            </w:pPr>
+            <w:r>
+              <w:t xml:space="preserve">Exp2</w:t>
+            </w:r>
           </w:p>
         </w:tc>
         <w:tc>
@@ -6129,7 +6149,11 @@
           <w:p>
             <w:pPr>
               <w:pStyle w:val="Compact"/>
-            </w:pPr>
+              <w:jc w:val="center"/>
+            </w:pPr>
+            <w:r>
+              <w:t xml:space="preserve">Exp3</w:t>
+            </w:r>
           </w:p>
         </w:tc>
         <w:tc>
@@ -7063,7 +7087,11 @@
           <w:p>
             <w:pPr>
               <w:pStyle w:val="Compact"/>
-            </w:pPr>
+              <w:jc w:val="center"/>
+            </w:pPr>
+            <w:r>
+              <w:t xml:space="preserve">Exp1</w:t>
+            </w:r>
           </w:p>
         </w:tc>
         <w:tc>
@@ -9203,7 +9231,11 @@
           <w:p>
             <w:pPr>
               <w:pStyle w:val="Compact"/>
-            </w:pPr>
+              <w:jc w:val="center"/>
+            </w:pPr>
+            <w:r>
+              <w:t xml:space="preserve">Exp1</w:t>
+            </w:r>
           </w:p>
         </w:tc>
         <w:tc>
@@ -9333,7 +9365,11 @@
           <w:p>
             <w:pPr>
               <w:pStyle w:val="Compact"/>
-            </w:pPr>
+              <w:jc w:val="center"/>
+            </w:pPr>
+            <w:r>
+              <w:t xml:space="preserve">Exp1</w:t>
+            </w:r>
           </w:p>
         </w:tc>
         <w:tc>
@@ -9368,7 +9404,7 @@
               <w:jc w:val="center"/>
             </w:pPr>
             <w:r>
-              <w:t xml:space="preserve">—</w:t>
+              <w:t xml:space="preserve">40</w:t>
             </w:r>
           </w:p>
         </w:tc>
@@ -9770,7 +9806,7 @@
               <w:jc w:val="center"/>
             </w:pPr>
             <w:r>
-              <w:t xml:space="preserve">21</w:t>
+              <w:t xml:space="preserve">20</w:t>
             </w:r>
           </w:p>
         </w:tc>
@@ -11640,7 +11676,7 @@
           <w:rStyle w:val="VerbatimChar"/>
           <w:rFonts w:hint="eastAsia"/>
         </w:rPr>
-        <w:t xml:space="preserve">Lee_2023_Cognition|Exp?：Exp</w:t>
+        <w:t xml:space="preserve">Lee_2023_Cognition|Exp2：N</w:t>
       </w:r>
       <w:r>
         <w:rPr>
@@ -11659,14 +11695,14 @@
         <w:rPr>
           <w:rStyle w:val="VerbatimChar"/>
         </w:rPr>
-        <w:t xml:space="preserve"> Exp2 vs qmd </w:t>
-      </w:r>
-      <w:r>
-        <w:rPr>
-          <w:rStyle w:val="VerbatimChar"/>
-          <w:rFonts w:hint="eastAsia"/>
-        </w:rPr>
-        <w:t xml:space="preserve">）</w:t>
+        <w:t xml:space="preserve"> 65 (—) vs qmd </w:t>
+      </w:r>
+      <w:r>
+        <w:rPr>
+          <w:rStyle w:val="VerbatimChar"/>
+          <w:rFonts w:hint="eastAsia"/>
+        </w:rPr>
+        <w:t xml:space="preserve">65）</w:t>
       </w:r>
       <w:r>
         <w:br/>
@@ -11685,7 +11721,7 @@
           <w:rStyle w:val="VerbatimChar"/>
           <w:rFonts w:hint="eastAsia"/>
         </w:rPr>
-        <w:t xml:space="preserve">Lee_2023_Cognition|Exp?：N</w:t>
+        <w:t xml:space="preserve">Lee_2023_Cognition|Exp2：Stimulus</w:t>
       </w:r>
       <w:r>
         <w:rPr>
@@ -11704,6 +11740,96 @@
         <w:rPr>
           <w:rStyle w:val="VerbatimChar"/>
         </w:rPr>
+        <w:t xml:space="preserve"> geometric shape/ nm. vs qmd geometric </w:t>
+      </w:r>
+      <w:r>
+        <w:rPr>
+          <w:rStyle w:val="VerbatimChar"/>
+          <w:rFonts w:hint="eastAsia"/>
+        </w:rPr>
+        <w:t xml:space="preserve">shape）</w:t>
+      </w:r>
+      <w:r>
+        <w:br/>
+      </w:r>
+      <w:r>
+        <w:br/>
+      </w:r>
+      <w:r>
+        <w:rPr>
+          <w:rStyle w:val="VerbatimChar"/>
+        </w:rPr>
+        <w:t xml:space="preserve">39. </w:t>
+      </w:r>
+      <w:r>
+        <w:rPr>
+          <w:rStyle w:val="VerbatimChar"/>
+          <w:rFonts w:hint="eastAsia"/>
+        </w:rPr>
+        <w:t xml:space="preserve">Lee_2023_Cognition|Exp2：Exp_Implement</w:t>
+      </w:r>
+      <w:r>
+        <w:rPr>
+          <w:rStyle w:val="VerbatimChar"/>
+        </w:rPr>
+        <w:t xml:space="preserve"> </w:t>
+      </w:r>
+      <w:r>
+        <w:rPr>
+          <w:rStyle w:val="VerbatimChar"/>
+          <w:rFonts w:hint="eastAsia"/>
+        </w:rPr>
+        <w:t xml:space="preserve">不一致（稿件</w:t>
+      </w:r>
+      <w:r>
+        <w:rPr>
+          <w:rStyle w:val="VerbatimChar"/>
+        </w:rPr>
+        <w:t xml:space="preserve"> Online Experiment vs qmd </w:t>
+      </w:r>
+      <w:r>
+        <w:rPr>
+          <w:rStyle w:val="VerbatimChar"/>
+          <w:rFonts w:hint="eastAsia"/>
+        </w:rPr>
+        <w:t xml:space="preserve">NA）</w:t>
+      </w:r>
+      <w:r>
+        <w:br/>
+      </w:r>
+      <w:r>
+        <w:br/>
+      </w:r>
+      <w:r>
+        <w:rPr>
+          <w:rStyle w:val="VerbatimChar"/>
+        </w:rPr>
+        <w:t xml:space="preserve">40. </w:t>
+      </w:r>
+      <w:r>
+        <w:rPr>
+          <w:rStyle w:val="VerbatimChar"/>
+          <w:rFonts w:hint="eastAsia"/>
+        </w:rPr>
+        <w:t xml:space="preserve">Lee_2023_Cognition|Exp1：N</w:t>
+      </w:r>
+      <w:r>
+        <w:rPr>
+          <w:rStyle w:val="VerbatimChar"/>
+        </w:rPr>
+        <w:t xml:space="preserve"> </w:t>
+      </w:r>
+      <w:r>
+        <w:rPr>
+          <w:rStyle w:val="VerbatimChar"/>
+          <w:rFonts w:hint="eastAsia"/>
+        </w:rPr>
+        <w:t xml:space="preserve">不一致（稿件</w:t>
+      </w:r>
+      <w:r>
+        <w:rPr>
+          <w:rStyle w:val="VerbatimChar"/>
+        </w:rPr>
         <w:t xml:space="preserve"> 65 (—) vs qmd </w:t>
       </w:r>
       <w:r>
@@ -11711,26 +11837,26 @@
           <w:rStyle w:val="VerbatimChar"/>
           <w:rFonts w:hint="eastAsia"/>
         </w:rPr>
-        <w:t xml:space="preserve">65）</w:t>
-      </w:r>
-      <w:r>
-        <w:br/>
-      </w:r>
-      <w:r>
-        <w:br/>
-      </w:r>
-      <w:r>
-        <w:rPr>
-          <w:rStyle w:val="VerbatimChar"/>
-        </w:rPr>
-        <w:t xml:space="preserve">39. </w:t>
-      </w:r>
-      <w:r>
-        <w:rPr>
-          <w:rStyle w:val="VerbatimChar"/>
-          <w:rFonts w:hint="eastAsia"/>
-        </w:rPr>
-        <w:t xml:space="preserve">Lee_2023_Cognition|Exp?：Stimulus</w:t>
+        <w:t xml:space="preserve">57）</w:t>
+      </w:r>
+      <w:r>
+        <w:br/>
+      </w:r>
+      <w:r>
+        <w:br/>
+      </w:r>
+      <w:r>
+        <w:rPr>
+          <w:rStyle w:val="VerbatimChar"/>
+        </w:rPr>
+        <w:t xml:space="preserve">41. </w:t>
+      </w:r>
+      <w:r>
+        <w:rPr>
+          <w:rStyle w:val="VerbatimChar"/>
+          <w:rFonts w:hint="eastAsia"/>
+        </w:rPr>
+        <w:t xml:space="preserve">Lee_2023_Cognition|Exp1：Stimulus</w:t>
       </w:r>
       <w:r>
         <w:rPr>
@@ -11768,14 +11894,14 @@
         <w:rPr>
           <w:rStyle w:val="VerbatimChar"/>
         </w:rPr>
-        <w:t xml:space="preserve">40. </w:t>
-      </w:r>
-      <w:r>
-        <w:rPr>
-          <w:rStyle w:val="VerbatimChar"/>
-          <w:rFonts w:hint="eastAsia"/>
-        </w:rPr>
-        <w:t xml:space="preserve">Lee_2023_Cognition|Exp?：Exp_Implement</w:t>
+        <w:t xml:space="preserve">42. </w:t>
+      </w:r>
+      <w:r>
+        <w:rPr>
+          <w:rStyle w:val="VerbatimChar"/>
+          <w:rFonts w:hint="eastAsia"/>
+        </w:rPr>
+        <w:t xml:space="preserve">Lee_2023_Cognition|Exp1：Exp_Implement</w:t>
       </w:r>
       <w:r>
         <w:rPr>
@@ -11813,14 +11939,14 @@
         <w:rPr>
           <w:rStyle w:val="VerbatimChar"/>
         </w:rPr>
-        <w:t xml:space="preserve">41. </w:t>
-      </w:r>
-      <w:r>
-        <w:rPr>
-          <w:rStyle w:val="VerbatimChar"/>
-          <w:rFonts w:hint="eastAsia"/>
-        </w:rPr>
-        <w:t xml:space="preserve">Lee_2023_Cognition|Exp?：Exp</w:t>
+        <w:t xml:space="preserve">43. </w:t>
+      </w:r>
+      <w:r>
+        <w:rPr>
+          <w:rStyle w:val="VerbatimChar"/>
+          <w:rFonts w:hint="eastAsia"/>
+        </w:rPr>
+        <w:t xml:space="preserve">Liang_2022_HumBrainMap|Exp2：Exp</w:t>
       </w:r>
       <w:r>
         <w:rPr>
@@ -11846,26 +11972,26 @@
           <w:rStyle w:val="VerbatimChar"/>
           <w:rFonts w:hint="eastAsia"/>
         </w:rPr>
-        <w:t xml:space="preserve">）</w:t>
-      </w:r>
-      <w:r>
-        <w:br/>
-      </w:r>
-      <w:r>
-        <w:br/>
-      </w:r>
-      <w:r>
-        <w:rPr>
-          <w:rStyle w:val="VerbatimChar"/>
-        </w:rPr>
-        <w:t xml:space="preserve">42. </w:t>
-      </w:r>
-      <w:r>
-        <w:rPr>
-          <w:rStyle w:val="VerbatimChar"/>
-          <w:rFonts w:hint="eastAsia"/>
-        </w:rPr>
-        <w:t xml:space="preserve">Lee_2023_Cognition|Exp?：N</w:t>
+        <w:t xml:space="preserve">Exp2）</w:t>
+      </w:r>
+      <w:r>
+        <w:br/>
+      </w:r>
+      <w:r>
+        <w:br/>
+      </w:r>
+      <w:r>
+        <w:rPr>
+          <w:rStyle w:val="VerbatimChar"/>
+        </w:rPr>
+        <w:t xml:space="preserve">44. </w:t>
+      </w:r>
+      <w:r>
+        <w:rPr>
+          <w:rStyle w:val="VerbatimChar"/>
+          <w:rFonts w:hint="eastAsia"/>
+        </w:rPr>
+        <w:t xml:space="preserve">Liang_2022_HumBrainMap|Exp3：Exp</w:t>
       </w:r>
       <w:r>
         <w:rPr>
@@ -11884,33 +12010,33 @@
         <w:rPr>
           <w:rStyle w:val="VerbatimChar"/>
         </w:rPr>
-        <w:t xml:space="preserve"> 65 (—) vs qmd </w:t>
-      </w:r>
-      <w:r>
-        <w:rPr>
-          <w:rStyle w:val="VerbatimChar"/>
-          <w:rFonts w:hint="eastAsia"/>
-        </w:rPr>
-        <w:t xml:space="preserve">57）</w:t>
-      </w:r>
-      <w:r>
-        <w:br/>
-      </w:r>
-      <w:r>
-        <w:br/>
-      </w:r>
-      <w:r>
-        <w:rPr>
-          <w:rStyle w:val="VerbatimChar"/>
-        </w:rPr>
-        <w:t xml:space="preserve">43. </w:t>
-      </w:r>
-      <w:r>
-        <w:rPr>
-          <w:rStyle w:val="VerbatimChar"/>
-          <w:rFonts w:hint="eastAsia"/>
-        </w:rPr>
-        <w:t xml:space="preserve">Lee_2023_Cognition|Exp?：Stimulus</w:t>
+        <w:t xml:space="preserve"> Exp1 vs qmd </w:t>
+      </w:r>
+      <w:r>
+        <w:rPr>
+          <w:rStyle w:val="VerbatimChar"/>
+          <w:rFonts w:hint="eastAsia"/>
+        </w:rPr>
+        <w:t xml:space="preserve">Exp3）</w:t>
+      </w:r>
+      <w:r>
+        <w:br/>
+      </w:r>
+      <w:r>
+        <w:br/>
+      </w:r>
+      <w:r>
+        <w:rPr>
+          <w:rStyle w:val="VerbatimChar"/>
+        </w:rPr>
+        <w:t xml:space="preserve">45. </w:t>
+      </w:r>
+      <w:r>
+        <w:rPr>
+          <w:rStyle w:val="VerbatimChar"/>
+          <w:rFonts w:hint="eastAsia"/>
+        </w:rPr>
+        <w:t xml:space="preserve">Feldborg_2021_IJERPH|Exp1：N</w:t>
       </w:r>
       <w:r>
         <w:rPr>
@@ -11929,7 +12055,1807 @@
         <w:rPr>
           <w:rStyle w:val="VerbatimChar"/>
         </w:rPr>
-        <w:t xml:space="preserve"> geometric shape/ nm. vs qmd geometric </w:t>
+        <w:t xml:space="preserve"> 84 (—) vs qmd 84 </w:t>
+      </w:r>
+      <w:r>
+        <w:rPr>
+          <w:rStyle w:val="VerbatimChar"/>
+          <w:rFonts w:hint="eastAsia"/>
+        </w:rPr>
+        <w:t xml:space="preserve">(13/70)）</w:t>
+      </w:r>
+      <w:r>
+        <w:br/>
+      </w:r>
+      <w:r>
+        <w:br/>
+      </w:r>
+      <w:r>
+        <w:rPr>
+          <w:rStyle w:val="VerbatimChar"/>
+        </w:rPr>
+        <w:t xml:space="preserve">46. </w:t>
+      </w:r>
+      <w:r>
+        <w:rPr>
+          <w:rStyle w:val="VerbatimChar"/>
+          <w:rFonts w:hint="eastAsia"/>
+        </w:rPr>
+        <w:t xml:space="preserve">Dalmaso_2024_ConsciousCog|Exp1：Language</w:t>
+      </w:r>
+      <w:r>
+        <w:rPr>
+          <w:rStyle w:val="VerbatimChar"/>
+        </w:rPr>
+        <w:t xml:space="preserve"> </w:t>
+      </w:r>
+      <w:r>
+        <w:rPr>
+          <w:rStyle w:val="VerbatimChar"/>
+          <w:rFonts w:hint="eastAsia"/>
+        </w:rPr>
+        <w:t xml:space="preserve">不一致（稿件</w:t>
+      </w:r>
+      <w:r>
+        <w:rPr>
+          <w:rStyle w:val="VerbatimChar"/>
+        </w:rPr>
+        <w:t xml:space="preserve"> Spanish vs qmd </w:t>
+      </w:r>
+      <w:r>
+        <w:rPr>
+          <w:rStyle w:val="VerbatimChar"/>
+          <w:rFonts w:hint="eastAsia"/>
+        </w:rPr>
+        <w:t xml:space="preserve">Japanese）</w:t>
+      </w:r>
+      <w:r>
+        <w:br/>
+      </w:r>
+      <w:r>
+        <w:br/>
+      </w:r>
+      <w:r>
+        <w:rPr>
+          <w:rStyle w:val="VerbatimChar"/>
+        </w:rPr>
+        <w:t xml:space="preserve">47. </w:t>
+      </w:r>
+      <w:r>
+        <w:rPr>
+          <w:rStyle w:val="VerbatimChar"/>
+          <w:rFonts w:hint="eastAsia"/>
+        </w:rPr>
+        <w:t xml:space="preserve">Dalmaso_2024_ConsciousCog|Exp1：N</w:t>
+      </w:r>
+      <w:r>
+        <w:rPr>
+          <w:rStyle w:val="VerbatimChar"/>
+        </w:rPr>
+        <w:t xml:space="preserve"> </w:t>
+      </w:r>
+      <w:r>
+        <w:rPr>
+          <w:rStyle w:val="VerbatimChar"/>
+          <w:rFonts w:hint="eastAsia"/>
+        </w:rPr>
+        <w:t xml:space="preserve">不一致（稿件</w:t>
+      </w:r>
+      <w:r>
+        <w:rPr>
+          <w:rStyle w:val="VerbatimChar"/>
+        </w:rPr>
+        <w:t xml:space="preserve"> 32 (5/27) vs qmd 40 </w:t>
+      </w:r>
+      <w:r>
+        <w:rPr>
+          <w:rStyle w:val="VerbatimChar"/>
+          <w:rFonts w:hint="eastAsia"/>
+        </w:rPr>
+        <w:t xml:space="preserve">(19/21)）</w:t>
+      </w:r>
+      <w:r>
+        <w:br/>
+      </w:r>
+      <w:r>
+        <w:br/>
+      </w:r>
+      <w:r>
+        <w:rPr>
+          <w:rStyle w:val="VerbatimChar"/>
+        </w:rPr>
+        <w:t xml:space="preserve">48. </w:t>
+      </w:r>
+      <w:r>
+        <w:rPr>
+          <w:rStyle w:val="VerbatimChar"/>
+          <w:rFonts w:hint="eastAsia"/>
+        </w:rPr>
+        <w:t xml:space="preserve">Dalmaso_2024_ConsciousCog|Exp1：Stimulus</w:t>
+      </w:r>
+      <w:r>
+        <w:rPr>
+          <w:rStyle w:val="VerbatimChar"/>
+        </w:rPr>
+        <w:t xml:space="preserve"> </w:t>
+      </w:r>
+      <w:r>
+        <w:rPr>
+          <w:rStyle w:val="VerbatimChar"/>
+          <w:rFonts w:hint="eastAsia"/>
+        </w:rPr>
+        <w:t xml:space="preserve">不一致（稿件</w:t>
+      </w:r>
+      <w:r>
+        <w:rPr>
+          <w:rStyle w:val="VerbatimChar"/>
+        </w:rPr>
+        <w:t xml:space="preserve"> geometric shape vs qmd </w:t>
+      </w:r>
+      <w:r>
+        <w:rPr>
+          <w:rStyle w:val="VerbatimChar"/>
+          <w:rFonts w:hint="eastAsia"/>
+        </w:rPr>
+        <w:t xml:space="preserve">face）</w:t>
+      </w:r>
+      <w:r>
+        <w:br/>
+      </w:r>
+      <w:r>
+        <w:br/>
+      </w:r>
+      <w:r>
+        <w:rPr>
+          <w:rStyle w:val="VerbatimChar"/>
+        </w:rPr>
+        <w:t xml:space="preserve">49. </w:t>
+      </w:r>
+      <w:r>
+        <w:rPr>
+          <w:rStyle w:val="VerbatimChar"/>
+          <w:rFonts w:hint="eastAsia"/>
+        </w:rPr>
+        <w:t xml:space="preserve">Dalmaso_2024_ConsciousCog|Exp1：Trials</w:t>
+      </w:r>
+      <w:r>
+        <w:rPr>
+          <w:rStyle w:val="VerbatimChar"/>
+        </w:rPr>
+        <w:t xml:space="preserve"> </w:t>
+      </w:r>
+      <w:r>
+        <w:rPr>
+          <w:rStyle w:val="VerbatimChar"/>
+          <w:rFonts w:hint="eastAsia"/>
+        </w:rPr>
+        <w:t xml:space="preserve">不一致（稿件</w:t>
+      </w:r>
+      <w:r>
+        <w:rPr>
+          <w:rStyle w:val="VerbatimChar"/>
+        </w:rPr>
+        <w:t xml:space="preserve"> 240 vs qmd </w:t>
+      </w:r>
+      <w:r>
+        <w:rPr>
+          <w:rStyle w:val="VerbatimChar"/>
+          <w:rFonts w:hint="eastAsia"/>
+        </w:rPr>
+        <w:t xml:space="preserve">NA）</w:t>
+      </w:r>
+      <w:r>
+        <w:br/>
+      </w:r>
+      <w:r>
+        <w:br/>
+      </w:r>
+      <w:r>
+        <w:rPr>
+          <w:rStyle w:val="VerbatimChar"/>
+        </w:rPr>
+        <w:t xml:space="preserve">50. </w:t>
+      </w:r>
+      <w:r>
+        <w:rPr>
+          <w:rStyle w:val="VerbatimChar"/>
+          <w:rFonts w:hint="eastAsia"/>
+        </w:rPr>
+        <w:t xml:space="preserve">Navon_2021_psyarxiv|Exp2：N</w:t>
+      </w:r>
+      <w:r>
+        <w:rPr>
+          <w:rStyle w:val="VerbatimChar"/>
+        </w:rPr>
+        <w:t xml:space="preserve"> </w:t>
+      </w:r>
+      <w:r>
+        <w:rPr>
+          <w:rStyle w:val="VerbatimChar"/>
+          <w:rFonts w:hint="eastAsia"/>
+        </w:rPr>
+        <w:t xml:space="preserve">不一致（稿件</w:t>
+      </w:r>
+      <w:r>
+        <w:rPr>
+          <w:rStyle w:val="VerbatimChar"/>
+        </w:rPr>
+        <w:t xml:space="preserve"> 26 (9/18) vs qmd 27 </w:t>
+      </w:r>
+      <w:r>
+        <w:rPr>
+          <w:rStyle w:val="VerbatimChar"/>
+          <w:rFonts w:hint="eastAsia"/>
+        </w:rPr>
+        <w:t xml:space="preserve">(9/18)）</w:t>
+      </w:r>
+      <w:r>
+        <w:br/>
+      </w:r>
+      <w:r>
+        <w:br/>
+      </w:r>
+      <w:r>
+        <w:rPr>
+          <w:rStyle w:val="VerbatimChar"/>
+        </w:rPr>
+        <w:t xml:space="preserve">51. </w:t>
+      </w:r>
+      <w:r>
+        <w:rPr>
+          <w:rStyle w:val="VerbatimChar"/>
+          <w:rFonts w:hint="eastAsia"/>
+        </w:rPr>
+        <w:t xml:space="preserve">Navon_2021_psyarxiv|Exp3：N</w:t>
+      </w:r>
+      <w:r>
+        <w:rPr>
+          <w:rStyle w:val="VerbatimChar"/>
+        </w:rPr>
+        <w:t xml:space="preserve"> </w:t>
+      </w:r>
+      <w:r>
+        <w:rPr>
+          <w:rStyle w:val="VerbatimChar"/>
+          <w:rFonts w:hint="eastAsia"/>
+        </w:rPr>
+        <w:t xml:space="preserve">不一致（稿件</w:t>
+      </w:r>
+      <w:r>
+        <w:rPr>
+          <w:rStyle w:val="VerbatimChar"/>
+        </w:rPr>
+        <w:t xml:space="preserve"> 26 (9/18) vs qmd 27 </w:t>
+      </w:r>
+      <w:r>
+        <w:rPr>
+          <w:rStyle w:val="VerbatimChar"/>
+          <w:rFonts w:hint="eastAsia"/>
+        </w:rPr>
+        <w:t xml:space="preserve">(12/15)）</w:t>
+      </w:r>
+      <w:r>
+        <w:br/>
+      </w:r>
+      <w:r>
+        <w:br/>
+      </w:r>
+      <w:r>
+        <w:rPr>
+          <w:rStyle w:val="VerbatimChar"/>
+        </w:rPr>
+        <w:t xml:space="preserve">52. </w:t>
+      </w:r>
+      <w:r>
+        <w:rPr>
+          <w:rStyle w:val="VerbatimChar"/>
+          <w:rFonts w:hint="eastAsia"/>
+        </w:rPr>
+        <w:t xml:space="preserve">Navon_2021_psyarxiv|Exp1：N</w:t>
+      </w:r>
+      <w:r>
+        <w:rPr>
+          <w:rStyle w:val="VerbatimChar"/>
+        </w:rPr>
+        <w:t xml:space="preserve"> </w:t>
+      </w:r>
+      <w:r>
+        <w:rPr>
+          <w:rStyle w:val="VerbatimChar"/>
+          <w:rFonts w:hint="eastAsia"/>
+        </w:rPr>
+        <w:t xml:space="preserve">不一致（稿件</w:t>
+      </w:r>
+      <w:r>
+        <w:rPr>
+          <w:rStyle w:val="VerbatimChar"/>
+        </w:rPr>
+        <w:t xml:space="preserve"> 26 (9/18) vs qmd 13 </w:t>
+      </w:r>
+      <w:r>
+        <w:rPr>
+          <w:rStyle w:val="VerbatimChar"/>
+          <w:rFonts w:hint="eastAsia"/>
+        </w:rPr>
+        <w:t xml:space="preserve">(3/10)）</w:t>
+      </w:r>
+      <w:r>
+        <w:br/>
+      </w:r>
+      <w:r>
+        <w:br/>
+      </w:r>
+      <w:r>
+        <w:rPr>
+          <w:rStyle w:val="VerbatimChar"/>
+        </w:rPr>
+        <w:t xml:space="preserve">53. </w:t>
+      </w:r>
+      <w:r>
+        <w:rPr>
+          <w:rStyle w:val="VerbatimChar"/>
+          <w:rFonts w:hint="eastAsia"/>
+        </w:rPr>
+        <w:t xml:space="preserve">Kirk_2025_BritJPsy|Exp1：Exp_Implement</w:t>
+      </w:r>
+      <w:r>
+        <w:rPr>
+          <w:rStyle w:val="VerbatimChar"/>
+        </w:rPr>
+        <w:t xml:space="preserve"> </w:t>
+      </w:r>
+      <w:r>
+        <w:rPr>
+          <w:rStyle w:val="VerbatimChar"/>
+          <w:rFonts w:hint="eastAsia"/>
+        </w:rPr>
+        <w:t xml:space="preserve">不一致（稿件</w:t>
+      </w:r>
+      <w:r>
+        <w:rPr>
+          <w:rStyle w:val="VerbatimChar"/>
+        </w:rPr>
+        <w:t xml:space="preserve"> Online Experiment vs qmd </w:t>
+      </w:r>
+      <w:r>
+        <w:rPr>
+          <w:rStyle w:val="VerbatimChar"/>
+          <w:rFonts w:hint="eastAsia"/>
+        </w:rPr>
+        <w:t xml:space="preserve">NA）</w:t>
+      </w:r>
+      <w:r>
+        <w:br/>
+      </w:r>
+      <w:r>
+        <w:br/>
+      </w:r>
+      <w:r>
+        <w:rPr>
+          <w:rStyle w:val="VerbatimChar"/>
+        </w:rPr>
+        <w:t xml:space="preserve">54. </w:t>
+      </w:r>
+      <w:r>
+        <w:rPr>
+          <w:rStyle w:val="VerbatimChar"/>
+          <w:rFonts w:hint="eastAsia"/>
+        </w:rPr>
+        <w:t xml:space="preserve">Orellana-Corrales_2021_APP|Exp1：N</w:t>
+      </w:r>
+      <w:r>
+        <w:rPr>
+          <w:rStyle w:val="VerbatimChar"/>
+        </w:rPr>
+        <w:t xml:space="preserve"> </w:t>
+      </w:r>
+      <w:r>
+        <w:rPr>
+          <w:rStyle w:val="VerbatimChar"/>
+          <w:rFonts w:hint="eastAsia"/>
+        </w:rPr>
+        <w:t xml:space="preserve">不一致（稿件</w:t>
+      </w:r>
+      <w:r>
+        <w:rPr>
+          <w:rStyle w:val="VerbatimChar"/>
+        </w:rPr>
+        <w:t xml:space="preserve"> 36 (7/29) vs qmd 34 </w:t>
+      </w:r>
+      <w:r>
+        <w:rPr>
+          <w:rStyle w:val="VerbatimChar"/>
+          <w:rFonts w:hint="eastAsia"/>
+        </w:rPr>
+        <w:t xml:space="preserve">(9/25)）</w:t>
+      </w:r>
+      <w:r>
+        <w:br/>
+      </w:r>
+      <w:r>
+        <w:br/>
+      </w:r>
+      <w:r>
+        <w:rPr>
+          <w:rStyle w:val="VerbatimChar"/>
+        </w:rPr>
+        <w:t xml:space="preserve">55. </w:t>
+      </w:r>
+      <w:r>
+        <w:rPr>
+          <w:rStyle w:val="VerbatimChar"/>
+          <w:rFonts w:hint="eastAsia"/>
+        </w:rPr>
+        <w:t xml:space="preserve">Orellana-Corrales_2021_APP|Exp1：Trials</w:t>
+      </w:r>
+      <w:r>
+        <w:rPr>
+          <w:rStyle w:val="VerbatimChar"/>
+        </w:rPr>
+        <w:t xml:space="preserve"> </w:t>
+      </w:r>
+      <w:r>
+        <w:rPr>
+          <w:rStyle w:val="VerbatimChar"/>
+          <w:rFonts w:hint="eastAsia"/>
+        </w:rPr>
+        <w:t xml:space="preserve">不一致（稿件</w:t>
+      </w:r>
+      <w:r>
+        <w:rPr>
+          <w:rStyle w:val="VerbatimChar"/>
+        </w:rPr>
+        <w:t xml:space="preserve"> 240 vs qmd </w:t>
+      </w:r>
+      <w:r>
+        <w:rPr>
+          <w:rStyle w:val="VerbatimChar"/>
+          <w:rFonts w:hint="eastAsia"/>
+        </w:rPr>
+        <w:t xml:space="preserve">NA）</w:t>
+      </w:r>
+      <w:r>
+        <w:br/>
+      </w:r>
+      <w:r>
+        <w:br/>
+      </w:r>
+      <w:r>
+        <w:rPr>
+          <w:rStyle w:val="VerbatimChar"/>
+        </w:rPr>
+        <w:t xml:space="preserve">56. </w:t>
+      </w:r>
+      <w:r>
+        <w:rPr>
+          <w:rStyle w:val="VerbatimChar"/>
+          <w:rFonts w:hint="eastAsia"/>
+        </w:rPr>
+        <w:t xml:space="preserve">Orellana-Corrales_2021_APP|Exp1：Exp_Implement</w:t>
+      </w:r>
+      <w:r>
+        <w:rPr>
+          <w:rStyle w:val="VerbatimChar"/>
+        </w:rPr>
+        <w:t xml:space="preserve"> </w:t>
+      </w:r>
+      <w:r>
+        <w:rPr>
+          <w:rStyle w:val="VerbatimChar"/>
+          <w:rFonts w:hint="eastAsia"/>
+        </w:rPr>
+        <w:t xml:space="preserve">不一致（稿件</w:t>
+      </w:r>
+      <w:r>
+        <w:rPr>
+          <w:rStyle w:val="VerbatimChar"/>
+        </w:rPr>
+        <w:t xml:space="preserve"> Lab Experiment vs qmd </w:t>
+      </w:r>
+      <w:r>
+        <w:rPr>
+          <w:rStyle w:val="VerbatimChar"/>
+          <w:rFonts w:hint="eastAsia"/>
+        </w:rPr>
+        <w:t xml:space="preserve">NA）</w:t>
+      </w:r>
+      <w:r>
+        <w:br/>
+      </w:r>
+      <w:r>
+        <w:br/>
+      </w:r>
+      <w:r>
+        <w:rPr>
+          <w:rStyle w:val="VerbatimChar"/>
+        </w:rPr>
+        <w:t xml:space="preserve">57. </w:t>
+      </w:r>
+      <w:r>
+        <w:rPr>
+          <w:rStyle w:val="VerbatimChar"/>
+          <w:rFonts w:hint="eastAsia"/>
+        </w:rPr>
+        <w:t xml:space="preserve">Orellana-Corrales_2021_APP|Exp2：N</w:t>
+      </w:r>
+      <w:r>
+        <w:rPr>
+          <w:rStyle w:val="VerbatimChar"/>
+        </w:rPr>
+        <w:t xml:space="preserve"> </w:t>
+      </w:r>
+      <w:r>
+        <w:rPr>
+          <w:rStyle w:val="VerbatimChar"/>
+          <w:rFonts w:hint="eastAsia"/>
+        </w:rPr>
+        <w:t xml:space="preserve">不一致（稿件</w:t>
+      </w:r>
+      <w:r>
+        <w:rPr>
+          <w:rStyle w:val="VerbatimChar"/>
+        </w:rPr>
+        <w:t xml:space="preserve"> 36 (7/29) vs qmd 34 </w:t>
+      </w:r>
+      <w:r>
+        <w:rPr>
+          <w:rStyle w:val="VerbatimChar"/>
+          <w:rFonts w:hint="eastAsia"/>
+        </w:rPr>
+        <w:t xml:space="preserve">(11/23)）</w:t>
+      </w:r>
+      <w:r>
+        <w:br/>
+      </w:r>
+      <w:r>
+        <w:br/>
+      </w:r>
+      <w:r>
+        <w:rPr>
+          <w:rStyle w:val="VerbatimChar"/>
+        </w:rPr>
+        <w:t xml:space="preserve">58. </w:t>
+      </w:r>
+      <w:r>
+        <w:rPr>
+          <w:rStyle w:val="VerbatimChar"/>
+          <w:rFonts w:hint="eastAsia"/>
+        </w:rPr>
+        <w:t xml:space="preserve">Orellana-Corrales_2021_APP|Exp2：Trials</w:t>
+      </w:r>
+      <w:r>
+        <w:rPr>
+          <w:rStyle w:val="VerbatimChar"/>
+        </w:rPr>
+        <w:t xml:space="preserve"> </w:t>
+      </w:r>
+      <w:r>
+        <w:rPr>
+          <w:rStyle w:val="VerbatimChar"/>
+          <w:rFonts w:hint="eastAsia"/>
+        </w:rPr>
+        <w:t xml:space="preserve">不一致（稿件</w:t>
+      </w:r>
+      <w:r>
+        <w:rPr>
+          <w:rStyle w:val="VerbatimChar"/>
+        </w:rPr>
+        <w:t xml:space="preserve"> 240 vs qmd </w:t>
+      </w:r>
+      <w:r>
+        <w:rPr>
+          <w:rStyle w:val="VerbatimChar"/>
+          <w:rFonts w:hint="eastAsia"/>
+        </w:rPr>
+        <w:t xml:space="preserve">NA）</w:t>
+      </w:r>
+      <w:r>
+        <w:br/>
+      </w:r>
+      <w:r>
+        <w:br/>
+      </w:r>
+      <w:r>
+        <w:rPr>
+          <w:rStyle w:val="VerbatimChar"/>
+        </w:rPr>
+        <w:t xml:space="preserve">59. </w:t>
+      </w:r>
+      <w:r>
+        <w:rPr>
+          <w:rStyle w:val="VerbatimChar"/>
+          <w:rFonts w:hint="eastAsia"/>
+        </w:rPr>
+        <w:t xml:space="preserve">Orellana-Corrales_2021_APP|Exp2：Exp_Implement</w:t>
+      </w:r>
+      <w:r>
+        <w:rPr>
+          <w:rStyle w:val="VerbatimChar"/>
+        </w:rPr>
+        <w:t xml:space="preserve"> </w:t>
+      </w:r>
+      <w:r>
+        <w:rPr>
+          <w:rStyle w:val="VerbatimChar"/>
+          <w:rFonts w:hint="eastAsia"/>
+        </w:rPr>
+        <w:t xml:space="preserve">不一致（稿件</w:t>
+      </w:r>
+      <w:r>
+        <w:rPr>
+          <w:rStyle w:val="VerbatimChar"/>
+        </w:rPr>
+        <w:t xml:space="preserve"> Lab Experiment vs qmd </w:t>
+      </w:r>
+      <w:r>
+        <w:rPr>
+          <w:rStyle w:val="VerbatimChar"/>
+          <w:rFonts w:hint="eastAsia"/>
+        </w:rPr>
+        <w:t xml:space="preserve">NA）</w:t>
+      </w:r>
+      <w:r>
+        <w:br/>
+      </w:r>
+      <w:r>
+        <w:br/>
+      </w:r>
+      <w:r>
+        <w:rPr>
+          <w:rStyle w:val="VerbatimChar"/>
+        </w:rPr>
+        <w:t xml:space="preserve">60. </w:t>
+      </w:r>
+      <w:r>
+        <w:rPr>
+          <w:rStyle w:val="VerbatimChar"/>
+          <w:rFonts w:hint="eastAsia"/>
+        </w:rPr>
+        <w:t xml:space="preserve">Pan_2025_unpub|Exp1：Language</w:t>
+      </w:r>
+      <w:r>
+        <w:rPr>
+          <w:rStyle w:val="VerbatimChar"/>
+        </w:rPr>
+        <w:t xml:space="preserve"> </w:t>
+      </w:r>
+      <w:r>
+        <w:rPr>
+          <w:rStyle w:val="VerbatimChar"/>
+          <w:rFonts w:hint="eastAsia"/>
+        </w:rPr>
+        <w:t xml:space="preserve">不一致（稿件</w:t>
+      </w:r>
+      <w:r>
+        <w:rPr>
+          <w:rStyle w:val="VerbatimChar"/>
+        </w:rPr>
+        <w:t xml:space="preserve"> Chinese vs qmd </w:t>
+      </w:r>
+      <w:r>
+        <w:rPr>
+          <w:rStyle w:val="VerbatimChar"/>
+          <w:rFonts w:hint="eastAsia"/>
+        </w:rPr>
+        <w:t xml:space="preserve">NA）</w:t>
+      </w:r>
+      <w:r>
+        <w:br/>
+      </w:r>
+      <w:r>
+        <w:br/>
+      </w:r>
+      <w:r>
+        <w:rPr>
+          <w:rStyle w:val="VerbatimChar"/>
+        </w:rPr>
+        <w:t xml:space="preserve">61. </w:t>
+      </w:r>
+      <w:r>
+        <w:rPr>
+          <w:rStyle w:val="VerbatimChar"/>
+          <w:rFonts w:hint="eastAsia"/>
+        </w:rPr>
+        <w:t xml:space="preserve">Pan_2025_unpub|Exp1：N</w:t>
+      </w:r>
+      <w:r>
+        <w:rPr>
+          <w:rStyle w:val="VerbatimChar"/>
+        </w:rPr>
+        <w:t xml:space="preserve"> </w:t>
+      </w:r>
+      <w:r>
+        <w:rPr>
+          <w:rStyle w:val="VerbatimChar"/>
+          <w:rFonts w:hint="eastAsia"/>
+        </w:rPr>
+        <w:t xml:space="preserve">不一致（稿件</w:t>
+      </w:r>
+      <w:r>
+        <w:rPr>
+          <w:rStyle w:val="VerbatimChar"/>
+        </w:rPr>
+        <w:t xml:space="preserve"> 40(—) vs qmd </w:t>
+      </w:r>
+      <w:r>
+        <w:rPr>
+          <w:rStyle w:val="VerbatimChar"/>
+          <w:rFonts w:hint="eastAsia"/>
+        </w:rPr>
+        <w:t xml:space="preserve">40）</w:t>
+      </w:r>
+      <w:r>
+        <w:br/>
+      </w:r>
+      <w:r>
+        <w:br/>
+      </w:r>
+      <w:r>
+        <w:rPr>
+          <w:rStyle w:val="VerbatimChar"/>
+        </w:rPr>
+        <w:t xml:space="preserve">62. </w:t>
+      </w:r>
+      <w:r>
+        <w:rPr>
+          <w:rStyle w:val="VerbatimChar"/>
+          <w:rFonts w:hint="eastAsia"/>
+        </w:rPr>
+        <w:t xml:space="preserve">Pan_2025_unpub|Exp1：Exp_Implement</w:t>
+      </w:r>
+      <w:r>
+        <w:rPr>
+          <w:rStyle w:val="VerbatimChar"/>
+        </w:rPr>
+        <w:t xml:space="preserve"> </w:t>
+      </w:r>
+      <w:r>
+        <w:rPr>
+          <w:rStyle w:val="VerbatimChar"/>
+          <w:rFonts w:hint="eastAsia"/>
+        </w:rPr>
+        <w:t xml:space="preserve">不一致（稿件</w:t>
+      </w:r>
+      <w:r>
+        <w:rPr>
+          <w:rStyle w:val="VerbatimChar"/>
+        </w:rPr>
+        <w:t xml:space="preserve"> Online Experiment vs qmd </w:t>
+      </w:r>
+      <w:r>
+        <w:rPr>
+          <w:rStyle w:val="VerbatimChar"/>
+          <w:rFonts w:hint="eastAsia"/>
+        </w:rPr>
+        <w:t xml:space="preserve">NA）</w:t>
+      </w:r>
+      <w:r>
+        <w:br/>
+      </w:r>
+      <w:r>
+        <w:br/>
+      </w:r>
+      <w:r>
+        <w:rPr>
+          <w:rStyle w:val="VerbatimChar"/>
+        </w:rPr>
+        <w:t xml:space="preserve">63. </w:t>
+      </w:r>
+      <w:r>
+        <w:rPr>
+          <w:rStyle w:val="VerbatimChar"/>
+          <w:rFonts w:hint="eastAsia"/>
+        </w:rPr>
+        <w:t xml:space="preserve">Perrykkad_2022_BMCPsych|Exp1：N</w:t>
+      </w:r>
+      <w:r>
+        <w:rPr>
+          <w:rStyle w:val="VerbatimChar"/>
+        </w:rPr>
+        <w:t xml:space="preserve"> </w:t>
+      </w:r>
+      <w:r>
+        <w:rPr>
+          <w:rStyle w:val="VerbatimChar"/>
+          <w:rFonts w:hint="eastAsia"/>
+        </w:rPr>
+        <w:t xml:space="preserve">不一致（稿件</w:t>
+      </w:r>
+      <w:r>
+        <w:rPr>
+          <w:rStyle w:val="VerbatimChar"/>
+        </w:rPr>
+        <w:t xml:space="preserve"> 328 (—) vs qmd </w:t>
+      </w:r>
+      <w:r>
+        <w:rPr>
+          <w:rStyle w:val="VerbatimChar"/>
+          <w:rFonts w:hint="eastAsia"/>
+        </w:rPr>
+        <w:t xml:space="preserve">328）</w:t>
+      </w:r>
+      <w:r>
+        <w:br/>
+      </w:r>
+      <w:r>
+        <w:br/>
+      </w:r>
+      <w:r>
+        <w:rPr>
+          <w:rStyle w:val="VerbatimChar"/>
+        </w:rPr>
+        <w:t xml:space="preserve">64. </w:t>
+      </w:r>
+      <w:r>
+        <w:rPr>
+          <w:rStyle w:val="VerbatimChar"/>
+          <w:rFonts w:hint="eastAsia"/>
+        </w:rPr>
+        <w:t xml:space="preserve">Qian_2020_QJEP|Exp1：N</w:t>
+      </w:r>
+      <w:r>
+        <w:rPr>
+          <w:rStyle w:val="VerbatimChar"/>
+        </w:rPr>
+        <w:t xml:space="preserve"> </w:t>
+      </w:r>
+      <w:r>
+        <w:rPr>
+          <w:rStyle w:val="VerbatimChar"/>
+          <w:rFonts w:hint="eastAsia"/>
+        </w:rPr>
+        <w:t xml:space="preserve">不一致（稿件</w:t>
+      </w:r>
+      <w:r>
+        <w:rPr>
+          <w:rStyle w:val="VerbatimChar"/>
+        </w:rPr>
+        <w:t xml:space="preserve"> 26 (7/19) vs qmd 26 </w:t>
+      </w:r>
+      <w:r>
+        <w:rPr>
+          <w:rStyle w:val="VerbatimChar"/>
+          <w:rFonts w:hint="eastAsia"/>
+        </w:rPr>
+        <w:t xml:space="preserve">(10/16)）</w:t>
+      </w:r>
+      <w:r>
+        <w:br/>
+      </w:r>
+      <w:r>
+        <w:br/>
+      </w:r>
+      <w:r>
+        <w:rPr>
+          <w:rStyle w:val="VerbatimChar"/>
+        </w:rPr>
+        <w:t xml:space="preserve">65. </w:t>
+      </w:r>
+      <w:r>
+        <w:rPr>
+          <w:rStyle w:val="VerbatimChar"/>
+          <w:rFonts w:hint="eastAsia"/>
+        </w:rPr>
+        <w:t xml:space="preserve">Qian_2020_QJEP|Exp1：Trials</w:t>
+      </w:r>
+      <w:r>
+        <w:rPr>
+          <w:rStyle w:val="VerbatimChar"/>
+        </w:rPr>
+        <w:t xml:space="preserve"> </w:t>
+      </w:r>
+      <w:r>
+        <w:rPr>
+          <w:rStyle w:val="VerbatimChar"/>
+          <w:rFonts w:hint="eastAsia"/>
+        </w:rPr>
+        <w:t xml:space="preserve">不一致（稿件</w:t>
+      </w:r>
+      <w:r>
+        <w:rPr>
+          <w:rStyle w:val="VerbatimChar"/>
+        </w:rPr>
+        <w:t xml:space="preserve"> 100 vs qmd </w:t>
+      </w:r>
+      <w:r>
+        <w:rPr>
+          <w:rStyle w:val="VerbatimChar"/>
+          <w:rFonts w:hint="eastAsia"/>
+        </w:rPr>
+        <w:t xml:space="preserve">144）</w:t>
+      </w:r>
+      <w:r>
+        <w:br/>
+      </w:r>
+      <w:r>
+        <w:br/>
+      </w:r>
+      <w:r>
+        <w:rPr>
+          <w:rStyle w:val="VerbatimChar"/>
+        </w:rPr>
+        <w:t xml:space="preserve">66. </w:t>
+      </w:r>
+      <w:r>
+        <w:rPr>
+          <w:rStyle w:val="VerbatimChar"/>
+          <w:rFonts w:hint="eastAsia"/>
+        </w:rPr>
+        <w:t xml:space="preserve">Schaefer_2019_JCogPsych|Exp2：N</w:t>
+      </w:r>
+      <w:r>
+        <w:rPr>
+          <w:rStyle w:val="VerbatimChar"/>
+        </w:rPr>
+        <w:t xml:space="preserve"> </w:t>
+      </w:r>
+      <w:r>
+        <w:rPr>
+          <w:rStyle w:val="VerbatimChar"/>
+          <w:rFonts w:hint="eastAsia"/>
+        </w:rPr>
+        <w:t xml:space="preserve">不一致（稿件</w:t>
+      </w:r>
+      <w:r>
+        <w:rPr>
+          <w:rStyle w:val="VerbatimChar"/>
+        </w:rPr>
+        <w:t xml:space="preserve"> 35 (—) vs qmd </w:t>
+      </w:r>
+      <w:r>
+        <w:rPr>
+          <w:rStyle w:val="VerbatimChar"/>
+          <w:rFonts w:hint="eastAsia"/>
+        </w:rPr>
+        <w:t xml:space="preserve">36）</w:t>
+      </w:r>
+      <w:r>
+        <w:br/>
+      </w:r>
+      <w:r>
+        <w:br/>
+      </w:r>
+      <w:r>
+        <w:rPr>
+          <w:rStyle w:val="VerbatimChar"/>
+        </w:rPr>
+        <w:t xml:space="preserve">67. </w:t>
+      </w:r>
+      <w:r>
+        <w:rPr>
+          <w:rStyle w:val="VerbatimChar"/>
+          <w:rFonts w:hint="eastAsia"/>
+        </w:rPr>
+        <w:t xml:space="preserve">Schaefer_2019_JCogPsych|Exp2：Exp_Implement</w:t>
+      </w:r>
+      <w:r>
+        <w:rPr>
+          <w:rStyle w:val="VerbatimChar"/>
+        </w:rPr>
+        <w:t xml:space="preserve"> </w:t>
+      </w:r>
+      <w:r>
+        <w:rPr>
+          <w:rStyle w:val="VerbatimChar"/>
+          <w:rFonts w:hint="eastAsia"/>
+        </w:rPr>
+        <w:t xml:space="preserve">不一致（稿件</w:t>
+      </w:r>
+      <w:r>
+        <w:rPr>
+          <w:rStyle w:val="VerbatimChar"/>
+        </w:rPr>
+        <w:t xml:space="preserve"> Lab Experiment vs qmd </w:t>
+      </w:r>
+      <w:r>
+        <w:rPr>
+          <w:rStyle w:val="VerbatimChar"/>
+          <w:rFonts w:hint="eastAsia"/>
+        </w:rPr>
+        <w:t xml:space="preserve">NA）</w:t>
+      </w:r>
+      <w:r>
+        <w:br/>
+      </w:r>
+      <w:r>
+        <w:br/>
+      </w:r>
+      <w:r>
+        <w:rPr>
+          <w:rStyle w:val="VerbatimChar"/>
+        </w:rPr>
+        <w:t xml:space="preserve">68. </w:t>
+      </w:r>
+      <w:r>
+        <w:rPr>
+          <w:rStyle w:val="VerbatimChar"/>
+          <w:rFonts w:hint="eastAsia"/>
+        </w:rPr>
+        <w:t xml:space="preserve">Schaefer_2019_JCogPsych|Exp3：N</w:t>
+      </w:r>
+      <w:r>
+        <w:rPr>
+          <w:rStyle w:val="VerbatimChar"/>
+        </w:rPr>
+        <w:t xml:space="preserve"> </w:t>
+      </w:r>
+      <w:r>
+        <w:rPr>
+          <w:rStyle w:val="VerbatimChar"/>
+          <w:rFonts w:hint="eastAsia"/>
+        </w:rPr>
+        <w:t xml:space="preserve">不一致（稿件</w:t>
+      </w:r>
+      <w:r>
+        <w:rPr>
+          <w:rStyle w:val="VerbatimChar"/>
+        </w:rPr>
+        <w:t xml:space="preserve"> 35 (—) vs qmd </w:t>
+      </w:r>
+      <w:r>
+        <w:rPr>
+          <w:rStyle w:val="VerbatimChar"/>
+          <w:rFonts w:hint="eastAsia"/>
+        </w:rPr>
+        <w:t xml:space="preserve">35）</w:t>
+      </w:r>
+      <w:r>
+        <w:br/>
+      </w:r>
+      <w:r>
+        <w:br/>
+      </w:r>
+      <w:r>
+        <w:rPr>
+          <w:rStyle w:val="VerbatimChar"/>
+        </w:rPr>
+        <w:t xml:space="preserve">69. </w:t>
+      </w:r>
+      <w:r>
+        <w:rPr>
+          <w:rStyle w:val="VerbatimChar"/>
+          <w:rFonts w:hint="eastAsia"/>
+        </w:rPr>
+        <w:t xml:space="preserve">Schaefer_2019_JCogPsych|Exp3：Exp_Implement</w:t>
+      </w:r>
+      <w:r>
+        <w:rPr>
+          <w:rStyle w:val="VerbatimChar"/>
+        </w:rPr>
+        <w:t xml:space="preserve"> </w:t>
+      </w:r>
+      <w:r>
+        <w:rPr>
+          <w:rStyle w:val="VerbatimChar"/>
+          <w:rFonts w:hint="eastAsia"/>
+        </w:rPr>
+        <w:t xml:space="preserve">不一致（稿件</w:t>
+      </w:r>
+      <w:r>
+        <w:rPr>
+          <w:rStyle w:val="VerbatimChar"/>
+        </w:rPr>
+        <w:t xml:space="preserve"> Lab Experiment vs qmd </w:t>
+      </w:r>
+      <w:r>
+        <w:rPr>
+          <w:rStyle w:val="VerbatimChar"/>
+          <w:rFonts w:hint="eastAsia"/>
+        </w:rPr>
+        <w:t xml:space="preserve">NA）</w:t>
+      </w:r>
+      <w:r>
+        <w:br/>
+      </w:r>
+      <w:r>
+        <w:br/>
+      </w:r>
+      <w:r>
+        <w:rPr>
+          <w:rStyle w:val="VerbatimChar"/>
+        </w:rPr>
+        <w:t xml:space="preserve">70. </w:t>
+      </w:r>
+      <w:r>
+        <w:rPr>
+          <w:rStyle w:val="VerbatimChar"/>
+          <w:rFonts w:hint="eastAsia"/>
+        </w:rPr>
+        <w:t xml:space="preserve">Schaefer_2019_JCogPsych|Exp1：N</w:t>
+      </w:r>
+      <w:r>
+        <w:rPr>
+          <w:rStyle w:val="VerbatimChar"/>
+        </w:rPr>
+        <w:t xml:space="preserve"> </w:t>
+      </w:r>
+      <w:r>
+        <w:rPr>
+          <w:rStyle w:val="VerbatimChar"/>
+          <w:rFonts w:hint="eastAsia"/>
+        </w:rPr>
+        <w:t xml:space="preserve">不一致（稿件</w:t>
+      </w:r>
+      <w:r>
+        <w:rPr>
+          <w:rStyle w:val="VerbatimChar"/>
+        </w:rPr>
+        <w:t xml:space="preserve"> 35 (—) vs qmd </w:t>
+      </w:r>
+      <w:r>
+        <w:rPr>
+          <w:rStyle w:val="VerbatimChar"/>
+          <w:rFonts w:hint="eastAsia"/>
+        </w:rPr>
+        <w:t xml:space="preserve">32）</w:t>
+      </w:r>
+      <w:r>
+        <w:br/>
+      </w:r>
+      <w:r>
+        <w:br/>
+      </w:r>
+      <w:r>
+        <w:rPr>
+          <w:rStyle w:val="VerbatimChar"/>
+        </w:rPr>
+        <w:t xml:space="preserve">71. </w:t>
+      </w:r>
+      <w:r>
+        <w:rPr>
+          <w:rStyle w:val="VerbatimChar"/>
+          <w:rFonts w:hint="eastAsia"/>
+        </w:rPr>
+        <w:t xml:space="preserve">Schaefer_2019_JCogPsych|Exp1：Exp_Implement</w:t>
+      </w:r>
+      <w:r>
+        <w:rPr>
+          <w:rStyle w:val="VerbatimChar"/>
+        </w:rPr>
+        <w:t xml:space="preserve"> </w:t>
+      </w:r>
+      <w:r>
+        <w:rPr>
+          <w:rStyle w:val="VerbatimChar"/>
+          <w:rFonts w:hint="eastAsia"/>
+        </w:rPr>
+        <w:t xml:space="preserve">不一致（稿件</w:t>
+      </w:r>
+      <w:r>
+        <w:rPr>
+          <w:rStyle w:val="VerbatimChar"/>
+        </w:rPr>
+        <w:t xml:space="preserve"> Lab Experiment vs qmd </w:t>
+      </w:r>
+      <w:r>
+        <w:rPr>
+          <w:rStyle w:val="VerbatimChar"/>
+          <w:rFonts w:hint="eastAsia"/>
+        </w:rPr>
+        <w:t xml:space="preserve">NA）</w:t>
+      </w:r>
+      <w:r>
+        <w:br/>
+      </w:r>
+      <w:r>
+        <w:br/>
+      </w:r>
+      <w:r>
+        <w:rPr>
+          <w:rStyle w:val="VerbatimChar"/>
+        </w:rPr>
+        <w:t xml:space="preserve">72. </w:t>
+      </w:r>
+      <w:r>
+        <w:rPr>
+          <w:rStyle w:val="VerbatimChar"/>
+          <w:rFonts w:hint="eastAsia"/>
+        </w:rPr>
+        <w:t xml:space="preserve">Smith_2024_Cortex|Exp1：Exp_Implement</w:t>
+      </w:r>
+      <w:r>
+        <w:rPr>
+          <w:rStyle w:val="VerbatimChar"/>
+        </w:rPr>
+        <w:t xml:space="preserve"> </w:t>
+      </w:r>
+      <w:r>
+        <w:rPr>
+          <w:rStyle w:val="VerbatimChar"/>
+          <w:rFonts w:hint="eastAsia"/>
+        </w:rPr>
+        <w:t xml:space="preserve">不一致（稿件</w:t>
+      </w:r>
+      <w:r>
+        <w:rPr>
+          <w:rStyle w:val="VerbatimChar"/>
+        </w:rPr>
+        <w:t xml:space="preserve"> Lab Experiment vs qmd </w:t>
+      </w:r>
+      <w:r>
+        <w:rPr>
+          <w:rStyle w:val="VerbatimChar"/>
+          <w:rFonts w:hint="eastAsia"/>
+        </w:rPr>
+        <w:t xml:space="preserve">NA）</w:t>
+      </w:r>
+      <w:r>
+        <w:br/>
+      </w:r>
+      <w:r>
+        <w:br/>
+      </w:r>
+      <w:r>
+        <w:rPr>
+          <w:rStyle w:val="VerbatimChar"/>
+        </w:rPr>
+        <w:t xml:space="preserve">73. </w:t>
+      </w:r>
+      <w:r>
+        <w:rPr>
+          <w:rStyle w:val="VerbatimChar"/>
+          <w:rFonts w:hint="eastAsia"/>
+        </w:rPr>
+        <w:t xml:space="preserve">Sui_2015_unpub|Exp2：N</w:t>
+      </w:r>
+      <w:r>
+        <w:rPr>
+          <w:rStyle w:val="VerbatimChar"/>
+        </w:rPr>
+        <w:t xml:space="preserve"> </w:t>
+      </w:r>
+      <w:r>
+        <w:rPr>
+          <w:rStyle w:val="VerbatimChar"/>
+          <w:rFonts w:hint="eastAsia"/>
+        </w:rPr>
+        <w:t xml:space="preserve">不一致（稿件</w:t>
+      </w:r>
+      <w:r>
+        <w:rPr>
+          <w:rStyle w:val="VerbatimChar"/>
+        </w:rPr>
+        <w:t xml:space="preserve"> 20 (—) vs qmd </w:t>
+      </w:r>
+      <w:r>
+        <w:rPr>
+          <w:rStyle w:val="VerbatimChar"/>
+          <w:rFonts w:hint="eastAsia"/>
+        </w:rPr>
+        <w:t xml:space="preserve">20）</w:t>
+      </w:r>
+      <w:r>
+        <w:br/>
+      </w:r>
+      <w:r>
+        <w:br/>
+      </w:r>
+      <w:r>
+        <w:rPr>
+          <w:rStyle w:val="VerbatimChar"/>
+        </w:rPr>
+        <w:t xml:space="preserve">74. </w:t>
+      </w:r>
+      <w:r>
+        <w:rPr>
+          <w:rStyle w:val="VerbatimChar"/>
+          <w:rFonts w:hint="eastAsia"/>
+        </w:rPr>
+        <w:t xml:space="preserve">Sui_2015_unpub|Exp2：Stimulus</w:t>
+      </w:r>
+      <w:r>
+        <w:rPr>
+          <w:rStyle w:val="VerbatimChar"/>
+        </w:rPr>
+        <w:t xml:space="preserve"> </w:t>
+      </w:r>
+      <w:r>
+        <w:rPr>
+          <w:rStyle w:val="VerbatimChar"/>
+          <w:rFonts w:hint="eastAsia"/>
+        </w:rPr>
+        <w:t xml:space="preserve">不一致（稿件</w:t>
+      </w:r>
+      <w:r>
+        <w:rPr>
+          <w:rStyle w:val="VerbatimChar"/>
+        </w:rPr>
+        <w:t xml:space="preserve"> geometric shape vs qmd geometric shape and </w:t>
+      </w:r>
+      <w:r>
+        <w:rPr>
+          <w:rStyle w:val="VerbatimChar"/>
+          <w:rFonts w:hint="eastAsia"/>
+        </w:rPr>
+        <w:t xml:space="preserve">face）</w:t>
+      </w:r>
+      <w:r>
+        <w:br/>
+      </w:r>
+      <w:r>
+        <w:br/>
+      </w:r>
+      <w:r>
+        <w:rPr>
+          <w:rStyle w:val="VerbatimChar"/>
+        </w:rPr>
+        <w:t xml:space="preserve">75. </w:t>
+      </w:r>
+      <w:r>
+        <w:rPr>
+          <w:rStyle w:val="VerbatimChar"/>
+          <w:rFonts w:hint="eastAsia"/>
+        </w:rPr>
+        <w:t xml:space="preserve">Sui_2015_unpub|Exp2：Trials</w:t>
+      </w:r>
+      <w:r>
+        <w:rPr>
+          <w:rStyle w:val="VerbatimChar"/>
+        </w:rPr>
+        <w:t xml:space="preserve"> </w:t>
+      </w:r>
+      <w:r>
+        <w:rPr>
+          <w:rStyle w:val="VerbatimChar"/>
+          <w:rFonts w:hint="eastAsia"/>
+        </w:rPr>
+        <w:t xml:space="preserve">不一致（稿件</w:t>
+      </w:r>
+      <w:r>
+        <w:rPr>
+          <w:rStyle w:val="VerbatimChar"/>
+        </w:rPr>
+        <w:t xml:space="preserve"> 60 vs qmd </w:t>
+      </w:r>
+      <w:r>
+        <w:rPr>
+          <w:rStyle w:val="VerbatimChar"/>
+          <w:rFonts w:hint="eastAsia"/>
+        </w:rPr>
+        <w:t xml:space="preserve">40）</w:t>
+      </w:r>
+      <w:r>
+        <w:br/>
+      </w:r>
+      <w:r>
+        <w:br/>
+      </w:r>
+      <w:r>
+        <w:rPr>
+          <w:rStyle w:val="VerbatimChar"/>
+        </w:rPr>
+        <w:t xml:space="preserve">76. </w:t>
+      </w:r>
+      <w:r>
+        <w:rPr>
+          <w:rStyle w:val="VerbatimChar"/>
+          <w:rFonts w:hint="eastAsia"/>
+        </w:rPr>
+        <w:t xml:space="preserve">Sui_2015_unpub|Exp2：Exp_Implement</w:t>
+      </w:r>
+      <w:r>
+        <w:rPr>
+          <w:rStyle w:val="VerbatimChar"/>
+        </w:rPr>
+        <w:t xml:space="preserve"> </w:t>
+      </w:r>
+      <w:r>
+        <w:rPr>
+          <w:rStyle w:val="VerbatimChar"/>
+          <w:rFonts w:hint="eastAsia"/>
+        </w:rPr>
+        <w:t xml:space="preserve">不一致（稿件</w:t>
+      </w:r>
+      <w:r>
+        <w:rPr>
+          <w:rStyle w:val="VerbatimChar"/>
+        </w:rPr>
+        <w:t xml:space="preserve"> Lab Experiment vs qmd </w:t>
+      </w:r>
+      <w:r>
+        <w:rPr>
+          <w:rStyle w:val="VerbatimChar"/>
+          <w:rFonts w:hint="eastAsia"/>
+        </w:rPr>
+        <w:t xml:space="preserve">NA）</w:t>
+      </w:r>
+      <w:r>
+        <w:br/>
+      </w:r>
+      <w:r>
+        <w:br/>
+      </w:r>
+      <w:r>
+        <w:rPr>
+          <w:rStyle w:val="VerbatimChar"/>
+        </w:rPr>
+        <w:t xml:space="preserve">77. </w:t>
+      </w:r>
+      <w:r>
+        <w:rPr>
+          <w:rStyle w:val="VerbatimChar"/>
+          <w:rFonts w:hint="eastAsia"/>
+        </w:rPr>
+        <w:t xml:space="preserve">Sui_2014_APP|Exp2：N</w:t>
+      </w:r>
+      <w:r>
+        <w:rPr>
+          <w:rStyle w:val="VerbatimChar"/>
+        </w:rPr>
+        <w:t xml:space="preserve"> </w:t>
+      </w:r>
+      <w:r>
+        <w:rPr>
+          <w:rStyle w:val="VerbatimChar"/>
+          <w:rFonts w:hint="eastAsia"/>
+        </w:rPr>
+        <w:t xml:space="preserve">不一致（稿件</w:t>
+      </w:r>
+      <w:r>
+        <w:rPr>
+          <w:rStyle w:val="VerbatimChar"/>
+        </w:rPr>
+        <w:t xml:space="preserve"> 20 (—) vs qmd </w:t>
+      </w:r>
+      <w:r>
+        <w:rPr>
+          <w:rStyle w:val="VerbatimChar"/>
+          <w:rFonts w:hint="eastAsia"/>
+        </w:rPr>
+        <w:t xml:space="preserve">18）</w:t>
+      </w:r>
+      <w:r>
+        <w:br/>
+      </w:r>
+      <w:r>
+        <w:br/>
+      </w:r>
+      <w:r>
+        <w:rPr>
+          <w:rStyle w:val="VerbatimChar"/>
+        </w:rPr>
+        <w:t xml:space="preserve">78. </w:t>
+      </w:r>
+      <w:r>
+        <w:rPr>
+          <w:rStyle w:val="VerbatimChar"/>
+          <w:rFonts w:hint="eastAsia"/>
+        </w:rPr>
+        <w:t xml:space="preserve">Sui_2014_APP|Exp3：N</w:t>
+      </w:r>
+      <w:r>
+        <w:rPr>
+          <w:rStyle w:val="VerbatimChar"/>
+        </w:rPr>
+        <w:t xml:space="preserve"> </w:t>
+      </w:r>
+      <w:r>
+        <w:rPr>
+          <w:rStyle w:val="VerbatimChar"/>
+          <w:rFonts w:hint="eastAsia"/>
+        </w:rPr>
+        <w:t xml:space="preserve">不一致（稿件</w:t>
+      </w:r>
+      <w:r>
+        <w:rPr>
+          <w:rStyle w:val="VerbatimChar"/>
+        </w:rPr>
+        <w:t xml:space="preserve"> 20 (—) vs qmd </w:t>
+      </w:r>
+      <w:r>
+        <w:rPr>
+          <w:rStyle w:val="VerbatimChar"/>
+          <w:rFonts w:hint="eastAsia"/>
+        </w:rPr>
+        <w:t xml:space="preserve">22）</w:t>
+      </w:r>
+      <w:r>
+        <w:br/>
+      </w:r>
+      <w:r>
+        <w:br/>
+      </w:r>
+      <w:r>
+        <w:rPr>
+          <w:rStyle w:val="VerbatimChar"/>
+        </w:rPr>
+        <w:t xml:space="preserve">79. </w:t>
+      </w:r>
+      <w:r>
+        <w:rPr>
+          <w:rStyle w:val="VerbatimChar"/>
+          <w:rFonts w:hint="eastAsia"/>
+        </w:rPr>
+        <w:t xml:space="preserve">Sui_2014_APP|Exp4：N</w:t>
+      </w:r>
+      <w:r>
+        <w:rPr>
+          <w:rStyle w:val="VerbatimChar"/>
+        </w:rPr>
+        <w:t xml:space="preserve"> </w:t>
+      </w:r>
+      <w:r>
+        <w:rPr>
+          <w:rStyle w:val="VerbatimChar"/>
+          <w:rFonts w:hint="eastAsia"/>
+        </w:rPr>
+        <w:t xml:space="preserve">不一致（稿件</w:t>
+      </w:r>
+      <w:r>
+        <w:rPr>
+          <w:rStyle w:val="VerbatimChar"/>
+        </w:rPr>
+        <w:t xml:space="preserve"> 20 (—) vs qmd </w:t>
+      </w:r>
+      <w:r>
+        <w:rPr>
+          <w:rStyle w:val="VerbatimChar"/>
+          <w:rFonts w:hint="eastAsia"/>
+        </w:rPr>
+        <w:t xml:space="preserve">20）</w:t>
+      </w:r>
+      <w:r>
+        <w:br/>
+      </w:r>
+      <w:r>
+        <w:br/>
+      </w:r>
+      <w:r>
+        <w:rPr>
+          <w:rStyle w:val="VerbatimChar"/>
+        </w:rPr>
+        <w:t xml:space="preserve">80. </w:t>
+      </w:r>
+      <w:r>
+        <w:rPr>
+          <w:rStyle w:val="VerbatimChar"/>
+          <w:rFonts w:hint="eastAsia"/>
+        </w:rPr>
+        <w:t xml:space="preserve">Sui_2014_unpub|Exp1：N</w:t>
+      </w:r>
+      <w:r>
+        <w:rPr>
+          <w:rStyle w:val="VerbatimChar"/>
+        </w:rPr>
+        <w:t xml:space="preserve"> </w:t>
+      </w:r>
+      <w:r>
+        <w:rPr>
+          <w:rStyle w:val="VerbatimChar"/>
+          <w:rFonts w:hint="eastAsia"/>
+        </w:rPr>
+        <w:t xml:space="preserve">不一致（稿件</w:t>
+      </w:r>
+      <w:r>
+        <w:rPr>
+          <w:rStyle w:val="VerbatimChar"/>
+        </w:rPr>
+        <w:t xml:space="preserve"> 20 (—) vs qmd </w:t>
+      </w:r>
+      <w:r>
+        <w:rPr>
+          <w:rStyle w:val="VerbatimChar"/>
+          <w:rFonts w:hint="eastAsia"/>
+        </w:rPr>
+        <w:t xml:space="preserve">24）</w:t>
+      </w:r>
+      <w:r>
+        <w:br/>
+      </w:r>
+      <w:r>
+        <w:br/>
+      </w:r>
+      <w:r>
+        <w:rPr>
+          <w:rStyle w:val="VerbatimChar"/>
+        </w:rPr>
+        <w:t xml:space="preserve">81. </w:t>
+      </w:r>
+      <w:r>
+        <w:rPr>
+          <w:rStyle w:val="VerbatimChar"/>
+          <w:rFonts w:hint="eastAsia"/>
+        </w:rPr>
+        <w:t xml:space="preserve">Sui_2014_unpub|Exp1：Trials</w:t>
+      </w:r>
+      <w:r>
+        <w:rPr>
+          <w:rStyle w:val="VerbatimChar"/>
+        </w:rPr>
+        <w:t xml:space="preserve"> </w:t>
+      </w:r>
+      <w:r>
+        <w:rPr>
+          <w:rStyle w:val="VerbatimChar"/>
+          <w:rFonts w:hint="eastAsia"/>
+        </w:rPr>
+        <w:t xml:space="preserve">不一致（稿件</w:t>
+      </w:r>
+      <w:r>
+        <w:rPr>
+          <w:rStyle w:val="VerbatimChar"/>
+        </w:rPr>
+        <w:t xml:space="preserve"> 60 vs qmd </w:t>
+      </w:r>
+      <w:r>
+        <w:rPr>
+          <w:rStyle w:val="VerbatimChar"/>
+          <w:rFonts w:hint="eastAsia"/>
+        </w:rPr>
+        <w:t xml:space="preserve">40）</w:t>
+      </w:r>
+      <w:r>
+        <w:br/>
+      </w:r>
+      <w:r>
+        <w:br/>
+      </w:r>
+      <w:r>
+        <w:rPr>
+          <w:rStyle w:val="VerbatimChar"/>
+        </w:rPr>
+        <w:t xml:space="preserve">82. </w:t>
+      </w:r>
+      <w:r>
+        <w:rPr>
+          <w:rStyle w:val="VerbatimChar"/>
+          <w:rFonts w:hint="eastAsia"/>
+        </w:rPr>
+        <w:t xml:space="preserve">Sui_2014_unpub|Exp1：Exp_Implement</w:t>
+      </w:r>
+      <w:r>
+        <w:rPr>
+          <w:rStyle w:val="VerbatimChar"/>
+        </w:rPr>
+        <w:t xml:space="preserve"> </w:t>
+      </w:r>
+      <w:r>
+        <w:rPr>
+          <w:rStyle w:val="VerbatimChar"/>
+          <w:rFonts w:hint="eastAsia"/>
+        </w:rPr>
+        <w:t xml:space="preserve">不一致（稿件</w:t>
+      </w:r>
+      <w:r>
+        <w:rPr>
+          <w:rStyle w:val="VerbatimChar"/>
+        </w:rPr>
+        <w:t xml:space="preserve"> Lab Experiment vs qmd </w:t>
+      </w:r>
+      <w:r>
+        <w:rPr>
+          <w:rStyle w:val="VerbatimChar"/>
+          <w:rFonts w:hint="eastAsia"/>
+        </w:rPr>
+        <w:t xml:space="preserve">NA）</w:t>
+      </w:r>
+      <w:r>
+        <w:br/>
+      </w:r>
+      <w:r>
+        <w:br/>
+      </w:r>
+      <w:r>
+        <w:rPr>
+          <w:rStyle w:val="VerbatimChar"/>
+        </w:rPr>
+        <w:t xml:space="preserve">83. </w:t>
+      </w:r>
+      <w:r>
+        <w:rPr>
+          <w:rStyle w:val="VerbatimChar"/>
+          <w:rFonts w:hint="eastAsia"/>
+        </w:rPr>
+        <w:t xml:space="preserve">Sui_2014_APP|Exp1：N</w:t>
+      </w:r>
+      <w:r>
+        <w:rPr>
+          <w:rStyle w:val="VerbatimChar"/>
+        </w:rPr>
+        <w:t xml:space="preserve"> </w:t>
+      </w:r>
+      <w:r>
+        <w:rPr>
+          <w:rStyle w:val="VerbatimChar"/>
+          <w:rFonts w:hint="eastAsia"/>
+        </w:rPr>
+        <w:t xml:space="preserve">不一致（稿件</w:t>
+      </w:r>
+      <w:r>
+        <w:rPr>
+          <w:rStyle w:val="VerbatimChar"/>
+        </w:rPr>
+        <w:t xml:space="preserve"> 20 (—) vs qmd </w:t>
+      </w:r>
+      <w:r>
+        <w:rPr>
+          <w:rStyle w:val="VerbatimChar"/>
+          <w:rFonts w:hint="eastAsia"/>
+        </w:rPr>
+        <w:t xml:space="preserve">24）</w:t>
+      </w:r>
+      <w:r>
+        <w:br/>
+      </w:r>
+      <w:r>
+        <w:br/>
+      </w:r>
+      <w:r>
+        <w:rPr>
+          <w:rStyle w:val="VerbatimChar"/>
+        </w:rPr>
+        <w:t xml:space="preserve">84. </w:t>
+      </w:r>
+      <w:r>
+        <w:rPr>
+          <w:rStyle w:val="VerbatimChar"/>
+          <w:rFonts w:hint="eastAsia"/>
+        </w:rPr>
+        <w:t xml:space="preserve">Sui_2015_unpub|Exp1：N</w:t>
+      </w:r>
+      <w:r>
+        <w:rPr>
+          <w:rStyle w:val="VerbatimChar"/>
+        </w:rPr>
+        <w:t xml:space="preserve"> </w:t>
+      </w:r>
+      <w:r>
+        <w:rPr>
+          <w:rStyle w:val="VerbatimChar"/>
+          <w:rFonts w:hint="eastAsia"/>
+        </w:rPr>
+        <w:t xml:space="preserve">不一致（稿件</w:t>
+      </w:r>
+      <w:r>
+        <w:rPr>
+          <w:rStyle w:val="VerbatimChar"/>
+        </w:rPr>
+        <w:t xml:space="preserve"> 21 (—) vs qmd </w:t>
+      </w:r>
+      <w:r>
+        <w:rPr>
+          <w:rStyle w:val="VerbatimChar"/>
+          <w:rFonts w:hint="eastAsia"/>
+        </w:rPr>
+        <w:t xml:space="preserve">20）</w:t>
+      </w:r>
+      <w:r>
+        <w:br/>
+      </w:r>
+      <w:r>
+        <w:br/>
+      </w:r>
+      <w:r>
+        <w:rPr>
+          <w:rStyle w:val="VerbatimChar"/>
+        </w:rPr>
+        <w:t xml:space="preserve">85. </w:t>
+      </w:r>
+      <w:r>
+        <w:rPr>
+          <w:rStyle w:val="VerbatimChar"/>
+          <w:rFonts w:hint="eastAsia"/>
+        </w:rPr>
+        <w:t xml:space="preserve">Sui_2015_unpub|Exp1：Stimulus</w:t>
+      </w:r>
+      <w:r>
+        <w:rPr>
+          <w:rStyle w:val="VerbatimChar"/>
+        </w:rPr>
+        <w:t xml:space="preserve"> </w:t>
+      </w:r>
+      <w:r>
+        <w:rPr>
+          <w:rStyle w:val="VerbatimChar"/>
+          <w:rFonts w:hint="eastAsia"/>
+        </w:rPr>
+        <w:t xml:space="preserve">不一致（稿件</w:t>
+      </w:r>
+      <w:r>
+        <w:rPr>
+          <w:rStyle w:val="VerbatimChar"/>
+        </w:rPr>
+        <w:t xml:space="preserve"> geometric shape and face vs qmd geometric </w:t>
       </w:r>
       <w:r>
         <w:rPr>
@@ -11948,14 +13874,14 @@
         <w:rPr>
           <w:rStyle w:val="VerbatimChar"/>
         </w:rPr>
-        <w:t xml:space="preserve">44. </w:t>
-      </w:r>
-      <w:r>
-        <w:rPr>
-          <w:rStyle w:val="VerbatimChar"/>
-          <w:rFonts w:hint="eastAsia"/>
-        </w:rPr>
-        <w:t xml:space="preserve">Lee_2023_Cognition|Exp?：Exp_Implement</w:t>
+        <w:t xml:space="preserve">86. </w:t>
+      </w:r>
+      <w:r>
+        <w:rPr>
+          <w:rStyle w:val="VerbatimChar"/>
+          <w:rFonts w:hint="eastAsia"/>
+        </w:rPr>
+        <w:t xml:space="preserve">Sui_2015_unpub|Exp1：Exp_Implement</w:t>
       </w:r>
       <w:r>
         <w:rPr>
@@ -11974,6 +13900,321 @@
         <w:rPr>
           <w:rStyle w:val="VerbatimChar"/>
         </w:rPr>
+        <w:t xml:space="preserve"> Lab Experiment vs qmd </w:t>
+      </w:r>
+      <w:r>
+        <w:rPr>
+          <w:rStyle w:val="VerbatimChar"/>
+          <w:rFonts w:hint="eastAsia"/>
+        </w:rPr>
+        <w:t xml:space="preserve">NA）</w:t>
+      </w:r>
+      <w:r>
+        <w:br/>
+      </w:r>
+      <w:r>
+        <w:br/>
+      </w:r>
+      <w:r>
+        <w:rPr>
+          <w:rStyle w:val="VerbatimChar"/>
+        </w:rPr>
+        <w:t xml:space="preserve">87. </w:t>
+      </w:r>
+      <w:r>
+        <w:rPr>
+          <w:rStyle w:val="VerbatimChar"/>
+          <w:rFonts w:hint="eastAsia"/>
+        </w:rPr>
+        <w:t xml:space="preserve">Sun_2026_DataExp|Exp1：N</w:t>
+      </w:r>
+      <w:r>
+        <w:rPr>
+          <w:rStyle w:val="VerbatimChar"/>
+        </w:rPr>
+        <w:t xml:space="preserve"> </w:t>
+      </w:r>
+      <w:r>
+        <w:rPr>
+          <w:rStyle w:val="VerbatimChar"/>
+          <w:rFonts w:hint="eastAsia"/>
+        </w:rPr>
+        <w:t xml:space="preserve">不一致（稿件</w:t>
+      </w:r>
+      <w:r>
+        <w:rPr>
+          <w:rStyle w:val="VerbatimChar"/>
+        </w:rPr>
+        <w:t xml:space="preserve"> 506(—) vs qmd </w:t>
+      </w:r>
+      <w:r>
+        <w:rPr>
+          <w:rStyle w:val="VerbatimChar"/>
+          <w:rFonts w:hint="eastAsia"/>
+        </w:rPr>
+        <w:t xml:space="preserve">—）</w:t>
+      </w:r>
+      <w:r>
+        <w:br/>
+      </w:r>
+      <w:r>
+        <w:br/>
+      </w:r>
+      <w:r>
+        <w:rPr>
+          <w:rStyle w:val="VerbatimChar"/>
+        </w:rPr>
+        <w:t xml:space="preserve">88. </w:t>
+      </w:r>
+      <w:r>
+        <w:rPr>
+          <w:rStyle w:val="VerbatimChar"/>
+          <w:rFonts w:hint="eastAsia"/>
+        </w:rPr>
+        <w:t xml:space="preserve">Sun_2026_DataExp|Exp1：Exp_Implement</w:t>
+      </w:r>
+      <w:r>
+        <w:rPr>
+          <w:rStyle w:val="VerbatimChar"/>
+        </w:rPr>
+        <w:t xml:space="preserve"> </w:t>
+      </w:r>
+      <w:r>
+        <w:rPr>
+          <w:rStyle w:val="VerbatimChar"/>
+          <w:rFonts w:hint="eastAsia"/>
+        </w:rPr>
+        <w:t xml:space="preserve">不一致（稿件</w:t>
+      </w:r>
+      <w:r>
+        <w:rPr>
+          <w:rStyle w:val="VerbatimChar"/>
+        </w:rPr>
+        <w:t xml:space="preserve"> Lab Experiment vs qmd </w:t>
+      </w:r>
+      <w:r>
+        <w:rPr>
+          <w:rStyle w:val="VerbatimChar"/>
+          <w:rFonts w:hint="eastAsia"/>
+        </w:rPr>
+        <w:t xml:space="preserve">NA）</w:t>
+      </w:r>
+      <w:r>
+        <w:br/>
+      </w:r>
+      <w:r>
+        <w:br/>
+      </w:r>
+      <w:r>
+        <w:rPr>
+          <w:rStyle w:val="VerbatimChar"/>
+        </w:rPr>
+        <w:t xml:space="preserve">89. </w:t>
+      </w:r>
+      <w:r>
+        <w:rPr>
+          <w:rStyle w:val="VerbatimChar"/>
+          <w:rFonts w:hint="eastAsia"/>
+        </w:rPr>
+        <w:t xml:space="preserve">Svensson_2023_QJEP|Exp1：Country</w:t>
+      </w:r>
+      <w:r>
+        <w:rPr>
+          <w:rStyle w:val="VerbatimChar"/>
+        </w:rPr>
+        <w:t xml:space="preserve"> </w:t>
+      </w:r>
+      <w:r>
+        <w:rPr>
+          <w:rStyle w:val="VerbatimChar"/>
+          <w:rFonts w:hint="eastAsia"/>
+        </w:rPr>
+        <w:t xml:space="preserve">不一致（稿件</w:t>
+      </w:r>
+      <w:r>
+        <w:rPr>
+          <w:rStyle w:val="VerbatimChar"/>
+        </w:rPr>
+        <w:t xml:space="preserve"> United Kingdom vs qmd </w:t>
+      </w:r>
+      <w:r>
+        <w:rPr>
+          <w:rStyle w:val="VerbatimChar"/>
+          <w:rFonts w:hint="eastAsia"/>
+        </w:rPr>
+        <w:t xml:space="preserve">UK）</w:t>
+      </w:r>
+      <w:r>
+        <w:br/>
+      </w:r>
+      <w:r>
+        <w:br/>
+      </w:r>
+      <w:r>
+        <w:rPr>
+          <w:rStyle w:val="VerbatimChar"/>
+        </w:rPr>
+        <w:t xml:space="preserve">90. </w:t>
+      </w:r>
+      <w:r>
+        <w:rPr>
+          <w:rStyle w:val="VerbatimChar"/>
+          <w:rFonts w:hint="eastAsia"/>
+        </w:rPr>
+        <w:t xml:space="preserve">Svensson_2023_QJEP|Exp1：N</w:t>
+      </w:r>
+      <w:r>
+        <w:rPr>
+          <w:rStyle w:val="VerbatimChar"/>
+        </w:rPr>
+        <w:t xml:space="preserve"> </w:t>
+      </w:r>
+      <w:r>
+        <w:rPr>
+          <w:rStyle w:val="VerbatimChar"/>
+          <w:rFonts w:hint="eastAsia"/>
+        </w:rPr>
+        <w:t xml:space="preserve">不一致（稿件</w:t>
+      </w:r>
+      <w:r>
+        <w:rPr>
+          <w:rStyle w:val="VerbatimChar"/>
+        </w:rPr>
+        <w:t xml:space="preserve"> 25 (7/18) vs qmd 65 </w:t>
+      </w:r>
+      <w:r>
+        <w:rPr>
+          <w:rStyle w:val="VerbatimChar"/>
+          <w:rFonts w:hint="eastAsia"/>
+        </w:rPr>
+        <w:t xml:space="preserve">(20/45)）</w:t>
+      </w:r>
+      <w:r>
+        <w:br/>
+      </w:r>
+      <w:r>
+        <w:br/>
+      </w:r>
+      <w:r>
+        <w:rPr>
+          <w:rStyle w:val="VerbatimChar"/>
+        </w:rPr>
+        <w:t xml:space="preserve">91. </w:t>
+      </w:r>
+      <w:r>
+        <w:rPr>
+          <w:rStyle w:val="VerbatimChar"/>
+          <w:rFonts w:hint="eastAsia"/>
+        </w:rPr>
+        <w:t xml:space="preserve">Svensson_2023_QJEP|Exp1：Stimulus</w:t>
+      </w:r>
+      <w:r>
+        <w:rPr>
+          <w:rStyle w:val="VerbatimChar"/>
+        </w:rPr>
+        <w:t xml:space="preserve"> </w:t>
+      </w:r>
+      <w:r>
+        <w:rPr>
+          <w:rStyle w:val="VerbatimChar"/>
+          <w:rFonts w:hint="eastAsia"/>
+        </w:rPr>
+        <w:t xml:space="preserve">不一致（稿件</w:t>
+      </w:r>
+      <w:r>
+        <w:rPr>
+          <w:rStyle w:val="VerbatimChar"/>
+        </w:rPr>
+        <w:t xml:space="preserve"> geometric shape vs qmd </w:t>
+      </w:r>
+      <w:r>
+        <w:rPr>
+          <w:rStyle w:val="VerbatimChar"/>
+          <w:rFonts w:hint="eastAsia"/>
+        </w:rPr>
+        <w:t xml:space="preserve">NA）</w:t>
+      </w:r>
+      <w:r>
+        <w:br/>
+      </w:r>
+      <w:r>
+        <w:br/>
+      </w:r>
+      <w:r>
+        <w:rPr>
+          <w:rStyle w:val="VerbatimChar"/>
+        </w:rPr>
+        <w:t xml:space="preserve">92. </w:t>
+      </w:r>
+      <w:r>
+        <w:rPr>
+          <w:rStyle w:val="VerbatimChar"/>
+          <w:rFonts w:hint="eastAsia"/>
+        </w:rPr>
+        <w:t xml:space="preserve">Svensson_2023_QJEP|Exp1：Trials</w:t>
+      </w:r>
+      <w:r>
+        <w:rPr>
+          <w:rStyle w:val="VerbatimChar"/>
+        </w:rPr>
+        <w:t xml:space="preserve"> </w:t>
+      </w:r>
+      <w:r>
+        <w:rPr>
+          <w:rStyle w:val="VerbatimChar"/>
+          <w:rFonts w:hint="eastAsia"/>
+        </w:rPr>
+        <w:t xml:space="preserve">不一致（稿件</w:t>
+      </w:r>
+      <w:r>
+        <w:rPr>
+          <w:rStyle w:val="VerbatimChar"/>
+        </w:rPr>
+        <w:t xml:space="preserve"> 400 vs qmd </w:t>
+      </w:r>
+      <w:r>
+        <w:rPr>
+          <w:rStyle w:val="VerbatimChar"/>
+          <w:rFonts w:hint="eastAsia"/>
+        </w:rPr>
+        <w:t xml:space="preserve">NA）</w:t>
+      </w:r>
+      <w:r>
+        <w:br/>
+      </w:r>
+      <w:r>
+        <w:br/>
+      </w:r>
+      <w:r>
+        <w:rPr>
+          <w:rStyle w:val="VerbatimChar"/>
+        </w:rPr>
+        <w:t xml:space="preserve">93. </w:t>
+      </w:r>
+      <w:r>
+        <w:rPr>
+          <w:rStyle w:val="VerbatimChar"/>
+          <w:rFonts w:hint="eastAsia"/>
+        </w:rPr>
+        <w:t xml:space="preserve">Svensson_2023_QJEP|Exp1：Exp_Implement</w:t>
+      </w:r>
+      <w:r>
+        <w:rPr>
+          <w:rStyle w:val="VerbatimChar"/>
+        </w:rPr>
+        <w:t xml:space="preserve"> </w:t>
+      </w:r>
+      <w:r>
+        <w:rPr>
+          <w:rStyle w:val="VerbatimChar"/>
+          <w:rFonts w:hint="eastAsia"/>
+        </w:rPr>
+        <w:t xml:space="preserve">不一致（稿件</w:t>
+      </w:r>
+      <w:r>
+        <w:rPr>
+          <w:rStyle w:val="VerbatimChar"/>
+        </w:rPr>
         <w:t xml:space="preserve"> Online Experiment vs qmd </w:t>
       </w:r>
       <w:r>
@@ -11993,14 +14234,14 @@
         <w:rPr>
           <w:rStyle w:val="VerbatimChar"/>
         </w:rPr>
-        <w:t xml:space="preserve">45. </w:t>
-      </w:r>
-      <w:r>
-        <w:rPr>
-          <w:rStyle w:val="VerbatimChar"/>
-          <w:rFonts w:hint="eastAsia"/>
-        </w:rPr>
-        <w:t xml:space="preserve">Liang_2022_HumBrainMap|Exp2：Exp</w:t>
+        <w:t xml:space="preserve">94. </w:t>
+      </w:r>
+      <w:r>
+        <w:rPr>
+          <w:rStyle w:val="VerbatimChar"/>
+          <w:rFonts w:hint="eastAsia"/>
+        </w:rPr>
+        <w:t xml:space="preserve">Martinez-Perez_2024_ConsciousCog|Exp2：Exp</w:t>
       </w:r>
       <w:r>
         <w:rPr>
@@ -12038,14 +14279,14 @@
         <w:rPr>
           <w:rStyle w:val="VerbatimChar"/>
         </w:rPr>
-        <w:t xml:space="preserve">46. </w:t>
-      </w:r>
-      <w:r>
-        <w:rPr>
-          <w:rStyle w:val="VerbatimChar"/>
-          <w:rFonts w:hint="eastAsia"/>
-        </w:rPr>
-        <w:t xml:space="preserve">Liang_2022_HumBrainMap|Exp3：Exp</w:t>
+        <w:t xml:space="preserve">95. </w:t>
+      </w:r>
+      <w:r>
+        <w:rPr>
+          <w:rStyle w:val="VerbatimChar"/>
+          <w:rFonts w:hint="eastAsia"/>
+        </w:rPr>
+        <w:t xml:space="preserve">Martinez-Perez_2024_ConsciousCog|Exp2：N</w:t>
       </w:r>
       <w:r>
         <w:rPr>
@@ -12064,6 +14305,231 @@
         <w:rPr>
           <w:rStyle w:val="VerbatimChar"/>
         </w:rPr>
+        <w:t xml:space="preserve"> 32 vs qmd 32 </w:t>
+      </w:r>
+      <w:r>
+        <w:rPr>
+          <w:rStyle w:val="VerbatimChar"/>
+          <w:rFonts w:hint="eastAsia"/>
+        </w:rPr>
+        <w:t xml:space="preserve">(5/27)）</w:t>
+      </w:r>
+      <w:r>
+        <w:br/>
+      </w:r>
+      <w:r>
+        <w:br/>
+      </w:r>
+      <w:r>
+        <w:rPr>
+          <w:rStyle w:val="VerbatimChar"/>
+        </w:rPr>
+        <w:t xml:space="preserve">96. </w:t>
+      </w:r>
+      <w:r>
+        <w:rPr>
+          <w:rStyle w:val="VerbatimChar"/>
+          <w:rFonts w:hint="eastAsia"/>
+        </w:rPr>
+        <w:t xml:space="preserve">Vicovaro_2022_JEPHPP|Exp2：Exp_Implement</w:t>
+      </w:r>
+      <w:r>
+        <w:rPr>
+          <w:rStyle w:val="VerbatimChar"/>
+        </w:rPr>
+        <w:t xml:space="preserve"> </w:t>
+      </w:r>
+      <w:r>
+        <w:rPr>
+          <w:rStyle w:val="VerbatimChar"/>
+          <w:rFonts w:hint="eastAsia"/>
+        </w:rPr>
+        <w:t xml:space="preserve">不一致（稿件</w:t>
+      </w:r>
+      <w:r>
+        <w:rPr>
+          <w:rStyle w:val="VerbatimChar"/>
+        </w:rPr>
+        <w:t xml:space="preserve"> Mixed (Lab + Online) vs qmd Online </w:t>
+      </w:r>
+      <w:r>
+        <w:rPr>
+          <w:rStyle w:val="VerbatimChar"/>
+          <w:rFonts w:hint="eastAsia"/>
+        </w:rPr>
+        <w:t xml:space="preserve">Experiment）</w:t>
+      </w:r>
+      <w:r>
+        <w:br/>
+      </w:r>
+      <w:r>
+        <w:br/>
+      </w:r>
+      <w:r>
+        <w:rPr>
+          <w:rStyle w:val="VerbatimChar"/>
+        </w:rPr>
+        <w:t xml:space="preserve">97. </w:t>
+      </w:r>
+      <w:r>
+        <w:rPr>
+          <w:rStyle w:val="VerbatimChar"/>
+          <w:rFonts w:hint="eastAsia"/>
+        </w:rPr>
+        <w:t xml:space="preserve">Vicovaro_2022_JEPHPP|Exp1：N</w:t>
+      </w:r>
+      <w:r>
+        <w:rPr>
+          <w:rStyle w:val="VerbatimChar"/>
+        </w:rPr>
+        <w:t xml:space="preserve"> </w:t>
+      </w:r>
+      <w:r>
+        <w:rPr>
+          <w:rStyle w:val="VerbatimChar"/>
+          <w:rFonts w:hint="eastAsia"/>
+        </w:rPr>
+        <w:t xml:space="preserve">不一致（稿件</w:t>
+      </w:r>
+      <w:r>
+        <w:rPr>
+          <w:rStyle w:val="VerbatimChar"/>
+        </w:rPr>
+        <w:t xml:space="preserve"> 104 (14/90) vs qmd 30 </w:t>
+      </w:r>
+      <w:r>
+        <w:rPr>
+          <w:rStyle w:val="VerbatimChar"/>
+          <w:rFonts w:hint="eastAsia"/>
+        </w:rPr>
+        <w:t xml:space="preserve">(14/16)）</w:t>
+      </w:r>
+      <w:r>
+        <w:br/>
+      </w:r>
+      <w:r>
+        <w:br/>
+      </w:r>
+      <w:r>
+        <w:rPr>
+          <w:rStyle w:val="VerbatimChar"/>
+        </w:rPr>
+        <w:t xml:space="preserve">98. </w:t>
+      </w:r>
+      <w:r>
+        <w:rPr>
+          <w:rStyle w:val="VerbatimChar"/>
+          <w:rFonts w:hint="eastAsia"/>
+        </w:rPr>
+        <w:t xml:space="preserve">Vicovaro_2022_JEPHPP|Exp1：Exp_Implement</w:t>
+      </w:r>
+      <w:r>
+        <w:rPr>
+          <w:rStyle w:val="VerbatimChar"/>
+        </w:rPr>
+        <w:t xml:space="preserve"> </w:t>
+      </w:r>
+      <w:r>
+        <w:rPr>
+          <w:rStyle w:val="VerbatimChar"/>
+          <w:rFonts w:hint="eastAsia"/>
+        </w:rPr>
+        <w:t xml:space="preserve">不一致（稿件</w:t>
+      </w:r>
+      <w:r>
+        <w:rPr>
+          <w:rStyle w:val="VerbatimChar"/>
+        </w:rPr>
+        <w:t xml:space="preserve"> Mixed (Lab + Online) vs qmd Online </w:t>
+      </w:r>
+      <w:r>
+        <w:rPr>
+          <w:rStyle w:val="VerbatimChar"/>
+          <w:rFonts w:hint="eastAsia"/>
+        </w:rPr>
+        <w:t xml:space="preserve">Experiment）</w:t>
+      </w:r>
+      <w:r>
+        <w:br/>
+      </w:r>
+      <w:r>
+        <w:br/>
+      </w:r>
+      <w:r>
+        <w:rPr>
+          <w:rStyle w:val="VerbatimChar"/>
+        </w:rPr>
+        <w:t xml:space="preserve">99. </w:t>
+      </w:r>
+      <w:r>
+        <w:rPr>
+          <w:rStyle w:val="VerbatimChar"/>
+          <w:rFonts w:hint="eastAsia"/>
+        </w:rPr>
+        <w:t xml:space="preserve">Wang_2016_JEPHPP|Exp1：Exp_Implement</w:t>
+      </w:r>
+      <w:r>
+        <w:rPr>
+          <w:rStyle w:val="VerbatimChar"/>
+        </w:rPr>
+        <w:t xml:space="preserve"> </w:t>
+      </w:r>
+      <w:r>
+        <w:rPr>
+          <w:rStyle w:val="VerbatimChar"/>
+          <w:rFonts w:hint="eastAsia"/>
+        </w:rPr>
+        <w:t xml:space="preserve">不一致（稿件</w:t>
+      </w:r>
+      <w:r>
+        <w:rPr>
+          <w:rStyle w:val="VerbatimChar"/>
+        </w:rPr>
+        <w:t xml:space="preserve"> Lab Experiment vs qmd </w:t>
+      </w:r>
+      <w:r>
+        <w:rPr>
+          <w:rStyle w:val="VerbatimChar"/>
+          <w:rFonts w:hint="eastAsia"/>
+        </w:rPr>
+        <w:t xml:space="preserve">NA）</w:t>
+      </w:r>
+      <w:r>
+        <w:br/>
+      </w:r>
+      <w:r>
+        <w:br/>
+      </w:r>
+      <w:r>
+        <w:rPr>
+          <w:rStyle w:val="VerbatimChar"/>
+        </w:rPr>
+        <w:t xml:space="preserve">100. </w:t>
+      </w:r>
+      <w:r>
+        <w:rPr>
+          <w:rStyle w:val="VerbatimChar"/>
+          <w:rFonts w:hint="eastAsia"/>
+        </w:rPr>
+        <w:t xml:space="preserve">Wozniak_2022_PsychRes|Exp2：Exp</w:t>
+      </w:r>
+      <w:r>
+        <w:rPr>
+          <w:rStyle w:val="VerbatimChar"/>
+        </w:rPr>
+        <w:t xml:space="preserve"> </w:t>
+      </w:r>
+      <w:r>
+        <w:rPr>
+          <w:rStyle w:val="VerbatimChar"/>
+          <w:rFonts w:hint="eastAsia"/>
+        </w:rPr>
+        <w:t xml:space="preserve">不一致（稿件</w:t>
+      </w:r>
+      <w:r>
+        <w:rPr>
+          <w:rStyle w:val="VerbatimChar"/>
+        </w:rPr>
         <w:t xml:space="preserve"> Exp1 vs qmd </w:t>
       </w:r>
       <w:r>
@@ -12071,6 +14537,96 @@
           <w:rStyle w:val="VerbatimChar"/>
           <w:rFonts w:hint="eastAsia"/>
         </w:rPr>
+        <w:t xml:space="preserve">Exp2）</w:t>
+      </w:r>
+      <w:r>
+        <w:br/>
+      </w:r>
+      <w:r>
+        <w:br/>
+      </w:r>
+      <w:r>
+        <w:rPr>
+          <w:rStyle w:val="VerbatimChar"/>
+        </w:rPr>
+        <w:t xml:space="preserve">101. </w:t>
+      </w:r>
+      <w:r>
+        <w:rPr>
+          <w:rStyle w:val="VerbatimChar"/>
+          <w:rFonts w:hint="eastAsia"/>
+        </w:rPr>
+        <w:t xml:space="preserve">Wozniak_2022_PsychRes|Exp2：N</w:t>
+      </w:r>
+      <w:r>
+        <w:rPr>
+          <w:rStyle w:val="VerbatimChar"/>
+        </w:rPr>
+        <w:t xml:space="preserve"> </w:t>
+      </w:r>
+      <w:r>
+        <w:rPr>
+          <w:rStyle w:val="VerbatimChar"/>
+          <w:rFonts w:hint="eastAsia"/>
+        </w:rPr>
+        <w:t xml:space="preserve">不一致（稿件</w:t>
+      </w:r>
+      <w:r>
+        <w:rPr>
+          <w:rStyle w:val="VerbatimChar"/>
+        </w:rPr>
+        <w:t xml:space="preserve"> 21 (—) vs qmd 21 </w:t>
+      </w:r>
+      <w:r>
+        <w:rPr>
+          <w:rStyle w:val="VerbatimChar"/>
+          <w:rFonts w:hint="eastAsia"/>
+        </w:rPr>
+        <w:t xml:space="preserve">(6/12)）</w:t>
+      </w:r>
+      <w:r>
+        <w:br/>
+      </w:r>
+      <w:r>
+        <w:br/>
+      </w:r>
+      <w:r>
+        <w:rPr>
+          <w:rStyle w:val="VerbatimChar"/>
+        </w:rPr>
+        <w:t xml:space="preserve">102. </w:t>
+      </w:r>
+      <w:r>
+        <w:rPr>
+          <w:rStyle w:val="VerbatimChar"/>
+          <w:rFonts w:hint="eastAsia"/>
+        </w:rPr>
+        <w:t xml:space="preserve">Wozniak_2022_PsychRes|Exp3：Exp</w:t>
+      </w:r>
+      <w:r>
+        <w:rPr>
+          <w:rStyle w:val="VerbatimChar"/>
+        </w:rPr>
+        <w:t xml:space="preserve"> </w:t>
+      </w:r>
+      <w:r>
+        <w:rPr>
+          <w:rStyle w:val="VerbatimChar"/>
+          <w:rFonts w:hint="eastAsia"/>
+        </w:rPr>
+        <w:t xml:space="preserve">不一致（稿件</w:t>
+      </w:r>
+      <w:r>
+        <w:rPr>
+          <w:rStyle w:val="VerbatimChar"/>
+        </w:rPr>
+        <w:t xml:space="preserve"> Exp1 vs qmd </w:t>
+      </w:r>
+      <w:r>
+        <w:rPr>
+          <w:rStyle w:val="VerbatimChar"/>
+          <w:rFonts w:hint="eastAsia"/>
+        </w:rPr>
         <w:t xml:space="preserve">Exp3）</w:t>
       </w:r>
       <w:r>
@@ -12083,14 +14639,14 @@
         <w:rPr>
           <w:rStyle w:val="VerbatimChar"/>
         </w:rPr>
-        <w:t xml:space="preserve">47. </w:t>
-      </w:r>
-      <w:r>
-        <w:rPr>
-          <w:rStyle w:val="VerbatimChar"/>
-          <w:rFonts w:hint="eastAsia"/>
-        </w:rPr>
-        <w:t xml:space="preserve">Feldborg_2021_IJERPH|Exp1：N</w:t>
+        <w:t xml:space="preserve">103. </w:t>
+      </w:r>
+      <w:r>
+        <w:rPr>
+          <w:rStyle w:val="VerbatimChar"/>
+          <w:rFonts w:hint="eastAsia"/>
+        </w:rPr>
+        <w:t xml:space="preserve">Wozniak_2022_PsychRes|Exp3：N</w:t>
       </w:r>
       <w:r>
         <w:rPr>
@@ -12109,33 +14665,33 @@
         <w:rPr>
           <w:rStyle w:val="VerbatimChar"/>
         </w:rPr>
-        <w:t xml:space="preserve"> 84 (—) vs qmd 84 </w:t>
-      </w:r>
-      <w:r>
-        <w:rPr>
-          <w:rStyle w:val="VerbatimChar"/>
-          <w:rFonts w:hint="eastAsia"/>
-        </w:rPr>
-        <w:t xml:space="preserve">(13/70)）</w:t>
-      </w:r>
-      <w:r>
-        <w:br/>
-      </w:r>
-      <w:r>
-        <w:br/>
-      </w:r>
-      <w:r>
-        <w:rPr>
-          <w:rStyle w:val="VerbatimChar"/>
-        </w:rPr>
-        <w:t xml:space="preserve">48. </w:t>
-      </w:r>
-      <w:r>
-        <w:rPr>
-          <w:rStyle w:val="VerbatimChar"/>
-          <w:rFonts w:hint="eastAsia"/>
-        </w:rPr>
-        <w:t xml:space="preserve">Dalmaso_2024_ConsciousCog|Exp1：Language</w:t>
+        <w:t xml:space="preserve"> 18 (—) vs qmd 18 </w:t>
+      </w:r>
+      <w:r>
+        <w:rPr>
+          <w:rStyle w:val="VerbatimChar"/>
+          <w:rFonts w:hint="eastAsia"/>
+        </w:rPr>
+        <w:t xml:space="preserve">(0/18)）</w:t>
+      </w:r>
+      <w:r>
+        <w:br/>
+      </w:r>
+      <w:r>
+        <w:br/>
+      </w:r>
+      <w:r>
+        <w:rPr>
+          <w:rStyle w:val="VerbatimChar"/>
+        </w:rPr>
+        <w:t xml:space="preserve">104. </w:t>
+      </w:r>
+      <w:r>
+        <w:rPr>
+          <w:rStyle w:val="VerbatimChar"/>
+          <w:rFonts w:hint="eastAsia"/>
+        </w:rPr>
+        <w:t xml:space="preserve">Wozniak_2018_PLOS|Exp2：N</w:t>
       </w:r>
       <w:r>
         <w:rPr>
@@ -12154,33 +14710,33 @@
         <w:rPr>
           <w:rStyle w:val="VerbatimChar"/>
         </w:rPr>
-        <w:t xml:space="preserve"> Spanish vs qmd </w:t>
-      </w:r>
-      <w:r>
-        <w:rPr>
-          <w:rStyle w:val="VerbatimChar"/>
-          <w:rFonts w:hint="eastAsia"/>
-        </w:rPr>
-        <w:t xml:space="preserve">Japanese）</w:t>
-      </w:r>
-      <w:r>
-        <w:br/>
-      </w:r>
-      <w:r>
-        <w:br/>
-      </w:r>
-      <w:r>
-        <w:rPr>
-          <w:rStyle w:val="VerbatimChar"/>
-        </w:rPr>
-        <w:t xml:space="preserve">49. </w:t>
-      </w:r>
-      <w:r>
-        <w:rPr>
-          <w:rStyle w:val="VerbatimChar"/>
-          <w:rFonts w:hint="eastAsia"/>
-        </w:rPr>
-        <w:t xml:space="preserve">Dalmaso_2024_ConsciousCog|Exp1：N</w:t>
+        <w:t xml:space="preserve"> 20 (—) vs qmd 20 </w:t>
+      </w:r>
+      <w:r>
+        <w:rPr>
+          <w:rStyle w:val="VerbatimChar"/>
+          <w:rFonts w:hint="eastAsia"/>
+        </w:rPr>
+        <w:t xml:space="preserve">(9/9)）</w:t>
+      </w:r>
+      <w:r>
+        <w:br/>
+      </w:r>
+      <w:r>
+        <w:br/>
+      </w:r>
+      <w:r>
+        <w:rPr>
+          <w:rStyle w:val="VerbatimChar"/>
+        </w:rPr>
+        <w:t xml:space="preserve">105. </w:t>
+      </w:r>
+      <w:r>
+        <w:rPr>
+          <w:rStyle w:val="VerbatimChar"/>
+          <w:rFonts w:hint="eastAsia"/>
+        </w:rPr>
+        <w:t xml:space="preserve">Wozniak_2018_PLOS|Exp2：Exp_Implement</w:t>
       </w:r>
       <w:r>
         <w:rPr>
@@ -12199,33 +14755,33 @@
         <w:rPr>
           <w:rStyle w:val="VerbatimChar"/>
         </w:rPr>
-        <w:t xml:space="preserve"> 32 (5/27) vs qmd 40 </w:t>
-      </w:r>
-      <w:r>
-        <w:rPr>
-          <w:rStyle w:val="VerbatimChar"/>
-          <w:rFonts w:hint="eastAsia"/>
-        </w:rPr>
-        <w:t xml:space="preserve">(19/21)）</w:t>
-      </w:r>
-      <w:r>
-        <w:br/>
-      </w:r>
-      <w:r>
-        <w:br/>
-      </w:r>
-      <w:r>
-        <w:rPr>
-          <w:rStyle w:val="VerbatimChar"/>
-        </w:rPr>
-        <w:t xml:space="preserve">50. </w:t>
-      </w:r>
-      <w:r>
-        <w:rPr>
-          <w:rStyle w:val="VerbatimChar"/>
-          <w:rFonts w:hint="eastAsia"/>
-        </w:rPr>
-        <w:t xml:space="preserve">Dalmaso_2024_ConsciousCog|Exp1：Stimulus</w:t>
+        <w:t xml:space="preserve"> Lab Experiment vs qmd </w:t>
+      </w:r>
+      <w:r>
+        <w:rPr>
+          <w:rStyle w:val="VerbatimChar"/>
+          <w:rFonts w:hint="eastAsia"/>
+        </w:rPr>
+        <w:t xml:space="preserve">NA）</w:t>
+      </w:r>
+      <w:r>
+        <w:br/>
+      </w:r>
+      <w:r>
+        <w:br/>
+      </w:r>
+      <w:r>
+        <w:rPr>
+          <w:rStyle w:val="VerbatimChar"/>
+        </w:rPr>
+        <w:t xml:space="preserve">106. </w:t>
+      </w:r>
+      <w:r>
+        <w:rPr>
+          <w:rStyle w:val="VerbatimChar"/>
+          <w:rFonts w:hint="eastAsia"/>
+        </w:rPr>
+        <w:t xml:space="preserve">Wozniak_2018_PLOS|Exp1：N</w:t>
       </w:r>
       <w:r>
         <w:rPr>
@@ -12244,33 +14800,33 @@
         <w:rPr>
           <w:rStyle w:val="VerbatimChar"/>
         </w:rPr>
-        <w:t xml:space="preserve"> geometric shape vs qmd </w:t>
-      </w:r>
-      <w:r>
-        <w:rPr>
-          <w:rStyle w:val="VerbatimChar"/>
-          <w:rFonts w:hint="eastAsia"/>
-        </w:rPr>
-        <w:t xml:space="preserve">face）</w:t>
-      </w:r>
-      <w:r>
-        <w:br/>
-      </w:r>
-      <w:r>
-        <w:br/>
-      </w:r>
-      <w:r>
-        <w:rPr>
-          <w:rStyle w:val="VerbatimChar"/>
-        </w:rPr>
-        <w:t xml:space="preserve">51. </w:t>
-      </w:r>
-      <w:r>
-        <w:rPr>
-          <w:rStyle w:val="VerbatimChar"/>
-          <w:rFonts w:hint="eastAsia"/>
-        </w:rPr>
-        <w:t xml:space="preserve">Dalmaso_2024_ConsciousCog|Exp1：Trials</w:t>
+        <w:t xml:space="preserve"> 20 (9/9) vs qmd 19 </w:t>
+      </w:r>
+      <w:r>
+        <w:rPr>
+          <w:rStyle w:val="VerbatimChar"/>
+          <w:rFonts w:hint="eastAsia"/>
+        </w:rPr>
+        <w:t xml:space="preserve">(9/9)）</w:t>
+      </w:r>
+      <w:r>
+        <w:br/>
+      </w:r>
+      <w:r>
+        <w:br/>
+      </w:r>
+      <w:r>
+        <w:rPr>
+          <w:rStyle w:val="VerbatimChar"/>
+        </w:rPr>
+        <w:t xml:space="preserve">107. </w:t>
+      </w:r>
+      <w:r>
+        <w:rPr>
+          <w:rStyle w:val="VerbatimChar"/>
+          <w:rFonts w:hint="eastAsia"/>
+        </w:rPr>
+        <w:t xml:space="preserve">Wozniak_2018_PLOS|Exp1：Exp_Implement</w:t>
       </w:r>
       <w:r>
         <w:rPr>
@@ -12289,7 +14845,7 @@
         <w:rPr>
           <w:rStyle w:val="VerbatimChar"/>
         </w:rPr>
-        <w:t xml:space="preserve"> 240 vs qmd </w:t>
+        <w:t xml:space="preserve"> Lab Experiment vs qmd </w:t>
       </w:r>
       <w:r>
         <w:rPr>
@@ -12308,14 +14864,14 @@
         <w:rPr>
           <w:rStyle w:val="VerbatimChar"/>
         </w:rPr>
-        <w:t xml:space="preserve">52. </w:t>
-      </w:r>
-      <w:r>
-        <w:rPr>
-          <w:rStyle w:val="VerbatimChar"/>
-          <w:rFonts w:hint="eastAsia"/>
-        </w:rPr>
-        <w:t xml:space="preserve">Navon_2021_psyarxiv|Exp2：N</w:t>
+        <w:t xml:space="preserve">108. </w:t>
+      </w:r>
+      <w:r>
+        <w:rPr>
+          <w:rStyle w:val="VerbatimChar"/>
+          <w:rFonts w:hint="eastAsia"/>
+        </w:rPr>
+        <w:t xml:space="preserve">Wozniak_2022_PsychRes|Exp1：Country</w:t>
       </w:r>
       <w:r>
         <w:rPr>
@@ -12334,33 +14890,33 @@
         <w:rPr>
           <w:rStyle w:val="VerbatimChar"/>
         </w:rPr>
-        <w:t xml:space="preserve"> 26 (9/18) vs qmd 27 </w:t>
-      </w:r>
-      <w:r>
-        <w:rPr>
-          <w:rStyle w:val="VerbatimChar"/>
-          <w:rFonts w:hint="eastAsia"/>
-        </w:rPr>
-        <w:t xml:space="preserve">(9/18)）</w:t>
-      </w:r>
-      <w:r>
-        <w:br/>
-      </w:r>
-      <w:r>
-        <w:br/>
-      </w:r>
-      <w:r>
-        <w:rPr>
-          <w:rStyle w:val="VerbatimChar"/>
-        </w:rPr>
-        <w:t xml:space="preserve">53. </w:t>
-      </w:r>
-      <w:r>
-        <w:rPr>
-          <w:rStyle w:val="VerbatimChar"/>
-          <w:rFonts w:hint="eastAsia"/>
-        </w:rPr>
-        <w:t xml:space="preserve">Navon_2021_psyarxiv|Exp3：N</w:t>
+        <w:t xml:space="preserve"> Australia vs qmd </w:t>
+      </w:r>
+      <w:r>
+        <w:rPr>
+          <w:rStyle w:val="VerbatimChar"/>
+          <w:rFonts w:hint="eastAsia"/>
+        </w:rPr>
+        <w:t xml:space="preserve">NA）</w:t>
+      </w:r>
+      <w:r>
+        <w:br/>
+      </w:r>
+      <w:r>
+        <w:br/>
+      </w:r>
+      <w:r>
+        <w:rPr>
+          <w:rStyle w:val="VerbatimChar"/>
+        </w:rPr>
+        <w:t xml:space="preserve">109. </w:t>
+      </w:r>
+      <w:r>
+        <w:rPr>
+          <w:rStyle w:val="VerbatimChar"/>
+          <w:rFonts w:hint="eastAsia"/>
+        </w:rPr>
+        <w:t xml:space="preserve">Wozniak_2022_PsychRes|Exp1：N</w:t>
       </w:r>
       <w:r>
         <w:rPr>
@@ -12379,33 +14935,33 @@
         <w:rPr>
           <w:rStyle w:val="VerbatimChar"/>
         </w:rPr>
-        <w:t xml:space="preserve"> 26 (9/18) vs qmd 27 </w:t>
-      </w:r>
-      <w:r>
-        <w:rPr>
-          <w:rStyle w:val="VerbatimChar"/>
-          <w:rFonts w:hint="eastAsia"/>
-        </w:rPr>
-        <w:t xml:space="preserve">(12/15)）</w:t>
-      </w:r>
-      <w:r>
-        <w:br/>
-      </w:r>
-      <w:r>
-        <w:br/>
-      </w:r>
-      <w:r>
-        <w:rPr>
-          <w:rStyle w:val="VerbatimChar"/>
-        </w:rPr>
-        <w:t xml:space="preserve">54. </w:t>
-      </w:r>
-      <w:r>
-        <w:rPr>
-          <w:rStyle w:val="VerbatimChar"/>
-          <w:rFonts w:hint="eastAsia"/>
-        </w:rPr>
-        <w:t xml:space="preserve">Navon_2021_psyarxiv|Exp1：N</w:t>
+        <w:t xml:space="preserve"> 18 (0/18) vs qmd 23 </w:t>
+      </w:r>
+      <w:r>
+        <w:rPr>
+          <w:rStyle w:val="VerbatimChar"/>
+          <w:rFonts w:hint="eastAsia"/>
+        </w:rPr>
+        <w:t xml:space="preserve">(7/11)）</w:t>
+      </w:r>
+      <w:r>
+        <w:br/>
+      </w:r>
+      <w:r>
+        <w:br/>
+      </w:r>
+      <w:r>
+        <w:rPr>
+          <w:rStyle w:val="VerbatimChar"/>
+        </w:rPr>
+        <w:t xml:space="preserve">110. </w:t>
+      </w:r>
+      <w:r>
+        <w:rPr>
+          <w:rStyle w:val="VerbatimChar"/>
+          <w:rFonts w:hint="eastAsia"/>
+        </w:rPr>
+        <w:t xml:space="preserve">Zhang_2023_NeuroImage|Exp1：Language</w:t>
       </w:r>
       <w:r>
         <w:rPr>
@@ -12424,456 +14980,6 @@
         <w:rPr>
           <w:rStyle w:val="VerbatimChar"/>
         </w:rPr>
-        <w:t xml:space="preserve"> 26 (9/18) vs qmd 13 </w:t>
-      </w:r>
-      <w:r>
-        <w:rPr>
-          <w:rStyle w:val="VerbatimChar"/>
-          <w:rFonts w:hint="eastAsia"/>
-        </w:rPr>
-        <w:t xml:space="preserve">(3/10)）</w:t>
-      </w:r>
-      <w:r>
-        <w:br/>
-      </w:r>
-      <w:r>
-        <w:br/>
-      </w:r>
-      <w:r>
-        <w:rPr>
-          <w:rStyle w:val="VerbatimChar"/>
-        </w:rPr>
-        <w:t xml:space="preserve">55. </w:t>
-      </w:r>
-      <w:r>
-        <w:rPr>
-          <w:rStyle w:val="VerbatimChar"/>
-          <w:rFonts w:hint="eastAsia"/>
-        </w:rPr>
-        <w:t xml:space="preserve">Kirk_2025_BritJPsy|Exp1：Exp_Implement</w:t>
-      </w:r>
-      <w:r>
-        <w:rPr>
-          <w:rStyle w:val="VerbatimChar"/>
-        </w:rPr>
-        <w:t xml:space="preserve"> </w:t>
-      </w:r>
-      <w:r>
-        <w:rPr>
-          <w:rStyle w:val="VerbatimChar"/>
-          <w:rFonts w:hint="eastAsia"/>
-        </w:rPr>
-        <w:t xml:space="preserve">不一致（稿件</w:t>
-      </w:r>
-      <w:r>
-        <w:rPr>
-          <w:rStyle w:val="VerbatimChar"/>
-        </w:rPr>
-        <w:t xml:space="preserve"> Online Experiment vs qmd </w:t>
-      </w:r>
-      <w:r>
-        <w:rPr>
-          <w:rStyle w:val="VerbatimChar"/>
-          <w:rFonts w:hint="eastAsia"/>
-        </w:rPr>
-        <w:t xml:space="preserve">NA）</w:t>
-      </w:r>
-      <w:r>
-        <w:br/>
-      </w:r>
-      <w:r>
-        <w:br/>
-      </w:r>
-      <w:r>
-        <w:rPr>
-          <w:rStyle w:val="VerbatimChar"/>
-        </w:rPr>
-        <w:t xml:space="preserve">56. </w:t>
-      </w:r>
-      <w:r>
-        <w:rPr>
-          <w:rStyle w:val="VerbatimChar"/>
-          <w:rFonts w:hint="eastAsia"/>
-        </w:rPr>
-        <w:t xml:space="preserve">Orellana-Corrales_2021_APP|Exp?：Exp</w:t>
-      </w:r>
-      <w:r>
-        <w:rPr>
-          <w:rStyle w:val="VerbatimChar"/>
-        </w:rPr>
-        <w:t xml:space="preserve"> </w:t>
-      </w:r>
-      <w:r>
-        <w:rPr>
-          <w:rStyle w:val="VerbatimChar"/>
-          <w:rFonts w:hint="eastAsia"/>
-        </w:rPr>
-        <w:t xml:space="preserve">不一致（稿件</w:t>
-      </w:r>
-      <w:r>
-        <w:rPr>
-          <w:rStyle w:val="VerbatimChar"/>
-        </w:rPr>
-        <w:t xml:space="preserve"> Exp1 vs qmd </w:t>
-      </w:r>
-      <w:r>
-        <w:rPr>
-          <w:rStyle w:val="VerbatimChar"/>
-          <w:rFonts w:hint="eastAsia"/>
-        </w:rPr>
-        <w:t xml:space="preserve">）</w:t>
-      </w:r>
-      <w:r>
-        <w:br/>
-      </w:r>
-      <w:r>
-        <w:br/>
-      </w:r>
-      <w:r>
-        <w:rPr>
-          <w:rStyle w:val="VerbatimChar"/>
-        </w:rPr>
-        <w:t xml:space="preserve">57. </w:t>
-      </w:r>
-      <w:r>
-        <w:rPr>
-          <w:rStyle w:val="VerbatimChar"/>
-          <w:rFonts w:hint="eastAsia"/>
-        </w:rPr>
-        <w:t xml:space="preserve">Orellana-Corrales_2021_APP|Exp?：N</w:t>
-      </w:r>
-      <w:r>
-        <w:rPr>
-          <w:rStyle w:val="VerbatimChar"/>
-        </w:rPr>
-        <w:t xml:space="preserve"> </w:t>
-      </w:r>
-      <w:r>
-        <w:rPr>
-          <w:rStyle w:val="VerbatimChar"/>
-          <w:rFonts w:hint="eastAsia"/>
-        </w:rPr>
-        <w:t xml:space="preserve">不一致（稿件</w:t>
-      </w:r>
-      <w:r>
-        <w:rPr>
-          <w:rStyle w:val="VerbatimChar"/>
-        </w:rPr>
-        <w:t xml:space="preserve"> 36 (7/29) vs qmd 34 </w:t>
-      </w:r>
-      <w:r>
-        <w:rPr>
-          <w:rStyle w:val="VerbatimChar"/>
-          <w:rFonts w:hint="eastAsia"/>
-        </w:rPr>
-        <w:t xml:space="preserve">(9/25)）</w:t>
-      </w:r>
-      <w:r>
-        <w:br/>
-      </w:r>
-      <w:r>
-        <w:br/>
-      </w:r>
-      <w:r>
-        <w:rPr>
-          <w:rStyle w:val="VerbatimChar"/>
-        </w:rPr>
-        <w:t xml:space="preserve">58. </w:t>
-      </w:r>
-      <w:r>
-        <w:rPr>
-          <w:rStyle w:val="VerbatimChar"/>
-          <w:rFonts w:hint="eastAsia"/>
-        </w:rPr>
-        <w:t xml:space="preserve">Orellana-Corrales_2021_APP|Exp?：Trials</w:t>
-      </w:r>
-      <w:r>
-        <w:rPr>
-          <w:rStyle w:val="VerbatimChar"/>
-        </w:rPr>
-        <w:t xml:space="preserve"> </w:t>
-      </w:r>
-      <w:r>
-        <w:rPr>
-          <w:rStyle w:val="VerbatimChar"/>
-          <w:rFonts w:hint="eastAsia"/>
-        </w:rPr>
-        <w:t xml:space="preserve">不一致（稿件</w:t>
-      </w:r>
-      <w:r>
-        <w:rPr>
-          <w:rStyle w:val="VerbatimChar"/>
-        </w:rPr>
-        <w:t xml:space="preserve"> 240 vs qmd </w:t>
-      </w:r>
-      <w:r>
-        <w:rPr>
-          <w:rStyle w:val="VerbatimChar"/>
-          <w:rFonts w:hint="eastAsia"/>
-        </w:rPr>
-        <w:t xml:space="preserve">NA）</w:t>
-      </w:r>
-      <w:r>
-        <w:br/>
-      </w:r>
-      <w:r>
-        <w:br/>
-      </w:r>
-      <w:r>
-        <w:rPr>
-          <w:rStyle w:val="VerbatimChar"/>
-        </w:rPr>
-        <w:t xml:space="preserve">59. </w:t>
-      </w:r>
-      <w:r>
-        <w:rPr>
-          <w:rStyle w:val="VerbatimChar"/>
-          <w:rFonts w:hint="eastAsia"/>
-        </w:rPr>
-        <w:t xml:space="preserve">Orellana-Corrales_2021_APP|Exp?：Exp_Implement</w:t>
-      </w:r>
-      <w:r>
-        <w:rPr>
-          <w:rStyle w:val="VerbatimChar"/>
-        </w:rPr>
-        <w:t xml:space="preserve"> </w:t>
-      </w:r>
-      <w:r>
-        <w:rPr>
-          <w:rStyle w:val="VerbatimChar"/>
-          <w:rFonts w:hint="eastAsia"/>
-        </w:rPr>
-        <w:t xml:space="preserve">不一致（稿件</w:t>
-      </w:r>
-      <w:r>
-        <w:rPr>
-          <w:rStyle w:val="VerbatimChar"/>
-        </w:rPr>
-        <w:t xml:space="preserve"> Lab Experiment vs qmd </w:t>
-      </w:r>
-      <w:r>
-        <w:rPr>
-          <w:rStyle w:val="VerbatimChar"/>
-          <w:rFonts w:hint="eastAsia"/>
-        </w:rPr>
-        <w:t xml:space="preserve">NA）</w:t>
-      </w:r>
-      <w:r>
-        <w:br/>
-      </w:r>
-      <w:r>
-        <w:br/>
-      </w:r>
-      <w:r>
-        <w:rPr>
-          <w:rStyle w:val="VerbatimChar"/>
-        </w:rPr>
-        <w:t xml:space="preserve">60. </w:t>
-      </w:r>
-      <w:r>
-        <w:rPr>
-          <w:rStyle w:val="VerbatimChar"/>
-          <w:rFonts w:hint="eastAsia"/>
-        </w:rPr>
-        <w:t xml:space="preserve">Orellana-Corrales_2021_APP|Exp?：Exp</w:t>
-      </w:r>
-      <w:r>
-        <w:rPr>
-          <w:rStyle w:val="VerbatimChar"/>
-        </w:rPr>
-        <w:t xml:space="preserve"> </w:t>
-      </w:r>
-      <w:r>
-        <w:rPr>
-          <w:rStyle w:val="VerbatimChar"/>
-          <w:rFonts w:hint="eastAsia"/>
-        </w:rPr>
-        <w:t xml:space="preserve">不一致（稿件</w:t>
-      </w:r>
-      <w:r>
-        <w:rPr>
-          <w:rStyle w:val="VerbatimChar"/>
-        </w:rPr>
-        <w:t xml:space="preserve"> Exp2 vs qmd </w:t>
-      </w:r>
-      <w:r>
-        <w:rPr>
-          <w:rStyle w:val="VerbatimChar"/>
-          <w:rFonts w:hint="eastAsia"/>
-        </w:rPr>
-        <w:t xml:space="preserve">）</w:t>
-      </w:r>
-      <w:r>
-        <w:br/>
-      </w:r>
-      <w:r>
-        <w:br/>
-      </w:r>
-      <w:r>
-        <w:rPr>
-          <w:rStyle w:val="VerbatimChar"/>
-        </w:rPr>
-        <w:t xml:space="preserve">61. </w:t>
-      </w:r>
-      <w:r>
-        <w:rPr>
-          <w:rStyle w:val="VerbatimChar"/>
-          <w:rFonts w:hint="eastAsia"/>
-        </w:rPr>
-        <w:t xml:space="preserve">Orellana-Corrales_2021_APP|Exp?：N</w:t>
-      </w:r>
-      <w:r>
-        <w:rPr>
-          <w:rStyle w:val="VerbatimChar"/>
-        </w:rPr>
-        <w:t xml:space="preserve"> </w:t>
-      </w:r>
-      <w:r>
-        <w:rPr>
-          <w:rStyle w:val="VerbatimChar"/>
-          <w:rFonts w:hint="eastAsia"/>
-        </w:rPr>
-        <w:t xml:space="preserve">不一致（稿件</w:t>
-      </w:r>
-      <w:r>
-        <w:rPr>
-          <w:rStyle w:val="VerbatimChar"/>
-        </w:rPr>
-        <w:t xml:space="preserve"> 36 (7/29) vs qmd 34 </w:t>
-      </w:r>
-      <w:r>
-        <w:rPr>
-          <w:rStyle w:val="VerbatimChar"/>
-          <w:rFonts w:hint="eastAsia"/>
-        </w:rPr>
-        <w:t xml:space="preserve">(11/23)）</w:t>
-      </w:r>
-      <w:r>
-        <w:br/>
-      </w:r>
-      <w:r>
-        <w:br/>
-      </w:r>
-      <w:r>
-        <w:rPr>
-          <w:rStyle w:val="VerbatimChar"/>
-        </w:rPr>
-        <w:t xml:space="preserve">62. </w:t>
-      </w:r>
-      <w:r>
-        <w:rPr>
-          <w:rStyle w:val="VerbatimChar"/>
-          <w:rFonts w:hint="eastAsia"/>
-        </w:rPr>
-        <w:t xml:space="preserve">Orellana-Corrales_2021_APP|Exp?：Trials</w:t>
-      </w:r>
-      <w:r>
-        <w:rPr>
-          <w:rStyle w:val="VerbatimChar"/>
-        </w:rPr>
-        <w:t xml:space="preserve"> </w:t>
-      </w:r>
-      <w:r>
-        <w:rPr>
-          <w:rStyle w:val="VerbatimChar"/>
-          <w:rFonts w:hint="eastAsia"/>
-        </w:rPr>
-        <w:t xml:space="preserve">不一致（稿件</w:t>
-      </w:r>
-      <w:r>
-        <w:rPr>
-          <w:rStyle w:val="VerbatimChar"/>
-        </w:rPr>
-        <w:t xml:space="preserve"> 240 vs qmd </w:t>
-      </w:r>
-      <w:r>
-        <w:rPr>
-          <w:rStyle w:val="VerbatimChar"/>
-          <w:rFonts w:hint="eastAsia"/>
-        </w:rPr>
-        <w:t xml:space="preserve">NA）</w:t>
-      </w:r>
-      <w:r>
-        <w:br/>
-      </w:r>
-      <w:r>
-        <w:br/>
-      </w:r>
-      <w:r>
-        <w:rPr>
-          <w:rStyle w:val="VerbatimChar"/>
-        </w:rPr>
-        <w:t xml:space="preserve">63. </w:t>
-      </w:r>
-      <w:r>
-        <w:rPr>
-          <w:rStyle w:val="VerbatimChar"/>
-          <w:rFonts w:hint="eastAsia"/>
-        </w:rPr>
-        <w:t xml:space="preserve">Orellana-Corrales_2021_APP|Exp?：Exp_Implement</w:t>
-      </w:r>
-      <w:r>
-        <w:rPr>
-          <w:rStyle w:val="VerbatimChar"/>
-        </w:rPr>
-        <w:t xml:space="preserve"> </w:t>
-      </w:r>
-      <w:r>
-        <w:rPr>
-          <w:rStyle w:val="VerbatimChar"/>
-          <w:rFonts w:hint="eastAsia"/>
-        </w:rPr>
-        <w:t xml:space="preserve">不一致（稿件</w:t>
-      </w:r>
-      <w:r>
-        <w:rPr>
-          <w:rStyle w:val="VerbatimChar"/>
-        </w:rPr>
-        <w:t xml:space="preserve"> Lab Experiment vs qmd </w:t>
-      </w:r>
-      <w:r>
-        <w:rPr>
-          <w:rStyle w:val="VerbatimChar"/>
-          <w:rFonts w:hint="eastAsia"/>
-        </w:rPr>
-        <w:t xml:space="preserve">NA）</w:t>
-      </w:r>
-      <w:r>
-        <w:br/>
-      </w:r>
-      <w:r>
-        <w:br/>
-      </w:r>
-      <w:r>
-        <w:rPr>
-          <w:rStyle w:val="VerbatimChar"/>
-        </w:rPr>
-        <w:t xml:space="preserve">64. </w:t>
-      </w:r>
-      <w:r>
-        <w:rPr>
-          <w:rStyle w:val="VerbatimChar"/>
-          <w:rFonts w:hint="eastAsia"/>
-        </w:rPr>
-        <w:t xml:space="preserve">Pan_2025_unpub|Exp?：Language</w:t>
-      </w:r>
-      <w:r>
-        <w:rPr>
-          <w:rStyle w:val="VerbatimChar"/>
-        </w:rPr>
-        <w:t xml:space="preserve"> </w:t>
-      </w:r>
-      <w:r>
-        <w:rPr>
-          <w:rStyle w:val="VerbatimChar"/>
-          <w:rFonts w:hint="eastAsia"/>
-        </w:rPr>
-        <w:t xml:space="preserve">不一致（稿件</w:t>
-      </w:r>
-      <w:r>
-        <w:rPr>
-          <w:rStyle w:val="VerbatimChar"/>
-        </w:rPr>
         <w:t xml:space="preserve"> Chinese vs qmd </w:t>
       </w:r>
       <w:r>
@@ -12881,2077 +14987,7 @@
           <w:rStyle w:val="VerbatimChar"/>
           <w:rFonts w:hint="eastAsia"/>
         </w:rPr>
-        <w:t xml:space="preserve">NA）</w:t>
-      </w:r>
-      <w:r>
-        <w:br/>
-      </w:r>
-      <w:r>
-        <w:br/>
-      </w:r>
-      <w:r>
-        <w:rPr>
-          <w:rStyle w:val="VerbatimChar"/>
-        </w:rPr>
-        <w:t xml:space="preserve">65. </w:t>
-      </w:r>
-      <w:r>
-        <w:rPr>
-          <w:rStyle w:val="VerbatimChar"/>
-          <w:rFonts w:hint="eastAsia"/>
-        </w:rPr>
-        <w:t xml:space="preserve">Pan_2025_unpub|Exp?：N</w:t>
-      </w:r>
-      <w:r>
-        <w:rPr>
-          <w:rStyle w:val="VerbatimChar"/>
-        </w:rPr>
-        <w:t xml:space="preserve"> </w:t>
-      </w:r>
-      <w:r>
-        <w:rPr>
-          <w:rStyle w:val="VerbatimChar"/>
-          <w:rFonts w:hint="eastAsia"/>
-        </w:rPr>
-        <w:t xml:space="preserve">不一致（稿件</w:t>
-      </w:r>
-      <w:r>
-        <w:rPr>
-          <w:rStyle w:val="VerbatimChar"/>
-        </w:rPr>
-        <w:t xml:space="preserve"> 40(—) vs qmd </w:t>
-      </w:r>
-      <w:r>
-        <w:rPr>
-          <w:rStyle w:val="VerbatimChar"/>
-          <w:rFonts w:hint="eastAsia"/>
-        </w:rPr>
-        <w:t xml:space="preserve">—）</w:t>
-      </w:r>
-      <w:r>
-        <w:br/>
-      </w:r>
-      <w:r>
-        <w:br/>
-      </w:r>
-      <w:r>
-        <w:rPr>
-          <w:rStyle w:val="VerbatimChar"/>
-        </w:rPr>
-        <w:t xml:space="preserve">66. </w:t>
-      </w:r>
-      <w:r>
-        <w:rPr>
-          <w:rStyle w:val="VerbatimChar"/>
-          <w:rFonts w:hint="eastAsia"/>
-        </w:rPr>
-        <w:t xml:space="preserve">Pan_2025_unpub|Exp?：Exp_Implement</w:t>
-      </w:r>
-      <w:r>
-        <w:rPr>
-          <w:rStyle w:val="VerbatimChar"/>
-        </w:rPr>
-        <w:t xml:space="preserve"> </w:t>
-      </w:r>
-      <w:r>
-        <w:rPr>
-          <w:rStyle w:val="VerbatimChar"/>
-          <w:rFonts w:hint="eastAsia"/>
-        </w:rPr>
-        <w:t xml:space="preserve">不一致（稿件</w:t>
-      </w:r>
-      <w:r>
-        <w:rPr>
-          <w:rStyle w:val="VerbatimChar"/>
-        </w:rPr>
-        <w:t xml:space="preserve"> Online Experiment vs qmd </w:t>
-      </w:r>
-      <w:r>
-        <w:rPr>
-          <w:rStyle w:val="VerbatimChar"/>
-          <w:rFonts w:hint="eastAsia"/>
-        </w:rPr>
-        <w:t xml:space="preserve">NA）</w:t>
-      </w:r>
-      <w:r>
-        <w:br/>
-      </w:r>
-      <w:r>
-        <w:br/>
-      </w:r>
-      <w:r>
-        <w:rPr>
-          <w:rStyle w:val="VerbatimChar"/>
-        </w:rPr>
-        <w:t xml:space="preserve">67. </w:t>
-      </w:r>
-      <w:r>
-        <w:rPr>
-          <w:rStyle w:val="VerbatimChar"/>
-          <w:rFonts w:hint="eastAsia"/>
-        </w:rPr>
-        <w:t xml:space="preserve">Perrykkad_2022_BMCPsych|Exp1：N</w:t>
-      </w:r>
-      <w:r>
-        <w:rPr>
-          <w:rStyle w:val="VerbatimChar"/>
-        </w:rPr>
-        <w:t xml:space="preserve"> </w:t>
-      </w:r>
-      <w:r>
-        <w:rPr>
-          <w:rStyle w:val="VerbatimChar"/>
-          <w:rFonts w:hint="eastAsia"/>
-        </w:rPr>
-        <w:t xml:space="preserve">不一致（稿件</w:t>
-      </w:r>
-      <w:r>
-        <w:rPr>
-          <w:rStyle w:val="VerbatimChar"/>
-        </w:rPr>
-        <w:t xml:space="preserve"> 328 (—) vs qmd </w:t>
-      </w:r>
-      <w:r>
-        <w:rPr>
-          <w:rStyle w:val="VerbatimChar"/>
-          <w:rFonts w:hint="eastAsia"/>
-        </w:rPr>
-        <w:t xml:space="preserve">328）</w:t>
-      </w:r>
-      <w:r>
-        <w:br/>
-      </w:r>
-      <w:r>
-        <w:br/>
-      </w:r>
-      <w:r>
-        <w:rPr>
-          <w:rStyle w:val="VerbatimChar"/>
-        </w:rPr>
-        <w:t xml:space="preserve">68. </w:t>
-      </w:r>
-      <w:r>
-        <w:rPr>
-          <w:rStyle w:val="VerbatimChar"/>
-          <w:rFonts w:hint="eastAsia"/>
-        </w:rPr>
-        <w:t xml:space="preserve">Qian_2020_QJEP|Exp1：N</w:t>
-      </w:r>
-      <w:r>
-        <w:rPr>
-          <w:rStyle w:val="VerbatimChar"/>
-        </w:rPr>
-        <w:t xml:space="preserve"> </w:t>
-      </w:r>
-      <w:r>
-        <w:rPr>
-          <w:rStyle w:val="VerbatimChar"/>
-          <w:rFonts w:hint="eastAsia"/>
-        </w:rPr>
-        <w:t xml:space="preserve">不一致（稿件</w:t>
-      </w:r>
-      <w:r>
-        <w:rPr>
-          <w:rStyle w:val="VerbatimChar"/>
-        </w:rPr>
-        <w:t xml:space="preserve"> 26 (7/19) vs qmd 26 </w:t>
-      </w:r>
-      <w:r>
-        <w:rPr>
-          <w:rStyle w:val="VerbatimChar"/>
-          <w:rFonts w:hint="eastAsia"/>
-        </w:rPr>
-        <w:t xml:space="preserve">(10/16)）</w:t>
-      </w:r>
-      <w:r>
-        <w:br/>
-      </w:r>
-      <w:r>
-        <w:br/>
-      </w:r>
-      <w:r>
-        <w:rPr>
-          <w:rStyle w:val="VerbatimChar"/>
-        </w:rPr>
-        <w:t xml:space="preserve">69. </w:t>
-      </w:r>
-      <w:r>
-        <w:rPr>
-          <w:rStyle w:val="VerbatimChar"/>
-          <w:rFonts w:hint="eastAsia"/>
-        </w:rPr>
-        <w:t xml:space="preserve">Qian_2020_QJEP|Exp1：Trials</w:t>
-      </w:r>
-      <w:r>
-        <w:rPr>
-          <w:rStyle w:val="VerbatimChar"/>
-        </w:rPr>
-        <w:t xml:space="preserve"> </w:t>
-      </w:r>
-      <w:r>
-        <w:rPr>
-          <w:rStyle w:val="VerbatimChar"/>
-          <w:rFonts w:hint="eastAsia"/>
-        </w:rPr>
-        <w:t xml:space="preserve">不一致（稿件</w:t>
-      </w:r>
-      <w:r>
-        <w:rPr>
-          <w:rStyle w:val="VerbatimChar"/>
-        </w:rPr>
-        <w:t xml:space="preserve"> 100 vs qmd </w:t>
-      </w:r>
-      <w:r>
-        <w:rPr>
-          <w:rStyle w:val="VerbatimChar"/>
-          <w:rFonts w:hint="eastAsia"/>
-        </w:rPr>
-        <w:t xml:space="preserve">144）</w:t>
-      </w:r>
-      <w:r>
-        <w:br/>
-      </w:r>
-      <w:r>
-        <w:br/>
-      </w:r>
-      <w:r>
-        <w:rPr>
-          <w:rStyle w:val="VerbatimChar"/>
-        </w:rPr>
-        <w:t xml:space="preserve">70. </w:t>
-      </w:r>
-      <w:r>
-        <w:rPr>
-          <w:rStyle w:val="VerbatimChar"/>
-          <w:rFonts w:hint="eastAsia"/>
-        </w:rPr>
-        <w:t xml:space="preserve">Schaefer_2019_JCogPsych|Exp?：Exp</w:t>
-      </w:r>
-      <w:r>
-        <w:rPr>
-          <w:rStyle w:val="VerbatimChar"/>
-        </w:rPr>
-        <w:t xml:space="preserve"> </w:t>
-      </w:r>
-      <w:r>
-        <w:rPr>
-          <w:rStyle w:val="VerbatimChar"/>
-          <w:rFonts w:hint="eastAsia"/>
-        </w:rPr>
-        <w:t xml:space="preserve">不一致（稿件</w:t>
-      </w:r>
-      <w:r>
-        <w:rPr>
-          <w:rStyle w:val="VerbatimChar"/>
-        </w:rPr>
-        <w:t xml:space="preserve"> Exp2 vs qmd </w:t>
-      </w:r>
-      <w:r>
-        <w:rPr>
-          <w:rStyle w:val="VerbatimChar"/>
-          <w:rFonts w:hint="eastAsia"/>
-        </w:rPr>
-        <w:t xml:space="preserve">）</w:t>
-      </w:r>
-      <w:r>
-        <w:br/>
-      </w:r>
-      <w:r>
-        <w:br/>
-      </w:r>
-      <w:r>
-        <w:rPr>
-          <w:rStyle w:val="VerbatimChar"/>
-        </w:rPr>
-        <w:t xml:space="preserve">71. </w:t>
-      </w:r>
-      <w:r>
-        <w:rPr>
-          <w:rStyle w:val="VerbatimChar"/>
-          <w:rFonts w:hint="eastAsia"/>
-        </w:rPr>
-        <w:t xml:space="preserve">Schaefer_2019_JCogPsych|Exp?：N</w:t>
-      </w:r>
-      <w:r>
-        <w:rPr>
-          <w:rStyle w:val="VerbatimChar"/>
-        </w:rPr>
-        <w:t xml:space="preserve"> </w:t>
-      </w:r>
-      <w:r>
-        <w:rPr>
-          <w:rStyle w:val="VerbatimChar"/>
-          <w:rFonts w:hint="eastAsia"/>
-        </w:rPr>
-        <w:t xml:space="preserve">不一致（稿件</w:t>
-      </w:r>
-      <w:r>
-        <w:rPr>
-          <w:rStyle w:val="VerbatimChar"/>
-        </w:rPr>
-        <w:t xml:space="preserve"> 35 (—) vs qmd </w:t>
-      </w:r>
-      <w:r>
-        <w:rPr>
-          <w:rStyle w:val="VerbatimChar"/>
-          <w:rFonts w:hint="eastAsia"/>
-        </w:rPr>
-        <w:t xml:space="preserve">36）</w:t>
-      </w:r>
-      <w:r>
-        <w:br/>
-      </w:r>
-      <w:r>
-        <w:br/>
-      </w:r>
-      <w:r>
-        <w:rPr>
-          <w:rStyle w:val="VerbatimChar"/>
-        </w:rPr>
-        <w:t xml:space="preserve">72. </w:t>
-      </w:r>
-      <w:r>
-        <w:rPr>
-          <w:rStyle w:val="VerbatimChar"/>
-          <w:rFonts w:hint="eastAsia"/>
-        </w:rPr>
-        <w:t xml:space="preserve">Schaefer_2019_JCogPsych|Exp?：Exp_Implement</w:t>
-      </w:r>
-      <w:r>
-        <w:rPr>
-          <w:rStyle w:val="VerbatimChar"/>
-        </w:rPr>
-        <w:t xml:space="preserve"> </w:t>
-      </w:r>
-      <w:r>
-        <w:rPr>
-          <w:rStyle w:val="VerbatimChar"/>
-          <w:rFonts w:hint="eastAsia"/>
-        </w:rPr>
-        <w:t xml:space="preserve">不一致（稿件</w:t>
-      </w:r>
-      <w:r>
-        <w:rPr>
-          <w:rStyle w:val="VerbatimChar"/>
-        </w:rPr>
-        <w:t xml:space="preserve"> Lab Experiment vs qmd </w:t>
-      </w:r>
-      <w:r>
-        <w:rPr>
-          <w:rStyle w:val="VerbatimChar"/>
-          <w:rFonts w:hint="eastAsia"/>
-        </w:rPr>
-        <w:t xml:space="preserve">NA）</w:t>
-      </w:r>
-      <w:r>
-        <w:br/>
-      </w:r>
-      <w:r>
-        <w:br/>
-      </w:r>
-      <w:r>
-        <w:rPr>
-          <w:rStyle w:val="VerbatimChar"/>
-        </w:rPr>
-        <w:t xml:space="preserve">73. </w:t>
-      </w:r>
-      <w:r>
-        <w:rPr>
-          <w:rStyle w:val="VerbatimChar"/>
-          <w:rFonts w:hint="eastAsia"/>
-        </w:rPr>
-        <w:t xml:space="preserve">Schaefer_2019_JCogPsych|Exp?：Exp</w:t>
-      </w:r>
-      <w:r>
-        <w:rPr>
-          <w:rStyle w:val="VerbatimChar"/>
-        </w:rPr>
-        <w:t xml:space="preserve"> </w:t>
-      </w:r>
-      <w:r>
-        <w:rPr>
-          <w:rStyle w:val="VerbatimChar"/>
-          <w:rFonts w:hint="eastAsia"/>
-        </w:rPr>
-        <w:t xml:space="preserve">不一致（稿件</w:t>
-      </w:r>
-      <w:r>
-        <w:rPr>
-          <w:rStyle w:val="VerbatimChar"/>
-        </w:rPr>
-        <w:t xml:space="preserve"> Exp3 vs qmd </w:t>
-      </w:r>
-      <w:r>
-        <w:rPr>
-          <w:rStyle w:val="VerbatimChar"/>
-          <w:rFonts w:hint="eastAsia"/>
-        </w:rPr>
-        <w:t xml:space="preserve">）</w:t>
-      </w:r>
-      <w:r>
-        <w:br/>
-      </w:r>
-      <w:r>
-        <w:br/>
-      </w:r>
-      <w:r>
-        <w:rPr>
-          <w:rStyle w:val="VerbatimChar"/>
-        </w:rPr>
-        <w:t xml:space="preserve">74. </w:t>
-      </w:r>
-      <w:r>
-        <w:rPr>
-          <w:rStyle w:val="VerbatimChar"/>
-          <w:rFonts w:hint="eastAsia"/>
-        </w:rPr>
-        <w:t xml:space="preserve">Schaefer_2019_JCogPsych|Exp?：N</w:t>
-      </w:r>
-      <w:r>
-        <w:rPr>
-          <w:rStyle w:val="VerbatimChar"/>
-        </w:rPr>
-        <w:t xml:space="preserve"> </w:t>
-      </w:r>
-      <w:r>
-        <w:rPr>
-          <w:rStyle w:val="VerbatimChar"/>
-          <w:rFonts w:hint="eastAsia"/>
-        </w:rPr>
-        <w:t xml:space="preserve">不一致（稿件</w:t>
-      </w:r>
-      <w:r>
-        <w:rPr>
-          <w:rStyle w:val="VerbatimChar"/>
-        </w:rPr>
-        <w:t xml:space="preserve"> 35 (—) vs qmd </w:t>
-      </w:r>
-      <w:r>
-        <w:rPr>
-          <w:rStyle w:val="VerbatimChar"/>
-          <w:rFonts w:hint="eastAsia"/>
-        </w:rPr>
-        <w:t xml:space="preserve">35）</w:t>
-      </w:r>
-      <w:r>
-        <w:br/>
-      </w:r>
-      <w:r>
-        <w:br/>
-      </w:r>
-      <w:r>
-        <w:rPr>
-          <w:rStyle w:val="VerbatimChar"/>
-        </w:rPr>
-        <w:t xml:space="preserve">75. </w:t>
-      </w:r>
-      <w:r>
-        <w:rPr>
-          <w:rStyle w:val="VerbatimChar"/>
-          <w:rFonts w:hint="eastAsia"/>
-        </w:rPr>
-        <w:t xml:space="preserve">Schaefer_2019_JCogPsych|Exp?：Exp_Implement</w:t>
-      </w:r>
-      <w:r>
-        <w:rPr>
-          <w:rStyle w:val="VerbatimChar"/>
-        </w:rPr>
-        <w:t xml:space="preserve"> </w:t>
-      </w:r>
-      <w:r>
-        <w:rPr>
-          <w:rStyle w:val="VerbatimChar"/>
-          <w:rFonts w:hint="eastAsia"/>
-        </w:rPr>
-        <w:t xml:space="preserve">不一致（稿件</w:t>
-      </w:r>
-      <w:r>
-        <w:rPr>
-          <w:rStyle w:val="VerbatimChar"/>
-        </w:rPr>
-        <w:t xml:space="preserve"> Lab Experiment vs qmd </w:t>
-      </w:r>
-      <w:r>
-        <w:rPr>
-          <w:rStyle w:val="VerbatimChar"/>
-          <w:rFonts w:hint="eastAsia"/>
-        </w:rPr>
-        <w:t xml:space="preserve">NA）</w:t>
-      </w:r>
-      <w:r>
-        <w:br/>
-      </w:r>
-      <w:r>
-        <w:br/>
-      </w:r>
-      <w:r>
-        <w:rPr>
-          <w:rStyle w:val="VerbatimChar"/>
-        </w:rPr>
-        <w:t xml:space="preserve">76. </w:t>
-      </w:r>
-      <w:r>
-        <w:rPr>
-          <w:rStyle w:val="VerbatimChar"/>
-          <w:rFonts w:hint="eastAsia"/>
-        </w:rPr>
-        <w:t xml:space="preserve">Schaefer_2019_JCogPsych|Exp1：N</w:t>
-      </w:r>
-      <w:r>
-        <w:rPr>
-          <w:rStyle w:val="VerbatimChar"/>
-        </w:rPr>
-        <w:t xml:space="preserve"> </w:t>
-      </w:r>
-      <w:r>
-        <w:rPr>
-          <w:rStyle w:val="VerbatimChar"/>
-          <w:rFonts w:hint="eastAsia"/>
-        </w:rPr>
-        <w:t xml:space="preserve">不一致（稿件</w:t>
-      </w:r>
-      <w:r>
-        <w:rPr>
-          <w:rStyle w:val="VerbatimChar"/>
-        </w:rPr>
-        <w:t xml:space="preserve"> 35 (—) vs qmd </w:t>
-      </w:r>
-      <w:r>
-        <w:rPr>
-          <w:rStyle w:val="VerbatimChar"/>
-          <w:rFonts w:hint="eastAsia"/>
-        </w:rPr>
-        <w:t xml:space="preserve">32）</w:t>
-      </w:r>
-      <w:r>
-        <w:br/>
-      </w:r>
-      <w:r>
-        <w:br/>
-      </w:r>
-      <w:r>
-        <w:rPr>
-          <w:rStyle w:val="VerbatimChar"/>
-        </w:rPr>
-        <w:t xml:space="preserve">77. </w:t>
-      </w:r>
-      <w:r>
-        <w:rPr>
-          <w:rStyle w:val="VerbatimChar"/>
-          <w:rFonts w:hint="eastAsia"/>
-        </w:rPr>
-        <w:t xml:space="preserve">Schaefer_2019_JCogPsych|Exp1：Exp_Implement</w:t>
-      </w:r>
-      <w:r>
-        <w:rPr>
-          <w:rStyle w:val="VerbatimChar"/>
-        </w:rPr>
-        <w:t xml:space="preserve"> </w:t>
-      </w:r>
-      <w:r>
-        <w:rPr>
-          <w:rStyle w:val="VerbatimChar"/>
-          <w:rFonts w:hint="eastAsia"/>
-        </w:rPr>
-        <w:t xml:space="preserve">不一致（稿件</w:t>
-      </w:r>
-      <w:r>
-        <w:rPr>
-          <w:rStyle w:val="VerbatimChar"/>
-        </w:rPr>
-        <w:t xml:space="preserve"> Lab Experiment vs qmd </w:t>
-      </w:r>
-      <w:r>
-        <w:rPr>
-          <w:rStyle w:val="VerbatimChar"/>
-          <w:rFonts w:hint="eastAsia"/>
-        </w:rPr>
-        <w:t xml:space="preserve">NA）</w:t>
-      </w:r>
-      <w:r>
-        <w:br/>
-      </w:r>
-      <w:r>
-        <w:br/>
-      </w:r>
-      <w:r>
-        <w:rPr>
-          <w:rStyle w:val="VerbatimChar"/>
-        </w:rPr>
-        <w:t xml:space="preserve">78. </w:t>
-      </w:r>
-      <w:r>
-        <w:rPr>
-          <w:rStyle w:val="VerbatimChar"/>
-          <w:rFonts w:hint="eastAsia"/>
-        </w:rPr>
-        <w:t xml:space="preserve">Smith_2024_Cortex|Exp1：Exp_Implement</w:t>
-      </w:r>
-      <w:r>
-        <w:rPr>
-          <w:rStyle w:val="VerbatimChar"/>
-        </w:rPr>
-        <w:t xml:space="preserve"> </w:t>
-      </w:r>
-      <w:r>
-        <w:rPr>
-          <w:rStyle w:val="VerbatimChar"/>
-          <w:rFonts w:hint="eastAsia"/>
-        </w:rPr>
-        <w:t xml:space="preserve">不一致（稿件</w:t>
-      </w:r>
-      <w:r>
-        <w:rPr>
-          <w:rStyle w:val="VerbatimChar"/>
-        </w:rPr>
-        <w:t xml:space="preserve"> Lab Experiment vs qmd </w:t>
-      </w:r>
-      <w:r>
-        <w:rPr>
-          <w:rStyle w:val="VerbatimChar"/>
-          <w:rFonts w:hint="eastAsia"/>
-        </w:rPr>
-        <w:t xml:space="preserve">NA）</w:t>
-      </w:r>
-      <w:r>
-        <w:br/>
-      </w:r>
-      <w:r>
-        <w:br/>
-      </w:r>
-      <w:r>
-        <w:rPr>
-          <w:rStyle w:val="VerbatimChar"/>
-        </w:rPr>
-        <w:t xml:space="preserve">79. </w:t>
-      </w:r>
-      <w:r>
-        <w:rPr>
-          <w:rStyle w:val="VerbatimChar"/>
-          <w:rFonts w:hint="eastAsia"/>
-        </w:rPr>
-        <w:t xml:space="preserve">Sui_2015_unpub|Exp2：N</w:t>
-      </w:r>
-      <w:r>
-        <w:rPr>
-          <w:rStyle w:val="VerbatimChar"/>
-        </w:rPr>
-        <w:t xml:space="preserve"> </w:t>
-      </w:r>
-      <w:r>
-        <w:rPr>
-          <w:rStyle w:val="VerbatimChar"/>
-          <w:rFonts w:hint="eastAsia"/>
-        </w:rPr>
-        <w:t xml:space="preserve">不一致（稿件</w:t>
-      </w:r>
-      <w:r>
-        <w:rPr>
-          <w:rStyle w:val="VerbatimChar"/>
-        </w:rPr>
-        <w:t xml:space="preserve"> 20 (—) vs qmd </w:t>
-      </w:r>
-      <w:r>
-        <w:rPr>
-          <w:rStyle w:val="VerbatimChar"/>
-          <w:rFonts w:hint="eastAsia"/>
-        </w:rPr>
-        <w:t xml:space="preserve">21）</w:t>
-      </w:r>
-      <w:r>
-        <w:br/>
-      </w:r>
-      <w:r>
-        <w:br/>
-      </w:r>
-      <w:r>
-        <w:rPr>
-          <w:rStyle w:val="VerbatimChar"/>
-        </w:rPr>
-        <w:t xml:space="preserve">80. </w:t>
-      </w:r>
-      <w:r>
-        <w:rPr>
-          <w:rStyle w:val="VerbatimChar"/>
-          <w:rFonts w:hint="eastAsia"/>
-        </w:rPr>
-        <w:t xml:space="preserve">Sui_2015_unpub|Exp2：Stimulus</w:t>
-      </w:r>
-      <w:r>
-        <w:rPr>
-          <w:rStyle w:val="VerbatimChar"/>
-        </w:rPr>
-        <w:t xml:space="preserve"> </w:t>
-      </w:r>
-      <w:r>
-        <w:rPr>
-          <w:rStyle w:val="VerbatimChar"/>
-          <w:rFonts w:hint="eastAsia"/>
-        </w:rPr>
-        <w:t xml:space="preserve">不一致（稿件</w:t>
-      </w:r>
-      <w:r>
-        <w:rPr>
-          <w:rStyle w:val="VerbatimChar"/>
-        </w:rPr>
-        <w:t xml:space="preserve"> geometric shape vs qmd geometric shape and </w:t>
-      </w:r>
-      <w:r>
-        <w:rPr>
-          <w:rStyle w:val="VerbatimChar"/>
-          <w:rFonts w:hint="eastAsia"/>
-        </w:rPr>
-        <w:t xml:space="preserve">face）</w:t>
-      </w:r>
-      <w:r>
-        <w:br/>
-      </w:r>
-      <w:r>
-        <w:br/>
-      </w:r>
-      <w:r>
-        <w:rPr>
-          <w:rStyle w:val="VerbatimChar"/>
-        </w:rPr>
-        <w:t xml:space="preserve">81. </w:t>
-      </w:r>
-      <w:r>
-        <w:rPr>
-          <w:rStyle w:val="VerbatimChar"/>
-          <w:rFonts w:hint="eastAsia"/>
-        </w:rPr>
-        <w:t xml:space="preserve">Sui_2015_unpub|Exp2：Trials</w:t>
-      </w:r>
-      <w:r>
-        <w:rPr>
-          <w:rStyle w:val="VerbatimChar"/>
-        </w:rPr>
-        <w:t xml:space="preserve"> </w:t>
-      </w:r>
-      <w:r>
-        <w:rPr>
-          <w:rStyle w:val="VerbatimChar"/>
-          <w:rFonts w:hint="eastAsia"/>
-        </w:rPr>
-        <w:t xml:space="preserve">不一致（稿件</w:t>
-      </w:r>
-      <w:r>
-        <w:rPr>
-          <w:rStyle w:val="VerbatimChar"/>
-        </w:rPr>
-        <w:t xml:space="preserve"> 60 vs qmd </w:t>
-      </w:r>
-      <w:r>
-        <w:rPr>
-          <w:rStyle w:val="VerbatimChar"/>
-          <w:rFonts w:hint="eastAsia"/>
-        </w:rPr>
-        <w:t xml:space="preserve">40）</w:t>
-      </w:r>
-      <w:r>
-        <w:br/>
-      </w:r>
-      <w:r>
-        <w:br/>
-      </w:r>
-      <w:r>
-        <w:rPr>
-          <w:rStyle w:val="VerbatimChar"/>
-        </w:rPr>
-        <w:t xml:space="preserve">82. </w:t>
-      </w:r>
-      <w:r>
-        <w:rPr>
-          <w:rStyle w:val="VerbatimChar"/>
-          <w:rFonts w:hint="eastAsia"/>
-        </w:rPr>
-        <w:t xml:space="preserve">Sui_2015_unpub|Exp2：Exp_Implement</w:t>
-      </w:r>
-      <w:r>
-        <w:rPr>
-          <w:rStyle w:val="VerbatimChar"/>
-        </w:rPr>
-        <w:t xml:space="preserve"> </w:t>
-      </w:r>
-      <w:r>
-        <w:rPr>
-          <w:rStyle w:val="VerbatimChar"/>
-          <w:rFonts w:hint="eastAsia"/>
-        </w:rPr>
-        <w:t xml:space="preserve">不一致（稿件</w:t>
-      </w:r>
-      <w:r>
-        <w:rPr>
-          <w:rStyle w:val="VerbatimChar"/>
-        </w:rPr>
-        <w:t xml:space="preserve"> Lab Experiment vs qmd </w:t>
-      </w:r>
-      <w:r>
-        <w:rPr>
-          <w:rStyle w:val="VerbatimChar"/>
-          <w:rFonts w:hint="eastAsia"/>
-        </w:rPr>
-        <w:t xml:space="preserve">NA）</w:t>
-      </w:r>
-      <w:r>
-        <w:br/>
-      </w:r>
-      <w:r>
-        <w:br/>
-      </w:r>
-      <w:r>
-        <w:rPr>
-          <w:rStyle w:val="VerbatimChar"/>
-        </w:rPr>
-        <w:t xml:space="preserve">83. </w:t>
-      </w:r>
-      <w:r>
-        <w:rPr>
-          <w:rStyle w:val="VerbatimChar"/>
-          <w:rFonts w:hint="eastAsia"/>
-        </w:rPr>
-        <w:t xml:space="preserve">Sui_2014_APP|Exp2：N</w:t>
-      </w:r>
-      <w:r>
-        <w:rPr>
-          <w:rStyle w:val="VerbatimChar"/>
-        </w:rPr>
-        <w:t xml:space="preserve"> </w:t>
-      </w:r>
-      <w:r>
-        <w:rPr>
-          <w:rStyle w:val="VerbatimChar"/>
-          <w:rFonts w:hint="eastAsia"/>
-        </w:rPr>
-        <w:t xml:space="preserve">不一致（稿件</w:t>
-      </w:r>
-      <w:r>
-        <w:rPr>
-          <w:rStyle w:val="VerbatimChar"/>
-        </w:rPr>
-        <w:t xml:space="preserve"> 20 (—) vs qmd </w:t>
-      </w:r>
-      <w:r>
-        <w:rPr>
-          <w:rStyle w:val="VerbatimChar"/>
-          <w:rFonts w:hint="eastAsia"/>
-        </w:rPr>
-        <w:t xml:space="preserve">18）</w:t>
-      </w:r>
-      <w:r>
-        <w:br/>
-      </w:r>
-      <w:r>
-        <w:br/>
-      </w:r>
-      <w:r>
-        <w:rPr>
-          <w:rStyle w:val="VerbatimChar"/>
-        </w:rPr>
-        <w:t xml:space="preserve">84. </w:t>
-      </w:r>
-      <w:r>
-        <w:rPr>
-          <w:rStyle w:val="VerbatimChar"/>
-          <w:rFonts w:hint="eastAsia"/>
-        </w:rPr>
-        <w:t xml:space="preserve">Sui_2014_APP|Exp3：N</w:t>
-      </w:r>
-      <w:r>
-        <w:rPr>
-          <w:rStyle w:val="VerbatimChar"/>
-        </w:rPr>
-        <w:t xml:space="preserve"> </w:t>
-      </w:r>
-      <w:r>
-        <w:rPr>
-          <w:rStyle w:val="VerbatimChar"/>
-          <w:rFonts w:hint="eastAsia"/>
-        </w:rPr>
-        <w:t xml:space="preserve">不一致（稿件</w:t>
-      </w:r>
-      <w:r>
-        <w:rPr>
-          <w:rStyle w:val="VerbatimChar"/>
-        </w:rPr>
-        <w:t xml:space="preserve"> 20 (—) vs qmd </w:t>
-      </w:r>
-      <w:r>
-        <w:rPr>
-          <w:rStyle w:val="VerbatimChar"/>
-          <w:rFonts w:hint="eastAsia"/>
-        </w:rPr>
-        <w:t xml:space="preserve">22）</w:t>
-      </w:r>
-      <w:r>
-        <w:br/>
-      </w:r>
-      <w:r>
-        <w:br/>
-      </w:r>
-      <w:r>
-        <w:rPr>
-          <w:rStyle w:val="VerbatimChar"/>
-        </w:rPr>
-        <w:t xml:space="preserve">85. </w:t>
-      </w:r>
-      <w:r>
-        <w:rPr>
-          <w:rStyle w:val="VerbatimChar"/>
-          <w:rFonts w:hint="eastAsia"/>
-        </w:rPr>
-        <w:t xml:space="preserve">Sui_2014_APP|Exp4：N</w:t>
-      </w:r>
-      <w:r>
-        <w:rPr>
-          <w:rStyle w:val="VerbatimChar"/>
-        </w:rPr>
-        <w:t xml:space="preserve"> </w:t>
-      </w:r>
-      <w:r>
-        <w:rPr>
-          <w:rStyle w:val="VerbatimChar"/>
-          <w:rFonts w:hint="eastAsia"/>
-        </w:rPr>
-        <w:t xml:space="preserve">不一致（稿件</w:t>
-      </w:r>
-      <w:r>
-        <w:rPr>
-          <w:rStyle w:val="VerbatimChar"/>
-        </w:rPr>
-        <w:t xml:space="preserve"> 20 (—) vs qmd </w:t>
-      </w:r>
-      <w:r>
-        <w:rPr>
-          <w:rStyle w:val="VerbatimChar"/>
-          <w:rFonts w:hint="eastAsia"/>
-        </w:rPr>
-        <w:t xml:space="preserve">20）</w:t>
-      </w:r>
-      <w:r>
-        <w:br/>
-      </w:r>
-      <w:r>
-        <w:br/>
-      </w:r>
-      <w:r>
-        <w:rPr>
-          <w:rStyle w:val="VerbatimChar"/>
-        </w:rPr>
-        <w:t xml:space="preserve">86. </w:t>
-      </w:r>
-      <w:r>
-        <w:rPr>
-          <w:rStyle w:val="VerbatimChar"/>
-          <w:rFonts w:hint="eastAsia"/>
-        </w:rPr>
-        <w:t xml:space="preserve">Sui_2014_unpub|Exp1：N</w:t>
-      </w:r>
-      <w:r>
-        <w:rPr>
-          <w:rStyle w:val="VerbatimChar"/>
-        </w:rPr>
-        <w:t xml:space="preserve"> </w:t>
-      </w:r>
-      <w:r>
-        <w:rPr>
-          <w:rStyle w:val="VerbatimChar"/>
-          <w:rFonts w:hint="eastAsia"/>
-        </w:rPr>
-        <w:t xml:space="preserve">不一致（稿件</w:t>
-      </w:r>
-      <w:r>
-        <w:rPr>
-          <w:rStyle w:val="VerbatimChar"/>
-        </w:rPr>
-        <w:t xml:space="preserve"> 20 (—) vs qmd </w:t>
-      </w:r>
-      <w:r>
-        <w:rPr>
-          <w:rStyle w:val="VerbatimChar"/>
-          <w:rFonts w:hint="eastAsia"/>
-        </w:rPr>
-        <w:t xml:space="preserve">24）</w:t>
-      </w:r>
-      <w:r>
-        <w:br/>
-      </w:r>
-      <w:r>
-        <w:br/>
-      </w:r>
-      <w:r>
-        <w:rPr>
-          <w:rStyle w:val="VerbatimChar"/>
-        </w:rPr>
-        <w:t xml:space="preserve">87. </w:t>
-      </w:r>
-      <w:r>
-        <w:rPr>
-          <w:rStyle w:val="VerbatimChar"/>
-          <w:rFonts w:hint="eastAsia"/>
-        </w:rPr>
-        <w:t xml:space="preserve">Sui_2014_unpub|Exp1：Trials</w:t>
-      </w:r>
-      <w:r>
-        <w:rPr>
-          <w:rStyle w:val="VerbatimChar"/>
-        </w:rPr>
-        <w:t xml:space="preserve"> </w:t>
-      </w:r>
-      <w:r>
-        <w:rPr>
-          <w:rStyle w:val="VerbatimChar"/>
-          <w:rFonts w:hint="eastAsia"/>
-        </w:rPr>
-        <w:t xml:space="preserve">不一致（稿件</w:t>
-      </w:r>
-      <w:r>
-        <w:rPr>
-          <w:rStyle w:val="VerbatimChar"/>
-        </w:rPr>
-        <w:t xml:space="preserve"> 60 vs qmd </w:t>
-      </w:r>
-      <w:r>
-        <w:rPr>
-          <w:rStyle w:val="VerbatimChar"/>
-          <w:rFonts w:hint="eastAsia"/>
-        </w:rPr>
-        <w:t xml:space="preserve">40）</w:t>
-      </w:r>
-      <w:r>
-        <w:br/>
-      </w:r>
-      <w:r>
-        <w:br/>
-      </w:r>
-      <w:r>
-        <w:rPr>
-          <w:rStyle w:val="VerbatimChar"/>
-        </w:rPr>
-        <w:t xml:space="preserve">88. </w:t>
-      </w:r>
-      <w:r>
-        <w:rPr>
-          <w:rStyle w:val="VerbatimChar"/>
-          <w:rFonts w:hint="eastAsia"/>
-        </w:rPr>
-        <w:t xml:space="preserve">Sui_2014_unpub|Exp1：Exp_Implement</w:t>
-      </w:r>
-      <w:r>
-        <w:rPr>
-          <w:rStyle w:val="VerbatimChar"/>
-        </w:rPr>
-        <w:t xml:space="preserve"> </w:t>
-      </w:r>
-      <w:r>
-        <w:rPr>
-          <w:rStyle w:val="VerbatimChar"/>
-          <w:rFonts w:hint="eastAsia"/>
-        </w:rPr>
-        <w:t xml:space="preserve">不一致（稿件</w:t>
-      </w:r>
-      <w:r>
-        <w:rPr>
-          <w:rStyle w:val="VerbatimChar"/>
-        </w:rPr>
-        <w:t xml:space="preserve"> Lab Experiment vs qmd </w:t>
-      </w:r>
-      <w:r>
-        <w:rPr>
-          <w:rStyle w:val="VerbatimChar"/>
-          <w:rFonts w:hint="eastAsia"/>
-        </w:rPr>
-        <w:t xml:space="preserve">NA）</w:t>
-      </w:r>
-      <w:r>
-        <w:br/>
-      </w:r>
-      <w:r>
-        <w:br/>
-      </w:r>
-      <w:r>
-        <w:rPr>
-          <w:rStyle w:val="VerbatimChar"/>
-        </w:rPr>
-        <w:t xml:space="preserve">89. </w:t>
-      </w:r>
-      <w:r>
-        <w:rPr>
-          <w:rStyle w:val="VerbatimChar"/>
-          <w:rFonts w:hint="eastAsia"/>
-        </w:rPr>
-        <w:t xml:space="preserve">Sui_2014_APP|Exp1：N</w:t>
-      </w:r>
-      <w:r>
-        <w:rPr>
-          <w:rStyle w:val="VerbatimChar"/>
-        </w:rPr>
-        <w:t xml:space="preserve"> </w:t>
-      </w:r>
-      <w:r>
-        <w:rPr>
-          <w:rStyle w:val="VerbatimChar"/>
-          <w:rFonts w:hint="eastAsia"/>
-        </w:rPr>
-        <w:t xml:space="preserve">不一致（稿件</w:t>
-      </w:r>
-      <w:r>
-        <w:rPr>
-          <w:rStyle w:val="VerbatimChar"/>
-        </w:rPr>
-        <w:t xml:space="preserve"> 20 (—) vs qmd </w:t>
-      </w:r>
-      <w:r>
-        <w:rPr>
-          <w:rStyle w:val="VerbatimChar"/>
-          <w:rFonts w:hint="eastAsia"/>
-        </w:rPr>
-        <w:t xml:space="preserve">24）</w:t>
-      </w:r>
-      <w:r>
-        <w:br/>
-      </w:r>
-      <w:r>
-        <w:br/>
-      </w:r>
-      <w:r>
-        <w:rPr>
-          <w:rStyle w:val="VerbatimChar"/>
-        </w:rPr>
-        <w:t xml:space="preserve">90. </w:t>
-      </w:r>
-      <w:r>
-        <w:rPr>
-          <w:rStyle w:val="VerbatimChar"/>
-          <w:rFonts w:hint="eastAsia"/>
-        </w:rPr>
-        <w:t xml:space="preserve">Sui_2015_unpub|Exp1：N</w:t>
-      </w:r>
-      <w:r>
-        <w:rPr>
-          <w:rStyle w:val="VerbatimChar"/>
-        </w:rPr>
-        <w:t xml:space="preserve"> </w:t>
-      </w:r>
-      <w:r>
-        <w:rPr>
-          <w:rStyle w:val="VerbatimChar"/>
-          <w:rFonts w:hint="eastAsia"/>
-        </w:rPr>
-        <w:t xml:space="preserve">不一致（稿件</w:t>
-      </w:r>
-      <w:r>
-        <w:rPr>
-          <w:rStyle w:val="VerbatimChar"/>
-        </w:rPr>
-        <w:t xml:space="preserve"> 21 (—) vs qmd </w:t>
-      </w:r>
-      <w:r>
-        <w:rPr>
-          <w:rStyle w:val="VerbatimChar"/>
-          <w:rFonts w:hint="eastAsia"/>
-        </w:rPr>
-        <w:t xml:space="preserve">20）</w:t>
-      </w:r>
-      <w:r>
-        <w:br/>
-      </w:r>
-      <w:r>
-        <w:br/>
-      </w:r>
-      <w:r>
-        <w:rPr>
-          <w:rStyle w:val="VerbatimChar"/>
-        </w:rPr>
-        <w:t xml:space="preserve">91. </w:t>
-      </w:r>
-      <w:r>
-        <w:rPr>
-          <w:rStyle w:val="VerbatimChar"/>
-          <w:rFonts w:hint="eastAsia"/>
-        </w:rPr>
-        <w:t xml:space="preserve">Sui_2015_unpub|Exp1：Stimulus</w:t>
-      </w:r>
-      <w:r>
-        <w:rPr>
-          <w:rStyle w:val="VerbatimChar"/>
-        </w:rPr>
-        <w:t xml:space="preserve"> </w:t>
-      </w:r>
-      <w:r>
-        <w:rPr>
-          <w:rStyle w:val="VerbatimChar"/>
-          <w:rFonts w:hint="eastAsia"/>
-        </w:rPr>
-        <w:t xml:space="preserve">不一致（稿件</w:t>
-      </w:r>
-      <w:r>
-        <w:rPr>
-          <w:rStyle w:val="VerbatimChar"/>
-        </w:rPr>
-        <w:t xml:space="preserve"> geometric shape and face vs qmd geometric </w:t>
-      </w:r>
-      <w:r>
-        <w:rPr>
-          <w:rStyle w:val="VerbatimChar"/>
-          <w:rFonts w:hint="eastAsia"/>
-        </w:rPr>
-        <w:t xml:space="preserve">shape）</w:t>
-      </w:r>
-      <w:r>
-        <w:br/>
-      </w:r>
-      <w:r>
-        <w:br/>
-      </w:r>
-      <w:r>
-        <w:rPr>
-          <w:rStyle w:val="VerbatimChar"/>
-        </w:rPr>
-        <w:t xml:space="preserve">92. </w:t>
-      </w:r>
-      <w:r>
-        <w:rPr>
-          <w:rStyle w:val="VerbatimChar"/>
-          <w:rFonts w:hint="eastAsia"/>
-        </w:rPr>
-        <w:t xml:space="preserve">Sui_2015_unpub|Exp1：Exp_Implement</w:t>
-      </w:r>
-      <w:r>
-        <w:rPr>
-          <w:rStyle w:val="VerbatimChar"/>
-        </w:rPr>
-        <w:t xml:space="preserve"> </w:t>
-      </w:r>
-      <w:r>
-        <w:rPr>
-          <w:rStyle w:val="VerbatimChar"/>
-          <w:rFonts w:hint="eastAsia"/>
-        </w:rPr>
-        <w:t xml:space="preserve">不一致（稿件</w:t>
-      </w:r>
-      <w:r>
-        <w:rPr>
-          <w:rStyle w:val="VerbatimChar"/>
-        </w:rPr>
-        <w:t xml:space="preserve"> Lab Experiment vs qmd </w:t>
-      </w:r>
-      <w:r>
-        <w:rPr>
-          <w:rStyle w:val="VerbatimChar"/>
-          <w:rFonts w:hint="eastAsia"/>
-        </w:rPr>
-        <w:t xml:space="preserve">NA）</w:t>
-      </w:r>
-      <w:r>
-        <w:br/>
-      </w:r>
-      <w:r>
-        <w:br/>
-      </w:r>
-      <w:r>
-        <w:rPr>
-          <w:rStyle w:val="VerbatimChar"/>
-        </w:rPr>
-        <w:t xml:space="preserve">93. </w:t>
-      </w:r>
-      <w:r>
-        <w:rPr>
-          <w:rStyle w:val="VerbatimChar"/>
-          <w:rFonts w:hint="eastAsia"/>
-        </w:rPr>
-        <w:t xml:space="preserve">Sun_2026_DataExp|Exp?：Exp</w:t>
-      </w:r>
-      <w:r>
-        <w:rPr>
-          <w:rStyle w:val="VerbatimChar"/>
-        </w:rPr>
-        <w:t xml:space="preserve"> </w:t>
-      </w:r>
-      <w:r>
-        <w:rPr>
-          <w:rStyle w:val="VerbatimChar"/>
-          <w:rFonts w:hint="eastAsia"/>
-        </w:rPr>
-        <w:t xml:space="preserve">不一致（稿件</w:t>
-      </w:r>
-      <w:r>
-        <w:rPr>
-          <w:rStyle w:val="VerbatimChar"/>
-        </w:rPr>
-        <w:t xml:space="preserve"> Exp1 vs qmd </w:t>
-      </w:r>
-      <w:r>
-        <w:rPr>
-          <w:rStyle w:val="VerbatimChar"/>
-          <w:rFonts w:hint="eastAsia"/>
-        </w:rPr>
-        <w:t xml:space="preserve">）</w:t>
-      </w:r>
-      <w:r>
-        <w:br/>
-      </w:r>
-      <w:r>
-        <w:br/>
-      </w:r>
-      <w:r>
-        <w:rPr>
-          <w:rStyle w:val="VerbatimChar"/>
-        </w:rPr>
-        <w:t xml:space="preserve">94. </w:t>
-      </w:r>
-      <w:r>
-        <w:rPr>
-          <w:rStyle w:val="VerbatimChar"/>
-          <w:rFonts w:hint="eastAsia"/>
-        </w:rPr>
-        <w:t xml:space="preserve">Sun_2026_DataExp|Exp?：N</w:t>
-      </w:r>
-      <w:r>
-        <w:rPr>
-          <w:rStyle w:val="VerbatimChar"/>
-        </w:rPr>
-        <w:t xml:space="preserve"> </w:t>
-      </w:r>
-      <w:r>
-        <w:rPr>
-          <w:rStyle w:val="VerbatimChar"/>
-          <w:rFonts w:hint="eastAsia"/>
-        </w:rPr>
-        <w:t xml:space="preserve">不一致（稿件</w:t>
-      </w:r>
-      <w:r>
-        <w:rPr>
-          <w:rStyle w:val="VerbatimChar"/>
-        </w:rPr>
-        <w:t xml:space="preserve"> 506(—) vs qmd </w:t>
-      </w:r>
-      <w:r>
-        <w:rPr>
-          <w:rStyle w:val="VerbatimChar"/>
-          <w:rFonts w:hint="eastAsia"/>
-        </w:rPr>
-        <w:t xml:space="preserve">—）</w:t>
-      </w:r>
-      <w:r>
-        <w:br/>
-      </w:r>
-      <w:r>
-        <w:br/>
-      </w:r>
-      <w:r>
-        <w:rPr>
-          <w:rStyle w:val="VerbatimChar"/>
-        </w:rPr>
-        <w:t xml:space="preserve">95. </w:t>
-      </w:r>
-      <w:r>
-        <w:rPr>
-          <w:rStyle w:val="VerbatimChar"/>
-          <w:rFonts w:hint="eastAsia"/>
-        </w:rPr>
-        <w:t xml:space="preserve">Sun_2026_DataExp|Exp?：Exp_Implement</w:t>
-      </w:r>
-      <w:r>
-        <w:rPr>
-          <w:rStyle w:val="VerbatimChar"/>
-        </w:rPr>
-        <w:t xml:space="preserve"> </w:t>
-      </w:r>
-      <w:r>
-        <w:rPr>
-          <w:rStyle w:val="VerbatimChar"/>
-          <w:rFonts w:hint="eastAsia"/>
-        </w:rPr>
-        <w:t xml:space="preserve">不一致（稿件</w:t>
-      </w:r>
-      <w:r>
-        <w:rPr>
-          <w:rStyle w:val="VerbatimChar"/>
-        </w:rPr>
-        <w:t xml:space="preserve"> Lab Experiment vs qmd </w:t>
-      </w:r>
-      <w:r>
-        <w:rPr>
-          <w:rStyle w:val="VerbatimChar"/>
-          <w:rFonts w:hint="eastAsia"/>
-        </w:rPr>
-        <w:t xml:space="preserve">NA）</w:t>
-      </w:r>
-      <w:r>
-        <w:br/>
-      </w:r>
-      <w:r>
-        <w:br/>
-      </w:r>
-      <w:r>
-        <w:rPr>
-          <w:rStyle w:val="VerbatimChar"/>
-        </w:rPr>
-        <w:t xml:space="preserve">96. </w:t>
-      </w:r>
-      <w:r>
-        <w:rPr>
-          <w:rStyle w:val="VerbatimChar"/>
-          <w:rFonts w:hint="eastAsia"/>
-        </w:rPr>
-        <w:t xml:space="preserve">Svensson_2023_QJEP|Exp?：Exp</w:t>
-      </w:r>
-      <w:r>
-        <w:rPr>
-          <w:rStyle w:val="VerbatimChar"/>
-        </w:rPr>
-        <w:t xml:space="preserve"> </w:t>
-      </w:r>
-      <w:r>
-        <w:rPr>
-          <w:rStyle w:val="VerbatimChar"/>
-          <w:rFonts w:hint="eastAsia"/>
-        </w:rPr>
-        <w:t xml:space="preserve">不一致（稿件</w:t>
-      </w:r>
-      <w:r>
-        <w:rPr>
-          <w:rStyle w:val="VerbatimChar"/>
-        </w:rPr>
-        <w:t xml:space="preserve"> Exp1 vs qmd </w:t>
-      </w:r>
-      <w:r>
-        <w:rPr>
-          <w:rStyle w:val="VerbatimChar"/>
-          <w:rFonts w:hint="eastAsia"/>
-        </w:rPr>
-        <w:t xml:space="preserve">）</w:t>
-      </w:r>
-      <w:r>
-        <w:br/>
-      </w:r>
-      <w:r>
-        <w:br/>
-      </w:r>
-      <w:r>
-        <w:rPr>
-          <w:rStyle w:val="VerbatimChar"/>
-        </w:rPr>
-        <w:t xml:space="preserve">97. </w:t>
-      </w:r>
-      <w:r>
-        <w:rPr>
-          <w:rStyle w:val="VerbatimChar"/>
-          <w:rFonts w:hint="eastAsia"/>
-        </w:rPr>
-        <w:t xml:space="preserve">Svensson_2023_QJEP|Exp?：Country</w:t>
-      </w:r>
-      <w:r>
-        <w:rPr>
-          <w:rStyle w:val="VerbatimChar"/>
-        </w:rPr>
-        <w:t xml:space="preserve"> </w:t>
-      </w:r>
-      <w:r>
-        <w:rPr>
-          <w:rStyle w:val="VerbatimChar"/>
-          <w:rFonts w:hint="eastAsia"/>
-        </w:rPr>
-        <w:t xml:space="preserve">不一致（稿件</w:t>
-      </w:r>
-      <w:r>
-        <w:rPr>
-          <w:rStyle w:val="VerbatimChar"/>
-        </w:rPr>
-        <w:t xml:space="preserve"> United Kingdom vs qmd </w:t>
-      </w:r>
-      <w:r>
-        <w:rPr>
-          <w:rStyle w:val="VerbatimChar"/>
-          <w:rFonts w:hint="eastAsia"/>
-        </w:rPr>
-        <w:t xml:space="preserve">UK）</w:t>
-      </w:r>
-      <w:r>
-        <w:br/>
-      </w:r>
-      <w:r>
-        <w:br/>
-      </w:r>
-      <w:r>
-        <w:rPr>
-          <w:rStyle w:val="VerbatimChar"/>
-        </w:rPr>
-        <w:t xml:space="preserve">98. </w:t>
-      </w:r>
-      <w:r>
-        <w:rPr>
-          <w:rStyle w:val="VerbatimChar"/>
-          <w:rFonts w:hint="eastAsia"/>
-        </w:rPr>
-        <w:t xml:space="preserve">Svensson_2023_QJEP|Exp?：N</w:t>
-      </w:r>
-      <w:r>
-        <w:rPr>
-          <w:rStyle w:val="VerbatimChar"/>
-        </w:rPr>
-        <w:t xml:space="preserve"> </w:t>
-      </w:r>
-      <w:r>
-        <w:rPr>
-          <w:rStyle w:val="VerbatimChar"/>
-          <w:rFonts w:hint="eastAsia"/>
-        </w:rPr>
-        <w:t xml:space="preserve">不一致（稿件</w:t>
-      </w:r>
-      <w:r>
-        <w:rPr>
-          <w:rStyle w:val="VerbatimChar"/>
-        </w:rPr>
-        <w:t xml:space="preserve"> 25 (7/18) vs qmd 65 </w:t>
-      </w:r>
-      <w:r>
-        <w:rPr>
-          <w:rStyle w:val="VerbatimChar"/>
-          <w:rFonts w:hint="eastAsia"/>
-        </w:rPr>
-        <w:t xml:space="preserve">(20/45)）</w:t>
-      </w:r>
-      <w:r>
-        <w:br/>
-      </w:r>
-      <w:r>
-        <w:br/>
-      </w:r>
-      <w:r>
-        <w:rPr>
-          <w:rStyle w:val="VerbatimChar"/>
-        </w:rPr>
-        <w:t xml:space="preserve">99. </w:t>
-      </w:r>
-      <w:r>
-        <w:rPr>
-          <w:rStyle w:val="VerbatimChar"/>
-          <w:rFonts w:hint="eastAsia"/>
-        </w:rPr>
-        <w:t xml:space="preserve">Svensson_2023_QJEP|Exp?：Stimulus</w:t>
-      </w:r>
-      <w:r>
-        <w:rPr>
-          <w:rStyle w:val="VerbatimChar"/>
-        </w:rPr>
-        <w:t xml:space="preserve"> </w:t>
-      </w:r>
-      <w:r>
-        <w:rPr>
-          <w:rStyle w:val="VerbatimChar"/>
-          <w:rFonts w:hint="eastAsia"/>
-        </w:rPr>
-        <w:t xml:space="preserve">不一致（稿件</w:t>
-      </w:r>
-      <w:r>
-        <w:rPr>
-          <w:rStyle w:val="VerbatimChar"/>
-        </w:rPr>
-        <w:t xml:space="preserve"> geometric shape vs qmd </w:t>
-      </w:r>
-      <w:r>
-        <w:rPr>
-          <w:rStyle w:val="VerbatimChar"/>
-          <w:rFonts w:hint="eastAsia"/>
-        </w:rPr>
-        <w:t xml:space="preserve">NA）</w:t>
-      </w:r>
-      <w:r>
-        <w:br/>
-      </w:r>
-      <w:r>
-        <w:br/>
-      </w:r>
-      <w:r>
-        <w:rPr>
-          <w:rStyle w:val="VerbatimChar"/>
-        </w:rPr>
-        <w:t xml:space="preserve">100. </w:t>
-      </w:r>
-      <w:r>
-        <w:rPr>
-          <w:rStyle w:val="VerbatimChar"/>
-          <w:rFonts w:hint="eastAsia"/>
-        </w:rPr>
-        <w:t xml:space="preserve">Svensson_2023_QJEP|Exp?：Trials</w:t>
-      </w:r>
-      <w:r>
-        <w:rPr>
-          <w:rStyle w:val="VerbatimChar"/>
-        </w:rPr>
-        <w:t xml:space="preserve"> </w:t>
-      </w:r>
-      <w:r>
-        <w:rPr>
-          <w:rStyle w:val="VerbatimChar"/>
-          <w:rFonts w:hint="eastAsia"/>
-        </w:rPr>
-        <w:t xml:space="preserve">不一致（稿件</w:t>
-      </w:r>
-      <w:r>
-        <w:rPr>
-          <w:rStyle w:val="VerbatimChar"/>
-        </w:rPr>
-        <w:t xml:space="preserve"> 400 vs qmd </w:t>
-      </w:r>
-      <w:r>
-        <w:rPr>
-          <w:rStyle w:val="VerbatimChar"/>
-          <w:rFonts w:hint="eastAsia"/>
-        </w:rPr>
-        <w:t xml:space="preserve">NA）</w:t>
-      </w:r>
-      <w:r>
-        <w:br/>
-      </w:r>
-      <w:r>
-        <w:br/>
-      </w:r>
-      <w:r>
-        <w:rPr>
-          <w:rStyle w:val="VerbatimChar"/>
-        </w:rPr>
-        <w:t xml:space="preserve">101. </w:t>
-      </w:r>
-      <w:r>
-        <w:rPr>
-          <w:rStyle w:val="VerbatimChar"/>
-          <w:rFonts w:hint="eastAsia"/>
-        </w:rPr>
-        <w:t xml:space="preserve">Svensson_2023_QJEP|Exp?：Exp_Implement</w:t>
-      </w:r>
-      <w:r>
-        <w:rPr>
-          <w:rStyle w:val="VerbatimChar"/>
-        </w:rPr>
-        <w:t xml:space="preserve"> </w:t>
-      </w:r>
-      <w:r>
-        <w:rPr>
-          <w:rStyle w:val="VerbatimChar"/>
-          <w:rFonts w:hint="eastAsia"/>
-        </w:rPr>
-        <w:t xml:space="preserve">不一致（稿件</w:t>
-      </w:r>
-      <w:r>
-        <w:rPr>
-          <w:rStyle w:val="VerbatimChar"/>
-        </w:rPr>
-        <w:t xml:space="preserve"> Online Experiment vs qmd </w:t>
-      </w:r>
-      <w:r>
-        <w:rPr>
-          <w:rStyle w:val="VerbatimChar"/>
-          <w:rFonts w:hint="eastAsia"/>
-        </w:rPr>
-        <w:t xml:space="preserve">NA）</w:t>
-      </w:r>
-      <w:r>
-        <w:br/>
-      </w:r>
-      <w:r>
-        <w:br/>
-      </w:r>
-      <w:r>
-        <w:rPr>
-          <w:rStyle w:val="VerbatimChar"/>
-        </w:rPr>
-        <w:t xml:space="preserve">102. </w:t>
-      </w:r>
-      <w:r>
-        <w:rPr>
-          <w:rStyle w:val="VerbatimChar"/>
-          <w:rFonts w:hint="eastAsia"/>
-        </w:rPr>
-        <w:t xml:space="preserve">Martinez-Perez_2024_ConsciousCog|Exp1：N</w:t>
-      </w:r>
-      <w:r>
-        <w:rPr>
-          <w:rStyle w:val="VerbatimChar"/>
-        </w:rPr>
-        <w:t xml:space="preserve"> </w:t>
-      </w:r>
-      <w:r>
-        <w:rPr>
-          <w:rStyle w:val="VerbatimChar"/>
-          <w:rFonts w:hint="eastAsia"/>
-        </w:rPr>
-        <w:t xml:space="preserve">不一致（稿件</w:t>
-      </w:r>
-      <w:r>
-        <w:rPr>
-          <w:rStyle w:val="VerbatimChar"/>
-        </w:rPr>
-        <w:t xml:space="preserve"> 32 vs qmd 32 </w:t>
-      </w:r>
-      <w:r>
-        <w:rPr>
-          <w:rStyle w:val="VerbatimChar"/>
-          <w:rFonts w:hint="eastAsia"/>
-        </w:rPr>
-        <w:t xml:space="preserve">(5/27)）</w:t>
-      </w:r>
-      <w:r>
-        <w:br/>
-      </w:r>
-      <w:r>
-        <w:br/>
-      </w:r>
-      <w:r>
-        <w:rPr>
-          <w:rStyle w:val="VerbatimChar"/>
-        </w:rPr>
-        <w:t xml:space="preserve">103. </w:t>
-      </w:r>
-      <w:r>
-        <w:rPr>
-          <w:rStyle w:val="VerbatimChar"/>
-          <w:rFonts w:hint="eastAsia"/>
-        </w:rPr>
-        <w:t xml:space="preserve">Vicovaro_2022_JEPHPP|Exp2：Exp_Implement</w:t>
-      </w:r>
-      <w:r>
-        <w:rPr>
-          <w:rStyle w:val="VerbatimChar"/>
-        </w:rPr>
-        <w:t xml:space="preserve"> </w:t>
-      </w:r>
-      <w:r>
-        <w:rPr>
-          <w:rStyle w:val="VerbatimChar"/>
-          <w:rFonts w:hint="eastAsia"/>
-        </w:rPr>
-        <w:t xml:space="preserve">不一致（稿件</w:t>
-      </w:r>
-      <w:r>
-        <w:rPr>
-          <w:rStyle w:val="VerbatimChar"/>
-        </w:rPr>
-        <w:t xml:space="preserve"> Mixed (Lab + Online) vs qmd Online </w:t>
-      </w:r>
-      <w:r>
-        <w:rPr>
-          <w:rStyle w:val="VerbatimChar"/>
-          <w:rFonts w:hint="eastAsia"/>
-        </w:rPr>
-        <w:t xml:space="preserve">Experiment）</w:t>
-      </w:r>
-      <w:r>
-        <w:br/>
-      </w:r>
-      <w:r>
-        <w:br/>
-      </w:r>
-      <w:r>
-        <w:rPr>
-          <w:rStyle w:val="VerbatimChar"/>
-        </w:rPr>
-        <w:t xml:space="preserve">104. </w:t>
-      </w:r>
-      <w:r>
-        <w:rPr>
-          <w:rStyle w:val="VerbatimChar"/>
-          <w:rFonts w:hint="eastAsia"/>
-        </w:rPr>
-        <w:t xml:space="preserve">Vicovaro_2022_JEPHPP|Exp1：N</w:t>
-      </w:r>
-      <w:r>
-        <w:rPr>
-          <w:rStyle w:val="VerbatimChar"/>
-        </w:rPr>
-        <w:t xml:space="preserve"> </w:t>
-      </w:r>
-      <w:r>
-        <w:rPr>
-          <w:rStyle w:val="VerbatimChar"/>
-          <w:rFonts w:hint="eastAsia"/>
-        </w:rPr>
-        <w:t xml:space="preserve">不一致（稿件</w:t>
-      </w:r>
-      <w:r>
-        <w:rPr>
-          <w:rStyle w:val="VerbatimChar"/>
-        </w:rPr>
-        <w:t xml:space="preserve"> 104 (14/90) vs qmd 30 </w:t>
-      </w:r>
-      <w:r>
-        <w:rPr>
-          <w:rStyle w:val="VerbatimChar"/>
-          <w:rFonts w:hint="eastAsia"/>
-        </w:rPr>
-        <w:t xml:space="preserve">(14/16)）</w:t>
-      </w:r>
-      <w:r>
-        <w:br/>
-      </w:r>
-      <w:r>
-        <w:br/>
-      </w:r>
-      <w:r>
-        <w:rPr>
-          <w:rStyle w:val="VerbatimChar"/>
-        </w:rPr>
-        <w:t xml:space="preserve">105. </w:t>
-      </w:r>
-      <w:r>
-        <w:rPr>
-          <w:rStyle w:val="VerbatimChar"/>
-          <w:rFonts w:hint="eastAsia"/>
-        </w:rPr>
-        <w:t xml:space="preserve">Vicovaro_2022_JEPHPP|Exp1：Exp_Implement</w:t>
-      </w:r>
-      <w:r>
-        <w:rPr>
-          <w:rStyle w:val="VerbatimChar"/>
-        </w:rPr>
-        <w:t xml:space="preserve"> </w:t>
-      </w:r>
-      <w:r>
-        <w:rPr>
-          <w:rStyle w:val="VerbatimChar"/>
-          <w:rFonts w:hint="eastAsia"/>
-        </w:rPr>
-        <w:t xml:space="preserve">不一致（稿件</w:t>
-      </w:r>
-      <w:r>
-        <w:rPr>
-          <w:rStyle w:val="VerbatimChar"/>
-        </w:rPr>
-        <w:t xml:space="preserve"> Mixed (Lab + Online) vs qmd Online </w:t>
-      </w:r>
-      <w:r>
-        <w:rPr>
-          <w:rStyle w:val="VerbatimChar"/>
-          <w:rFonts w:hint="eastAsia"/>
-        </w:rPr>
-        <w:t xml:space="preserve">Experiment）</w:t>
-      </w:r>
-      <w:r>
-        <w:br/>
-      </w:r>
-      <w:r>
-        <w:br/>
-      </w:r>
-      <w:r>
-        <w:rPr>
-          <w:rStyle w:val="VerbatimChar"/>
-        </w:rPr>
-        <w:t xml:space="preserve">106. </w:t>
-      </w:r>
-      <w:r>
-        <w:rPr>
-          <w:rStyle w:val="VerbatimChar"/>
-          <w:rFonts w:hint="eastAsia"/>
-        </w:rPr>
-        <w:t xml:space="preserve">Wang_2016_JEPHPP|Exp1：Exp_Implement</w:t>
-      </w:r>
-      <w:r>
-        <w:rPr>
-          <w:rStyle w:val="VerbatimChar"/>
-        </w:rPr>
-        <w:t xml:space="preserve"> </w:t>
-      </w:r>
-      <w:r>
-        <w:rPr>
-          <w:rStyle w:val="VerbatimChar"/>
-          <w:rFonts w:hint="eastAsia"/>
-        </w:rPr>
-        <w:t xml:space="preserve">不一致（稿件</w:t>
-      </w:r>
-      <w:r>
-        <w:rPr>
-          <w:rStyle w:val="VerbatimChar"/>
-        </w:rPr>
-        <w:t xml:space="preserve"> Lab Experiment vs qmd </w:t>
-      </w:r>
-      <w:r>
-        <w:rPr>
-          <w:rStyle w:val="VerbatimChar"/>
-          <w:rFonts w:hint="eastAsia"/>
-        </w:rPr>
-        <w:t xml:space="preserve">NA）</w:t>
-      </w:r>
-      <w:r>
-        <w:br/>
-      </w:r>
-      <w:r>
-        <w:br/>
-      </w:r>
-      <w:r>
-        <w:rPr>
-          <w:rStyle w:val="VerbatimChar"/>
-        </w:rPr>
-        <w:t xml:space="preserve">107. </w:t>
-      </w:r>
-      <w:r>
-        <w:rPr>
-          <w:rStyle w:val="VerbatimChar"/>
-          <w:rFonts w:hint="eastAsia"/>
-        </w:rPr>
-        <w:t xml:space="preserve">Wozniak_2022_PsychRes|Exp2：Exp</w:t>
-      </w:r>
-      <w:r>
-        <w:rPr>
-          <w:rStyle w:val="VerbatimChar"/>
-        </w:rPr>
-        <w:t xml:space="preserve"> </w:t>
-      </w:r>
-      <w:r>
-        <w:rPr>
-          <w:rStyle w:val="VerbatimChar"/>
-          <w:rFonts w:hint="eastAsia"/>
-        </w:rPr>
-        <w:t xml:space="preserve">不一致（稿件</w:t>
-      </w:r>
-      <w:r>
-        <w:rPr>
-          <w:rStyle w:val="VerbatimChar"/>
-        </w:rPr>
-        <w:t xml:space="preserve"> Exp1 vs qmd </w:t>
-      </w:r>
-      <w:r>
-        <w:rPr>
-          <w:rStyle w:val="VerbatimChar"/>
-          <w:rFonts w:hint="eastAsia"/>
-        </w:rPr>
-        <w:t xml:space="preserve">Exp2）</w:t>
-      </w:r>
-      <w:r>
-        <w:br/>
-      </w:r>
-      <w:r>
-        <w:br/>
-      </w:r>
-      <w:r>
-        <w:rPr>
-          <w:rStyle w:val="VerbatimChar"/>
-        </w:rPr>
-        <w:t xml:space="preserve">108. </w:t>
-      </w:r>
-      <w:r>
-        <w:rPr>
-          <w:rStyle w:val="VerbatimChar"/>
-          <w:rFonts w:hint="eastAsia"/>
-        </w:rPr>
-        <w:t xml:space="preserve">Wozniak_2022_PsychRes|Exp2：N</w:t>
-      </w:r>
-      <w:r>
-        <w:rPr>
-          <w:rStyle w:val="VerbatimChar"/>
-        </w:rPr>
-        <w:t xml:space="preserve"> </w:t>
-      </w:r>
-      <w:r>
-        <w:rPr>
-          <w:rStyle w:val="VerbatimChar"/>
-          <w:rFonts w:hint="eastAsia"/>
-        </w:rPr>
-        <w:t xml:space="preserve">不一致（稿件</w:t>
-      </w:r>
-      <w:r>
-        <w:rPr>
-          <w:rStyle w:val="VerbatimChar"/>
-        </w:rPr>
-        <w:t xml:space="preserve"> 21 (—) vs qmd 21 </w:t>
-      </w:r>
-      <w:r>
-        <w:rPr>
-          <w:rStyle w:val="VerbatimChar"/>
-          <w:rFonts w:hint="eastAsia"/>
-        </w:rPr>
-        <w:t xml:space="preserve">(6/12)）</w:t>
-      </w:r>
-      <w:r>
-        <w:br/>
-      </w:r>
-      <w:r>
-        <w:br/>
-      </w:r>
-      <w:r>
-        <w:rPr>
-          <w:rStyle w:val="VerbatimChar"/>
-        </w:rPr>
-        <w:t xml:space="preserve">109. </w:t>
-      </w:r>
-      <w:r>
-        <w:rPr>
-          <w:rStyle w:val="VerbatimChar"/>
-          <w:rFonts w:hint="eastAsia"/>
-        </w:rPr>
-        <w:t xml:space="preserve">Wozniak_2022_PsychRes|Exp3：Exp</w:t>
-      </w:r>
-      <w:r>
-        <w:rPr>
-          <w:rStyle w:val="VerbatimChar"/>
-        </w:rPr>
-        <w:t xml:space="preserve"> </w:t>
-      </w:r>
-      <w:r>
-        <w:rPr>
-          <w:rStyle w:val="VerbatimChar"/>
-          <w:rFonts w:hint="eastAsia"/>
-        </w:rPr>
-        <w:t xml:space="preserve">不一致（稿件</w:t>
-      </w:r>
-      <w:r>
-        <w:rPr>
-          <w:rStyle w:val="VerbatimChar"/>
-        </w:rPr>
-        <w:t xml:space="preserve"> Exp1 vs qmd </w:t>
-      </w:r>
-      <w:r>
-        <w:rPr>
-          <w:rStyle w:val="VerbatimChar"/>
-          <w:rFonts w:hint="eastAsia"/>
-        </w:rPr>
-        <w:t xml:space="preserve">Exp3）</w:t>
-      </w:r>
-      <w:r>
-        <w:br/>
-      </w:r>
-      <w:r>
-        <w:br/>
-      </w:r>
-      <w:r>
-        <w:rPr>
-          <w:rStyle w:val="VerbatimChar"/>
-        </w:rPr>
-        <w:t xml:space="preserve">110. </w:t>
-      </w:r>
-      <w:r>
-        <w:rPr>
-          <w:rStyle w:val="VerbatimChar"/>
-          <w:rFonts w:hint="eastAsia"/>
-        </w:rPr>
-        <w:t xml:space="preserve">Wozniak_2022_PsychRes|Exp3：N</w:t>
-      </w:r>
-      <w:r>
-        <w:rPr>
-          <w:rStyle w:val="VerbatimChar"/>
-        </w:rPr>
-        <w:t xml:space="preserve"> </w:t>
-      </w:r>
-      <w:r>
-        <w:rPr>
-          <w:rStyle w:val="VerbatimChar"/>
-          <w:rFonts w:hint="eastAsia"/>
-        </w:rPr>
-        <w:t xml:space="preserve">不一致（稿件</w:t>
-      </w:r>
-      <w:r>
-        <w:rPr>
-          <w:rStyle w:val="VerbatimChar"/>
-        </w:rPr>
-        <w:t xml:space="preserve"> 18 (—) vs qmd 18 </w:t>
-      </w:r>
-      <w:r>
-        <w:rPr>
-          <w:rStyle w:val="VerbatimChar"/>
-          <w:rFonts w:hint="eastAsia"/>
-        </w:rPr>
-        <w:t xml:space="preserve">(0/18)）</w:t>
+        <w:t xml:space="preserve">English）</w:t>
       </w:r>
       <w:r>
         <w:br/>
@@ -14964,321 +15000,6 @@
           <w:rStyle w:val="VerbatimChar"/>
         </w:rPr>
         <w:t xml:space="preserve">111. </w:t>
-      </w:r>
-      <w:r>
-        <w:rPr>
-          <w:rStyle w:val="VerbatimChar"/>
-          <w:rFonts w:hint="eastAsia"/>
-        </w:rPr>
-        <w:t xml:space="preserve">Wozniak_2018_PLOS|Exp2：N</w:t>
-      </w:r>
-      <w:r>
-        <w:rPr>
-          <w:rStyle w:val="VerbatimChar"/>
-        </w:rPr>
-        <w:t xml:space="preserve"> </w:t>
-      </w:r>
-      <w:r>
-        <w:rPr>
-          <w:rStyle w:val="VerbatimChar"/>
-          <w:rFonts w:hint="eastAsia"/>
-        </w:rPr>
-        <w:t xml:space="preserve">不一致（稿件</w:t>
-      </w:r>
-      <w:r>
-        <w:rPr>
-          <w:rStyle w:val="VerbatimChar"/>
-        </w:rPr>
-        <w:t xml:space="preserve"> 20 (—) vs qmd 20 </w:t>
-      </w:r>
-      <w:r>
-        <w:rPr>
-          <w:rStyle w:val="VerbatimChar"/>
-          <w:rFonts w:hint="eastAsia"/>
-        </w:rPr>
-        <w:t xml:space="preserve">(9/9)）</w:t>
-      </w:r>
-      <w:r>
-        <w:br/>
-      </w:r>
-      <w:r>
-        <w:br/>
-      </w:r>
-      <w:r>
-        <w:rPr>
-          <w:rStyle w:val="VerbatimChar"/>
-        </w:rPr>
-        <w:t xml:space="preserve">112. </w:t>
-      </w:r>
-      <w:r>
-        <w:rPr>
-          <w:rStyle w:val="VerbatimChar"/>
-          <w:rFonts w:hint="eastAsia"/>
-        </w:rPr>
-        <w:t xml:space="preserve">Wozniak_2018_PLOS|Exp2：Exp_Implement</w:t>
-      </w:r>
-      <w:r>
-        <w:rPr>
-          <w:rStyle w:val="VerbatimChar"/>
-        </w:rPr>
-        <w:t xml:space="preserve"> </w:t>
-      </w:r>
-      <w:r>
-        <w:rPr>
-          <w:rStyle w:val="VerbatimChar"/>
-          <w:rFonts w:hint="eastAsia"/>
-        </w:rPr>
-        <w:t xml:space="preserve">不一致（稿件</w:t>
-      </w:r>
-      <w:r>
-        <w:rPr>
-          <w:rStyle w:val="VerbatimChar"/>
-        </w:rPr>
-        <w:t xml:space="preserve"> Lab Experiment vs qmd </w:t>
-      </w:r>
-      <w:r>
-        <w:rPr>
-          <w:rStyle w:val="VerbatimChar"/>
-          <w:rFonts w:hint="eastAsia"/>
-        </w:rPr>
-        <w:t xml:space="preserve">NA）</w:t>
-      </w:r>
-      <w:r>
-        <w:br/>
-      </w:r>
-      <w:r>
-        <w:br/>
-      </w:r>
-      <w:r>
-        <w:rPr>
-          <w:rStyle w:val="VerbatimChar"/>
-        </w:rPr>
-        <w:t xml:space="preserve">113. </w:t>
-      </w:r>
-      <w:r>
-        <w:rPr>
-          <w:rStyle w:val="VerbatimChar"/>
-          <w:rFonts w:hint="eastAsia"/>
-        </w:rPr>
-        <w:t xml:space="preserve">Wozniak_2018_PLOS|Exp1：N</w:t>
-      </w:r>
-      <w:r>
-        <w:rPr>
-          <w:rStyle w:val="VerbatimChar"/>
-        </w:rPr>
-        <w:t xml:space="preserve"> </w:t>
-      </w:r>
-      <w:r>
-        <w:rPr>
-          <w:rStyle w:val="VerbatimChar"/>
-          <w:rFonts w:hint="eastAsia"/>
-        </w:rPr>
-        <w:t xml:space="preserve">不一致（稿件</w:t>
-      </w:r>
-      <w:r>
-        <w:rPr>
-          <w:rStyle w:val="VerbatimChar"/>
-        </w:rPr>
-        <w:t xml:space="preserve"> 20 (9/9) vs qmd 19 </w:t>
-      </w:r>
-      <w:r>
-        <w:rPr>
-          <w:rStyle w:val="VerbatimChar"/>
-          <w:rFonts w:hint="eastAsia"/>
-        </w:rPr>
-        <w:t xml:space="preserve">(9/9)）</w:t>
-      </w:r>
-      <w:r>
-        <w:br/>
-      </w:r>
-      <w:r>
-        <w:br/>
-      </w:r>
-      <w:r>
-        <w:rPr>
-          <w:rStyle w:val="VerbatimChar"/>
-        </w:rPr>
-        <w:t xml:space="preserve">114. </w:t>
-      </w:r>
-      <w:r>
-        <w:rPr>
-          <w:rStyle w:val="VerbatimChar"/>
-          <w:rFonts w:hint="eastAsia"/>
-        </w:rPr>
-        <w:t xml:space="preserve">Wozniak_2018_PLOS|Exp1：Exp_Implement</w:t>
-      </w:r>
-      <w:r>
-        <w:rPr>
-          <w:rStyle w:val="VerbatimChar"/>
-        </w:rPr>
-        <w:t xml:space="preserve"> </w:t>
-      </w:r>
-      <w:r>
-        <w:rPr>
-          <w:rStyle w:val="VerbatimChar"/>
-          <w:rFonts w:hint="eastAsia"/>
-        </w:rPr>
-        <w:t xml:space="preserve">不一致（稿件</w:t>
-      </w:r>
-      <w:r>
-        <w:rPr>
-          <w:rStyle w:val="VerbatimChar"/>
-        </w:rPr>
-        <w:t xml:space="preserve"> Lab Experiment vs qmd </w:t>
-      </w:r>
-      <w:r>
-        <w:rPr>
-          <w:rStyle w:val="VerbatimChar"/>
-          <w:rFonts w:hint="eastAsia"/>
-        </w:rPr>
-        <w:t xml:space="preserve">NA）</w:t>
-      </w:r>
-      <w:r>
-        <w:br/>
-      </w:r>
-      <w:r>
-        <w:br/>
-      </w:r>
-      <w:r>
-        <w:rPr>
-          <w:rStyle w:val="VerbatimChar"/>
-        </w:rPr>
-        <w:t xml:space="preserve">115. </w:t>
-      </w:r>
-      <w:r>
-        <w:rPr>
-          <w:rStyle w:val="VerbatimChar"/>
-          <w:rFonts w:hint="eastAsia"/>
-        </w:rPr>
-        <w:t xml:space="preserve">Wozniak_2022_PsychRes|Exp1：Country</w:t>
-      </w:r>
-      <w:r>
-        <w:rPr>
-          <w:rStyle w:val="VerbatimChar"/>
-        </w:rPr>
-        <w:t xml:space="preserve"> </w:t>
-      </w:r>
-      <w:r>
-        <w:rPr>
-          <w:rStyle w:val="VerbatimChar"/>
-          <w:rFonts w:hint="eastAsia"/>
-        </w:rPr>
-        <w:t xml:space="preserve">不一致（稿件</w:t>
-      </w:r>
-      <w:r>
-        <w:rPr>
-          <w:rStyle w:val="VerbatimChar"/>
-        </w:rPr>
-        <w:t xml:space="preserve"> Australia vs qmd </w:t>
-      </w:r>
-      <w:r>
-        <w:rPr>
-          <w:rStyle w:val="VerbatimChar"/>
-          <w:rFonts w:hint="eastAsia"/>
-        </w:rPr>
-        <w:t xml:space="preserve">NA）</w:t>
-      </w:r>
-      <w:r>
-        <w:br/>
-      </w:r>
-      <w:r>
-        <w:br/>
-      </w:r>
-      <w:r>
-        <w:rPr>
-          <w:rStyle w:val="VerbatimChar"/>
-        </w:rPr>
-        <w:t xml:space="preserve">116. </w:t>
-      </w:r>
-      <w:r>
-        <w:rPr>
-          <w:rStyle w:val="VerbatimChar"/>
-          <w:rFonts w:hint="eastAsia"/>
-        </w:rPr>
-        <w:t xml:space="preserve">Wozniak_2022_PsychRes|Exp1：N</w:t>
-      </w:r>
-      <w:r>
-        <w:rPr>
-          <w:rStyle w:val="VerbatimChar"/>
-        </w:rPr>
-        <w:t xml:space="preserve"> </w:t>
-      </w:r>
-      <w:r>
-        <w:rPr>
-          <w:rStyle w:val="VerbatimChar"/>
-          <w:rFonts w:hint="eastAsia"/>
-        </w:rPr>
-        <w:t xml:space="preserve">不一致（稿件</w:t>
-      </w:r>
-      <w:r>
-        <w:rPr>
-          <w:rStyle w:val="VerbatimChar"/>
-        </w:rPr>
-        <w:t xml:space="preserve"> 18 (0/18) vs qmd 23 </w:t>
-      </w:r>
-      <w:r>
-        <w:rPr>
-          <w:rStyle w:val="VerbatimChar"/>
-          <w:rFonts w:hint="eastAsia"/>
-        </w:rPr>
-        <w:t xml:space="preserve">(7/11)）</w:t>
-      </w:r>
-      <w:r>
-        <w:br/>
-      </w:r>
-      <w:r>
-        <w:br/>
-      </w:r>
-      <w:r>
-        <w:rPr>
-          <w:rStyle w:val="VerbatimChar"/>
-        </w:rPr>
-        <w:t xml:space="preserve">117. </w:t>
-      </w:r>
-      <w:r>
-        <w:rPr>
-          <w:rStyle w:val="VerbatimChar"/>
-          <w:rFonts w:hint="eastAsia"/>
-        </w:rPr>
-        <w:t xml:space="preserve">Zhang_2023_NeuroImage|Exp1：Language</w:t>
-      </w:r>
-      <w:r>
-        <w:rPr>
-          <w:rStyle w:val="VerbatimChar"/>
-        </w:rPr>
-        <w:t xml:space="preserve"> </w:t>
-      </w:r>
-      <w:r>
-        <w:rPr>
-          <w:rStyle w:val="VerbatimChar"/>
-          <w:rFonts w:hint="eastAsia"/>
-        </w:rPr>
-        <w:t xml:space="preserve">不一致（稿件</w:t>
-      </w:r>
-      <w:r>
-        <w:rPr>
-          <w:rStyle w:val="VerbatimChar"/>
-        </w:rPr>
-        <w:t xml:space="preserve"> Chinese vs qmd </w:t>
-      </w:r>
-      <w:r>
-        <w:rPr>
-          <w:rStyle w:val="VerbatimChar"/>
-          <w:rFonts w:hint="eastAsia"/>
-        </w:rPr>
-        <w:t xml:space="preserve">English）</w:t>
-      </w:r>
-      <w:r>
-        <w:br/>
-      </w:r>
-      <w:r>
-        <w:br/>
-      </w:r>
-      <w:r>
-        <w:rPr>
-          <w:rStyle w:val="VerbatimChar"/>
-        </w:rPr>
-        <w:t xml:space="preserve">118. </w:t>
       </w:r>
       <w:r>
         <w:rPr>

--- a/3_Reports/Generate_Table1.docx
+++ b/3_Reports/Generate_Table1.docx
@@ -298,7 +298,7 @@
         <w:rPr>
           <w:rStyle w:val="VerbatimChar"/>
         </w:rPr>
-        <w:t xml:space="preserve"> 35 </w:t>
+        <w:t xml:space="preserve"> 38 </w:t>
       </w:r>
     </w:p>
     <w:p>
@@ -322,7 +322,7 @@
         <w:rPr>
           <w:rStyle w:val="VerbatimChar"/>
         </w:rPr>
-        <w:t xml:space="preserve"> 81 </w:t>
+        <w:t xml:space="preserve"> 88 </w:t>
       </w:r>
     </w:p>
     <w:p>
@@ -340,7 +340,7 @@
         <w:rPr>
           <w:rStyle w:val="VerbatimChar"/>
         </w:rPr>
-        <w:t xml:space="preserve"> 67  </w:t>
+        <w:t xml:space="preserve"> 74  </w:t>
       </w:r>
       <w:r>
         <w:rPr>
@@ -6066,7 +6066,7 @@
               <w:jc w:val="left"/>
             </w:pPr>
             <w:r>
-              <w:t xml:space="preserve">geometric shape</w:t>
+              <w:t xml:space="preserve">letter string</w:t>
             </w:r>
           </w:p>
         </w:tc>
@@ -11061,6 +11061,944 @@
             </w:pPr>
             <w:r>
               <w:t xml:space="preserve">NA</w:t>
+            </w:r>
+          </w:p>
+        </w:tc>
+      </w:tr>
+      <w:tr>
+        <w:tc>
+          <w:tcPr/>
+          <w:p>
+            <w:pPr>
+              <w:pStyle w:val="Compact"/>
+              <w:jc w:val="center"/>
+            </w:pPr>
+            <w:r>
+              <w:t xml:space="preserve">68</w:t>
+            </w:r>
+          </w:p>
+        </w:tc>
+        <w:tc>
+          <w:tcPr/>
+          <w:p>
+            <w:pPr>
+              <w:pStyle w:val="Compact"/>
+              <w:jc w:val="left"/>
+            </w:pPr>
+            <w:r>
+              <w:t xml:space="preserve">Orellana-Corrales_2020_ExpPsych</w:t>
+            </w:r>
+          </w:p>
+        </w:tc>
+        <w:tc>
+          <w:tcPr/>
+          <w:p>
+            <w:pPr>
+              <w:pStyle w:val="Compact"/>
+              <w:jc w:val="left"/>
+            </w:pPr>
+            <w:r>
+              <w:t xml:space="preserve">G Orellana-Corrales et al. (2020)</w:t>
+            </w:r>
+          </w:p>
+        </w:tc>
+        <w:tc>
+          <w:tcPr/>
+          <w:p>
+            <w:pPr>
+              <w:pStyle w:val="Compact"/>
+              <w:jc w:val="center"/>
+            </w:pPr>
+            <w:r>
+              <w:t xml:space="preserve">Exp1</w:t>
+            </w:r>
+          </w:p>
+        </w:tc>
+        <w:tc>
+          <w:tcPr/>
+          <w:p>
+            <w:pPr>
+              <w:pStyle w:val="Compact"/>
+              <w:jc w:val="left"/>
+            </w:pPr>
+            <w:r>
+              <w:t xml:space="preserve">Germany</w:t>
+            </w:r>
+          </w:p>
+        </w:tc>
+        <w:tc>
+          <w:tcPr/>
+          <w:p>
+            <w:pPr>
+              <w:pStyle w:val="Compact"/>
+              <w:jc w:val="left"/>
+            </w:pPr>
+            <w:r>
+              <w:t xml:space="preserve">German</w:t>
+            </w:r>
+          </w:p>
+        </w:tc>
+        <w:tc>
+          <w:tcPr/>
+          <w:p>
+            <w:pPr>
+              <w:pStyle w:val="Compact"/>
+              <w:jc w:val="center"/>
+            </w:pPr>
+            <w:r>
+              <w:t xml:space="preserve">38 (9/29)</w:t>
+            </w:r>
+          </w:p>
+        </w:tc>
+        <w:tc>
+          <w:tcPr/>
+          <w:p>
+            <w:pPr>
+              <w:pStyle w:val="Compact"/>
+              <w:jc w:val="left"/>
+            </w:pPr>
+            <w:r>
+              <w:t xml:space="preserve">geometric shape</w:t>
+            </w:r>
+          </w:p>
+        </w:tc>
+        <w:tc>
+          <w:tcPr/>
+          <w:p>
+            <w:pPr>
+              <w:pStyle w:val="Compact"/>
+              <w:jc w:val="center"/>
+            </w:pPr>
+            <w:r>
+              <w:t xml:space="preserve">128</w:t>
+            </w:r>
+          </w:p>
+        </w:tc>
+        <w:tc>
+          <w:tcPr/>
+          <w:p>
+            <w:pPr>
+              <w:pStyle w:val="Compact"/>
+              <w:jc w:val="left"/>
+            </w:pPr>
+            <w:r>
+              <w:t xml:space="preserve">NA</w:t>
+            </w:r>
+          </w:p>
+        </w:tc>
+        <w:tc>
+          <w:tcPr/>
+          <w:p>
+            <w:pPr>
+              <w:pStyle w:val="Compact"/>
+              <w:jc w:val="left"/>
+            </w:pPr>
+            <w:r>
+              <w:t xml:space="preserve">Lab Experiment</w:t>
+            </w:r>
+          </w:p>
+        </w:tc>
+      </w:tr>
+      <w:tr>
+        <w:tc>
+          <w:tcPr/>
+          <w:p>
+            <w:pPr>
+              <w:pStyle w:val="Compact"/>
+              <w:jc w:val="center"/>
+            </w:pPr>
+            <w:r>
+              <w:t xml:space="preserve">69</w:t>
+            </w:r>
+          </w:p>
+        </w:tc>
+        <w:tc>
+          <w:tcPr/>
+          <w:p>
+            <w:pPr>
+              <w:pStyle w:val="Compact"/>
+              <w:jc w:val="left"/>
+            </w:pPr>
+            <w:r>
+              <w:t xml:space="preserve">Orellana-Corrales_2020_ExpPsych</w:t>
+            </w:r>
+          </w:p>
+        </w:tc>
+        <w:tc>
+          <w:tcPr/>
+          <w:p>
+            <w:pPr>
+              <w:pStyle w:val="Compact"/>
+              <w:jc w:val="left"/>
+            </w:pPr>
+            <w:r>
+              <w:t xml:space="preserve">G Orellana-Corrales et al. (2020)</w:t>
+            </w:r>
+          </w:p>
+        </w:tc>
+        <w:tc>
+          <w:tcPr/>
+          <w:p>
+            <w:pPr>
+              <w:pStyle w:val="Compact"/>
+              <w:jc w:val="center"/>
+            </w:pPr>
+            <w:r>
+              <w:t xml:space="preserve">Exp2</w:t>
+            </w:r>
+          </w:p>
+        </w:tc>
+        <w:tc>
+          <w:tcPr/>
+          <w:p>
+            <w:pPr>
+              <w:pStyle w:val="Compact"/>
+              <w:jc w:val="left"/>
+            </w:pPr>
+            <w:r>
+              <w:t xml:space="preserve">Germany</w:t>
+            </w:r>
+          </w:p>
+        </w:tc>
+        <w:tc>
+          <w:tcPr/>
+          <w:p>
+            <w:pPr>
+              <w:pStyle w:val="Compact"/>
+              <w:jc w:val="left"/>
+            </w:pPr>
+            <w:r>
+              <w:t xml:space="preserve">German</w:t>
+            </w:r>
+          </w:p>
+        </w:tc>
+        <w:tc>
+          <w:tcPr/>
+          <w:p>
+            <w:pPr>
+              <w:pStyle w:val="Compact"/>
+              <w:jc w:val="center"/>
+            </w:pPr>
+            <w:r>
+              <w:t xml:space="preserve">32 (2/3)</w:t>
+            </w:r>
+          </w:p>
+        </w:tc>
+        <w:tc>
+          <w:tcPr/>
+          <w:p>
+            <w:pPr>
+              <w:pStyle w:val="Compact"/>
+              <w:jc w:val="left"/>
+            </w:pPr>
+            <w:r>
+              <w:t xml:space="preserve">geometric shape</w:t>
+            </w:r>
+          </w:p>
+        </w:tc>
+        <w:tc>
+          <w:tcPr/>
+          <w:p>
+            <w:pPr>
+              <w:pStyle w:val="Compact"/>
+              <w:jc w:val="center"/>
+            </w:pPr>
+            <w:r>
+              <w:t xml:space="preserve">128</w:t>
+            </w:r>
+          </w:p>
+        </w:tc>
+        <w:tc>
+          <w:tcPr/>
+          <w:p>
+            <w:pPr>
+              <w:pStyle w:val="Compact"/>
+              <w:jc w:val="left"/>
+            </w:pPr>
+            <w:r>
+              <w:t xml:space="preserve">NA</w:t>
+            </w:r>
+          </w:p>
+        </w:tc>
+        <w:tc>
+          <w:tcPr/>
+          <w:p>
+            <w:pPr>
+              <w:pStyle w:val="Compact"/>
+              <w:jc w:val="left"/>
+            </w:pPr>
+            <w:r>
+              <w:t xml:space="preserve">Lab Experiment</w:t>
+            </w:r>
+          </w:p>
+        </w:tc>
+      </w:tr>
+      <w:tr>
+        <w:tc>
+          <w:tcPr/>
+          <w:p>
+            <w:pPr>
+              <w:pStyle w:val="Compact"/>
+              <w:jc w:val="center"/>
+            </w:pPr>
+            <w:r>
+              <w:t xml:space="preserve">70</w:t>
+            </w:r>
+          </w:p>
+        </w:tc>
+        <w:tc>
+          <w:tcPr/>
+          <w:p>
+            <w:pPr>
+              <w:pStyle w:val="Compact"/>
+              <w:jc w:val="left"/>
+            </w:pPr>
+            <w:r>
+              <w:t xml:space="preserve">Orellana-Corrales_2020_ExpPsych</w:t>
+            </w:r>
+          </w:p>
+        </w:tc>
+        <w:tc>
+          <w:tcPr/>
+          <w:p>
+            <w:pPr>
+              <w:pStyle w:val="Compact"/>
+              <w:jc w:val="left"/>
+            </w:pPr>
+            <w:r>
+              <w:t xml:space="preserve">G Orellana-Corrales et al. (2020)</w:t>
+            </w:r>
+          </w:p>
+        </w:tc>
+        <w:tc>
+          <w:tcPr/>
+          <w:p>
+            <w:pPr>
+              <w:pStyle w:val="Compact"/>
+              <w:jc w:val="center"/>
+            </w:pPr>
+            <w:r>
+              <w:t xml:space="preserve">Exp3</w:t>
+            </w:r>
+          </w:p>
+        </w:tc>
+        <w:tc>
+          <w:tcPr/>
+          <w:p>
+            <w:pPr>
+              <w:pStyle w:val="Compact"/>
+              <w:jc w:val="left"/>
+            </w:pPr>
+            <w:r>
+              <w:t xml:space="preserve">Germany</w:t>
+            </w:r>
+          </w:p>
+        </w:tc>
+        <w:tc>
+          <w:tcPr/>
+          <w:p>
+            <w:pPr>
+              <w:pStyle w:val="Compact"/>
+              <w:jc w:val="left"/>
+            </w:pPr>
+            <w:r>
+              <w:t xml:space="preserve">German</w:t>
+            </w:r>
+          </w:p>
+        </w:tc>
+        <w:tc>
+          <w:tcPr/>
+          <w:p>
+            <w:pPr>
+              <w:pStyle w:val="Compact"/>
+              <w:jc w:val="center"/>
+            </w:pPr>
+            <w:r>
+              <w:t xml:space="preserve">36 (7/29)</w:t>
+            </w:r>
+          </w:p>
+        </w:tc>
+        <w:tc>
+          <w:tcPr/>
+          <w:p>
+            <w:pPr>
+              <w:pStyle w:val="Compact"/>
+              <w:jc w:val="left"/>
+            </w:pPr>
+            <w:r>
+              <w:t xml:space="preserve">geometric shape</w:t>
+            </w:r>
+          </w:p>
+        </w:tc>
+        <w:tc>
+          <w:tcPr/>
+          <w:p>
+            <w:pPr>
+              <w:pStyle w:val="Compact"/>
+              <w:jc w:val="center"/>
+            </w:pPr>
+            <w:r>
+              <w:t xml:space="preserve">128</w:t>
+            </w:r>
+          </w:p>
+        </w:tc>
+        <w:tc>
+          <w:tcPr/>
+          <w:p>
+            <w:pPr>
+              <w:pStyle w:val="Compact"/>
+              <w:jc w:val="left"/>
+            </w:pPr>
+            <w:r>
+              <w:t xml:space="preserve">NA</w:t>
+            </w:r>
+          </w:p>
+        </w:tc>
+        <w:tc>
+          <w:tcPr/>
+          <w:p>
+            <w:pPr>
+              <w:pStyle w:val="Compact"/>
+              <w:jc w:val="left"/>
+            </w:pPr>
+            <w:r>
+              <w:t xml:space="preserve">Lab Experiment</w:t>
+            </w:r>
+          </w:p>
+        </w:tc>
+      </w:tr>
+      <w:tr>
+        <w:tc>
+          <w:tcPr/>
+          <w:p>
+            <w:pPr>
+              <w:pStyle w:val="Compact"/>
+              <w:jc w:val="center"/>
+            </w:pPr>
+            <w:r>
+              <w:t xml:space="preserve">71</w:t>
+            </w:r>
+          </w:p>
+        </w:tc>
+        <w:tc>
+          <w:tcPr/>
+          <w:p>
+            <w:pPr>
+              <w:pStyle w:val="Compact"/>
+              <w:jc w:val="left"/>
+            </w:pPr>
+            <w:r>
+              <w:t xml:space="preserve">Vicovaro_2024_PeerJ</w:t>
+            </w:r>
+          </w:p>
+        </w:tc>
+        <w:tc>
+          <w:tcPr/>
+          <w:p>
+            <w:pPr>
+              <w:pStyle w:val="Compact"/>
+              <w:jc w:val="left"/>
+            </w:pPr>
+            <w:r>
+              <w:t xml:space="preserve">Vicovaro et al. (2024)</w:t>
+            </w:r>
+          </w:p>
+        </w:tc>
+        <w:tc>
+          <w:tcPr/>
+          <w:p>
+            <w:pPr>
+              <w:pStyle w:val="Compact"/>
+              <w:jc w:val="center"/>
+            </w:pPr>
+            <w:r>
+              <w:t xml:space="preserve">Exp1</w:t>
+            </w:r>
+          </w:p>
+        </w:tc>
+        <w:tc>
+          <w:tcPr/>
+          <w:p>
+            <w:pPr>
+              <w:pStyle w:val="Compact"/>
+              <w:jc w:val="left"/>
+            </w:pPr>
+            <w:r>
+              <w:t xml:space="preserve">Italy</w:t>
+            </w:r>
+          </w:p>
+        </w:tc>
+        <w:tc>
+          <w:tcPr/>
+          <w:p>
+            <w:pPr>
+              <w:pStyle w:val="Compact"/>
+              <w:jc w:val="left"/>
+            </w:pPr>
+            <w:r>
+              <w:t xml:space="preserve">English</w:t>
+            </w:r>
+          </w:p>
+        </w:tc>
+        <w:tc>
+          <w:tcPr/>
+          <w:p>
+            <w:pPr>
+              <w:pStyle w:val="Compact"/>
+              <w:jc w:val="center"/>
+            </w:pPr>
+            <w:r>
+              <w:t xml:space="preserve">64 (26/38)</w:t>
+            </w:r>
+          </w:p>
+        </w:tc>
+        <w:tc>
+          <w:tcPr/>
+          <w:p>
+            <w:pPr>
+              <w:pStyle w:val="Compact"/>
+              <w:jc w:val="left"/>
+            </w:pPr>
+            <w:r>
+              <w:t xml:space="preserve">geometric shape</w:t>
+            </w:r>
+          </w:p>
+        </w:tc>
+        <w:tc>
+          <w:tcPr/>
+          <w:p>
+            <w:pPr>
+              <w:pStyle w:val="Compact"/>
+              <w:jc w:val="center"/>
+            </w:pPr>
+            <w:r>
+              <w:t xml:space="preserve">240</w:t>
+            </w:r>
+          </w:p>
+        </w:tc>
+        <w:tc>
+          <w:tcPr/>
+          <w:p>
+            <w:pPr>
+              <w:pStyle w:val="Compact"/>
+              <w:jc w:val="left"/>
+            </w:pPr>
+            <w:r>
+              <w:t xml:space="preserve">NA</w:t>
+            </w:r>
+          </w:p>
+        </w:tc>
+        <w:tc>
+          <w:tcPr/>
+          <w:p>
+            <w:pPr>
+              <w:pStyle w:val="Compact"/>
+              <w:jc w:val="left"/>
+            </w:pPr>
+            <w:r>
+              <w:t xml:space="preserve">Lab Experiment</w:t>
+            </w:r>
+          </w:p>
+        </w:tc>
+      </w:tr>
+      <w:tr>
+        <w:tc>
+          <w:tcPr/>
+          <w:p>
+            <w:pPr>
+              <w:pStyle w:val="Compact"/>
+              <w:jc w:val="center"/>
+            </w:pPr>
+            <w:r>
+              <w:t xml:space="preserve">72</w:t>
+            </w:r>
+          </w:p>
+        </w:tc>
+        <w:tc>
+          <w:tcPr/>
+          <w:p>
+            <w:pPr>
+              <w:pStyle w:val="Compact"/>
+              <w:jc w:val="left"/>
+            </w:pPr>
+            <w:r>
+              <w:t xml:space="preserve">Vicovaro_2024_PeerJ</w:t>
+            </w:r>
+          </w:p>
+        </w:tc>
+        <w:tc>
+          <w:tcPr/>
+          <w:p>
+            <w:pPr>
+              <w:pStyle w:val="Compact"/>
+              <w:jc w:val="left"/>
+            </w:pPr>
+            <w:r>
+              <w:t xml:space="preserve">Vicovaro et al. (2024)</w:t>
+            </w:r>
+          </w:p>
+        </w:tc>
+        <w:tc>
+          <w:tcPr/>
+          <w:p>
+            <w:pPr>
+              <w:pStyle w:val="Compact"/>
+              <w:jc w:val="center"/>
+            </w:pPr>
+            <w:r>
+              <w:t xml:space="preserve">Exp2</w:t>
+            </w:r>
+          </w:p>
+        </w:tc>
+        <w:tc>
+          <w:tcPr/>
+          <w:p>
+            <w:pPr>
+              <w:pStyle w:val="Compact"/>
+              <w:jc w:val="left"/>
+            </w:pPr>
+            <w:r>
+              <w:t xml:space="preserve">Italy</w:t>
+            </w:r>
+          </w:p>
+        </w:tc>
+        <w:tc>
+          <w:tcPr/>
+          <w:p>
+            <w:pPr>
+              <w:pStyle w:val="Compact"/>
+              <w:jc w:val="left"/>
+            </w:pPr>
+            <w:r>
+              <w:t xml:space="preserve">English</w:t>
+            </w:r>
+          </w:p>
+        </w:tc>
+        <w:tc>
+          <w:tcPr/>
+          <w:p>
+            <w:pPr>
+              <w:pStyle w:val="Compact"/>
+              <w:jc w:val="center"/>
+            </w:pPr>
+            <w:r>
+              <w:t xml:space="preserve">64 (16/48)</w:t>
+            </w:r>
+          </w:p>
+        </w:tc>
+        <w:tc>
+          <w:tcPr/>
+          <w:p>
+            <w:pPr>
+              <w:pStyle w:val="Compact"/>
+              <w:jc w:val="left"/>
+            </w:pPr>
+            <w:r>
+              <w:t xml:space="preserve">geometric shape</w:t>
+            </w:r>
+          </w:p>
+        </w:tc>
+        <w:tc>
+          <w:tcPr/>
+          <w:p>
+            <w:pPr>
+              <w:pStyle w:val="Compact"/>
+              <w:jc w:val="center"/>
+            </w:pPr>
+            <w:r>
+              <w:t xml:space="preserve">240</w:t>
+            </w:r>
+          </w:p>
+        </w:tc>
+        <w:tc>
+          <w:tcPr/>
+          <w:p>
+            <w:pPr>
+              <w:pStyle w:val="Compact"/>
+              <w:jc w:val="left"/>
+            </w:pPr>
+            <w:r>
+              <w:t xml:space="preserve">NA</w:t>
+            </w:r>
+          </w:p>
+        </w:tc>
+        <w:tc>
+          <w:tcPr/>
+          <w:p>
+            <w:pPr>
+              <w:pStyle w:val="Compact"/>
+              <w:jc w:val="left"/>
+            </w:pPr>
+            <w:r>
+              <w:t xml:space="preserve">Lab Experiment</w:t>
+            </w:r>
+          </w:p>
+        </w:tc>
+      </w:tr>
+      <w:tr>
+        <w:tc>
+          <w:tcPr/>
+          <w:p>
+            <w:pPr>
+              <w:pStyle w:val="Compact"/>
+              <w:jc w:val="center"/>
+            </w:pPr>
+            <w:r>
+              <w:t xml:space="preserve">73</w:t>
+            </w:r>
+          </w:p>
+        </w:tc>
+        <w:tc>
+          <w:tcPr/>
+          <w:p>
+            <w:pPr>
+              <w:pStyle w:val="Compact"/>
+              <w:jc w:val="left"/>
+            </w:pPr>
+            <w:r>
+              <w:t xml:space="preserve">Zhang_2024_PsychJ</w:t>
+            </w:r>
+          </w:p>
+        </w:tc>
+        <w:tc>
+          <w:tcPr/>
+          <w:p>
+            <w:pPr>
+              <w:pStyle w:val="Compact"/>
+              <w:jc w:val="left"/>
+            </w:pPr>
+            <w:r>
+              <w:t xml:space="preserve">Zhang et al. (2024)</w:t>
+            </w:r>
+          </w:p>
+        </w:tc>
+        <w:tc>
+          <w:tcPr/>
+          <w:p>
+            <w:pPr>
+              <w:pStyle w:val="Compact"/>
+              <w:jc w:val="center"/>
+            </w:pPr>
+            <w:r>
+              <w:t xml:space="preserve">Exp1</w:t>
+            </w:r>
+          </w:p>
+        </w:tc>
+        <w:tc>
+          <w:tcPr/>
+          <w:p>
+            <w:pPr>
+              <w:pStyle w:val="Compact"/>
+              <w:jc w:val="left"/>
+            </w:pPr>
+            <w:r>
+              <w:t xml:space="preserve">China</w:t>
+            </w:r>
+          </w:p>
+        </w:tc>
+        <w:tc>
+          <w:tcPr/>
+          <w:p>
+            <w:pPr>
+              <w:pStyle w:val="Compact"/>
+              <w:jc w:val="left"/>
+            </w:pPr>
+            <w:r>
+              <w:t xml:space="preserve">English</w:t>
+            </w:r>
+          </w:p>
+        </w:tc>
+        <w:tc>
+          <w:tcPr/>
+          <w:p>
+            <w:pPr>
+              <w:pStyle w:val="Compact"/>
+              <w:jc w:val="center"/>
+            </w:pPr>
+            <w:r>
+              <w:t xml:space="preserve">43 (///)</w:t>
+            </w:r>
+          </w:p>
+        </w:tc>
+        <w:tc>
+          <w:tcPr/>
+          <w:p>
+            <w:pPr>
+              <w:pStyle w:val="Compact"/>
+              <w:jc w:val="left"/>
+            </w:pPr>
+            <w:r>
+              <w:t xml:space="preserve">geometric shape</w:t>
+            </w:r>
+          </w:p>
+        </w:tc>
+        <w:tc>
+          <w:tcPr/>
+          <w:p>
+            <w:pPr>
+              <w:pStyle w:val="Compact"/>
+              <w:jc w:val="center"/>
+            </w:pPr>
+            <w:r>
+              <w:t xml:space="preserve">216</w:t>
+            </w:r>
+          </w:p>
+        </w:tc>
+        <w:tc>
+          <w:tcPr/>
+          <w:p>
+            <w:pPr>
+              <w:pStyle w:val="Compact"/>
+              <w:jc w:val="left"/>
+            </w:pPr>
+            <w:r>
+              <w:t xml:space="preserve">NA</w:t>
+            </w:r>
+          </w:p>
+        </w:tc>
+        <w:tc>
+          <w:tcPr/>
+          <w:p>
+            <w:pPr>
+              <w:pStyle w:val="Compact"/>
+              <w:jc w:val="left"/>
+            </w:pPr>
+            <w:r>
+              <w:t xml:space="preserve">Lab Experiment</w:t>
+            </w:r>
+          </w:p>
+        </w:tc>
+      </w:tr>
+      <w:tr>
+        <w:tc>
+          <w:tcPr/>
+          <w:p>
+            <w:pPr>
+              <w:pStyle w:val="Compact"/>
+              <w:jc w:val="center"/>
+            </w:pPr>
+            <w:r>
+              <w:t xml:space="preserve">74</w:t>
+            </w:r>
+          </w:p>
+        </w:tc>
+        <w:tc>
+          <w:tcPr/>
+          <w:p>
+            <w:pPr>
+              <w:pStyle w:val="Compact"/>
+              <w:jc w:val="left"/>
+            </w:pPr>
+            <w:r>
+              <w:t xml:space="preserve">Zhang_2024_PsychJ</w:t>
+            </w:r>
+          </w:p>
+        </w:tc>
+        <w:tc>
+          <w:tcPr/>
+          <w:p>
+            <w:pPr>
+              <w:pStyle w:val="Compact"/>
+              <w:jc w:val="left"/>
+            </w:pPr>
+            <w:r>
+              <w:t xml:space="preserve">Zhang et al. (2024)</w:t>
+            </w:r>
+          </w:p>
+        </w:tc>
+        <w:tc>
+          <w:tcPr/>
+          <w:p>
+            <w:pPr>
+              <w:pStyle w:val="Compact"/>
+              <w:jc w:val="center"/>
+            </w:pPr>
+            <w:r>
+              <w:t xml:space="preserve">Exp2</w:t>
+            </w:r>
+          </w:p>
+        </w:tc>
+        <w:tc>
+          <w:tcPr/>
+          <w:p>
+            <w:pPr>
+              <w:pStyle w:val="Compact"/>
+              <w:jc w:val="left"/>
+            </w:pPr>
+            <w:r>
+              <w:t xml:space="preserve">China</w:t>
+            </w:r>
+          </w:p>
+        </w:tc>
+        <w:tc>
+          <w:tcPr/>
+          <w:p>
+            <w:pPr>
+              <w:pStyle w:val="Compact"/>
+              <w:jc w:val="left"/>
+            </w:pPr>
+            <w:r>
+              <w:t xml:space="preserve">English</w:t>
+            </w:r>
+          </w:p>
+        </w:tc>
+        <w:tc>
+          <w:tcPr/>
+          <w:p>
+            <w:pPr>
+              <w:pStyle w:val="Compact"/>
+              <w:jc w:val="center"/>
+            </w:pPr>
+            <w:r>
+              <w:t xml:space="preserve">36 (///)</w:t>
+            </w:r>
+          </w:p>
+        </w:tc>
+        <w:tc>
+          <w:tcPr/>
+          <w:p>
+            <w:pPr>
+              <w:pStyle w:val="Compact"/>
+              <w:jc w:val="left"/>
+            </w:pPr>
+            <w:r>
+              <w:t xml:space="preserve">geometric shape</w:t>
+            </w:r>
+          </w:p>
+        </w:tc>
+        <w:tc>
+          <w:tcPr/>
+          <w:p>
+            <w:pPr>
+              <w:pStyle w:val="Compact"/>
+              <w:jc w:val="center"/>
+            </w:pPr>
+            <w:r>
+              <w:t xml:space="preserve">120</w:t>
+            </w:r>
+          </w:p>
+        </w:tc>
+        <w:tc>
+          <w:tcPr/>
+          <w:p>
+            <w:pPr>
+              <w:pStyle w:val="Compact"/>
+              <w:jc w:val="left"/>
+            </w:pPr>
+            <w:r>
+              <w:t xml:space="preserve">NA</w:t>
+            </w:r>
+          </w:p>
+        </w:tc>
+        <w:tc>
+          <w:tcPr/>
+          <w:p>
+            <w:pPr>
+              <w:pStyle w:val="Compact"/>
+              <w:jc w:val="left"/>
+            </w:pPr>
+            <w:r>
+              <w:t xml:space="preserve">Lab Experiment</w:t>
             </w:r>
           </w:p>
         </w:tc>

--- a/3_Reports/Generate_Table1.docx
+++ b/3_Reports/Generate_Table1.docx
@@ -298,7 +298,7 @@
         <w:rPr>
           <w:rStyle w:val="VerbatimChar"/>
         </w:rPr>
-        <w:t xml:space="preserve"> 38 </w:t>
+        <w:t xml:space="preserve"> 41 </w:t>
       </w:r>
     </w:p>
     <w:p>
@@ -322,7 +322,7 @@
         <w:rPr>
           <w:rStyle w:val="VerbatimChar"/>
         </w:rPr>
-        <w:t xml:space="preserve"> 88 </w:t>
+        <w:t xml:space="preserve"> 89 </w:t>
       </w:r>
     </w:p>
     <w:p>
@@ -340,7 +340,7 @@
         <w:rPr>
           <w:rStyle w:val="VerbatimChar"/>
         </w:rPr>
-        <w:t xml:space="preserve"> 74  </w:t>
+        <w:t xml:space="preserve"> 79  </w:t>
       </w:r>
       <w:r>
         <w:rPr>
@@ -353,7 +353,7 @@
         <w:rPr>
           <w:rStyle w:val="VerbatimChar"/>
         </w:rPr>
-        <w:t xml:space="preserve"> 14 </w:t>
+        <w:t xml:space="preserve"> 10 </w:t>
       </w:r>
     </w:p>
     <w:p>
@@ -371,7 +371,7 @@
         <w:rPr>
           <w:rStyle w:val="VerbatimChar"/>
         </w:rPr>
-        <w:t xml:space="preserve"> Folder_Name: Bukowski_2021_ActaPsych, Golubickis_2021_ActaPsych, Hobbs_2023_PsychMed, Mcivor_2021_EJN, Scheller_2026_elife, Svensson_2022_PsychRes, Wozniak_2020_PLOS, Hu_2023_SDB </w:t>
+        <w:t xml:space="preserve"> Folder_Name: Bukowski_2021_ActaPsych, Golubickis_2021_ActaPsych, Mcivor_2021_EJN, Svensson_2022_PsychRes, Hu_2023_SDB </w:t>
       </w:r>
     </w:p>
     <w:bookmarkStart w:id="9" w:name="table-1-数据预览前-10-行"/>
@@ -1938,17 +1938,17 @@
         <w:tblCaption w:val="Studies Included in the Database and Key Experimental Characteristics"/>
       </w:tblPr>
       <w:tblGrid>
-        <w:gridCol w:w="208"/>
-        <w:gridCol w:w="1375"/>
-        <w:gridCol w:w="1417"/>
-        <w:gridCol w:w="250"/>
-        <w:gridCol w:w="625"/>
-        <w:gridCol w:w="416"/>
-        <w:gridCol w:w="625"/>
-        <w:gridCol w:w="1042"/>
-        <w:gridCol w:w="333"/>
-        <w:gridCol w:w="750"/>
-        <w:gridCol w:w="875"/>
+        <w:gridCol w:w="195"/>
+        <w:gridCol w:w="1287"/>
+        <w:gridCol w:w="1326"/>
+        <w:gridCol w:w="234"/>
+        <w:gridCol w:w="585"/>
+        <w:gridCol w:w="390"/>
+        <w:gridCol w:w="585"/>
+        <w:gridCol w:w="1482"/>
+        <w:gridCol w:w="312"/>
+        <w:gridCol w:w="702"/>
+        <w:gridCol w:w="819"/>
       </w:tblGrid>
       <w:tr>
         <w:trPr>
@@ -4386,19 +4386,19 @@
               <w:jc w:val="left"/>
             </w:pPr>
             <w:r>
-              <w:t xml:space="preserve">Hu_2020_CollabraPsy</w:t>
-            </w:r>
-          </w:p>
-        </w:tc>
-        <w:tc>
-          <w:tcPr/>
-          <w:p>
-            <w:pPr>
-              <w:pStyle w:val="Compact"/>
-              <w:jc w:val="left"/>
-            </w:pPr>
-            <w:r>
-              <w:t xml:space="preserve">Hu et al. (2020)</w:t>
+              <w:t xml:space="preserve">Hobbs_2023_PsychMed</w:t>
+            </w:r>
+          </w:p>
+        </w:tc>
+        <w:tc>
+          <w:tcPr/>
+          <w:p>
+            <w:pPr>
+              <w:pStyle w:val="Compact"/>
+              <w:jc w:val="left"/>
+            </w:pPr>
+            <w:r>
+              <w:t xml:space="preserve">Hobbs et al. (2023)</w:t>
             </w:r>
           </w:p>
         </w:tc>
@@ -4422,67 +4422,67 @@
               <w:jc w:val="left"/>
             </w:pPr>
             <w:r>
-              <w:t xml:space="preserve">China</w:t>
-            </w:r>
-          </w:p>
-        </w:tc>
-        <w:tc>
-          <w:tcPr/>
-          <w:p>
-            <w:pPr>
-              <w:pStyle w:val="Compact"/>
-              <w:jc w:val="left"/>
-            </w:pPr>
-            <w:r>
-              <w:t xml:space="preserve">Chinese</w:t>
-            </w:r>
-          </w:p>
-        </w:tc>
-        <w:tc>
-          <w:tcPr/>
-          <w:p>
-            <w:pPr>
-              <w:pStyle w:val="Compact"/>
-              <w:jc w:val="center"/>
-            </w:pPr>
-            <w:r>
-              <w:t xml:space="preserve">44 (19/27)</w:t>
-            </w:r>
-          </w:p>
-        </w:tc>
-        <w:tc>
-          <w:tcPr/>
-          <w:p>
-            <w:pPr>
-              <w:pStyle w:val="Compact"/>
-              <w:jc w:val="left"/>
-            </w:pPr>
-            <w:r>
-              <w:t xml:space="preserve">geometric shape</w:t>
-            </w:r>
-          </w:p>
-        </w:tc>
-        <w:tc>
-          <w:tcPr/>
-          <w:p>
-            <w:pPr>
-              <w:pStyle w:val="Compact"/>
-              <w:jc w:val="center"/>
-            </w:pPr>
-            <w:r>
-              <w:t xml:space="preserve">480</w:t>
-            </w:r>
-          </w:p>
-        </w:tc>
-        <w:tc>
-          <w:tcPr/>
-          <w:p>
-            <w:pPr>
-              <w:pStyle w:val="Compact"/>
-              <w:jc w:val="left"/>
-            </w:pPr>
-            <w:r>
-              <w:t xml:space="preserve">No License</w:t>
+              <w:t xml:space="preserve">United Kingdom</w:t>
+            </w:r>
+          </w:p>
+        </w:tc>
+        <w:tc>
+          <w:tcPr/>
+          <w:p>
+            <w:pPr>
+              <w:pStyle w:val="Compact"/>
+              <w:jc w:val="left"/>
+            </w:pPr>
+            <w:r>
+              <w:t xml:space="preserve">English</w:t>
+            </w:r>
+          </w:p>
+        </w:tc>
+        <w:tc>
+          <w:tcPr/>
+          <w:p>
+            <w:pPr>
+              <w:pStyle w:val="Compact"/>
+              <w:jc w:val="center"/>
+            </w:pPr>
+            <w:r>
+              <w:t xml:space="preserve">144 (31/112)</w:t>
+            </w:r>
+          </w:p>
+        </w:tc>
+        <w:tc>
+          <w:tcPr/>
+          <w:p>
+            <w:pPr>
+              <w:pStyle w:val="Compact"/>
+              <w:jc w:val="left"/>
+            </w:pPr>
+            <w:r>
+              <w:t xml:space="preserve">geometric shape and face and currency</w:t>
+            </w:r>
+          </w:p>
+        </w:tc>
+        <w:tc>
+          <w:tcPr/>
+          <w:p>
+            <w:pPr>
+              <w:pStyle w:val="Compact"/>
+              <w:jc w:val="center"/>
+            </w:pPr>
+            <w:r>
+              <w:t xml:space="preserve">360</w:t>
+            </w:r>
+          </w:p>
+        </w:tc>
+        <w:tc>
+          <w:tcPr/>
+          <w:p>
+            <w:pPr>
+              <w:pStyle w:val="Compact"/>
+              <w:jc w:val="left"/>
+            </w:pPr>
+            <w:r>
+              <w:t xml:space="preserve">CC BY 4.0</w:t>
             </w:r>
           </w:p>
         </w:tc>
@@ -4520,19 +4520,19 @@
               <w:jc w:val="left"/>
             </w:pPr>
             <w:r>
-              <w:t xml:space="preserve">Kirk_2025_BritJPsy</w:t>
-            </w:r>
-          </w:p>
-        </w:tc>
-        <w:tc>
-          <w:tcPr/>
-          <w:p>
-            <w:pPr>
-              <w:pStyle w:val="Compact"/>
-              <w:jc w:val="left"/>
-            </w:pPr>
-            <w:r>
-              <w:t xml:space="preserve">Neil W. Kirk et al. (2025)</w:t>
+              <w:t xml:space="preserve">Hu_2020_CollabraPsy</w:t>
+            </w:r>
+          </w:p>
+        </w:tc>
+        <w:tc>
+          <w:tcPr/>
+          <w:p>
+            <w:pPr>
+              <w:pStyle w:val="Compact"/>
+              <w:jc w:val="left"/>
+            </w:pPr>
+            <w:r>
+              <w:t xml:space="preserve">Hu et al. (2020)</w:t>
             </w:r>
           </w:p>
         </w:tc>
@@ -4556,79 +4556,79 @@
               <w:jc w:val="left"/>
             </w:pPr>
             <w:r>
-              <w:t xml:space="preserve">United Kingdom</w:t>
-            </w:r>
-          </w:p>
-        </w:tc>
-        <w:tc>
-          <w:tcPr/>
-          <w:p>
-            <w:pPr>
-              <w:pStyle w:val="Compact"/>
-              <w:jc w:val="left"/>
-            </w:pPr>
-            <w:r>
-              <w:t xml:space="preserve">English</w:t>
-            </w:r>
-          </w:p>
-        </w:tc>
-        <w:tc>
-          <w:tcPr/>
-          <w:p>
-            <w:pPr>
-              <w:pStyle w:val="Compact"/>
-              <w:jc w:val="center"/>
-            </w:pPr>
-            <w:r>
-              <w:t xml:space="preserve">35 (35/0)</w:t>
-            </w:r>
-          </w:p>
-        </w:tc>
-        <w:tc>
-          <w:tcPr/>
-          <w:p>
-            <w:pPr>
-              <w:pStyle w:val="Compact"/>
-              <w:jc w:val="left"/>
-            </w:pPr>
-            <w:r>
-              <w:t xml:space="preserve">voice</w:t>
-            </w:r>
-          </w:p>
-        </w:tc>
-        <w:tc>
-          <w:tcPr/>
-          <w:p>
-            <w:pPr>
-              <w:pStyle w:val="Compact"/>
-              <w:jc w:val="center"/>
-            </w:pPr>
-            <w:r>
-              <w:t xml:space="preserve">216</w:t>
-            </w:r>
-          </w:p>
-        </w:tc>
-        <w:tc>
-          <w:tcPr/>
-          <w:p>
-            <w:pPr>
-              <w:pStyle w:val="Compact"/>
-              <w:jc w:val="left"/>
-            </w:pPr>
-            <w:r>
-              <w:t xml:space="preserve">CC BY 4.0</w:t>
-            </w:r>
-          </w:p>
-        </w:tc>
-        <w:tc>
-          <w:tcPr/>
-          <w:p>
-            <w:pPr>
-              <w:pStyle w:val="Compact"/>
-              <w:jc w:val="left"/>
-            </w:pPr>
-            <w:r>
-              <w:t xml:space="preserve">Online Experiment</w:t>
+              <w:t xml:space="preserve">China</w:t>
+            </w:r>
+          </w:p>
+        </w:tc>
+        <w:tc>
+          <w:tcPr/>
+          <w:p>
+            <w:pPr>
+              <w:pStyle w:val="Compact"/>
+              <w:jc w:val="left"/>
+            </w:pPr>
+            <w:r>
+              <w:t xml:space="preserve">Chinese</w:t>
+            </w:r>
+          </w:p>
+        </w:tc>
+        <w:tc>
+          <w:tcPr/>
+          <w:p>
+            <w:pPr>
+              <w:pStyle w:val="Compact"/>
+              <w:jc w:val="center"/>
+            </w:pPr>
+            <w:r>
+              <w:t xml:space="preserve">44 (19/27)</w:t>
+            </w:r>
+          </w:p>
+        </w:tc>
+        <w:tc>
+          <w:tcPr/>
+          <w:p>
+            <w:pPr>
+              <w:pStyle w:val="Compact"/>
+              <w:jc w:val="left"/>
+            </w:pPr>
+            <w:r>
+              <w:t xml:space="preserve">geometric shape</w:t>
+            </w:r>
+          </w:p>
+        </w:tc>
+        <w:tc>
+          <w:tcPr/>
+          <w:p>
+            <w:pPr>
+              <w:pStyle w:val="Compact"/>
+              <w:jc w:val="center"/>
+            </w:pPr>
+            <w:r>
+              <w:t xml:space="preserve">480</w:t>
+            </w:r>
+          </w:p>
+        </w:tc>
+        <w:tc>
+          <w:tcPr/>
+          <w:p>
+            <w:pPr>
+              <w:pStyle w:val="Compact"/>
+              <w:jc w:val="left"/>
+            </w:pPr>
+            <w:r>
+              <w:t xml:space="preserve">No License</w:t>
+            </w:r>
+          </w:p>
+        </w:tc>
+        <w:tc>
+          <w:tcPr/>
+          <w:p>
+            <w:pPr>
+              <w:pStyle w:val="Compact"/>
+              <w:jc w:val="left"/>
+            </w:pPr>
+            <w:r>
+              <w:t xml:space="preserve">Lab Experiment</w:t>
             </w:r>
           </w:p>
         </w:tc>
@@ -4678,7 +4678,7 @@
               <w:jc w:val="center"/>
             </w:pPr>
             <w:r>
-              <w:t xml:space="preserve">Exp2</w:t>
+              <w:t xml:space="preserve">Exp1</w:t>
             </w:r>
           </w:p>
         </w:tc>
@@ -4714,7 +4714,7 @@
               <w:jc w:val="center"/>
             </w:pPr>
             <w:r>
-              <w:t xml:space="preserve">126 (90/0)</w:t>
+              <w:t xml:space="preserve">35 (35/0)</w:t>
             </w:r>
           </w:p>
         </w:tc>
@@ -4788,43 +4788,43 @@
               <w:jc w:val="left"/>
             </w:pPr>
             <w:r>
-              <w:t xml:space="preserve">Kolvoort_2020_HumBrainMap</w:t>
-            </w:r>
-          </w:p>
-        </w:tc>
-        <w:tc>
-          <w:tcPr/>
-          <w:p>
-            <w:pPr>
-              <w:pStyle w:val="Compact"/>
-              <w:jc w:val="left"/>
-            </w:pPr>
-            <w:r>
-              <w:t xml:space="preserve">IR Kolvoort et al. (2020)</w:t>
-            </w:r>
-          </w:p>
-        </w:tc>
-        <w:tc>
-          <w:tcPr/>
-          <w:p>
-            <w:pPr>
-              <w:pStyle w:val="Compact"/>
-              <w:jc w:val="center"/>
-            </w:pPr>
-            <w:r>
-              <w:t xml:space="preserve">Exp1</w:t>
-            </w:r>
-          </w:p>
-        </w:tc>
-        <w:tc>
-          <w:tcPr/>
-          <w:p>
-            <w:pPr>
-              <w:pStyle w:val="Compact"/>
-              <w:jc w:val="left"/>
-            </w:pPr>
-            <w:r>
-              <w:t xml:space="preserve">Canada</w:t>
+              <w:t xml:space="preserve">Kirk_2025_BritJPsy</w:t>
+            </w:r>
+          </w:p>
+        </w:tc>
+        <w:tc>
+          <w:tcPr/>
+          <w:p>
+            <w:pPr>
+              <w:pStyle w:val="Compact"/>
+              <w:jc w:val="left"/>
+            </w:pPr>
+            <w:r>
+              <w:t xml:space="preserve">Neil W. Kirk et al. (2025)</w:t>
+            </w:r>
+          </w:p>
+        </w:tc>
+        <w:tc>
+          <w:tcPr/>
+          <w:p>
+            <w:pPr>
+              <w:pStyle w:val="Compact"/>
+              <w:jc w:val="center"/>
+            </w:pPr>
+            <w:r>
+              <w:t xml:space="preserve">Exp2</w:t>
+            </w:r>
+          </w:p>
+        </w:tc>
+        <w:tc>
+          <w:tcPr/>
+          <w:p>
+            <w:pPr>
+              <w:pStyle w:val="Compact"/>
+              <w:jc w:val="left"/>
+            </w:pPr>
+            <w:r>
+              <w:t xml:space="preserve">United Kingdom</w:t>
             </w:r>
           </w:p>
         </w:tc>
@@ -4848,55 +4848,55 @@
               <w:jc w:val="center"/>
             </w:pPr>
             <w:r>
-              <w:t xml:space="preserve">31 (17/14)</w:t>
-            </w:r>
-          </w:p>
-        </w:tc>
-        <w:tc>
-          <w:tcPr/>
-          <w:p>
-            <w:pPr>
-              <w:pStyle w:val="Compact"/>
-              <w:jc w:val="left"/>
-            </w:pPr>
-            <w:r>
-              <w:t xml:space="preserve">geometric shape</w:t>
-            </w:r>
-          </w:p>
-        </w:tc>
-        <w:tc>
-          <w:tcPr/>
-          <w:p>
-            <w:pPr>
-              <w:pStyle w:val="Compact"/>
-              <w:jc w:val="center"/>
-            </w:pPr>
-            <w:r>
-              <w:t xml:space="preserve">100</w:t>
-            </w:r>
-          </w:p>
-        </w:tc>
-        <w:tc>
-          <w:tcPr/>
-          <w:p>
-            <w:pPr>
-              <w:pStyle w:val="Compact"/>
-              <w:jc w:val="left"/>
-            </w:pPr>
-            <w:r>
-              <w:t xml:space="preserve">NA</w:t>
-            </w:r>
-          </w:p>
-        </w:tc>
-        <w:tc>
-          <w:tcPr/>
-          <w:p>
-            <w:pPr>
-              <w:pStyle w:val="Compact"/>
-              <w:jc w:val="left"/>
-            </w:pPr>
-            <w:r>
-              <w:t xml:space="preserve">Lab Experiment</w:t>
+              <w:t xml:space="preserve">126 (90/0)</w:t>
+            </w:r>
+          </w:p>
+        </w:tc>
+        <w:tc>
+          <w:tcPr/>
+          <w:p>
+            <w:pPr>
+              <w:pStyle w:val="Compact"/>
+              <w:jc w:val="left"/>
+            </w:pPr>
+            <w:r>
+              <w:t xml:space="preserve">voice</w:t>
+            </w:r>
+          </w:p>
+        </w:tc>
+        <w:tc>
+          <w:tcPr/>
+          <w:p>
+            <w:pPr>
+              <w:pStyle w:val="Compact"/>
+              <w:jc w:val="center"/>
+            </w:pPr>
+            <w:r>
+              <w:t xml:space="preserve">216</w:t>
+            </w:r>
+          </w:p>
+        </w:tc>
+        <w:tc>
+          <w:tcPr/>
+          <w:p>
+            <w:pPr>
+              <w:pStyle w:val="Compact"/>
+              <w:jc w:val="left"/>
+            </w:pPr>
+            <w:r>
+              <w:t xml:space="preserve">CC BY 4.0</w:t>
+            </w:r>
+          </w:p>
+        </w:tc>
+        <w:tc>
+          <w:tcPr/>
+          <w:p>
+            <w:pPr>
+              <w:pStyle w:val="Compact"/>
+              <w:jc w:val="left"/>
+            </w:pPr>
+            <w:r>
+              <w:t xml:space="preserve">Online Experiment</w:t>
             </w:r>
           </w:p>
         </w:tc>
@@ -4922,19 +4922,19 @@
               <w:jc w:val="left"/>
             </w:pPr>
             <w:r>
-              <w:t xml:space="preserve">Lee_2023_Cognition</w:t>
-            </w:r>
-          </w:p>
-        </w:tc>
-        <w:tc>
-          <w:tcPr/>
-          <w:p>
-            <w:pPr>
-              <w:pStyle w:val="Compact"/>
-              <w:jc w:val="left"/>
-            </w:pPr>
-            <w:r>
-              <w:t xml:space="preserve">Lee et al. (2023)</w:t>
+              <w:t xml:space="preserve">Kolvoort_2020_HumBrainMap</w:t>
+            </w:r>
+          </w:p>
+        </w:tc>
+        <w:tc>
+          <w:tcPr/>
+          <w:p>
+            <w:pPr>
+              <w:pStyle w:val="Compact"/>
+              <w:jc w:val="left"/>
+            </w:pPr>
+            <w:r>
+              <w:t xml:space="preserve">IR Kolvoort et al. (2020)</w:t>
             </w:r>
           </w:p>
         </w:tc>
@@ -4958,7 +4958,7 @@
               <w:jc w:val="left"/>
             </w:pPr>
             <w:r>
-              <w:t xml:space="preserve">United Kingdom</w:t>
+              <w:t xml:space="preserve">Canada</w:t>
             </w:r>
           </w:p>
         </w:tc>
@@ -4982,7 +4982,7 @@
               <w:jc w:val="center"/>
             </w:pPr>
             <w:r>
-              <w:t xml:space="preserve">57</w:t>
+              <w:t xml:space="preserve">31 (17/14)</w:t>
             </w:r>
           </w:p>
         </w:tc>
@@ -5006,31 +5006,31 @@
               <w:jc w:val="center"/>
             </w:pPr>
             <w:r>
-              <w:t xml:space="preserve">96</w:t>
-            </w:r>
-          </w:p>
-        </w:tc>
-        <w:tc>
-          <w:tcPr/>
-          <w:p>
-            <w:pPr>
-              <w:pStyle w:val="Compact"/>
-              <w:jc w:val="left"/>
-            </w:pPr>
-            <w:r>
-              <w:t xml:space="preserve">CC BY 4.0</w:t>
-            </w:r>
-          </w:p>
-        </w:tc>
-        <w:tc>
-          <w:tcPr/>
-          <w:p>
-            <w:pPr>
-              <w:pStyle w:val="Compact"/>
-              <w:jc w:val="left"/>
-            </w:pPr>
-            <w:r>
-              <w:t xml:space="preserve">Online Experiment</w:t>
+              <w:t xml:space="preserve">100</w:t>
+            </w:r>
+          </w:p>
+        </w:tc>
+        <w:tc>
+          <w:tcPr/>
+          <w:p>
+            <w:pPr>
+              <w:pStyle w:val="Compact"/>
+              <w:jc w:val="left"/>
+            </w:pPr>
+            <w:r>
+              <w:t xml:space="preserve">NA</w:t>
+            </w:r>
+          </w:p>
+        </w:tc>
+        <w:tc>
+          <w:tcPr/>
+          <w:p>
+            <w:pPr>
+              <w:pStyle w:val="Compact"/>
+              <w:jc w:val="left"/>
+            </w:pPr>
+            <w:r>
+              <w:t xml:space="preserve">Lab Experiment</w:t>
             </w:r>
           </w:p>
         </w:tc>
@@ -5080,7 +5080,7 @@
               <w:jc w:val="center"/>
             </w:pPr>
             <w:r>
-              <w:t xml:space="preserve">Exp2</w:t>
+              <w:t xml:space="preserve">Exp1</w:t>
             </w:r>
           </w:p>
         </w:tc>
@@ -5116,7 +5116,7 @@
               <w:jc w:val="center"/>
             </w:pPr>
             <w:r>
-              <w:t xml:space="preserve">65</w:t>
+              <w:t xml:space="preserve">57</w:t>
             </w:r>
           </w:p>
         </w:tc>
@@ -5190,43 +5190,43 @@
               <w:jc w:val="left"/>
             </w:pPr>
             <w:r>
-              <w:t xml:space="preserve">Liang_2022_HumBrainMap</w:t>
-            </w:r>
-          </w:p>
-        </w:tc>
-        <w:tc>
-          <w:tcPr/>
-          <w:p>
-            <w:pPr>
-              <w:pStyle w:val="Compact"/>
-              <w:jc w:val="left"/>
-            </w:pPr>
-            <w:r>
-              <w:t xml:space="preserve">Liang et al. (2022)</w:t>
-            </w:r>
-          </w:p>
-        </w:tc>
-        <w:tc>
-          <w:tcPr/>
-          <w:p>
-            <w:pPr>
-              <w:pStyle w:val="Compact"/>
-              <w:jc w:val="center"/>
-            </w:pPr>
-            <w:r>
-              <w:t xml:space="preserve">Exp1</w:t>
-            </w:r>
-          </w:p>
-        </w:tc>
-        <w:tc>
-          <w:tcPr/>
-          <w:p>
-            <w:pPr>
-              <w:pStyle w:val="Compact"/>
-              <w:jc w:val="left"/>
-            </w:pPr>
-            <w:r>
-              <w:t xml:space="preserve">China</w:t>
+              <w:t xml:space="preserve">Lee_2023_Cognition</w:t>
+            </w:r>
+          </w:p>
+        </w:tc>
+        <w:tc>
+          <w:tcPr/>
+          <w:p>
+            <w:pPr>
+              <w:pStyle w:val="Compact"/>
+              <w:jc w:val="left"/>
+            </w:pPr>
+            <w:r>
+              <w:t xml:space="preserve">Lee et al. (2023)</w:t>
+            </w:r>
+          </w:p>
+        </w:tc>
+        <w:tc>
+          <w:tcPr/>
+          <w:p>
+            <w:pPr>
+              <w:pStyle w:val="Compact"/>
+              <w:jc w:val="center"/>
+            </w:pPr>
+            <w:r>
+              <w:t xml:space="preserve">Exp2</w:t>
+            </w:r>
+          </w:p>
+        </w:tc>
+        <w:tc>
+          <w:tcPr/>
+          <w:p>
+            <w:pPr>
+              <w:pStyle w:val="Compact"/>
+              <w:jc w:val="left"/>
+            </w:pPr>
+            <w:r>
+              <w:t xml:space="preserve">United Kingdom</w:t>
             </w:r>
           </w:p>
         </w:tc>
@@ -5250,7 +5250,7 @@
               <w:jc w:val="center"/>
             </w:pPr>
             <w:r>
-              <w:t xml:space="preserve">38 (22/16)</w:t>
+              <w:t xml:space="preserve">65</w:t>
             </w:r>
           </w:p>
         </w:tc>
@@ -5274,31 +5274,31 @@
               <w:jc w:val="center"/>
             </w:pPr>
             <w:r>
-              <w:t xml:space="preserve">360</w:t>
-            </w:r>
-          </w:p>
-        </w:tc>
-        <w:tc>
-          <w:tcPr/>
-          <w:p>
-            <w:pPr>
-              <w:pStyle w:val="Compact"/>
-              <w:jc w:val="left"/>
-            </w:pPr>
-            <w:r>
-              <w:t xml:space="preserve">CC BY-NC-ND</w:t>
-            </w:r>
-          </w:p>
-        </w:tc>
-        <w:tc>
-          <w:tcPr/>
-          <w:p>
-            <w:pPr>
-              <w:pStyle w:val="Compact"/>
-              <w:jc w:val="left"/>
-            </w:pPr>
-            <w:r>
-              <w:t xml:space="preserve">Lab Experiment</w:t>
+              <w:t xml:space="preserve">96</w:t>
+            </w:r>
+          </w:p>
+        </w:tc>
+        <w:tc>
+          <w:tcPr/>
+          <w:p>
+            <w:pPr>
+              <w:pStyle w:val="Compact"/>
+              <w:jc w:val="left"/>
+            </w:pPr>
+            <w:r>
+              <w:t xml:space="preserve">CC BY 4.0</w:t>
+            </w:r>
+          </w:p>
+        </w:tc>
+        <w:tc>
+          <w:tcPr/>
+          <w:p>
+            <w:pPr>
+              <w:pStyle w:val="Compact"/>
+              <w:jc w:val="left"/>
+            </w:pPr>
+            <w:r>
+              <w:t xml:space="preserve">Online Experiment</w:t>
             </w:r>
           </w:p>
         </w:tc>
@@ -5384,7 +5384,7 @@
               <w:jc w:val="center"/>
             </w:pPr>
             <w:r>
-              <w:t xml:space="preserve">35 (13/22)</w:t>
+              <w:t xml:space="preserve">38 (22/16)</w:t>
             </w:r>
           </w:p>
         </w:tc>
@@ -5518,7 +5518,7 @@
               <w:jc w:val="center"/>
             </w:pPr>
             <w:r>
-              <w:t xml:space="preserve">36 (13/23)</w:t>
+              <w:t xml:space="preserve">35 (13/22)</w:t>
             </w:r>
           </w:p>
         </w:tc>
@@ -5592,19 +5592,19 @@
               <w:jc w:val="left"/>
             </w:pPr>
             <w:r>
-              <w:t xml:space="preserve">Liu_2023_CogRes</w:t>
-            </w:r>
-          </w:p>
-        </w:tc>
-        <w:tc>
-          <w:tcPr/>
-          <w:p>
-            <w:pPr>
-              <w:pStyle w:val="Compact"/>
-              <w:jc w:val="left"/>
-            </w:pPr>
-            <w:r>
-              <w:t xml:space="preserve">Liu et al. (2023)</w:t>
+              <w:t xml:space="preserve">Liang_2022_HumBrainMap</w:t>
+            </w:r>
+          </w:p>
+        </w:tc>
+        <w:tc>
+          <w:tcPr/>
+          <w:p>
+            <w:pPr>
+              <w:pStyle w:val="Compact"/>
+              <w:jc w:val="left"/>
+            </w:pPr>
+            <w:r>
+              <w:t xml:space="preserve">Liang et al. (2022)</w:t>
             </w:r>
           </w:p>
         </w:tc>
@@ -5628,7 +5628,7 @@
               <w:jc w:val="left"/>
             </w:pPr>
             <w:r>
-              <w:t xml:space="preserve">UK</w:t>
+              <w:t xml:space="preserve">China</w:t>
             </w:r>
           </w:p>
         </w:tc>
@@ -5652,55 +5652,55 @@
               <w:jc w:val="center"/>
             </w:pPr>
             <w:r>
-              <w:t xml:space="preserve">302 (132/161)</w:t>
-            </w:r>
-          </w:p>
-        </w:tc>
-        <w:tc>
-          <w:tcPr/>
-          <w:p>
-            <w:pPr>
-              <w:pStyle w:val="Compact"/>
-              <w:jc w:val="left"/>
-            </w:pPr>
-            <w:r>
-              <w:t xml:space="preserve">face</w:t>
-            </w:r>
-          </w:p>
-        </w:tc>
-        <w:tc>
-          <w:tcPr/>
-          <w:p>
-            <w:pPr>
-              <w:pStyle w:val="Compact"/>
-              <w:jc w:val="center"/>
-            </w:pPr>
-            <w:r>
-              <w:t xml:space="preserve">64</w:t>
-            </w:r>
-          </w:p>
-        </w:tc>
-        <w:tc>
-          <w:tcPr/>
-          <w:p>
-            <w:pPr>
-              <w:pStyle w:val="Compact"/>
-              <w:jc w:val="left"/>
-            </w:pPr>
-            <w:r>
-              <w:t xml:space="preserve">NA</w:t>
-            </w:r>
-          </w:p>
-        </w:tc>
-        <w:tc>
-          <w:tcPr/>
-          <w:p>
-            <w:pPr>
-              <w:pStyle w:val="Compact"/>
-              <w:jc w:val="left"/>
-            </w:pPr>
-            <w:r>
-              <w:t xml:space="preserve">Online Experiment</w:t>
+              <w:t xml:space="preserve">36 (13/23)</w:t>
+            </w:r>
+          </w:p>
+        </w:tc>
+        <w:tc>
+          <w:tcPr/>
+          <w:p>
+            <w:pPr>
+              <w:pStyle w:val="Compact"/>
+              <w:jc w:val="left"/>
+            </w:pPr>
+            <w:r>
+              <w:t xml:space="preserve">geometric shape</w:t>
+            </w:r>
+          </w:p>
+        </w:tc>
+        <w:tc>
+          <w:tcPr/>
+          <w:p>
+            <w:pPr>
+              <w:pStyle w:val="Compact"/>
+              <w:jc w:val="center"/>
+            </w:pPr>
+            <w:r>
+              <w:t xml:space="preserve">360</w:t>
+            </w:r>
+          </w:p>
+        </w:tc>
+        <w:tc>
+          <w:tcPr/>
+          <w:p>
+            <w:pPr>
+              <w:pStyle w:val="Compact"/>
+              <w:jc w:val="left"/>
+            </w:pPr>
+            <w:r>
+              <w:t xml:space="preserve">CC BY-NC-ND</w:t>
+            </w:r>
+          </w:p>
+        </w:tc>
+        <w:tc>
+          <w:tcPr/>
+          <w:p>
+            <w:pPr>
+              <w:pStyle w:val="Compact"/>
+              <w:jc w:val="left"/>
+            </w:pPr>
+            <w:r>
+              <w:t xml:space="preserve">Lab Experiment</w:t>
             </w:r>
           </w:p>
         </w:tc>
@@ -5726,115 +5726,115 @@
               <w:jc w:val="left"/>
             </w:pPr>
             <w:r>
-              <w:t xml:space="preserve">Martinez-Perez_2024_ConsciousCog</w:t>
-            </w:r>
-          </w:p>
-        </w:tc>
-        <w:tc>
-          <w:tcPr/>
-          <w:p>
-            <w:pPr>
-              <w:pStyle w:val="Compact"/>
-              <w:jc w:val="left"/>
-            </w:pPr>
-            <w:r>
-              <w:t xml:space="preserve">V Martínez-Pérez et al. (2024)</w:t>
-            </w:r>
-          </w:p>
-        </w:tc>
-        <w:tc>
-          <w:tcPr/>
-          <w:p>
-            <w:pPr>
-              <w:pStyle w:val="Compact"/>
-              <w:jc w:val="center"/>
-            </w:pPr>
-            <w:r>
-              <w:t xml:space="preserve">Exp2</w:t>
-            </w:r>
-          </w:p>
-        </w:tc>
-        <w:tc>
-          <w:tcPr/>
-          <w:p>
-            <w:pPr>
-              <w:pStyle w:val="Compact"/>
-              <w:jc w:val="left"/>
-            </w:pPr>
-            <w:r>
-              <w:t xml:space="preserve">Spain</w:t>
-            </w:r>
-          </w:p>
-        </w:tc>
-        <w:tc>
-          <w:tcPr/>
-          <w:p>
-            <w:pPr>
-              <w:pStyle w:val="Compact"/>
-              <w:jc w:val="left"/>
-            </w:pPr>
-            <w:r>
-              <w:t xml:space="preserve">Spanish</w:t>
-            </w:r>
-          </w:p>
-        </w:tc>
-        <w:tc>
-          <w:tcPr/>
-          <w:p>
-            <w:pPr>
-              <w:pStyle w:val="Compact"/>
-              <w:jc w:val="center"/>
-            </w:pPr>
-            <w:r>
-              <w:t xml:space="preserve">32 (5/27)</w:t>
-            </w:r>
-          </w:p>
-        </w:tc>
-        <w:tc>
-          <w:tcPr/>
-          <w:p>
-            <w:pPr>
-              <w:pStyle w:val="Compact"/>
-              <w:jc w:val="left"/>
-            </w:pPr>
-            <w:r>
-              <w:t xml:space="preserve">geometric shape</w:t>
-            </w:r>
-          </w:p>
-        </w:tc>
-        <w:tc>
-          <w:tcPr/>
-          <w:p>
-            <w:pPr>
-              <w:pStyle w:val="Compact"/>
-              <w:jc w:val="center"/>
-            </w:pPr>
-            <w:r>
-              <w:t xml:space="preserve">240</w:t>
-            </w:r>
-          </w:p>
-        </w:tc>
-        <w:tc>
-          <w:tcPr/>
-          <w:p>
-            <w:pPr>
-              <w:pStyle w:val="Compact"/>
-              <w:jc w:val="left"/>
-            </w:pPr>
-            <w:r>
-              <w:t xml:space="preserve">CC BY 4.0</w:t>
-            </w:r>
-          </w:p>
-        </w:tc>
-        <w:tc>
-          <w:tcPr/>
-          <w:p>
-            <w:pPr>
-              <w:pStyle w:val="Compact"/>
-              <w:jc w:val="left"/>
-            </w:pPr>
-            <w:r>
-              <w:t xml:space="preserve">Lab Experiment</w:t>
+              <w:t xml:space="preserve">Liu_2023_CogRes</w:t>
+            </w:r>
+          </w:p>
+        </w:tc>
+        <w:tc>
+          <w:tcPr/>
+          <w:p>
+            <w:pPr>
+              <w:pStyle w:val="Compact"/>
+              <w:jc w:val="left"/>
+            </w:pPr>
+            <w:r>
+              <w:t xml:space="preserve">Liu et al. (2023)</w:t>
+            </w:r>
+          </w:p>
+        </w:tc>
+        <w:tc>
+          <w:tcPr/>
+          <w:p>
+            <w:pPr>
+              <w:pStyle w:val="Compact"/>
+              <w:jc w:val="center"/>
+            </w:pPr>
+            <w:r>
+              <w:t xml:space="preserve">Exp1</w:t>
+            </w:r>
+          </w:p>
+        </w:tc>
+        <w:tc>
+          <w:tcPr/>
+          <w:p>
+            <w:pPr>
+              <w:pStyle w:val="Compact"/>
+              <w:jc w:val="left"/>
+            </w:pPr>
+            <w:r>
+              <w:t xml:space="preserve">UK</w:t>
+            </w:r>
+          </w:p>
+        </w:tc>
+        <w:tc>
+          <w:tcPr/>
+          <w:p>
+            <w:pPr>
+              <w:pStyle w:val="Compact"/>
+              <w:jc w:val="left"/>
+            </w:pPr>
+            <w:r>
+              <w:t xml:space="preserve">English</w:t>
+            </w:r>
+          </w:p>
+        </w:tc>
+        <w:tc>
+          <w:tcPr/>
+          <w:p>
+            <w:pPr>
+              <w:pStyle w:val="Compact"/>
+              <w:jc w:val="center"/>
+            </w:pPr>
+            <w:r>
+              <w:t xml:space="preserve">302 (132/161)</w:t>
+            </w:r>
+          </w:p>
+        </w:tc>
+        <w:tc>
+          <w:tcPr/>
+          <w:p>
+            <w:pPr>
+              <w:pStyle w:val="Compact"/>
+              <w:jc w:val="left"/>
+            </w:pPr>
+            <w:r>
+              <w:t xml:space="preserve">face</w:t>
+            </w:r>
+          </w:p>
+        </w:tc>
+        <w:tc>
+          <w:tcPr/>
+          <w:p>
+            <w:pPr>
+              <w:pStyle w:val="Compact"/>
+              <w:jc w:val="center"/>
+            </w:pPr>
+            <w:r>
+              <w:t xml:space="preserve">64</w:t>
+            </w:r>
+          </w:p>
+        </w:tc>
+        <w:tc>
+          <w:tcPr/>
+          <w:p>
+            <w:pPr>
+              <w:pStyle w:val="Compact"/>
+              <w:jc w:val="left"/>
+            </w:pPr>
+            <w:r>
+              <w:t xml:space="preserve">NA</w:t>
+            </w:r>
+          </w:p>
+        </w:tc>
+        <w:tc>
+          <w:tcPr/>
+          <w:p>
+            <w:pPr>
+              <w:pStyle w:val="Compact"/>
+              <w:jc w:val="left"/>
+            </w:pPr>
+            <w:r>
+              <w:t xml:space="preserve">Online Experiment</w:t>
             </w:r>
           </w:p>
         </w:tc>
@@ -5860,67 +5860,67 @@
               <w:jc w:val="left"/>
             </w:pPr>
             <w:r>
-              <w:t xml:space="preserve">Orellana-Corrales_2021_APP</w:t>
-            </w:r>
-          </w:p>
-        </w:tc>
-        <w:tc>
-          <w:tcPr/>
-          <w:p>
-            <w:pPr>
-              <w:pStyle w:val="Compact"/>
-              <w:jc w:val="left"/>
-            </w:pPr>
-            <w:r>
-              <w:t xml:space="preserve">G Orellana-Corrales et al. (2021)</w:t>
-            </w:r>
-          </w:p>
-        </w:tc>
-        <w:tc>
-          <w:tcPr/>
-          <w:p>
-            <w:pPr>
-              <w:pStyle w:val="Compact"/>
-              <w:jc w:val="center"/>
-            </w:pPr>
-            <w:r>
-              <w:t xml:space="preserve">Exp1</w:t>
-            </w:r>
-          </w:p>
-        </w:tc>
-        <w:tc>
-          <w:tcPr/>
-          <w:p>
-            <w:pPr>
-              <w:pStyle w:val="Compact"/>
-              <w:jc w:val="left"/>
-            </w:pPr>
-            <w:r>
-              <w:t xml:space="preserve">Germany</w:t>
-            </w:r>
-          </w:p>
-        </w:tc>
-        <w:tc>
-          <w:tcPr/>
-          <w:p>
-            <w:pPr>
-              <w:pStyle w:val="Compact"/>
-              <w:jc w:val="left"/>
-            </w:pPr>
-            <w:r>
-              <w:t xml:space="preserve">German</w:t>
-            </w:r>
-          </w:p>
-        </w:tc>
-        <w:tc>
-          <w:tcPr/>
-          <w:p>
-            <w:pPr>
-              <w:pStyle w:val="Compact"/>
-              <w:jc w:val="center"/>
-            </w:pPr>
-            <w:r>
-              <w:t xml:space="preserve">34 (9/25)</w:t>
+              <w:t xml:space="preserve">Martinez-Perez_2024_ConsciousCog</w:t>
+            </w:r>
+          </w:p>
+        </w:tc>
+        <w:tc>
+          <w:tcPr/>
+          <w:p>
+            <w:pPr>
+              <w:pStyle w:val="Compact"/>
+              <w:jc w:val="left"/>
+            </w:pPr>
+            <w:r>
+              <w:t xml:space="preserve">V Martínez-Pérez et al. (2024)</w:t>
+            </w:r>
+          </w:p>
+        </w:tc>
+        <w:tc>
+          <w:tcPr/>
+          <w:p>
+            <w:pPr>
+              <w:pStyle w:val="Compact"/>
+              <w:jc w:val="center"/>
+            </w:pPr>
+            <w:r>
+              <w:t xml:space="preserve">Exp2</w:t>
+            </w:r>
+          </w:p>
+        </w:tc>
+        <w:tc>
+          <w:tcPr/>
+          <w:p>
+            <w:pPr>
+              <w:pStyle w:val="Compact"/>
+              <w:jc w:val="left"/>
+            </w:pPr>
+            <w:r>
+              <w:t xml:space="preserve">Spain</w:t>
+            </w:r>
+          </w:p>
+        </w:tc>
+        <w:tc>
+          <w:tcPr/>
+          <w:p>
+            <w:pPr>
+              <w:pStyle w:val="Compact"/>
+              <w:jc w:val="left"/>
+            </w:pPr>
+            <w:r>
+              <w:t xml:space="preserve">Spanish</w:t>
+            </w:r>
+          </w:p>
+        </w:tc>
+        <w:tc>
+          <w:tcPr/>
+          <w:p>
+            <w:pPr>
+              <w:pStyle w:val="Compact"/>
+              <w:jc w:val="center"/>
+            </w:pPr>
+            <w:r>
+              <w:t xml:space="preserve">32 (5/27)</w:t>
             </w:r>
           </w:p>
         </w:tc>
@@ -5944,19 +5944,19 @@
               <w:jc w:val="center"/>
             </w:pPr>
             <w:r>
-              <w:t xml:space="preserve">128</w:t>
-            </w:r>
-          </w:p>
-        </w:tc>
-        <w:tc>
-          <w:tcPr/>
-          <w:p>
-            <w:pPr>
-              <w:pStyle w:val="Compact"/>
-              <w:jc w:val="left"/>
-            </w:pPr>
-            <w:r>
-              <w:t xml:space="preserve">No License</w:t>
+              <w:t xml:space="preserve">240</w:t>
+            </w:r>
+          </w:p>
+        </w:tc>
+        <w:tc>
+          <w:tcPr/>
+          <w:p>
+            <w:pPr>
+              <w:pStyle w:val="Compact"/>
+              <w:jc w:val="left"/>
+            </w:pPr>
+            <w:r>
+              <w:t xml:space="preserve">CC BY 4.0</w:t>
             </w:r>
           </w:p>
         </w:tc>
@@ -6018,7 +6018,7 @@
               <w:jc w:val="center"/>
             </w:pPr>
             <w:r>
-              <w:t xml:space="preserve">Exp2</w:t>
+              <w:t xml:space="preserve">Exp1</w:t>
             </w:r>
           </w:p>
         </w:tc>
@@ -6054,19 +6054,19 @@
               <w:jc w:val="center"/>
             </w:pPr>
             <w:r>
-              <w:t xml:space="preserve">34 (11/23)</w:t>
-            </w:r>
-          </w:p>
-        </w:tc>
-        <w:tc>
-          <w:tcPr/>
-          <w:p>
-            <w:pPr>
-              <w:pStyle w:val="Compact"/>
-              <w:jc w:val="left"/>
-            </w:pPr>
-            <w:r>
-              <w:t xml:space="preserve">letter string</w:t>
+              <w:t xml:space="preserve">34 (9/25)</w:t>
+            </w:r>
+          </w:p>
+        </w:tc>
+        <w:tc>
+          <w:tcPr/>
+          <w:p>
+            <w:pPr>
+              <w:pStyle w:val="Compact"/>
+              <w:jc w:val="left"/>
+            </w:pPr>
+            <w:r>
+              <w:t xml:space="preserve">geometric shape</w:t>
             </w:r>
           </w:p>
         </w:tc>
@@ -6128,31 +6128,31 @@
               <w:jc w:val="left"/>
             </w:pPr>
             <w:r>
-              <w:t xml:space="preserve">Orellana-Corrales_2023_QJEP</w:t>
-            </w:r>
-          </w:p>
-        </w:tc>
-        <w:tc>
-          <w:tcPr/>
-          <w:p>
-            <w:pPr>
-              <w:pStyle w:val="Compact"/>
-              <w:jc w:val="left"/>
-            </w:pPr>
-            <w:r>
-              <w:t xml:space="preserve">G Orellana-Corrales et al. (2023)</w:t>
-            </w:r>
-          </w:p>
-        </w:tc>
-        <w:tc>
-          <w:tcPr/>
-          <w:p>
-            <w:pPr>
-              <w:pStyle w:val="Compact"/>
-              <w:jc w:val="center"/>
-            </w:pPr>
-            <w:r>
-              <w:t xml:space="preserve">Exp1</w:t>
+              <w:t xml:space="preserve">Orellana-Corrales_2021_APP</w:t>
+            </w:r>
+          </w:p>
+        </w:tc>
+        <w:tc>
+          <w:tcPr/>
+          <w:p>
+            <w:pPr>
+              <w:pStyle w:val="Compact"/>
+              <w:jc w:val="left"/>
+            </w:pPr>
+            <w:r>
+              <w:t xml:space="preserve">G Orellana-Corrales et al. (2021)</w:t>
+            </w:r>
+          </w:p>
+        </w:tc>
+        <w:tc>
+          <w:tcPr/>
+          <w:p>
+            <w:pPr>
+              <w:pStyle w:val="Compact"/>
+              <w:jc w:val="center"/>
+            </w:pPr>
+            <w:r>
+              <w:t xml:space="preserve">Exp2</w:t>
             </w:r>
           </w:p>
         </w:tc>
@@ -6188,55 +6188,55 @@
               <w:jc w:val="center"/>
             </w:pPr>
             <w:r>
-              <w:t xml:space="preserve">71 (46/25)</w:t>
-            </w:r>
-          </w:p>
-        </w:tc>
-        <w:tc>
-          <w:tcPr/>
-          <w:p>
-            <w:pPr>
-              <w:pStyle w:val="Compact"/>
-              <w:jc w:val="left"/>
-            </w:pPr>
-            <w:r>
-              <w:t xml:space="preserve">geometric shape</w:t>
-            </w:r>
-          </w:p>
-        </w:tc>
-        <w:tc>
-          <w:tcPr/>
-          <w:p>
-            <w:pPr>
-              <w:pStyle w:val="Compact"/>
-              <w:jc w:val="center"/>
-            </w:pPr>
-            <w:r>
-              <w:t xml:space="preserve">140</w:t>
-            </w:r>
-          </w:p>
-        </w:tc>
-        <w:tc>
-          <w:tcPr/>
-          <w:p>
-            <w:pPr>
-              <w:pStyle w:val="Compact"/>
-              <w:jc w:val="left"/>
-            </w:pPr>
-            <w:r>
-              <w:t xml:space="preserve">NA</w:t>
-            </w:r>
-          </w:p>
-        </w:tc>
-        <w:tc>
-          <w:tcPr/>
-          <w:p>
-            <w:pPr>
-              <w:pStyle w:val="Compact"/>
-              <w:jc w:val="left"/>
-            </w:pPr>
-            <w:r>
-              <w:t xml:space="preserve">Online Experiment</w:t>
+              <w:t xml:space="preserve">34 (11/23)</w:t>
+            </w:r>
+          </w:p>
+        </w:tc>
+        <w:tc>
+          <w:tcPr/>
+          <w:p>
+            <w:pPr>
+              <w:pStyle w:val="Compact"/>
+              <w:jc w:val="left"/>
+            </w:pPr>
+            <w:r>
+              <w:t xml:space="preserve">letter string</w:t>
+            </w:r>
+          </w:p>
+        </w:tc>
+        <w:tc>
+          <w:tcPr/>
+          <w:p>
+            <w:pPr>
+              <w:pStyle w:val="Compact"/>
+              <w:jc w:val="center"/>
+            </w:pPr>
+            <w:r>
+              <w:t xml:space="preserve">128</w:t>
+            </w:r>
+          </w:p>
+        </w:tc>
+        <w:tc>
+          <w:tcPr/>
+          <w:p>
+            <w:pPr>
+              <w:pStyle w:val="Compact"/>
+              <w:jc w:val="left"/>
+            </w:pPr>
+            <w:r>
+              <w:t xml:space="preserve">No License</w:t>
+            </w:r>
+          </w:p>
+        </w:tc>
+        <w:tc>
+          <w:tcPr/>
+          <w:p>
+            <w:pPr>
+              <w:pStyle w:val="Compact"/>
+              <w:jc w:val="left"/>
+            </w:pPr>
+            <w:r>
+              <w:t xml:space="preserve">Lab Experiment</w:t>
             </w:r>
           </w:p>
         </w:tc>
@@ -6322,7 +6322,7 @@
               <w:jc w:val="center"/>
             </w:pPr>
             <w:r>
-              <w:t xml:space="preserve">65 (42/23)</w:t>
+              <w:t xml:space="preserve">71 (46/25)</w:t>
             </w:r>
           </w:p>
         </w:tc>
@@ -6396,19 +6396,19 @@
               <w:jc w:val="left"/>
             </w:pPr>
             <w:r>
-              <w:t xml:space="preserve">Perrykkad_2022_BMCPsych</w:t>
-            </w:r>
-          </w:p>
-        </w:tc>
-        <w:tc>
-          <w:tcPr/>
-          <w:p>
-            <w:pPr>
-              <w:pStyle w:val="Compact"/>
-              <w:jc w:val="left"/>
-            </w:pPr>
-            <w:r>
-              <w:t xml:space="preserve">Perrykkad et al. (2022)</w:t>
+              <w:t xml:space="preserve">Orellana-Corrales_2023_QJEP</w:t>
+            </w:r>
+          </w:p>
+        </w:tc>
+        <w:tc>
+          <w:tcPr/>
+          <w:p>
+            <w:pPr>
+              <w:pStyle w:val="Compact"/>
+              <w:jc w:val="left"/>
+            </w:pPr>
+            <w:r>
+              <w:t xml:space="preserve">G Orellana-Corrales et al. (2023)</w:t>
             </w:r>
           </w:p>
         </w:tc>
@@ -6432,31 +6432,31 @@
               <w:jc w:val="left"/>
             </w:pPr>
             <w:r>
-              <w:t xml:space="preserve">United States</w:t>
-            </w:r>
-          </w:p>
-        </w:tc>
-        <w:tc>
-          <w:tcPr/>
-          <w:p>
-            <w:pPr>
-              <w:pStyle w:val="Compact"/>
-              <w:jc w:val="left"/>
-            </w:pPr>
-            <w:r>
-              <w:t xml:space="preserve">English</w:t>
-            </w:r>
-          </w:p>
-        </w:tc>
-        <w:tc>
-          <w:tcPr/>
-          <w:p>
-            <w:pPr>
-              <w:pStyle w:val="Compact"/>
-              <w:jc w:val="center"/>
-            </w:pPr>
-            <w:r>
-              <w:t xml:space="preserve">334</w:t>
+              <w:t xml:space="preserve">Germany</w:t>
+            </w:r>
+          </w:p>
+        </w:tc>
+        <w:tc>
+          <w:tcPr/>
+          <w:p>
+            <w:pPr>
+              <w:pStyle w:val="Compact"/>
+              <w:jc w:val="left"/>
+            </w:pPr>
+            <w:r>
+              <w:t xml:space="preserve">German</w:t>
+            </w:r>
+          </w:p>
+        </w:tc>
+        <w:tc>
+          <w:tcPr/>
+          <w:p>
+            <w:pPr>
+              <w:pStyle w:val="Compact"/>
+              <w:jc w:val="center"/>
+            </w:pPr>
+            <w:r>
+              <w:t xml:space="preserve">65 (42/23)</w:t>
             </w:r>
           </w:p>
         </w:tc>
@@ -6480,19 +6480,19 @@
               <w:jc w:val="center"/>
             </w:pPr>
             <w:r>
-              <w:t xml:space="preserve">360</w:t>
-            </w:r>
-          </w:p>
-        </w:tc>
-        <w:tc>
-          <w:tcPr/>
-          <w:p>
-            <w:pPr>
-              <w:pStyle w:val="Compact"/>
-              <w:jc w:val="left"/>
-            </w:pPr>
-            <w:r>
-              <w:t xml:space="preserve">CC BY 4.0</w:t>
+              <w:t xml:space="preserve">140</w:t>
+            </w:r>
+          </w:p>
+        </w:tc>
+        <w:tc>
+          <w:tcPr/>
+          <w:p>
+            <w:pPr>
+              <w:pStyle w:val="Compact"/>
+              <w:jc w:val="left"/>
+            </w:pPr>
+            <w:r>
+              <w:t xml:space="preserve">NA</w:t>
             </w:r>
           </w:p>
         </w:tc>
@@ -6530,19 +6530,19 @@
               <w:jc w:val="left"/>
             </w:pPr>
             <w:r>
-              <w:t xml:space="preserve">Qian_2020_QJEP</w:t>
-            </w:r>
-          </w:p>
-        </w:tc>
-        <w:tc>
-          <w:tcPr/>
-          <w:p>
-            <w:pPr>
-              <w:pStyle w:val="Compact"/>
-              <w:jc w:val="left"/>
-            </w:pPr>
-            <w:r>
-              <w:t xml:space="preserve">Qian et al. (2020)</w:t>
+              <w:t xml:space="preserve">Perrykkad_2022_BMCPsych</w:t>
+            </w:r>
+          </w:p>
+        </w:tc>
+        <w:tc>
+          <w:tcPr/>
+          <w:p>
+            <w:pPr>
+              <w:pStyle w:val="Compact"/>
+              <w:jc w:val="left"/>
+            </w:pPr>
+            <w:r>
+              <w:t xml:space="preserve">Perrykkad et al. (2022)</w:t>
             </w:r>
           </w:p>
         </w:tc>
@@ -6566,31 +6566,31 @@
               <w:jc w:val="left"/>
             </w:pPr>
             <w:r>
-              <w:t xml:space="preserve">China</w:t>
-            </w:r>
-          </w:p>
-        </w:tc>
-        <w:tc>
-          <w:tcPr/>
-          <w:p>
-            <w:pPr>
-              <w:pStyle w:val="Compact"/>
-              <w:jc w:val="left"/>
-            </w:pPr>
-            <w:r>
-              <w:t xml:space="preserve">Chinese</w:t>
-            </w:r>
-          </w:p>
-        </w:tc>
-        <w:tc>
-          <w:tcPr/>
-          <w:p>
-            <w:pPr>
-              <w:pStyle w:val="Compact"/>
-              <w:jc w:val="center"/>
-            </w:pPr>
-            <w:r>
-              <w:t xml:space="preserve">26 (10/16)</w:t>
+              <w:t xml:space="preserve">United States</w:t>
+            </w:r>
+          </w:p>
+        </w:tc>
+        <w:tc>
+          <w:tcPr/>
+          <w:p>
+            <w:pPr>
+              <w:pStyle w:val="Compact"/>
+              <w:jc w:val="left"/>
+            </w:pPr>
+            <w:r>
+              <w:t xml:space="preserve">English</w:t>
+            </w:r>
+          </w:p>
+        </w:tc>
+        <w:tc>
+          <w:tcPr/>
+          <w:p>
+            <w:pPr>
+              <w:pStyle w:val="Compact"/>
+              <w:jc w:val="center"/>
+            </w:pPr>
+            <w:r>
+              <w:t xml:space="preserve">334</w:t>
             </w:r>
           </w:p>
         </w:tc>
@@ -6614,31 +6614,31 @@
               <w:jc w:val="center"/>
             </w:pPr>
             <w:r>
-              <w:t xml:space="preserve">576</w:t>
-            </w:r>
-          </w:p>
-        </w:tc>
-        <w:tc>
-          <w:tcPr/>
-          <w:p>
-            <w:pPr>
-              <w:pStyle w:val="Compact"/>
-              <w:jc w:val="left"/>
-            </w:pPr>
-            <w:r>
-              <w:t xml:space="preserve">No License</w:t>
-            </w:r>
-          </w:p>
-        </w:tc>
-        <w:tc>
-          <w:tcPr/>
-          <w:p>
-            <w:pPr>
-              <w:pStyle w:val="Compact"/>
-              <w:jc w:val="left"/>
-            </w:pPr>
-            <w:r>
-              <w:t xml:space="preserve">Lab Experiment</w:t>
+              <w:t xml:space="preserve">360</w:t>
+            </w:r>
+          </w:p>
+        </w:tc>
+        <w:tc>
+          <w:tcPr/>
+          <w:p>
+            <w:pPr>
+              <w:pStyle w:val="Compact"/>
+              <w:jc w:val="left"/>
+            </w:pPr>
+            <w:r>
+              <w:t xml:space="preserve">CC BY 4.0</w:t>
+            </w:r>
+          </w:p>
+        </w:tc>
+        <w:tc>
+          <w:tcPr/>
+          <w:p>
+            <w:pPr>
+              <w:pStyle w:val="Compact"/>
+              <w:jc w:val="left"/>
+            </w:pPr>
+            <w:r>
+              <w:t xml:space="preserve">Online Experiment</w:t>
             </w:r>
           </w:p>
         </w:tc>
@@ -6688,7 +6688,7 @@
               <w:jc w:val="center"/>
             </w:pPr>
             <w:r>
-              <w:t xml:space="preserve">Exp2</w:t>
+              <w:t xml:space="preserve">Exp1</w:t>
             </w:r>
           </w:p>
         </w:tc>
@@ -6724,7 +6724,7 @@
               <w:jc w:val="center"/>
             </w:pPr>
             <w:r>
-              <w:t xml:space="preserve">26 (7/19)</w:t>
+              <w:t xml:space="preserve">26 (10/16)</w:t>
             </w:r>
           </w:p>
         </w:tc>
@@ -6748,7 +6748,7 @@
               <w:jc w:val="center"/>
             </w:pPr>
             <w:r>
-              <w:t xml:space="preserve">200</w:t>
+              <w:t xml:space="preserve">576</w:t>
             </w:r>
           </w:p>
         </w:tc>
@@ -6798,67 +6798,67 @@
               <w:jc w:val="left"/>
             </w:pPr>
             <w:r>
-              <w:t xml:space="preserve">Schaefer_2019_JCogPsych</w:t>
-            </w:r>
-          </w:p>
-        </w:tc>
-        <w:tc>
-          <w:tcPr/>
-          <w:p>
-            <w:pPr>
-              <w:pStyle w:val="Compact"/>
-              <w:jc w:val="left"/>
-            </w:pPr>
-            <w:r>
-              <w:t xml:space="preserve">Schaefer &amp; Frings (2019)</w:t>
-            </w:r>
-          </w:p>
-        </w:tc>
-        <w:tc>
-          <w:tcPr/>
-          <w:p>
-            <w:pPr>
-              <w:pStyle w:val="Compact"/>
-              <w:jc w:val="center"/>
-            </w:pPr>
-            <w:r>
-              <w:t xml:space="preserve">Exp1</w:t>
-            </w:r>
-          </w:p>
-        </w:tc>
-        <w:tc>
-          <w:tcPr/>
-          <w:p>
-            <w:pPr>
-              <w:pStyle w:val="Compact"/>
-              <w:jc w:val="left"/>
-            </w:pPr>
-            <w:r>
-              <w:t xml:space="preserve">Germany</w:t>
-            </w:r>
-          </w:p>
-        </w:tc>
-        <w:tc>
-          <w:tcPr/>
-          <w:p>
-            <w:pPr>
-              <w:pStyle w:val="Compact"/>
-              <w:jc w:val="left"/>
-            </w:pPr>
-            <w:r>
-              <w:t xml:space="preserve">German</w:t>
-            </w:r>
-          </w:p>
-        </w:tc>
-        <w:tc>
-          <w:tcPr/>
-          <w:p>
-            <w:pPr>
-              <w:pStyle w:val="Compact"/>
-              <w:jc w:val="center"/>
-            </w:pPr>
-            <w:r>
-              <w:t xml:space="preserve">32</w:t>
+              <w:t xml:space="preserve">Qian_2020_QJEP</w:t>
+            </w:r>
+          </w:p>
+        </w:tc>
+        <w:tc>
+          <w:tcPr/>
+          <w:p>
+            <w:pPr>
+              <w:pStyle w:val="Compact"/>
+              <w:jc w:val="left"/>
+            </w:pPr>
+            <w:r>
+              <w:t xml:space="preserve">Qian et al. (2020)</w:t>
+            </w:r>
+          </w:p>
+        </w:tc>
+        <w:tc>
+          <w:tcPr/>
+          <w:p>
+            <w:pPr>
+              <w:pStyle w:val="Compact"/>
+              <w:jc w:val="center"/>
+            </w:pPr>
+            <w:r>
+              <w:t xml:space="preserve">Exp2</w:t>
+            </w:r>
+          </w:p>
+        </w:tc>
+        <w:tc>
+          <w:tcPr/>
+          <w:p>
+            <w:pPr>
+              <w:pStyle w:val="Compact"/>
+              <w:jc w:val="left"/>
+            </w:pPr>
+            <w:r>
+              <w:t xml:space="preserve">China</w:t>
+            </w:r>
+          </w:p>
+        </w:tc>
+        <w:tc>
+          <w:tcPr/>
+          <w:p>
+            <w:pPr>
+              <w:pStyle w:val="Compact"/>
+              <w:jc w:val="left"/>
+            </w:pPr>
+            <w:r>
+              <w:t xml:space="preserve">Chinese</w:t>
+            </w:r>
+          </w:p>
+        </w:tc>
+        <w:tc>
+          <w:tcPr/>
+          <w:p>
+            <w:pPr>
+              <w:pStyle w:val="Compact"/>
+              <w:jc w:val="center"/>
+            </w:pPr>
+            <w:r>
+              <w:t xml:space="preserve">26 (7/19)</w:t>
             </w:r>
           </w:p>
         </w:tc>
@@ -6882,19 +6882,19 @@
               <w:jc w:val="center"/>
             </w:pPr>
             <w:r>
-              <w:t xml:space="preserve">144</w:t>
-            </w:r>
-          </w:p>
-        </w:tc>
-        <w:tc>
-          <w:tcPr/>
-          <w:p>
-            <w:pPr>
-              <w:pStyle w:val="Compact"/>
-              <w:jc w:val="left"/>
-            </w:pPr>
-            <w:r>
-              <w:t xml:space="preserve">CC-BY-SA 4.0</w:t>
+              <w:t xml:space="preserve">200</w:t>
+            </w:r>
+          </w:p>
+        </w:tc>
+        <w:tc>
+          <w:tcPr/>
+          <w:p>
+            <w:pPr>
+              <w:pStyle w:val="Compact"/>
+              <w:jc w:val="left"/>
+            </w:pPr>
+            <w:r>
+              <w:t xml:space="preserve">No License</w:t>
             </w:r>
           </w:p>
         </w:tc>
@@ -6956,7 +6956,7 @@
               <w:jc w:val="center"/>
             </w:pPr>
             <w:r>
-              <w:t xml:space="preserve">Exp2</w:t>
+              <w:t xml:space="preserve">Exp1</w:t>
             </w:r>
           </w:p>
         </w:tc>
@@ -6992,7 +6992,7 @@
               <w:jc w:val="center"/>
             </w:pPr>
             <w:r>
-              <w:t xml:space="preserve">36</w:t>
+              <w:t xml:space="preserve">32</w:t>
             </w:r>
           </w:p>
         </w:tc>
@@ -7090,7 +7090,7 @@
               <w:jc w:val="center"/>
             </w:pPr>
             <w:r>
-              <w:t xml:space="preserve">Exp3</w:t>
+              <w:t xml:space="preserve">Exp2</w:t>
             </w:r>
           </w:p>
         </w:tc>
@@ -7126,7 +7126,7 @@
               <w:jc w:val="center"/>
             </w:pPr>
             <w:r>
-              <w:t xml:space="preserve">35</w:t>
+              <w:t xml:space="preserve">36</w:t>
             </w:r>
           </w:p>
         </w:tc>
@@ -7200,103 +7200,103 @@
               <w:jc w:val="left"/>
             </w:pPr>
             <w:r>
-              <w:t xml:space="preserve">Smith_2024_Cortex</w:t>
-            </w:r>
-          </w:p>
-        </w:tc>
-        <w:tc>
-          <w:tcPr/>
-          <w:p>
-            <w:pPr>
-              <w:pStyle w:val="Compact"/>
-              <w:jc w:val="left"/>
-            </w:pPr>
-            <w:r>
-              <w:t xml:space="preserve">Smith &amp; Ferguson (2024)</w:t>
-            </w:r>
-          </w:p>
-        </w:tc>
-        <w:tc>
-          <w:tcPr/>
-          <w:p>
-            <w:pPr>
-              <w:pStyle w:val="Compact"/>
-              <w:jc w:val="center"/>
-            </w:pPr>
-            <w:r>
-              <w:t xml:space="preserve">Exp1</w:t>
-            </w:r>
-          </w:p>
-        </w:tc>
-        <w:tc>
-          <w:tcPr/>
-          <w:p>
-            <w:pPr>
-              <w:pStyle w:val="Compact"/>
-              <w:jc w:val="left"/>
-            </w:pPr>
-            <w:r>
-              <w:t xml:space="preserve">UK</w:t>
-            </w:r>
-          </w:p>
-        </w:tc>
-        <w:tc>
-          <w:tcPr/>
-          <w:p>
-            <w:pPr>
-              <w:pStyle w:val="Compact"/>
-              <w:jc w:val="left"/>
-            </w:pPr>
-            <w:r>
-              <w:t xml:space="preserve">English</w:t>
-            </w:r>
-          </w:p>
-        </w:tc>
-        <w:tc>
-          <w:tcPr/>
-          <w:p>
-            <w:pPr>
-              <w:pStyle w:val="Compact"/>
-              <w:jc w:val="center"/>
-            </w:pPr>
-            <w:r>
-              <w:t xml:space="preserve">59 (34/46)</w:t>
-            </w:r>
-          </w:p>
-        </w:tc>
-        <w:tc>
-          <w:tcPr/>
-          <w:p>
-            <w:pPr>
-              <w:pStyle w:val="Compact"/>
-              <w:jc w:val="left"/>
-            </w:pPr>
-            <w:r>
-              <w:t xml:space="preserve">face</w:t>
-            </w:r>
-          </w:p>
-        </w:tc>
-        <w:tc>
-          <w:tcPr/>
-          <w:p>
-            <w:pPr>
-              <w:pStyle w:val="Compact"/>
-              <w:jc w:val="center"/>
-            </w:pPr>
-            <w:r>
-              <w:t xml:space="preserve">NA</w:t>
-            </w:r>
-          </w:p>
-        </w:tc>
-        <w:tc>
-          <w:tcPr/>
-          <w:p>
-            <w:pPr>
-              <w:pStyle w:val="Compact"/>
-              <w:jc w:val="left"/>
-            </w:pPr>
-            <w:r>
-              <w:t xml:space="preserve">CC BY-NC-ND</w:t>
+              <w:t xml:space="preserve">Schaefer_2019_JCogPsych</w:t>
+            </w:r>
+          </w:p>
+        </w:tc>
+        <w:tc>
+          <w:tcPr/>
+          <w:p>
+            <w:pPr>
+              <w:pStyle w:val="Compact"/>
+              <w:jc w:val="left"/>
+            </w:pPr>
+            <w:r>
+              <w:t xml:space="preserve">Schaefer &amp; Frings (2019)</w:t>
+            </w:r>
+          </w:p>
+        </w:tc>
+        <w:tc>
+          <w:tcPr/>
+          <w:p>
+            <w:pPr>
+              <w:pStyle w:val="Compact"/>
+              <w:jc w:val="center"/>
+            </w:pPr>
+            <w:r>
+              <w:t xml:space="preserve">Exp3</w:t>
+            </w:r>
+          </w:p>
+        </w:tc>
+        <w:tc>
+          <w:tcPr/>
+          <w:p>
+            <w:pPr>
+              <w:pStyle w:val="Compact"/>
+              <w:jc w:val="left"/>
+            </w:pPr>
+            <w:r>
+              <w:t xml:space="preserve">Germany</w:t>
+            </w:r>
+          </w:p>
+        </w:tc>
+        <w:tc>
+          <w:tcPr/>
+          <w:p>
+            <w:pPr>
+              <w:pStyle w:val="Compact"/>
+              <w:jc w:val="left"/>
+            </w:pPr>
+            <w:r>
+              <w:t xml:space="preserve">German</w:t>
+            </w:r>
+          </w:p>
+        </w:tc>
+        <w:tc>
+          <w:tcPr/>
+          <w:p>
+            <w:pPr>
+              <w:pStyle w:val="Compact"/>
+              <w:jc w:val="center"/>
+            </w:pPr>
+            <w:r>
+              <w:t xml:space="preserve">35</w:t>
+            </w:r>
+          </w:p>
+        </w:tc>
+        <w:tc>
+          <w:tcPr/>
+          <w:p>
+            <w:pPr>
+              <w:pStyle w:val="Compact"/>
+              <w:jc w:val="left"/>
+            </w:pPr>
+            <w:r>
+              <w:t xml:space="preserve">geometric shape</w:t>
+            </w:r>
+          </w:p>
+        </w:tc>
+        <w:tc>
+          <w:tcPr/>
+          <w:p>
+            <w:pPr>
+              <w:pStyle w:val="Compact"/>
+              <w:jc w:val="center"/>
+            </w:pPr>
+            <w:r>
+              <w:t xml:space="preserve">144</w:t>
+            </w:r>
+          </w:p>
+        </w:tc>
+        <w:tc>
+          <w:tcPr/>
+          <w:p>
+            <w:pPr>
+              <w:pStyle w:val="Compact"/>
+              <w:jc w:val="left"/>
+            </w:pPr>
+            <w:r>
+              <w:t xml:space="preserve">CC-BY-SA 4.0</w:t>
             </w:r>
           </w:p>
         </w:tc>
@@ -7334,19 +7334,19 @@
               <w:jc w:val="left"/>
             </w:pPr>
             <w:r>
-              <w:t xml:space="preserve">Sui_2014_APP</w:t>
-            </w:r>
-          </w:p>
-        </w:tc>
-        <w:tc>
-          <w:tcPr/>
-          <w:p>
-            <w:pPr>
-              <w:pStyle w:val="Compact"/>
-              <w:jc w:val="left"/>
-            </w:pPr>
-            <w:r>
-              <w:t xml:space="preserve">Sui et al. (2014)</w:t>
+              <w:t xml:space="preserve">Smith_2024_Cortex</w:t>
+            </w:r>
+          </w:p>
+        </w:tc>
+        <w:tc>
+          <w:tcPr/>
+          <w:p>
+            <w:pPr>
+              <w:pStyle w:val="Compact"/>
+              <w:jc w:val="left"/>
+            </w:pPr>
+            <w:r>
+              <w:t xml:space="preserve">Smith &amp; Ferguson (2024)</w:t>
             </w:r>
           </w:p>
         </w:tc>
@@ -7370,67 +7370,67 @@
               <w:jc w:val="left"/>
             </w:pPr>
             <w:r>
-              <w:t xml:space="preserve">China</w:t>
-            </w:r>
-          </w:p>
-        </w:tc>
-        <w:tc>
-          <w:tcPr/>
-          <w:p>
-            <w:pPr>
-              <w:pStyle w:val="Compact"/>
-              <w:jc w:val="left"/>
-            </w:pPr>
-            <w:r>
-              <w:t xml:space="preserve">Chinese</w:t>
-            </w:r>
-          </w:p>
-        </w:tc>
-        <w:tc>
-          <w:tcPr/>
-          <w:p>
-            <w:pPr>
-              <w:pStyle w:val="Compact"/>
-              <w:jc w:val="center"/>
-            </w:pPr>
-            <w:r>
-              <w:t xml:space="preserve">24</w:t>
-            </w:r>
-          </w:p>
-        </w:tc>
-        <w:tc>
-          <w:tcPr/>
-          <w:p>
-            <w:pPr>
-              <w:pStyle w:val="Compact"/>
-              <w:jc w:val="left"/>
-            </w:pPr>
-            <w:r>
-              <w:t xml:space="preserve">geometric shape</w:t>
-            </w:r>
-          </w:p>
-        </w:tc>
-        <w:tc>
-          <w:tcPr/>
-          <w:p>
-            <w:pPr>
-              <w:pStyle w:val="Compact"/>
-              <w:jc w:val="center"/>
-            </w:pPr>
-            <w:r>
-              <w:t xml:space="preserve">360</w:t>
-            </w:r>
-          </w:p>
-        </w:tc>
-        <w:tc>
-          <w:tcPr/>
-          <w:p>
-            <w:pPr>
-              <w:pStyle w:val="Compact"/>
-              <w:jc w:val="left"/>
-            </w:pPr>
-            <w:r>
-              <w:t xml:space="preserve">/</w:t>
+              <w:t xml:space="preserve">UK</w:t>
+            </w:r>
+          </w:p>
+        </w:tc>
+        <w:tc>
+          <w:tcPr/>
+          <w:p>
+            <w:pPr>
+              <w:pStyle w:val="Compact"/>
+              <w:jc w:val="left"/>
+            </w:pPr>
+            <w:r>
+              <w:t xml:space="preserve">English</w:t>
+            </w:r>
+          </w:p>
+        </w:tc>
+        <w:tc>
+          <w:tcPr/>
+          <w:p>
+            <w:pPr>
+              <w:pStyle w:val="Compact"/>
+              <w:jc w:val="center"/>
+            </w:pPr>
+            <w:r>
+              <w:t xml:space="preserve">48 (11/5)</w:t>
+            </w:r>
+          </w:p>
+        </w:tc>
+        <w:tc>
+          <w:tcPr/>
+          <w:p>
+            <w:pPr>
+              <w:pStyle w:val="Compact"/>
+              <w:jc w:val="left"/>
+            </w:pPr>
+            <w:r>
+              <w:t xml:space="preserve">face</w:t>
+            </w:r>
+          </w:p>
+        </w:tc>
+        <w:tc>
+          <w:tcPr/>
+          <w:p>
+            <w:pPr>
+              <w:pStyle w:val="Compact"/>
+              <w:jc w:val="center"/>
+            </w:pPr>
+            <w:r>
+              <w:t xml:space="preserve">NA</w:t>
+            </w:r>
+          </w:p>
+        </w:tc>
+        <w:tc>
+          <w:tcPr/>
+          <w:p>
+            <w:pPr>
+              <w:pStyle w:val="Compact"/>
+              <w:jc w:val="left"/>
+            </w:pPr>
+            <w:r>
+              <w:t xml:space="preserve">CC BY-NC-ND</w:t>
             </w:r>
           </w:p>
         </w:tc>
@@ -7492,7 +7492,7 @@
               <w:jc w:val="center"/>
             </w:pPr>
             <w:r>
-              <w:t xml:space="preserve">Exp2</w:t>
+              <w:t xml:space="preserve">Exp1</w:t>
             </w:r>
           </w:p>
         </w:tc>
@@ -7528,7 +7528,7 @@
               <w:jc w:val="center"/>
             </w:pPr>
             <w:r>
-              <w:t xml:space="preserve">18</w:t>
+              <w:t xml:space="preserve">24</w:t>
             </w:r>
           </w:p>
         </w:tc>
@@ -7626,7 +7626,7 @@
               <w:jc w:val="center"/>
             </w:pPr>
             <w:r>
-              <w:t xml:space="preserve">Exp3</w:t>
+              <w:t xml:space="preserve">Exp2</w:t>
             </w:r>
           </w:p>
         </w:tc>
@@ -7662,7 +7662,7 @@
               <w:jc w:val="center"/>
             </w:pPr>
             <w:r>
-              <w:t xml:space="preserve">22</w:t>
+              <w:t xml:space="preserve">18</w:t>
             </w:r>
           </w:p>
         </w:tc>
@@ -7760,7 +7760,7 @@
               <w:jc w:val="center"/>
             </w:pPr>
             <w:r>
-              <w:t xml:space="preserve">Exp4</w:t>
+              <w:t xml:space="preserve">Exp3</w:t>
             </w:r>
           </w:p>
         </w:tc>
@@ -7796,7 +7796,7 @@
               <w:jc w:val="center"/>
             </w:pPr>
             <w:r>
-              <w:t xml:space="preserve">20</w:t>
+              <w:t xml:space="preserve">22</w:t>
             </w:r>
           </w:p>
         </w:tc>
@@ -7870,67 +7870,67 @@
               <w:jc w:val="left"/>
             </w:pPr>
             <w:r>
-              <w:t xml:space="preserve">Sui_2023_ConsciousCog</w:t>
-            </w:r>
-          </w:p>
-        </w:tc>
-        <w:tc>
-          <w:tcPr/>
-          <w:p>
-            <w:pPr>
-              <w:pStyle w:val="Compact"/>
-              <w:jc w:val="left"/>
-            </w:pPr>
-            <w:r>
-              <w:t xml:space="preserve">J Sui et al. (2023)</w:t>
-            </w:r>
-          </w:p>
-        </w:tc>
-        <w:tc>
-          <w:tcPr/>
-          <w:p>
-            <w:pPr>
-              <w:pStyle w:val="Compact"/>
-              <w:jc w:val="center"/>
-            </w:pPr>
-            <w:r>
-              <w:t xml:space="preserve">Exp1</w:t>
-            </w:r>
-          </w:p>
-        </w:tc>
-        <w:tc>
-          <w:tcPr/>
-          <w:p>
-            <w:pPr>
-              <w:pStyle w:val="Compact"/>
-              <w:jc w:val="left"/>
-            </w:pPr>
-            <w:r>
-              <w:t xml:space="preserve">UK</w:t>
-            </w:r>
-          </w:p>
-        </w:tc>
-        <w:tc>
-          <w:tcPr/>
-          <w:p>
-            <w:pPr>
-              <w:pStyle w:val="Compact"/>
-              <w:jc w:val="left"/>
-            </w:pPr>
-            <w:r>
-              <w:t xml:space="preserve">English</w:t>
-            </w:r>
-          </w:p>
-        </w:tc>
-        <w:tc>
-          <w:tcPr/>
-          <w:p>
-            <w:pPr>
-              <w:pStyle w:val="Compact"/>
-              <w:jc w:val="center"/>
-            </w:pPr>
-            <w:r>
-              <w:t xml:space="preserve">20 (12/8)</w:t>
+              <w:t xml:space="preserve">Sui_2014_APP</w:t>
+            </w:r>
+          </w:p>
+        </w:tc>
+        <w:tc>
+          <w:tcPr/>
+          <w:p>
+            <w:pPr>
+              <w:pStyle w:val="Compact"/>
+              <w:jc w:val="left"/>
+            </w:pPr>
+            <w:r>
+              <w:t xml:space="preserve">Sui et al. (2014)</w:t>
+            </w:r>
+          </w:p>
+        </w:tc>
+        <w:tc>
+          <w:tcPr/>
+          <w:p>
+            <w:pPr>
+              <w:pStyle w:val="Compact"/>
+              <w:jc w:val="center"/>
+            </w:pPr>
+            <w:r>
+              <w:t xml:space="preserve">Exp4</w:t>
+            </w:r>
+          </w:p>
+        </w:tc>
+        <w:tc>
+          <w:tcPr/>
+          <w:p>
+            <w:pPr>
+              <w:pStyle w:val="Compact"/>
+              <w:jc w:val="left"/>
+            </w:pPr>
+            <w:r>
+              <w:t xml:space="preserve">China</w:t>
+            </w:r>
+          </w:p>
+        </w:tc>
+        <w:tc>
+          <w:tcPr/>
+          <w:p>
+            <w:pPr>
+              <w:pStyle w:val="Compact"/>
+              <w:jc w:val="left"/>
+            </w:pPr>
+            <w:r>
+              <w:t xml:space="preserve">Chinese</w:t>
+            </w:r>
+          </w:p>
+        </w:tc>
+        <w:tc>
+          <w:tcPr/>
+          <w:p>
+            <w:pPr>
+              <w:pStyle w:val="Compact"/>
+              <w:jc w:val="center"/>
+            </w:pPr>
+            <w:r>
+              <w:t xml:space="preserve">20</w:t>
             </w:r>
           </w:p>
         </w:tc>
@@ -7954,19 +7954,19 @@
               <w:jc w:val="center"/>
             </w:pPr>
             <w:r>
-              <w:t xml:space="preserve">960</w:t>
-            </w:r>
-          </w:p>
-        </w:tc>
-        <w:tc>
-          <w:tcPr/>
-          <w:p>
-            <w:pPr>
-              <w:pStyle w:val="Compact"/>
-              <w:jc w:val="left"/>
-            </w:pPr>
-            <w:r>
-              <w:t xml:space="preserve">CC BY-NC-ND</w:t>
+              <w:t xml:space="preserve">360</w:t>
+            </w:r>
+          </w:p>
+        </w:tc>
+        <w:tc>
+          <w:tcPr/>
+          <w:p>
+            <w:pPr>
+              <w:pStyle w:val="Compact"/>
+              <w:jc w:val="left"/>
+            </w:pPr>
+            <w:r>
+              <w:t xml:space="preserve">/</w:t>
             </w:r>
           </w:p>
         </w:tc>
@@ -8004,19 +8004,19 @@
               <w:jc w:val="left"/>
             </w:pPr>
             <w:r>
-              <w:t xml:space="preserve">Svensson_2023_QJEP</w:t>
-            </w:r>
-          </w:p>
-        </w:tc>
-        <w:tc>
-          <w:tcPr/>
-          <w:p>
-            <w:pPr>
-              <w:pStyle w:val="Compact"/>
-              <w:jc w:val="left"/>
-            </w:pPr>
-            <w:r>
-              <w:t xml:space="preserve">Svensson et al. (2023)</w:t>
+              <w:t xml:space="preserve">Sui_2023_ConsciousCog</w:t>
+            </w:r>
+          </w:p>
+        </w:tc>
+        <w:tc>
+          <w:tcPr/>
+          <w:p>
+            <w:pPr>
+              <w:pStyle w:val="Compact"/>
+              <w:jc w:val="left"/>
+            </w:pPr>
+            <w:r>
+              <w:t xml:space="preserve">J Sui et al. (2023)</w:t>
             </w:r>
           </w:p>
         </w:tc>
@@ -8064,7 +8064,7 @@
               <w:jc w:val="center"/>
             </w:pPr>
             <w:r>
-              <w:t xml:space="preserve">65 (20/45)</w:t>
+              <w:t xml:space="preserve">20 (12/8)</w:t>
             </w:r>
           </w:p>
         </w:tc>
@@ -8088,31 +8088,31 @@
               <w:jc w:val="center"/>
             </w:pPr>
             <w:r>
-              <w:t xml:space="preserve">120</w:t>
-            </w:r>
-          </w:p>
-        </w:tc>
-        <w:tc>
-          <w:tcPr/>
-          <w:p>
-            <w:pPr>
-              <w:pStyle w:val="Compact"/>
-              <w:jc w:val="left"/>
-            </w:pPr>
-            <w:r>
-              <w:t xml:space="preserve">No License</w:t>
-            </w:r>
-          </w:p>
-        </w:tc>
-        <w:tc>
-          <w:tcPr/>
-          <w:p>
-            <w:pPr>
-              <w:pStyle w:val="Compact"/>
-              <w:jc w:val="left"/>
-            </w:pPr>
-            <w:r>
-              <w:t xml:space="preserve">Online Experiment</w:t>
+              <w:t xml:space="preserve">960</w:t>
+            </w:r>
+          </w:p>
+        </w:tc>
+        <w:tc>
+          <w:tcPr/>
+          <w:p>
+            <w:pPr>
+              <w:pStyle w:val="Compact"/>
+              <w:jc w:val="left"/>
+            </w:pPr>
+            <w:r>
+              <w:t xml:space="preserve">CC BY-NC-ND</w:t>
+            </w:r>
+          </w:p>
+        </w:tc>
+        <w:tc>
+          <w:tcPr/>
+          <w:p>
+            <w:pPr>
+              <w:pStyle w:val="Compact"/>
+              <w:jc w:val="left"/>
+            </w:pPr>
+            <w:r>
+              <w:t xml:space="preserve">Lab Experiment</w:t>
             </w:r>
           </w:p>
         </w:tc>
@@ -8138,19 +8138,19 @@
               <w:jc w:val="left"/>
             </w:pPr>
             <w:r>
-              <w:t xml:space="preserve">Vicovaro_2022_JEPHPP</w:t>
-            </w:r>
-          </w:p>
-        </w:tc>
-        <w:tc>
-          <w:tcPr/>
-          <w:p>
-            <w:pPr>
-              <w:pStyle w:val="Compact"/>
-              <w:jc w:val="left"/>
-            </w:pPr>
-            <w:r>
-              <w:t xml:space="preserve">Vicovaro et al. (2022)</w:t>
+              <w:t xml:space="preserve">Svensson_2023_QJEP</w:t>
+            </w:r>
+          </w:p>
+        </w:tc>
+        <w:tc>
+          <w:tcPr/>
+          <w:p>
+            <w:pPr>
+              <w:pStyle w:val="Compact"/>
+              <w:jc w:val="left"/>
+            </w:pPr>
+            <w:r>
+              <w:t xml:space="preserve">Svensson et al. (2023)</w:t>
             </w:r>
           </w:p>
         </w:tc>
@@ -8174,79 +8174,79 @@
               <w:jc w:val="left"/>
             </w:pPr>
             <w:r>
-              <w:t xml:space="preserve">Italy</w:t>
-            </w:r>
-          </w:p>
-        </w:tc>
-        <w:tc>
-          <w:tcPr/>
-          <w:p>
-            <w:pPr>
-              <w:pStyle w:val="Compact"/>
-              <w:jc w:val="left"/>
-            </w:pPr>
-            <w:r>
-              <w:t xml:space="preserve">Italian</w:t>
-            </w:r>
-          </w:p>
-        </w:tc>
-        <w:tc>
-          <w:tcPr/>
-          <w:p>
-            <w:pPr>
-              <w:pStyle w:val="Compact"/>
-              <w:jc w:val="center"/>
-            </w:pPr>
-            <w:r>
-              <w:t xml:space="preserve">30 (14/16)</w:t>
-            </w:r>
-          </w:p>
-        </w:tc>
-        <w:tc>
-          <w:tcPr/>
-          <w:p>
-            <w:pPr>
-              <w:pStyle w:val="Compact"/>
-              <w:jc w:val="left"/>
-            </w:pPr>
-            <w:r>
-              <w:t xml:space="preserve">random dots</w:t>
-            </w:r>
-          </w:p>
-        </w:tc>
-        <w:tc>
-          <w:tcPr/>
-          <w:p>
-            <w:pPr>
-              <w:pStyle w:val="Compact"/>
-              <w:jc w:val="center"/>
-            </w:pPr>
-            <w:r>
-              <w:t xml:space="preserve">480</w:t>
-            </w:r>
-          </w:p>
-        </w:tc>
-        <w:tc>
-          <w:tcPr/>
-          <w:p>
-            <w:pPr>
-              <w:pStyle w:val="Compact"/>
-              <w:jc w:val="left"/>
-            </w:pPr>
-            <w:r>
-              <w:t xml:space="preserve">CC BY 4.0</w:t>
-            </w:r>
-          </w:p>
-        </w:tc>
-        <w:tc>
-          <w:tcPr/>
-          <w:p>
-            <w:pPr>
-              <w:pStyle w:val="Compact"/>
-              <w:jc w:val="left"/>
-            </w:pPr>
-            <w:r>
-              <w:t xml:space="preserve">Mixed (Lab + Online)</w:t>
+              <w:t xml:space="preserve">UK</w:t>
+            </w:r>
+          </w:p>
+        </w:tc>
+        <w:tc>
+          <w:tcPr/>
+          <w:p>
+            <w:pPr>
+              <w:pStyle w:val="Compact"/>
+              <w:jc w:val="left"/>
+            </w:pPr>
+            <w:r>
+              <w:t xml:space="preserve">English</w:t>
+            </w:r>
+          </w:p>
+        </w:tc>
+        <w:tc>
+          <w:tcPr/>
+          <w:p>
+            <w:pPr>
+              <w:pStyle w:val="Compact"/>
+              <w:jc w:val="center"/>
+            </w:pPr>
+            <w:r>
+              <w:t xml:space="preserve">65 (20/45)</w:t>
+            </w:r>
+          </w:p>
+        </w:tc>
+        <w:tc>
+          <w:tcPr/>
+          <w:p>
+            <w:pPr>
+              <w:pStyle w:val="Compact"/>
+              <w:jc w:val="left"/>
+            </w:pPr>
+            <w:r>
+              <w:t xml:space="preserve">geometric shape</w:t>
+            </w:r>
+          </w:p>
+        </w:tc>
+        <w:tc>
+          <w:tcPr/>
+          <w:p>
+            <w:pPr>
+              <w:pStyle w:val="Compact"/>
+              <w:jc w:val="center"/>
+            </w:pPr>
+            <w:r>
+              <w:t xml:space="preserve">120</w:t>
+            </w:r>
+          </w:p>
+        </w:tc>
+        <w:tc>
+          <w:tcPr/>
+          <w:p>
+            <w:pPr>
+              <w:pStyle w:val="Compact"/>
+              <w:jc w:val="left"/>
+            </w:pPr>
+            <w:r>
+              <w:t xml:space="preserve">No License</w:t>
+            </w:r>
+          </w:p>
+        </w:tc>
+        <w:tc>
+          <w:tcPr/>
+          <w:p>
+            <w:pPr>
+              <w:pStyle w:val="Compact"/>
+              <w:jc w:val="left"/>
+            </w:pPr>
+            <w:r>
+              <w:t xml:space="preserve">Online Experiment</w:t>
             </w:r>
           </w:p>
         </w:tc>
@@ -8296,7 +8296,7 @@
               <w:jc w:val="center"/>
             </w:pPr>
             <w:r>
-              <w:t xml:space="preserve">Exp2</w:t>
+              <w:t xml:space="preserve">Exp1</w:t>
             </w:r>
           </w:p>
         </w:tc>
@@ -8332,7 +8332,7 @@
               <w:jc w:val="center"/>
             </w:pPr>
             <w:r>
-              <w:t xml:space="preserve">52 (5/42)</w:t>
+              <w:t xml:space="preserve">30 (14/16)</w:t>
             </w:r>
           </w:p>
         </w:tc>
@@ -8356,7 +8356,7 @@
               <w:jc w:val="center"/>
             </w:pPr>
             <w:r>
-              <w:t xml:space="preserve">240</w:t>
+              <w:t xml:space="preserve">480</w:t>
             </w:r>
           </w:p>
         </w:tc>
@@ -8466,7 +8466,7 @@
               <w:jc w:val="center"/>
             </w:pPr>
             <w:r>
-              <w:t xml:space="preserve">52 (11/36)</w:t>
+              <w:t xml:space="preserve">52 (5/42)</w:t>
             </w:r>
           </w:p>
         </w:tc>
@@ -8540,115 +8540,115 @@
               <w:jc w:val="left"/>
             </w:pPr>
             <w:r>
-              <w:t xml:space="preserve">Wang_2016_JEPHPP</w:t>
-            </w:r>
-          </w:p>
-        </w:tc>
-        <w:tc>
-          <w:tcPr/>
-          <w:p>
-            <w:pPr>
-              <w:pStyle w:val="Compact"/>
-              <w:jc w:val="left"/>
-            </w:pPr>
-            <w:r>
-              <w:t xml:space="preserve">Wang et al. (2016)</w:t>
-            </w:r>
-          </w:p>
-        </w:tc>
-        <w:tc>
-          <w:tcPr/>
-          <w:p>
-            <w:pPr>
-              <w:pStyle w:val="Compact"/>
-              <w:jc w:val="center"/>
-            </w:pPr>
-            <w:r>
-              <w:t xml:space="preserve">Exp1</w:t>
-            </w:r>
-          </w:p>
-        </w:tc>
-        <w:tc>
-          <w:tcPr/>
-          <w:p>
-            <w:pPr>
-              <w:pStyle w:val="Compact"/>
-              <w:jc w:val="left"/>
-            </w:pPr>
-            <w:r>
-              <w:t xml:space="preserve">China</w:t>
-            </w:r>
-          </w:p>
-        </w:tc>
-        <w:tc>
-          <w:tcPr/>
-          <w:p>
-            <w:pPr>
-              <w:pStyle w:val="Compact"/>
-              <w:jc w:val="left"/>
-            </w:pPr>
-            <w:r>
-              <w:t xml:space="preserve">English</w:t>
-            </w:r>
-          </w:p>
-        </w:tc>
-        <w:tc>
-          <w:tcPr/>
-          <w:p>
-            <w:pPr>
-              <w:pStyle w:val="Compact"/>
-              <w:jc w:val="center"/>
-            </w:pPr>
-            <w:r>
-              <w:t xml:space="preserve">21 (3/18)</w:t>
-            </w:r>
-          </w:p>
-        </w:tc>
-        <w:tc>
-          <w:tcPr/>
-          <w:p>
-            <w:pPr>
-              <w:pStyle w:val="Compact"/>
-              <w:jc w:val="left"/>
-            </w:pPr>
-            <w:r>
-              <w:t xml:space="preserve">geometric shape</w:t>
-            </w:r>
-          </w:p>
-        </w:tc>
-        <w:tc>
-          <w:tcPr/>
-          <w:p>
-            <w:pPr>
-              <w:pStyle w:val="Compact"/>
-              <w:jc w:val="center"/>
-            </w:pPr>
-            <w:r>
-              <w:t xml:space="preserve">NA</w:t>
-            </w:r>
-          </w:p>
-        </w:tc>
-        <w:tc>
-          <w:tcPr/>
-          <w:p>
-            <w:pPr>
-              <w:pStyle w:val="Compact"/>
-              <w:jc w:val="left"/>
-            </w:pPr>
-            <w:r>
-              <w:t xml:space="preserve">CC BY 3.0</w:t>
-            </w:r>
-          </w:p>
-        </w:tc>
-        <w:tc>
-          <w:tcPr/>
-          <w:p>
-            <w:pPr>
-              <w:pStyle w:val="Compact"/>
-              <w:jc w:val="left"/>
-            </w:pPr>
-            <w:r>
-              <w:t xml:space="preserve">NA</w:t>
+              <w:t xml:space="preserve">Vicovaro_2022_JEPHPP</w:t>
+            </w:r>
+          </w:p>
+        </w:tc>
+        <w:tc>
+          <w:tcPr/>
+          <w:p>
+            <w:pPr>
+              <w:pStyle w:val="Compact"/>
+              <w:jc w:val="left"/>
+            </w:pPr>
+            <w:r>
+              <w:t xml:space="preserve">Vicovaro et al. (2022)</w:t>
+            </w:r>
+          </w:p>
+        </w:tc>
+        <w:tc>
+          <w:tcPr/>
+          <w:p>
+            <w:pPr>
+              <w:pStyle w:val="Compact"/>
+              <w:jc w:val="center"/>
+            </w:pPr>
+            <w:r>
+              <w:t xml:space="preserve">Exp2</w:t>
+            </w:r>
+          </w:p>
+        </w:tc>
+        <w:tc>
+          <w:tcPr/>
+          <w:p>
+            <w:pPr>
+              <w:pStyle w:val="Compact"/>
+              <w:jc w:val="left"/>
+            </w:pPr>
+            <w:r>
+              <w:t xml:space="preserve">Italy</w:t>
+            </w:r>
+          </w:p>
+        </w:tc>
+        <w:tc>
+          <w:tcPr/>
+          <w:p>
+            <w:pPr>
+              <w:pStyle w:val="Compact"/>
+              <w:jc w:val="left"/>
+            </w:pPr>
+            <w:r>
+              <w:t xml:space="preserve">Italian</w:t>
+            </w:r>
+          </w:p>
+        </w:tc>
+        <w:tc>
+          <w:tcPr/>
+          <w:p>
+            <w:pPr>
+              <w:pStyle w:val="Compact"/>
+              <w:jc w:val="center"/>
+            </w:pPr>
+            <w:r>
+              <w:t xml:space="preserve">52 (11/36)</w:t>
+            </w:r>
+          </w:p>
+        </w:tc>
+        <w:tc>
+          <w:tcPr/>
+          <w:p>
+            <w:pPr>
+              <w:pStyle w:val="Compact"/>
+              <w:jc w:val="left"/>
+            </w:pPr>
+            <w:r>
+              <w:t xml:space="preserve">random dots</w:t>
+            </w:r>
+          </w:p>
+        </w:tc>
+        <w:tc>
+          <w:tcPr/>
+          <w:p>
+            <w:pPr>
+              <w:pStyle w:val="Compact"/>
+              <w:jc w:val="center"/>
+            </w:pPr>
+            <w:r>
+              <w:t xml:space="preserve">240</w:t>
+            </w:r>
+          </w:p>
+        </w:tc>
+        <w:tc>
+          <w:tcPr/>
+          <w:p>
+            <w:pPr>
+              <w:pStyle w:val="Compact"/>
+              <w:jc w:val="left"/>
+            </w:pPr>
+            <w:r>
+              <w:t xml:space="preserve">CC BY 4.0</w:t>
+            </w:r>
+          </w:p>
+        </w:tc>
+        <w:tc>
+          <w:tcPr/>
+          <w:p>
+            <w:pPr>
+              <w:pStyle w:val="Compact"/>
+              <w:jc w:val="left"/>
+            </w:pPr>
+            <w:r>
+              <w:t xml:space="preserve">Mixed (Lab + Online)</w:t>
             </w:r>
           </w:p>
         </w:tc>
@@ -8674,19 +8674,19 @@
               <w:jc w:val="left"/>
             </w:pPr>
             <w:r>
-              <w:t xml:space="preserve">Wozniak_2018_PLOS</w:t>
-            </w:r>
-          </w:p>
-        </w:tc>
-        <w:tc>
-          <w:tcPr/>
-          <w:p>
-            <w:pPr>
-              <w:pStyle w:val="Compact"/>
-              <w:jc w:val="left"/>
-            </w:pPr>
-            <w:r>
-              <w:t xml:space="preserve">Wozniak et al. (2018)</w:t>
+              <w:t xml:space="preserve">Wang_2016_JEPHPP</w:t>
+            </w:r>
+          </w:p>
+        </w:tc>
+        <w:tc>
+          <w:tcPr/>
+          <w:p>
+            <w:pPr>
+              <w:pStyle w:val="Compact"/>
+              <w:jc w:val="left"/>
+            </w:pPr>
+            <w:r>
+              <w:t xml:space="preserve">Wang et al. (2016)</w:t>
             </w:r>
           </w:p>
         </w:tc>
@@ -8710,7 +8710,7 @@
               <w:jc w:val="left"/>
             </w:pPr>
             <w:r>
-              <w:t xml:space="preserve">Hungary</w:t>
+              <w:t xml:space="preserve">China</w:t>
             </w:r>
           </w:p>
         </w:tc>
@@ -8734,55 +8734,55 @@
               <w:jc w:val="center"/>
             </w:pPr>
             <w:r>
-              <w:t xml:space="preserve">19 (9/9)</w:t>
-            </w:r>
-          </w:p>
-        </w:tc>
-        <w:tc>
-          <w:tcPr/>
-          <w:p>
-            <w:pPr>
-              <w:pStyle w:val="Compact"/>
-              <w:jc w:val="left"/>
-            </w:pPr>
-            <w:r>
-              <w:t xml:space="preserve">face</w:t>
-            </w:r>
-          </w:p>
-        </w:tc>
-        <w:tc>
-          <w:tcPr/>
-          <w:p>
-            <w:pPr>
-              <w:pStyle w:val="Compact"/>
-              <w:jc w:val="center"/>
-            </w:pPr>
-            <w:r>
-              <w:t xml:space="preserve">672</w:t>
-            </w:r>
-          </w:p>
-        </w:tc>
-        <w:tc>
-          <w:tcPr/>
-          <w:p>
-            <w:pPr>
-              <w:pStyle w:val="Compact"/>
-              <w:jc w:val="left"/>
-            </w:pPr>
-            <w:r>
-              <w:t xml:space="preserve">CC BY 4.0</w:t>
-            </w:r>
-          </w:p>
-        </w:tc>
-        <w:tc>
-          <w:tcPr/>
-          <w:p>
-            <w:pPr>
-              <w:pStyle w:val="Compact"/>
-              <w:jc w:val="left"/>
-            </w:pPr>
-            <w:r>
-              <w:t xml:space="preserve">Lab Experiment</w:t>
+              <w:t xml:space="preserve">21 (3/18)</w:t>
+            </w:r>
+          </w:p>
+        </w:tc>
+        <w:tc>
+          <w:tcPr/>
+          <w:p>
+            <w:pPr>
+              <w:pStyle w:val="Compact"/>
+              <w:jc w:val="left"/>
+            </w:pPr>
+            <w:r>
+              <w:t xml:space="preserve">geometric shape</w:t>
+            </w:r>
+          </w:p>
+        </w:tc>
+        <w:tc>
+          <w:tcPr/>
+          <w:p>
+            <w:pPr>
+              <w:pStyle w:val="Compact"/>
+              <w:jc w:val="center"/>
+            </w:pPr>
+            <w:r>
+              <w:t xml:space="preserve">648</w:t>
+            </w:r>
+          </w:p>
+        </w:tc>
+        <w:tc>
+          <w:tcPr/>
+          <w:p>
+            <w:pPr>
+              <w:pStyle w:val="Compact"/>
+              <w:jc w:val="left"/>
+            </w:pPr>
+            <w:r>
+              <w:t xml:space="preserve">CC BY 3.0</w:t>
+            </w:r>
+          </w:p>
+        </w:tc>
+        <w:tc>
+          <w:tcPr/>
+          <w:p>
+            <w:pPr>
+              <w:pStyle w:val="Compact"/>
+              <w:jc w:val="left"/>
+            </w:pPr>
+            <w:r>
+              <w:t xml:space="preserve">NA</w:t>
             </w:r>
           </w:p>
         </w:tc>
@@ -8832,7 +8832,7 @@
               <w:jc w:val="center"/>
             </w:pPr>
             <w:r>
-              <w:t xml:space="preserve">Exp2</w:t>
+              <w:t xml:space="preserve">Exp1</w:t>
             </w:r>
           </w:p>
         </w:tc>
@@ -8868,7 +8868,7 @@
               <w:jc w:val="center"/>
             </w:pPr>
             <w:r>
-              <w:t xml:space="preserve">20 (9/9)</w:t>
+              <w:t xml:space="preserve">19 (9/9)</w:t>
             </w:r>
           </w:p>
         </w:tc>
@@ -8942,31 +8942,31 @@
               <w:jc w:val="left"/>
             </w:pPr>
             <w:r>
-              <w:t xml:space="preserve">Wozniak_2022_PsychRes</w:t>
-            </w:r>
-          </w:p>
-        </w:tc>
-        <w:tc>
-          <w:tcPr/>
-          <w:p>
-            <w:pPr>
-              <w:pStyle w:val="Compact"/>
-              <w:jc w:val="left"/>
-            </w:pPr>
-            <w:r>
-              <w:t xml:space="preserve">Wozniak et al. (2022)</w:t>
-            </w:r>
-          </w:p>
-        </w:tc>
-        <w:tc>
-          <w:tcPr/>
-          <w:p>
-            <w:pPr>
-              <w:pStyle w:val="Compact"/>
-              <w:jc w:val="center"/>
-            </w:pPr>
-            <w:r>
-              <w:t xml:space="preserve">Exp1</w:t>
+              <w:t xml:space="preserve">Wozniak_2018_PLOS</w:t>
+            </w:r>
+          </w:p>
+        </w:tc>
+        <w:tc>
+          <w:tcPr/>
+          <w:p>
+            <w:pPr>
+              <w:pStyle w:val="Compact"/>
+              <w:jc w:val="left"/>
+            </w:pPr>
+            <w:r>
+              <w:t xml:space="preserve">Wozniak et al. (2018)</w:t>
+            </w:r>
+          </w:p>
+        </w:tc>
+        <w:tc>
+          <w:tcPr/>
+          <w:p>
+            <w:pPr>
+              <w:pStyle w:val="Compact"/>
+              <w:jc w:val="center"/>
+            </w:pPr>
+            <w:r>
+              <w:t xml:space="preserve">Exp2</w:t>
             </w:r>
           </w:p>
         </w:tc>
@@ -9002,31 +9002,31 @@
               <w:jc w:val="center"/>
             </w:pPr>
             <w:r>
-              <w:t xml:space="preserve">23 (7/11)</w:t>
-            </w:r>
-          </w:p>
-        </w:tc>
-        <w:tc>
-          <w:tcPr/>
-          <w:p>
-            <w:pPr>
-              <w:pStyle w:val="Compact"/>
-              <w:jc w:val="left"/>
-            </w:pPr>
-            <w:r>
-              <w:t xml:space="preserve">geometric shape</w:t>
-            </w:r>
-          </w:p>
-        </w:tc>
-        <w:tc>
-          <w:tcPr/>
-          <w:p>
-            <w:pPr>
-              <w:pStyle w:val="Compact"/>
-              <w:jc w:val="center"/>
-            </w:pPr>
-            <w:r>
-              <w:t xml:space="preserve">360</w:t>
+              <w:t xml:space="preserve">20 (9/9)</w:t>
+            </w:r>
+          </w:p>
+        </w:tc>
+        <w:tc>
+          <w:tcPr/>
+          <w:p>
+            <w:pPr>
+              <w:pStyle w:val="Compact"/>
+              <w:jc w:val="left"/>
+            </w:pPr>
+            <w:r>
+              <w:t xml:space="preserve">face</w:t>
+            </w:r>
+          </w:p>
+        </w:tc>
+        <w:tc>
+          <w:tcPr/>
+          <w:p>
+            <w:pPr>
+              <w:pStyle w:val="Compact"/>
+              <w:jc w:val="center"/>
+            </w:pPr>
+            <w:r>
+              <w:t xml:space="preserve">672</w:t>
             </w:r>
           </w:p>
         </w:tc>
@@ -9076,43 +9076,43 @@
               <w:jc w:val="left"/>
             </w:pPr>
             <w:r>
-              <w:t xml:space="preserve">Wozniak_2022_PsychRes</w:t>
-            </w:r>
-          </w:p>
-        </w:tc>
-        <w:tc>
-          <w:tcPr/>
-          <w:p>
-            <w:pPr>
-              <w:pStyle w:val="Compact"/>
-              <w:jc w:val="left"/>
-            </w:pPr>
-            <w:r>
-              <w:t xml:space="preserve">Wozniak et al. (2022)</w:t>
-            </w:r>
-          </w:p>
-        </w:tc>
-        <w:tc>
-          <w:tcPr/>
-          <w:p>
-            <w:pPr>
-              <w:pStyle w:val="Compact"/>
-              <w:jc w:val="center"/>
-            </w:pPr>
-            <w:r>
-              <w:t xml:space="preserve">Exp2</w:t>
-            </w:r>
-          </w:p>
-        </w:tc>
-        <w:tc>
-          <w:tcPr/>
-          <w:p>
-            <w:pPr>
-              <w:pStyle w:val="Compact"/>
-              <w:jc w:val="left"/>
-            </w:pPr>
-            <w:r>
-              <w:t xml:space="preserve">Hungary</w:t>
+              <w:t xml:space="preserve">Wozniak_2020_PLOS</w:t>
+            </w:r>
+          </w:p>
+        </w:tc>
+        <w:tc>
+          <w:tcPr/>
+          <w:p>
+            <w:pPr>
+              <w:pStyle w:val="Compact"/>
+              <w:jc w:val="left"/>
+            </w:pPr>
+            <w:r>
+              <w:t xml:space="preserve">Wozniak et al. (2020)</w:t>
+            </w:r>
+          </w:p>
+        </w:tc>
+        <w:tc>
+          <w:tcPr/>
+          <w:p>
+            <w:pPr>
+              <w:pStyle w:val="Compact"/>
+              <w:jc w:val="center"/>
+            </w:pPr>
+            <w:r>
+              <w:t xml:space="preserve">Exp1</w:t>
+            </w:r>
+          </w:p>
+        </w:tc>
+        <w:tc>
+          <w:tcPr/>
+          <w:p>
+            <w:pPr>
+              <w:pStyle w:val="Compact"/>
+              <w:jc w:val="left"/>
+            </w:pPr>
+            <w:r>
+              <w:t xml:space="preserve">Australia</w:t>
             </w:r>
           </w:p>
         </w:tc>
@@ -9136,43 +9136,43 @@
               <w:jc w:val="center"/>
             </w:pPr>
             <w:r>
-              <w:t xml:space="preserve">21 (6/12)</w:t>
-            </w:r>
-          </w:p>
-        </w:tc>
-        <w:tc>
-          <w:tcPr/>
-          <w:p>
-            <w:pPr>
-              <w:pStyle w:val="Compact"/>
-              <w:jc w:val="left"/>
-            </w:pPr>
-            <w:r>
-              <w:t xml:space="preserve">geometric shape</w:t>
-            </w:r>
-          </w:p>
-        </w:tc>
-        <w:tc>
-          <w:tcPr/>
-          <w:p>
-            <w:pPr>
-              <w:pStyle w:val="Compact"/>
-              <w:jc w:val="center"/>
-            </w:pPr>
-            <w:r>
-              <w:t xml:space="preserve">360</w:t>
-            </w:r>
-          </w:p>
-        </w:tc>
-        <w:tc>
-          <w:tcPr/>
-          <w:p>
-            <w:pPr>
-              <w:pStyle w:val="Compact"/>
-              <w:jc w:val="left"/>
-            </w:pPr>
-            <w:r>
-              <w:t xml:space="preserve">CC BY 4.0</w:t>
+              <w:t xml:space="preserve">24 (12/12)</w:t>
+            </w:r>
+          </w:p>
+        </w:tc>
+        <w:tc>
+          <w:tcPr/>
+          <w:p>
+            <w:pPr>
+              <w:pStyle w:val="Compact"/>
+              <w:jc w:val="left"/>
+            </w:pPr>
+            <w:r>
+              <w:t xml:space="preserve">face</w:t>
+            </w:r>
+          </w:p>
+        </w:tc>
+        <w:tc>
+          <w:tcPr/>
+          <w:p>
+            <w:pPr>
+              <w:pStyle w:val="Compact"/>
+              <w:jc w:val="center"/>
+            </w:pPr>
+            <w:r>
+              <w:t xml:space="preserve">270</w:t>
+            </w:r>
+          </w:p>
+        </w:tc>
+        <w:tc>
+          <w:tcPr/>
+          <w:p>
+            <w:pPr>
+              <w:pStyle w:val="Compact"/>
+              <w:jc w:val="left"/>
+            </w:pPr>
+            <w:r>
+              <w:t xml:space="preserve">NA</w:t>
             </w:r>
           </w:p>
         </w:tc>
@@ -9234,7 +9234,7 @@
               <w:jc w:val="center"/>
             </w:pPr>
             <w:r>
-              <w:t xml:space="preserve">Exp3</w:t>
+              <w:t xml:space="preserve">Exp1</w:t>
             </w:r>
           </w:p>
         </w:tc>
@@ -9270,7 +9270,7 @@
               <w:jc w:val="center"/>
             </w:pPr>
             <w:r>
-              <w:t xml:space="preserve">18 (0/18)</w:t>
+              <w:t xml:space="preserve">23 (7/11)</w:t>
             </w:r>
           </w:p>
         </w:tc>
@@ -9344,67 +9344,67 @@
               <w:jc w:val="left"/>
             </w:pPr>
             <w:r>
-              <w:t xml:space="preserve">Xu_2022_CurrPsych</w:t>
-            </w:r>
-          </w:p>
-        </w:tc>
-        <w:tc>
-          <w:tcPr/>
-          <w:p>
-            <w:pPr>
-              <w:pStyle w:val="Compact"/>
-              <w:jc w:val="left"/>
-            </w:pPr>
-            <w:r>
-              <w:t xml:space="preserve">Xu et al. (2022)</w:t>
-            </w:r>
-          </w:p>
-        </w:tc>
-        <w:tc>
-          <w:tcPr/>
-          <w:p>
-            <w:pPr>
-              <w:pStyle w:val="Compact"/>
-              <w:jc w:val="center"/>
-            </w:pPr>
-            <w:r>
-              <w:t xml:space="preserve">Exp1</w:t>
-            </w:r>
-          </w:p>
-        </w:tc>
-        <w:tc>
-          <w:tcPr/>
-          <w:p>
-            <w:pPr>
-              <w:pStyle w:val="Compact"/>
-              <w:jc w:val="left"/>
-            </w:pPr>
-            <w:r>
-              <w:t xml:space="preserve">China</w:t>
-            </w:r>
-          </w:p>
-        </w:tc>
-        <w:tc>
-          <w:tcPr/>
-          <w:p>
-            <w:pPr>
-              <w:pStyle w:val="Compact"/>
-              <w:jc w:val="left"/>
-            </w:pPr>
-            <w:r>
-              <w:t xml:space="preserve">Chinese</w:t>
-            </w:r>
-          </w:p>
-        </w:tc>
-        <w:tc>
-          <w:tcPr/>
-          <w:p>
-            <w:pPr>
-              <w:pStyle w:val="Compact"/>
-              <w:jc w:val="center"/>
-            </w:pPr>
-            <w:r>
-              <w:t xml:space="preserve">55 (27/28)</w:t>
+              <w:t xml:space="preserve">Wozniak_2022_PsychRes</w:t>
+            </w:r>
+          </w:p>
+        </w:tc>
+        <w:tc>
+          <w:tcPr/>
+          <w:p>
+            <w:pPr>
+              <w:pStyle w:val="Compact"/>
+              <w:jc w:val="left"/>
+            </w:pPr>
+            <w:r>
+              <w:t xml:space="preserve">Wozniak et al. (2022)</w:t>
+            </w:r>
+          </w:p>
+        </w:tc>
+        <w:tc>
+          <w:tcPr/>
+          <w:p>
+            <w:pPr>
+              <w:pStyle w:val="Compact"/>
+              <w:jc w:val="center"/>
+            </w:pPr>
+            <w:r>
+              <w:t xml:space="preserve">Exp2</w:t>
+            </w:r>
+          </w:p>
+        </w:tc>
+        <w:tc>
+          <w:tcPr/>
+          <w:p>
+            <w:pPr>
+              <w:pStyle w:val="Compact"/>
+              <w:jc w:val="left"/>
+            </w:pPr>
+            <w:r>
+              <w:t xml:space="preserve">Hungary</w:t>
+            </w:r>
+          </w:p>
+        </w:tc>
+        <w:tc>
+          <w:tcPr/>
+          <w:p>
+            <w:pPr>
+              <w:pStyle w:val="Compact"/>
+              <w:jc w:val="left"/>
+            </w:pPr>
+            <w:r>
+              <w:t xml:space="preserve">English</w:t>
+            </w:r>
+          </w:p>
+        </w:tc>
+        <w:tc>
+          <w:tcPr/>
+          <w:p>
+            <w:pPr>
+              <w:pStyle w:val="Compact"/>
+              <w:jc w:val="center"/>
+            </w:pPr>
+            <w:r>
+              <w:t xml:space="preserve">21 (6/12)</w:t>
             </w:r>
           </w:p>
         </w:tc>
@@ -9440,7 +9440,7 @@
               <w:jc w:val="left"/>
             </w:pPr>
             <w:r>
-              <w:t xml:space="preserve">On request</w:t>
+              <w:t xml:space="preserve">CC BY 4.0</w:t>
             </w:r>
           </w:p>
         </w:tc>
@@ -9478,67 +9478,67 @@
               <w:jc w:val="left"/>
             </w:pPr>
             <w:r>
-              <w:t xml:space="preserve">Xu_2022_CurrPsych</w:t>
-            </w:r>
-          </w:p>
-        </w:tc>
-        <w:tc>
-          <w:tcPr/>
-          <w:p>
-            <w:pPr>
-              <w:pStyle w:val="Compact"/>
-              <w:jc w:val="left"/>
-            </w:pPr>
-            <w:r>
-              <w:t xml:space="preserve">Xu et al. (2022)</w:t>
-            </w:r>
-          </w:p>
-        </w:tc>
-        <w:tc>
-          <w:tcPr/>
-          <w:p>
-            <w:pPr>
-              <w:pStyle w:val="Compact"/>
-              <w:jc w:val="center"/>
-            </w:pPr>
-            <w:r>
-              <w:t xml:space="preserve">Exp1</w:t>
-            </w:r>
-          </w:p>
-        </w:tc>
-        <w:tc>
-          <w:tcPr/>
-          <w:p>
-            <w:pPr>
-              <w:pStyle w:val="Compact"/>
-              <w:jc w:val="left"/>
-            </w:pPr>
-            <w:r>
-              <w:t xml:space="preserve">China</w:t>
-            </w:r>
-          </w:p>
-        </w:tc>
-        <w:tc>
-          <w:tcPr/>
-          <w:p>
-            <w:pPr>
-              <w:pStyle w:val="Compact"/>
-              <w:jc w:val="left"/>
-            </w:pPr>
-            <w:r>
-              <w:t xml:space="preserve">Chinese</w:t>
-            </w:r>
-          </w:p>
-        </w:tc>
-        <w:tc>
-          <w:tcPr/>
-          <w:p>
-            <w:pPr>
-              <w:pStyle w:val="Compact"/>
-              <w:jc w:val="center"/>
-            </w:pPr>
-            <w:r>
-              <w:t xml:space="preserve">50 (24/26)</w:t>
+              <w:t xml:space="preserve">Wozniak_2022_PsychRes</w:t>
+            </w:r>
+          </w:p>
+        </w:tc>
+        <w:tc>
+          <w:tcPr/>
+          <w:p>
+            <w:pPr>
+              <w:pStyle w:val="Compact"/>
+              <w:jc w:val="left"/>
+            </w:pPr>
+            <w:r>
+              <w:t xml:space="preserve">Wozniak et al. (2022)</w:t>
+            </w:r>
+          </w:p>
+        </w:tc>
+        <w:tc>
+          <w:tcPr/>
+          <w:p>
+            <w:pPr>
+              <w:pStyle w:val="Compact"/>
+              <w:jc w:val="center"/>
+            </w:pPr>
+            <w:r>
+              <w:t xml:space="preserve">Exp3</w:t>
+            </w:r>
+          </w:p>
+        </w:tc>
+        <w:tc>
+          <w:tcPr/>
+          <w:p>
+            <w:pPr>
+              <w:pStyle w:val="Compact"/>
+              <w:jc w:val="left"/>
+            </w:pPr>
+            <w:r>
+              <w:t xml:space="preserve">Hungary</w:t>
+            </w:r>
+          </w:p>
+        </w:tc>
+        <w:tc>
+          <w:tcPr/>
+          <w:p>
+            <w:pPr>
+              <w:pStyle w:val="Compact"/>
+              <w:jc w:val="left"/>
+            </w:pPr>
+            <w:r>
+              <w:t xml:space="preserve">English</w:t>
+            </w:r>
+          </w:p>
+        </w:tc>
+        <w:tc>
+          <w:tcPr/>
+          <w:p>
+            <w:pPr>
+              <w:pStyle w:val="Compact"/>
+              <w:jc w:val="center"/>
+            </w:pPr>
+            <w:r>
+              <w:t xml:space="preserve">18 (0/18)</w:t>
             </w:r>
           </w:p>
         </w:tc>
@@ -9574,7 +9574,7 @@
               <w:jc w:val="left"/>
             </w:pPr>
             <w:r>
-              <w:t xml:space="preserve">On request</w:t>
+              <w:t xml:space="preserve">CC BY 4.0</w:t>
             </w:r>
           </w:p>
         </w:tc>
@@ -9612,19 +9612,19 @@
               <w:jc w:val="left"/>
             </w:pPr>
             <w:r>
-              <w:t xml:space="preserve">Zhang_2023_NeuroImage</w:t>
-            </w:r>
-          </w:p>
-        </w:tc>
-        <w:tc>
-          <w:tcPr/>
-          <w:p>
-            <w:pPr>
-              <w:pStyle w:val="Compact"/>
-              <w:jc w:val="left"/>
-            </w:pPr>
-            <w:r>
-              <w:t xml:space="preserve">Yongfa Zhang et al. (2023)</w:t>
+              <w:t xml:space="preserve">Xu_2022_CurrPsych</w:t>
+            </w:r>
+          </w:p>
+        </w:tc>
+        <w:tc>
+          <w:tcPr/>
+          <w:p>
+            <w:pPr>
+              <w:pStyle w:val="Compact"/>
+              <w:jc w:val="left"/>
+            </w:pPr>
+            <w:r>
+              <w:t xml:space="preserve">Xu et al. (2022)</w:t>
             </w:r>
           </w:p>
         </w:tc>
@@ -9660,19 +9660,19 @@
               <w:jc w:val="left"/>
             </w:pPr>
             <w:r>
-              <w:t xml:space="preserve">English</w:t>
-            </w:r>
-          </w:p>
-        </w:tc>
-        <w:tc>
-          <w:tcPr/>
-          <w:p>
-            <w:pPr>
-              <w:pStyle w:val="Compact"/>
-              <w:jc w:val="center"/>
-            </w:pPr>
-            <w:r>
-              <w:t xml:space="preserve">380 (198/182)</w:t>
+              <w:t xml:space="preserve">Chinese</w:t>
+            </w:r>
+          </w:p>
+        </w:tc>
+        <w:tc>
+          <w:tcPr/>
+          <w:p>
+            <w:pPr>
+              <w:pStyle w:val="Compact"/>
+              <w:jc w:val="center"/>
+            </w:pPr>
+            <w:r>
+              <w:t xml:space="preserve">55 (27/28)</w:t>
             </w:r>
           </w:p>
         </w:tc>
@@ -9696,19 +9696,19 @@
               <w:jc w:val="center"/>
             </w:pPr>
             <w:r>
-              <w:t xml:space="preserve">96</w:t>
-            </w:r>
-          </w:p>
-        </w:tc>
-        <w:tc>
-          <w:tcPr/>
-          <w:p>
-            <w:pPr>
-              <w:pStyle w:val="Compact"/>
-              <w:jc w:val="left"/>
-            </w:pPr>
-            <w:r>
-              <w:t xml:space="preserve">CC BY-NC-ND</w:t>
+              <w:t xml:space="preserve">360</w:t>
+            </w:r>
+          </w:p>
+        </w:tc>
+        <w:tc>
+          <w:tcPr/>
+          <w:p>
+            <w:pPr>
+              <w:pStyle w:val="Compact"/>
+              <w:jc w:val="left"/>
+            </w:pPr>
+            <w:r>
+              <w:t xml:space="preserve">On request</w:t>
             </w:r>
           </w:p>
         </w:tc>
@@ -9746,19 +9746,19 @@
               <w:jc w:val="left"/>
             </w:pPr>
             <w:r>
-              <w:t xml:space="preserve">Hu_2023_psyarxiv</w:t>
-            </w:r>
-          </w:p>
-        </w:tc>
-        <w:tc>
-          <w:tcPr/>
-          <w:p>
-            <w:pPr>
-              <w:pStyle w:val="Compact"/>
-              <w:jc w:val="left"/>
-            </w:pPr>
-            <w:r>
-              <w:t xml:space="preserve">Hu et al. (2023)</w:t>
+              <w:t xml:space="preserve">Xu_2022_CurrPsych</w:t>
+            </w:r>
+          </w:p>
+        </w:tc>
+        <w:tc>
+          <w:tcPr/>
+          <w:p>
+            <w:pPr>
+              <w:pStyle w:val="Compact"/>
+              <w:jc w:val="left"/>
+            </w:pPr>
+            <w:r>
+              <w:t xml:space="preserve">Xu et al. (2022)</w:t>
             </w:r>
           </w:p>
         </w:tc>
@@ -9806,7 +9806,7 @@
               <w:jc w:val="center"/>
             </w:pPr>
             <w:r>
-              <w:t xml:space="preserve">23</w:t>
+              <w:t xml:space="preserve">50 (24/26)</w:t>
             </w:r>
           </w:p>
         </w:tc>
@@ -9830,7 +9830,7 @@
               <w:jc w:val="center"/>
             </w:pPr>
             <w:r>
-              <w:t xml:space="preserve">90</w:t>
+              <w:t xml:space="preserve">360</w:t>
             </w:r>
           </w:p>
         </w:tc>
@@ -9880,19 +9880,19 @@
               <w:jc w:val="left"/>
             </w:pPr>
             <w:r>
-              <w:t xml:space="preserve">Navon_2021_psyarxiv</w:t>
-            </w:r>
-          </w:p>
-        </w:tc>
-        <w:tc>
-          <w:tcPr/>
-          <w:p>
-            <w:pPr>
-              <w:pStyle w:val="Compact"/>
-              <w:jc w:val="left"/>
-            </w:pPr>
-            <w:r>
-              <w:t xml:space="preserve">Navon &amp; Makovski (2021)</w:t>
+              <w:t xml:space="preserve">Zhang_2023_NeuroImage</w:t>
+            </w:r>
+          </w:p>
+        </w:tc>
+        <w:tc>
+          <w:tcPr/>
+          <w:p>
+            <w:pPr>
+              <w:pStyle w:val="Compact"/>
+              <w:jc w:val="left"/>
+            </w:pPr>
+            <w:r>
+              <w:t xml:space="preserve">Yongfa Zhang et al. (2023)</w:t>
             </w:r>
           </w:p>
         </w:tc>
@@ -9916,31 +9916,31 @@
               <w:jc w:val="left"/>
             </w:pPr>
             <w:r>
-              <w:t xml:space="preserve">Israel</w:t>
-            </w:r>
-          </w:p>
-        </w:tc>
-        <w:tc>
-          <w:tcPr/>
-          <w:p>
-            <w:pPr>
-              <w:pStyle w:val="Compact"/>
-              <w:jc w:val="left"/>
-            </w:pPr>
-            <w:r>
-              <w:t xml:space="preserve">Hebrew</w:t>
-            </w:r>
-          </w:p>
-        </w:tc>
-        <w:tc>
-          <w:tcPr/>
-          <w:p>
-            <w:pPr>
-              <w:pStyle w:val="Compact"/>
-              <w:jc w:val="center"/>
-            </w:pPr>
-            <w:r>
-              <w:t xml:space="preserve">13 (3/10)</w:t>
+              <w:t xml:space="preserve">China</w:t>
+            </w:r>
+          </w:p>
+        </w:tc>
+        <w:tc>
+          <w:tcPr/>
+          <w:p>
+            <w:pPr>
+              <w:pStyle w:val="Compact"/>
+              <w:jc w:val="left"/>
+            </w:pPr>
+            <w:r>
+              <w:t xml:space="preserve">Chinese</w:t>
+            </w:r>
+          </w:p>
+        </w:tc>
+        <w:tc>
+          <w:tcPr/>
+          <w:p>
+            <w:pPr>
+              <w:pStyle w:val="Compact"/>
+              <w:jc w:val="center"/>
+            </w:pPr>
+            <w:r>
+              <w:t xml:space="preserve">380 (198/182)</w:t>
             </w:r>
           </w:p>
         </w:tc>
@@ -9964,19 +9964,19 @@
               <w:jc w:val="center"/>
             </w:pPr>
             <w:r>
-              <w:t xml:space="preserve">360</w:t>
-            </w:r>
-          </w:p>
-        </w:tc>
-        <w:tc>
-          <w:tcPr/>
-          <w:p>
-            <w:pPr>
-              <w:pStyle w:val="Compact"/>
-              <w:jc w:val="left"/>
-            </w:pPr>
-            <w:r>
-              <w:t xml:space="preserve">CC0 1.0 Universal</w:t>
+              <w:t xml:space="preserve">96</w:t>
+            </w:r>
+          </w:p>
+        </w:tc>
+        <w:tc>
+          <w:tcPr/>
+          <w:p>
+            <w:pPr>
+              <w:pStyle w:val="Compact"/>
+              <w:jc w:val="left"/>
+            </w:pPr>
+            <w:r>
+              <w:t xml:space="preserve">CC BY-NC-ND</w:t>
             </w:r>
           </w:p>
         </w:tc>
@@ -10014,67 +10014,67 @@
               <w:jc w:val="left"/>
             </w:pPr>
             <w:r>
-              <w:t xml:space="preserve">Navon_2021_psyarxiv</w:t>
-            </w:r>
-          </w:p>
-        </w:tc>
-        <w:tc>
-          <w:tcPr/>
-          <w:p>
-            <w:pPr>
-              <w:pStyle w:val="Compact"/>
-              <w:jc w:val="left"/>
-            </w:pPr>
-            <w:r>
-              <w:t xml:space="preserve">Navon &amp; Makovski (2021)</w:t>
-            </w:r>
-          </w:p>
-        </w:tc>
-        <w:tc>
-          <w:tcPr/>
-          <w:p>
-            <w:pPr>
-              <w:pStyle w:val="Compact"/>
-              <w:jc w:val="center"/>
-            </w:pPr>
-            <w:r>
-              <w:t xml:space="preserve">Exp2</w:t>
-            </w:r>
-          </w:p>
-        </w:tc>
-        <w:tc>
-          <w:tcPr/>
-          <w:p>
-            <w:pPr>
-              <w:pStyle w:val="Compact"/>
-              <w:jc w:val="left"/>
-            </w:pPr>
-            <w:r>
-              <w:t xml:space="preserve">Israel</w:t>
-            </w:r>
-          </w:p>
-        </w:tc>
-        <w:tc>
-          <w:tcPr/>
-          <w:p>
-            <w:pPr>
-              <w:pStyle w:val="Compact"/>
-              <w:jc w:val="left"/>
-            </w:pPr>
-            <w:r>
-              <w:t xml:space="preserve">Hebrew</w:t>
-            </w:r>
-          </w:p>
-        </w:tc>
-        <w:tc>
-          <w:tcPr/>
-          <w:p>
-            <w:pPr>
-              <w:pStyle w:val="Compact"/>
-              <w:jc w:val="center"/>
-            </w:pPr>
-            <w:r>
-              <w:t xml:space="preserve">27 (9/18)</w:t>
+              <w:t xml:space="preserve">Hu_2023_psyarxiv</w:t>
+            </w:r>
+          </w:p>
+        </w:tc>
+        <w:tc>
+          <w:tcPr/>
+          <w:p>
+            <w:pPr>
+              <w:pStyle w:val="Compact"/>
+              <w:jc w:val="left"/>
+            </w:pPr>
+            <w:r>
+              <w:t xml:space="preserve">Hu et al. (2023)</w:t>
+            </w:r>
+          </w:p>
+        </w:tc>
+        <w:tc>
+          <w:tcPr/>
+          <w:p>
+            <w:pPr>
+              <w:pStyle w:val="Compact"/>
+              <w:jc w:val="center"/>
+            </w:pPr>
+            <w:r>
+              <w:t xml:space="preserve">Exp1</w:t>
+            </w:r>
+          </w:p>
+        </w:tc>
+        <w:tc>
+          <w:tcPr/>
+          <w:p>
+            <w:pPr>
+              <w:pStyle w:val="Compact"/>
+              <w:jc w:val="left"/>
+            </w:pPr>
+            <w:r>
+              <w:t xml:space="preserve">China</w:t>
+            </w:r>
+          </w:p>
+        </w:tc>
+        <w:tc>
+          <w:tcPr/>
+          <w:p>
+            <w:pPr>
+              <w:pStyle w:val="Compact"/>
+              <w:jc w:val="left"/>
+            </w:pPr>
+            <w:r>
+              <w:t xml:space="preserve">Chinese</w:t>
+            </w:r>
+          </w:p>
+        </w:tc>
+        <w:tc>
+          <w:tcPr/>
+          <w:p>
+            <w:pPr>
+              <w:pStyle w:val="Compact"/>
+              <w:jc w:val="center"/>
+            </w:pPr>
+            <w:r>
+              <w:t xml:space="preserve">23</w:t>
             </w:r>
           </w:p>
         </w:tc>
@@ -10098,19 +10098,19 @@
               <w:jc w:val="center"/>
             </w:pPr>
             <w:r>
-              <w:t xml:space="preserve">360</w:t>
-            </w:r>
-          </w:p>
-        </w:tc>
-        <w:tc>
-          <w:tcPr/>
-          <w:p>
-            <w:pPr>
-              <w:pStyle w:val="Compact"/>
-              <w:jc w:val="left"/>
-            </w:pPr>
-            <w:r>
-              <w:t xml:space="preserve">CC0 1.0 Universal</w:t>
+              <w:t xml:space="preserve">90</w:t>
+            </w:r>
+          </w:p>
+        </w:tc>
+        <w:tc>
+          <w:tcPr/>
+          <w:p>
+            <w:pPr>
+              <w:pStyle w:val="Compact"/>
+              <w:jc w:val="left"/>
+            </w:pPr>
+            <w:r>
+              <w:t xml:space="preserve">On request</w:t>
             </w:r>
           </w:p>
         </w:tc>
@@ -10172,7 +10172,7 @@
               <w:jc w:val="center"/>
             </w:pPr>
             <w:r>
-              <w:t xml:space="preserve">Exp3</w:t>
+              <w:t xml:space="preserve">Exp1</w:t>
             </w:r>
           </w:p>
         </w:tc>
@@ -10208,7 +10208,7 @@
               <w:jc w:val="center"/>
             </w:pPr>
             <w:r>
-              <w:t xml:space="preserve">28 (12/15)</w:t>
+              <w:t xml:space="preserve">13 (3/10)</w:t>
             </w:r>
           </w:p>
         </w:tc>
@@ -10306,7 +10306,7 @@
               <w:jc w:val="center"/>
             </w:pPr>
             <w:r>
-              <w:t xml:space="preserve">Exp4</w:t>
+              <w:t xml:space="preserve">Exp2</w:t>
             </w:r>
           </w:p>
         </w:tc>
@@ -10416,67 +10416,67 @@
               <w:jc w:val="left"/>
             </w:pPr>
             <w:r>
-              <w:t xml:space="preserve">Sun_2026_DataExp</w:t>
-            </w:r>
-          </w:p>
-        </w:tc>
-        <w:tc>
-          <w:tcPr/>
-          <w:p>
-            <w:pPr>
-              <w:pStyle w:val="Compact"/>
-              <w:jc w:val="left"/>
-            </w:pPr>
-            <w:r>
-              <w:t xml:space="preserve">Sun et al (2026)</w:t>
-            </w:r>
-          </w:p>
-        </w:tc>
-        <w:tc>
-          <w:tcPr/>
-          <w:p>
-            <w:pPr>
-              <w:pStyle w:val="Compact"/>
-              <w:jc w:val="center"/>
-            </w:pPr>
-            <w:r>
-              <w:t xml:space="preserve">Exp1</w:t>
-            </w:r>
-          </w:p>
-        </w:tc>
-        <w:tc>
-          <w:tcPr/>
-          <w:p>
-            <w:pPr>
-              <w:pStyle w:val="Compact"/>
-              <w:jc w:val="left"/>
-            </w:pPr>
-            <w:r>
-              <w:t xml:space="preserve">China</w:t>
-            </w:r>
-          </w:p>
-        </w:tc>
-        <w:tc>
-          <w:tcPr/>
-          <w:p>
-            <w:pPr>
-              <w:pStyle w:val="Compact"/>
-              <w:jc w:val="left"/>
-            </w:pPr>
-            <w:r>
-              <w:t xml:space="preserve">Chinese</w:t>
-            </w:r>
-          </w:p>
-        </w:tc>
-        <w:tc>
-          <w:tcPr/>
-          <w:p>
-            <w:pPr>
-              <w:pStyle w:val="Compact"/>
-              <w:jc w:val="center"/>
-            </w:pPr>
-            <w:r>
-              <w:t xml:space="preserve">—</w:t>
+              <w:t xml:space="preserve">Navon_2021_psyarxiv</w:t>
+            </w:r>
+          </w:p>
+        </w:tc>
+        <w:tc>
+          <w:tcPr/>
+          <w:p>
+            <w:pPr>
+              <w:pStyle w:val="Compact"/>
+              <w:jc w:val="left"/>
+            </w:pPr>
+            <w:r>
+              <w:t xml:space="preserve">Navon &amp; Makovski (2021)</w:t>
+            </w:r>
+          </w:p>
+        </w:tc>
+        <w:tc>
+          <w:tcPr/>
+          <w:p>
+            <w:pPr>
+              <w:pStyle w:val="Compact"/>
+              <w:jc w:val="center"/>
+            </w:pPr>
+            <w:r>
+              <w:t xml:space="preserve">Exp3</w:t>
+            </w:r>
+          </w:p>
+        </w:tc>
+        <w:tc>
+          <w:tcPr/>
+          <w:p>
+            <w:pPr>
+              <w:pStyle w:val="Compact"/>
+              <w:jc w:val="left"/>
+            </w:pPr>
+            <w:r>
+              <w:t xml:space="preserve">Israel</w:t>
+            </w:r>
+          </w:p>
+        </w:tc>
+        <w:tc>
+          <w:tcPr/>
+          <w:p>
+            <w:pPr>
+              <w:pStyle w:val="Compact"/>
+              <w:jc w:val="left"/>
+            </w:pPr>
+            <w:r>
+              <w:t xml:space="preserve">Hebrew</w:t>
+            </w:r>
+          </w:p>
+        </w:tc>
+        <w:tc>
+          <w:tcPr/>
+          <w:p>
+            <w:pPr>
+              <w:pStyle w:val="Compact"/>
+              <w:jc w:val="center"/>
+            </w:pPr>
+            <w:r>
+              <w:t xml:space="preserve">28 (12/15)</w:t>
             </w:r>
           </w:p>
         </w:tc>
@@ -10500,31 +10500,31 @@
               <w:jc w:val="center"/>
             </w:pPr>
             <w:r>
-              <w:t xml:space="preserve">NA</w:t>
-            </w:r>
-          </w:p>
-        </w:tc>
-        <w:tc>
-          <w:tcPr/>
-          <w:p>
-            <w:pPr>
-              <w:pStyle w:val="Compact"/>
-              <w:jc w:val="left"/>
-            </w:pPr>
-            <w:r>
-              <w:t xml:space="preserve">No License</w:t>
-            </w:r>
-          </w:p>
-        </w:tc>
-        <w:tc>
-          <w:tcPr/>
-          <w:p>
-            <w:pPr>
-              <w:pStyle w:val="Compact"/>
-              <w:jc w:val="left"/>
-            </w:pPr>
-            <w:r>
-              <w:t xml:space="preserve">NA</w:t>
+              <w:t xml:space="preserve">360</w:t>
+            </w:r>
+          </w:p>
+        </w:tc>
+        <w:tc>
+          <w:tcPr/>
+          <w:p>
+            <w:pPr>
+              <w:pStyle w:val="Compact"/>
+              <w:jc w:val="left"/>
+            </w:pPr>
+            <w:r>
+              <w:t xml:space="preserve">CC0 1.0 Universal</w:t>
+            </w:r>
+          </w:p>
+        </w:tc>
+        <w:tc>
+          <w:tcPr/>
+          <w:p>
+            <w:pPr>
+              <w:pStyle w:val="Compact"/>
+              <w:jc w:val="left"/>
+            </w:pPr>
+            <w:r>
+              <w:t xml:space="preserve">Lab Experiment</w:t>
             </w:r>
           </w:p>
         </w:tc>
@@ -10550,67 +10550,67 @@
               <w:jc w:val="left"/>
             </w:pPr>
             <w:r>
-              <w:t xml:space="preserve">Pan_2025_unpub</w:t>
-            </w:r>
-          </w:p>
-        </w:tc>
-        <w:tc>
-          <w:tcPr/>
-          <w:p>
-            <w:pPr>
-              <w:pStyle w:val="Compact"/>
-              <w:jc w:val="left"/>
-            </w:pPr>
-            <w:r>
-              <w:t xml:space="preserve">Pan (2025)</w:t>
-            </w:r>
-          </w:p>
-        </w:tc>
-        <w:tc>
-          <w:tcPr/>
-          <w:p>
-            <w:pPr>
-              <w:pStyle w:val="Compact"/>
-              <w:jc w:val="center"/>
-            </w:pPr>
-            <w:r>
-              <w:t xml:space="preserve">Exp1</w:t>
-            </w:r>
-          </w:p>
-        </w:tc>
-        <w:tc>
-          <w:tcPr/>
-          <w:p>
-            <w:pPr>
-              <w:pStyle w:val="Compact"/>
-              <w:jc w:val="left"/>
-            </w:pPr>
-            <w:r>
-              <w:t xml:space="preserve">China</w:t>
-            </w:r>
-          </w:p>
-        </w:tc>
-        <w:tc>
-          <w:tcPr/>
-          <w:p>
-            <w:pPr>
-              <w:pStyle w:val="Compact"/>
-              <w:jc w:val="left"/>
-            </w:pPr>
-            <w:r>
-              <w:t xml:space="preserve">Chinese</w:t>
-            </w:r>
-          </w:p>
-        </w:tc>
-        <w:tc>
-          <w:tcPr/>
-          <w:p>
-            <w:pPr>
-              <w:pStyle w:val="Compact"/>
-              <w:jc w:val="center"/>
-            </w:pPr>
-            <w:r>
-              <w:t xml:space="preserve">40</w:t>
+              <w:t xml:space="preserve">Navon_2021_psyarxiv</w:t>
+            </w:r>
+          </w:p>
+        </w:tc>
+        <w:tc>
+          <w:tcPr/>
+          <w:p>
+            <w:pPr>
+              <w:pStyle w:val="Compact"/>
+              <w:jc w:val="left"/>
+            </w:pPr>
+            <w:r>
+              <w:t xml:space="preserve">Navon &amp; Makovski (2021)</w:t>
+            </w:r>
+          </w:p>
+        </w:tc>
+        <w:tc>
+          <w:tcPr/>
+          <w:p>
+            <w:pPr>
+              <w:pStyle w:val="Compact"/>
+              <w:jc w:val="center"/>
+            </w:pPr>
+            <w:r>
+              <w:t xml:space="preserve">Exp4</w:t>
+            </w:r>
+          </w:p>
+        </w:tc>
+        <w:tc>
+          <w:tcPr/>
+          <w:p>
+            <w:pPr>
+              <w:pStyle w:val="Compact"/>
+              <w:jc w:val="left"/>
+            </w:pPr>
+            <w:r>
+              <w:t xml:space="preserve">Israel</w:t>
+            </w:r>
+          </w:p>
+        </w:tc>
+        <w:tc>
+          <w:tcPr/>
+          <w:p>
+            <w:pPr>
+              <w:pStyle w:val="Compact"/>
+              <w:jc w:val="left"/>
+            </w:pPr>
+            <w:r>
+              <w:t xml:space="preserve">Hebrew</w:t>
+            </w:r>
+          </w:p>
+        </w:tc>
+        <w:tc>
+          <w:tcPr/>
+          <w:p>
+            <w:pPr>
+              <w:pStyle w:val="Compact"/>
+              <w:jc w:val="center"/>
+            </w:pPr>
+            <w:r>
+              <w:t xml:space="preserve">27 (9/18)</w:t>
             </w:r>
           </w:p>
         </w:tc>
@@ -10634,31 +10634,31 @@
               <w:jc w:val="center"/>
             </w:pPr>
             <w:r>
-              <w:t xml:space="preserve">NA</w:t>
-            </w:r>
-          </w:p>
-        </w:tc>
-        <w:tc>
-          <w:tcPr/>
-          <w:p>
-            <w:pPr>
-              <w:pStyle w:val="Compact"/>
-              <w:jc w:val="left"/>
-            </w:pPr>
-            <w:r>
-              <w:t xml:space="preserve">/</w:t>
-            </w:r>
-          </w:p>
-        </w:tc>
-        <w:tc>
-          <w:tcPr/>
-          <w:p>
-            <w:pPr>
-              <w:pStyle w:val="Compact"/>
-              <w:jc w:val="left"/>
-            </w:pPr>
-            <w:r>
-              <w:t xml:space="preserve">NA</w:t>
+              <w:t xml:space="preserve">360</w:t>
+            </w:r>
+          </w:p>
+        </w:tc>
+        <w:tc>
+          <w:tcPr/>
+          <w:p>
+            <w:pPr>
+              <w:pStyle w:val="Compact"/>
+              <w:jc w:val="left"/>
+            </w:pPr>
+            <w:r>
+              <w:t xml:space="preserve">CC0 1.0 Universal</w:t>
+            </w:r>
+          </w:p>
+        </w:tc>
+        <w:tc>
+          <w:tcPr/>
+          <w:p>
+            <w:pPr>
+              <w:pStyle w:val="Compact"/>
+              <w:jc w:val="left"/>
+            </w:pPr>
+            <w:r>
+              <w:t xml:space="preserve">Lab Experiment</w:t>
             </w:r>
           </w:p>
         </w:tc>
@@ -10684,19 +10684,19 @@
               <w:jc w:val="left"/>
             </w:pPr>
             <w:r>
-              <w:t xml:space="preserve">Sui_2014_unpub</w:t>
-            </w:r>
-          </w:p>
-        </w:tc>
-        <w:tc>
-          <w:tcPr/>
-          <w:p>
-            <w:pPr>
-              <w:pStyle w:val="Compact"/>
-              <w:jc w:val="left"/>
-            </w:pPr>
-            <w:r>
-              <w:t xml:space="preserve">Sui (2014)</w:t>
+              <w:t xml:space="preserve">Sun_2026_DataExp</w:t>
+            </w:r>
+          </w:p>
+        </w:tc>
+        <w:tc>
+          <w:tcPr/>
+          <w:p>
+            <w:pPr>
+              <w:pStyle w:val="Compact"/>
+              <w:jc w:val="left"/>
+            </w:pPr>
+            <w:r>
+              <w:t xml:space="preserve">Sun et al (2026)</w:t>
             </w:r>
           </w:p>
         </w:tc>
@@ -10744,7 +10744,7 @@
               <w:jc w:val="center"/>
             </w:pPr>
             <w:r>
-              <w:t xml:space="preserve">24</w:t>
+              <w:t xml:space="preserve">—</w:t>
             </w:r>
           </w:p>
         </w:tc>
@@ -10768,19 +10768,19 @@
               <w:jc w:val="center"/>
             </w:pPr>
             <w:r>
-              <w:t xml:space="preserve">40</w:t>
-            </w:r>
-          </w:p>
-        </w:tc>
-        <w:tc>
-          <w:tcPr/>
-          <w:p>
-            <w:pPr>
-              <w:pStyle w:val="Compact"/>
-              <w:jc w:val="left"/>
-            </w:pPr>
-            <w:r>
-              <w:t xml:space="preserve">/</w:t>
+              <w:t xml:space="preserve">NA</w:t>
+            </w:r>
+          </w:p>
+        </w:tc>
+        <w:tc>
+          <w:tcPr/>
+          <w:p>
+            <w:pPr>
+              <w:pStyle w:val="Compact"/>
+              <w:jc w:val="left"/>
+            </w:pPr>
+            <w:r>
+              <w:t xml:space="preserve">No License</w:t>
             </w:r>
           </w:p>
         </w:tc>
@@ -10818,19 +10818,19 @@
               <w:jc w:val="left"/>
             </w:pPr>
             <w:r>
-              <w:t xml:space="preserve">Sui_2015_unpub</w:t>
-            </w:r>
-          </w:p>
-        </w:tc>
-        <w:tc>
-          <w:tcPr/>
-          <w:p>
-            <w:pPr>
-              <w:pStyle w:val="Compact"/>
-              <w:jc w:val="left"/>
-            </w:pPr>
-            <w:r>
-              <w:t xml:space="preserve">Sui (2015)</w:t>
+              <w:t xml:space="preserve">Pan_2025_unpub</w:t>
+            </w:r>
+          </w:p>
+        </w:tc>
+        <w:tc>
+          <w:tcPr/>
+          <w:p>
+            <w:pPr>
+              <w:pStyle w:val="Compact"/>
+              <w:jc w:val="left"/>
+            </w:pPr>
+            <w:r>
+              <w:t xml:space="preserve">Pan (2025)</w:t>
             </w:r>
           </w:p>
         </w:tc>
@@ -10878,7 +10878,7 @@
               <w:jc w:val="center"/>
             </w:pPr>
             <w:r>
-              <w:t xml:space="preserve">20</w:t>
+              <w:t xml:space="preserve">40</w:t>
             </w:r>
           </w:p>
         </w:tc>
@@ -10902,19 +10902,19 @@
               <w:jc w:val="center"/>
             </w:pPr>
             <w:r>
-              <w:t xml:space="preserve">40</w:t>
-            </w:r>
-          </w:p>
-        </w:tc>
-        <w:tc>
-          <w:tcPr/>
-          <w:p>
-            <w:pPr>
-              <w:pStyle w:val="Compact"/>
-              <w:jc w:val="left"/>
-            </w:pPr>
-            <w:r>
               <w:t xml:space="preserve">NA</w:t>
+            </w:r>
+          </w:p>
+        </w:tc>
+        <w:tc>
+          <w:tcPr/>
+          <w:p>
+            <w:pPr>
+              <w:pStyle w:val="Compact"/>
+              <w:jc w:val="left"/>
+            </w:pPr>
+            <w:r>
+              <w:t xml:space="preserve">/</w:t>
             </w:r>
           </w:p>
         </w:tc>
@@ -10952,31 +10952,31 @@
               <w:jc w:val="left"/>
             </w:pPr>
             <w:r>
-              <w:t xml:space="preserve">Sui_2015_unpub</w:t>
-            </w:r>
-          </w:p>
-        </w:tc>
-        <w:tc>
-          <w:tcPr/>
-          <w:p>
-            <w:pPr>
-              <w:pStyle w:val="Compact"/>
-              <w:jc w:val="left"/>
-            </w:pPr>
-            <w:r>
-              <w:t xml:space="preserve">Sui (2015)</w:t>
-            </w:r>
-          </w:p>
-        </w:tc>
-        <w:tc>
-          <w:tcPr/>
-          <w:p>
-            <w:pPr>
-              <w:pStyle w:val="Compact"/>
-              <w:jc w:val="center"/>
-            </w:pPr>
-            <w:r>
-              <w:t xml:space="preserve">Exp2</w:t>
+              <w:t xml:space="preserve">Sui_2014_unpub</w:t>
+            </w:r>
+          </w:p>
+        </w:tc>
+        <w:tc>
+          <w:tcPr/>
+          <w:p>
+            <w:pPr>
+              <w:pStyle w:val="Compact"/>
+              <w:jc w:val="left"/>
+            </w:pPr>
+            <w:r>
+              <w:t xml:space="preserve">Sui (2014)</w:t>
+            </w:r>
+          </w:p>
+        </w:tc>
+        <w:tc>
+          <w:tcPr/>
+          <w:p>
+            <w:pPr>
+              <w:pStyle w:val="Compact"/>
+              <w:jc w:val="center"/>
+            </w:pPr>
+            <w:r>
+              <w:t xml:space="preserve">Exp1</w:t>
             </w:r>
           </w:p>
         </w:tc>
@@ -11012,19 +11012,19 @@
               <w:jc w:val="center"/>
             </w:pPr>
             <w:r>
-              <w:t xml:space="preserve">20</w:t>
-            </w:r>
-          </w:p>
-        </w:tc>
-        <w:tc>
-          <w:tcPr/>
-          <w:p>
-            <w:pPr>
-              <w:pStyle w:val="Compact"/>
-              <w:jc w:val="left"/>
-            </w:pPr>
-            <w:r>
-              <w:t xml:space="preserve">geometric shape and face</w:t>
+              <w:t xml:space="preserve">24</w:t>
+            </w:r>
+          </w:p>
+        </w:tc>
+        <w:tc>
+          <w:tcPr/>
+          <w:p>
+            <w:pPr>
+              <w:pStyle w:val="Compact"/>
+              <w:jc w:val="left"/>
+            </w:pPr>
+            <w:r>
+              <w:t xml:space="preserve">geometric shape</w:t>
             </w:r>
           </w:p>
         </w:tc>
@@ -11048,7 +11048,7 @@
               <w:jc w:val="left"/>
             </w:pPr>
             <w:r>
-              <w:t xml:space="preserve">NA</w:t>
+              <w:t xml:space="preserve">/</w:t>
             </w:r>
           </w:p>
         </w:tc>
@@ -11086,19 +11086,19 @@
               <w:jc w:val="left"/>
             </w:pPr>
             <w:r>
-              <w:t xml:space="preserve">Orellana-Corrales_2020_ExpPsych</w:t>
-            </w:r>
-          </w:p>
-        </w:tc>
-        <w:tc>
-          <w:tcPr/>
-          <w:p>
-            <w:pPr>
-              <w:pStyle w:val="Compact"/>
-              <w:jc w:val="left"/>
-            </w:pPr>
-            <w:r>
-              <w:t xml:space="preserve">G Orellana-Corrales et al. (2020)</w:t>
+              <w:t xml:space="preserve">Sui_2015_unpub</w:t>
+            </w:r>
+          </w:p>
+        </w:tc>
+        <w:tc>
+          <w:tcPr/>
+          <w:p>
+            <w:pPr>
+              <w:pStyle w:val="Compact"/>
+              <w:jc w:val="left"/>
+            </w:pPr>
+            <w:r>
+              <w:t xml:space="preserve">Sui (2015)</w:t>
             </w:r>
           </w:p>
         </w:tc>
@@ -11122,31 +11122,31 @@
               <w:jc w:val="left"/>
             </w:pPr>
             <w:r>
-              <w:t xml:space="preserve">Germany</w:t>
-            </w:r>
-          </w:p>
-        </w:tc>
-        <w:tc>
-          <w:tcPr/>
-          <w:p>
-            <w:pPr>
-              <w:pStyle w:val="Compact"/>
-              <w:jc w:val="left"/>
-            </w:pPr>
-            <w:r>
-              <w:t xml:space="preserve">German</w:t>
-            </w:r>
-          </w:p>
-        </w:tc>
-        <w:tc>
-          <w:tcPr/>
-          <w:p>
-            <w:pPr>
-              <w:pStyle w:val="Compact"/>
-              <w:jc w:val="center"/>
-            </w:pPr>
-            <w:r>
-              <w:t xml:space="preserve">38 (9/29)</w:t>
+              <w:t xml:space="preserve">China</w:t>
+            </w:r>
+          </w:p>
+        </w:tc>
+        <w:tc>
+          <w:tcPr/>
+          <w:p>
+            <w:pPr>
+              <w:pStyle w:val="Compact"/>
+              <w:jc w:val="left"/>
+            </w:pPr>
+            <w:r>
+              <w:t xml:space="preserve">Chinese</w:t>
+            </w:r>
+          </w:p>
+        </w:tc>
+        <w:tc>
+          <w:tcPr/>
+          <w:p>
+            <w:pPr>
+              <w:pStyle w:val="Compact"/>
+              <w:jc w:val="center"/>
+            </w:pPr>
+            <w:r>
+              <w:t xml:space="preserve">20</w:t>
             </w:r>
           </w:p>
         </w:tc>
@@ -11170,7 +11170,7 @@
               <w:jc w:val="center"/>
             </w:pPr>
             <w:r>
-              <w:t xml:space="preserve">128</w:t>
+              <w:t xml:space="preserve">40</w:t>
             </w:r>
           </w:p>
         </w:tc>
@@ -11194,7 +11194,7 @@
               <w:jc w:val="left"/>
             </w:pPr>
             <w:r>
-              <w:t xml:space="preserve">Lab Experiment</w:t>
+              <w:t xml:space="preserve">NA</w:t>
             </w:r>
           </w:p>
         </w:tc>
@@ -11220,19 +11220,19 @@
               <w:jc w:val="left"/>
             </w:pPr>
             <w:r>
-              <w:t xml:space="preserve">Orellana-Corrales_2020_ExpPsych</w:t>
-            </w:r>
-          </w:p>
-        </w:tc>
-        <w:tc>
-          <w:tcPr/>
-          <w:p>
-            <w:pPr>
-              <w:pStyle w:val="Compact"/>
-              <w:jc w:val="left"/>
-            </w:pPr>
-            <w:r>
-              <w:t xml:space="preserve">G Orellana-Corrales et al. (2020)</w:t>
+              <w:t xml:space="preserve">Sui_2015_unpub</w:t>
+            </w:r>
+          </w:p>
+        </w:tc>
+        <w:tc>
+          <w:tcPr/>
+          <w:p>
+            <w:pPr>
+              <w:pStyle w:val="Compact"/>
+              <w:jc w:val="left"/>
+            </w:pPr>
+            <w:r>
+              <w:t xml:space="preserve">Sui (2015)</w:t>
             </w:r>
           </w:p>
         </w:tc>
@@ -11256,55 +11256,55 @@
               <w:jc w:val="left"/>
             </w:pPr>
             <w:r>
-              <w:t xml:space="preserve">Germany</w:t>
-            </w:r>
-          </w:p>
-        </w:tc>
-        <w:tc>
-          <w:tcPr/>
-          <w:p>
-            <w:pPr>
-              <w:pStyle w:val="Compact"/>
-              <w:jc w:val="left"/>
-            </w:pPr>
-            <w:r>
-              <w:t xml:space="preserve">German</w:t>
-            </w:r>
-          </w:p>
-        </w:tc>
-        <w:tc>
-          <w:tcPr/>
-          <w:p>
-            <w:pPr>
-              <w:pStyle w:val="Compact"/>
-              <w:jc w:val="center"/>
-            </w:pPr>
-            <w:r>
-              <w:t xml:space="preserve">32 (2/3)</w:t>
-            </w:r>
-          </w:p>
-        </w:tc>
-        <w:tc>
-          <w:tcPr/>
-          <w:p>
-            <w:pPr>
-              <w:pStyle w:val="Compact"/>
-              <w:jc w:val="left"/>
-            </w:pPr>
-            <w:r>
-              <w:t xml:space="preserve">geometric shape</w:t>
-            </w:r>
-          </w:p>
-        </w:tc>
-        <w:tc>
-          <w:tcPr/>
-          <w:p>
-            <w:pPr>
-              <w:pStyle w:val="Compact"/>
-              <w:jc w:val="center"/>
-            </w:pPr>
-            <w:r>
-              <w:t xml:space="preserve">128</w:t>
+              <w:t xml:space="preserve">China</w:t>
+            </w:r>
+          </w:p>
+        </w:tc>
+        <w:tc>
+          <w:tcPr/>
+          <w:p>
+            <w:pPr>
+              <w:pStyle w:val="Compact"/>
+              <w:jc w:val="left"/>
+            </w:pPr>
+            <w:r>
+              <w:t xml:space="preserve">Chinese</w:t>
+            </w:r>
+          </w:p>
+        </w:tc>
+        <w:tc>
+          <w:tcPr/>
+          <w:p>
+            <w:pPr>
+              <w:pStyle w:val="Compact"/>
+              <w:jc w:val="center"/>
+            </w:pPr>
+            <w:r>
+              <w:t xml:space="preserve">20</w:t>
+            </w:r>
+          </w:p>
+        </w:tc>
+        <w:tc>
+          <w:tcPr/>
+          <w:p>
+            <w:pPr>
+              <w:pStyle w:val="Compact"/>
+              <w:jc w:val="left"/>
+            </w:pPr>
+            <w:r>
+              <w:t xml:space="preserve">geometric shape and face</w:t>
+            </w:r>
+          </w:p>
+        </w:tc>
+        <w:tc>
+          <w:tcPr/>
+          <w:p>
+            <w:pPr>
+              <w:pStyle w:val="Compact"/>
+              <w:jc w:val="center"/>
+            </w:pPr>
+            <w:r>
+              <w:t xml:space="preserve">40</w:t>
             </w:r>
           </w:p>
         </w:tc>
@@ -11328,7 +11328,7 @@
               <w:jc w:val="left"/>
             </w:pPr>
             <w:r>
-              <w:t xml:space="preserve">Lab Experiment</w:t>
+              <w:t xml:space="preserve">NA</w:t>
             </w:r>
           </w:p>
         </w:tc>
@@ -11378,7 +11378,7 @@
               <w:jc w:val="center"/>
             </w:pPr>
             <w:r>
-              <w:t xml:space="preserve">Exp3</w:t>
+              <w:t xml:space="preserve">Exp1</w:t>
             </w:r>
           </w:p>
         </w:tc>
@@ -11414,7 +11414,7 @@
               <w:jc w:val="center"/>
             </w:pPr>
             <w:r>
-              <w:t xml:space="preserve">36 (7/29)</w:t>
+              <w:t xml:space="preserve">38 (9/29)</w:t>
             </w:r>
           </w:p>
         </w:tc>
@@ -11488,67 +11488,67 @@
               <w:jc w:val="left"/>
             </w:pPr>
             <w:r>
-              <w:t xml:space="preserve">Vicovaro_2024_PeerJ</w:t>
-            </w:r>
-          </w:p>
-        </w:tc>
-        <w:tc>
-          <w:tcPr/>
-          <w:p>
-            <w:pPr>
-              <w:pStyle w:val="Compact"/>
-              <w:jc w:val="left"/>
-            </w:pPr>
-            <w:r>
-              <w:t xml:space="preserve">Vicovaro et al. (2024)</w:t>
-            </w:r>
-          </w:p>
-        </w:tc>
-        <w:tc>
-          <w:tcPr/>
-          <w:p>
-            <w:pPr>
-              <w:pStyle w:val="Compact"/>
-              <w:jc w:val="center"/>
-            </w:pPr>
-            <w:r>
-              <w:t xml:space="preserve">Exp1</w:t>
-            </w:r>
-          </w:p>
-        </w:tc>
-        <w:tc>
-          <w:tcPr/>
-          <w:p>
-            <w:pPr>
-              <w:pStyle w:val="Compact"/>
-              <w:jc w:val="left"/>
-            </w:pPr>
-            <w:r>
-              <w:t xml:space="preserve">Italy</w:t>
-            </w:r>
-          </w:p>
-        </w:tc>
-        <w:tc>
-          <w:tcPr/>
-          <w:p>
-            <w:pPr>
-              <w:pStyle w:val="Compact"/>
-              <w:jc w:val="left"/>
-            </w:pPr>
-            <w:r>
-              <w:t xml:space="preserve">English</w:t>
-            </w:r>
-          </w:p>
-        </w:tc>
-        <w:tc>
-          <w:tcPr/>
-          <w:p>
-            <w:pPr>
-              <w:pStyle w:val="Compact"/>
-              <w:jc w:val="center"/>
-            </w:pPr>
-            <w:r>
-              <w:t xml:space="preserve">64 (26/38)</w:t>
+              <w:t xml:space="preserve">Orellana-Corrales_2020_ExpPsych</w:t>
+            </w:r>
+          </w:p>
+        </w:tc>
+        <w:tc>
+          <w:tcPr/>
+          <w:p>
+            <w:pPr>
+              <w:pStyle w:val="Compact"/>
+              <w:jc w:val="left"/>
+            </w:pPr>
+            <w:r>
+              <w:t xml:space="preserve">G Orellana-Corrales et al. (2020)</w:t>
+            </w:r>
+          </w:p>
+        </w:tc>
+        <w:tc>
+          <w:tcPr/>
+          <w:p>
+            <w:pPr>
+              <w:pStyle w:val="Compact"/>
+              <w:jc w:val="center"/>
+            </w:pPr>
+            <w:r>
+              <w:t xml:space="preserve">Exp2</w:t>
+            </w:r>
+          </w:p>
+        </w:tc>
+        <w:tc>
+          <w:tcPr/>
+          <w:p>
+            <w:pPr>
+              <w:pStyle w:val="Compact"/>
+              <w:jc w:val="left"/>
+            </w:pPr>
+            <w:r>
+              <w:t xml:space="preserve">Germany</w:t>
+            </w:r>
+          </w:p>
+        </w:tc>
+        <w:tc>
+          <w:tcPr/>
+          <w:p>
+            <w:pPr>
+              <w:pStyle w:val="Compact"/>
+              <w:jc w:val="left"/>
+            </w:pPr>
+            <w:r>
+              <w:t xml:space="preserve">German</w:t>
+            </w:r>
+          </w:p>
+        </w:tc>
+        <w:tc>
+          <w:tcPr/>
+          <w:p>
+            <w:pPr>
+              <w:pStyle w:val="Compact"/>
+              <w:jc w:val="center"/>
+            </w:pPr>
+            <w:r>
+              <w:t xml:space="preserve">32 (2/3)</w:t>
             </w:r>
           </w:p>
         </w:tc>
@@ -11572,7 +11572,7 @@
               <w:jc w:val="center"/>
             </w:pPr>
             <w:r>
-              <w:t xml:space="preserve">240</w:t>
+              <w:t xml:space="preserve">128</w:t>
             </w:r>
           </w:p>
         </w:tc>
@@ -11622,67 +11622,67 @@
               <w:jc w:val="left"/>
             </w:pPr>
             <w:r>
-              <w:t xml:space="preserve">Vicovaro_2024_PeerJ</w:t>
-            </w:r>
-          </w:p>
-        </w:tc>
-        <w:tc>
-          <w:tcPr/>
-          <w:p>
-            <w:pPr>
-              <w:pStyle w:val="Compact"/>
-              <w:jc w:val="left"/>
-            </w:pPr>
-            <w:r>
-              <w:t xml:space="preserve">Vicovaro et al. (2024)</w:t>
-            </w:r>
-          </w:p>
-        </w:tc>
-        <w:tc>
-          <w:tcPr/>
-          <w:p>
-            <w:pPr>
-              <w:pStyle w:val="Compact"/>
-              <w:jc w:val="center"/>
-            </w:pPr>
-            <w:r>
-              <w:t xml:space="preserve">Exp2</w:t>
-            </w:r>
-          </w:p>
-        </w:tc>
-        <w:tc>
-          <w:tcPr/>
-          <w:p>
-            <w:pPr>
-              <w:pStyle w:val="Compact"/>
-              <w:jc w:val="left"/>
-            </w:pPr>
-            <w:r>
-              <w:t xml:space="preserve">Italy</w:t>
-            </w:r>
-          </w:p>
-        </w:tc>
-        <w:tc>
-          <w:tcPr/>
-          <w:p>
-            <w:pPr>
-              <w:pStyle w:val="Compact"/>
-              <w:jc w:val="left"/>
-            </w:pPr>
-            <w:r>
-              <w:t xml:space="preserve">English</w:t>
-            </w:r>
-          </w:p>
-        </w:tc>
-        <w:tc>
-          <w:tcPr/>
-          <w:p>
-            <w:pPr>
-              <w:pStyle w:val="Compact"/>
-              <w:jc w:val="center"/>
-            </w:pPr>
-            <w:r>
-              <w:t xml:space="preserve">64 (16/48)</w:t>
+              <w:t xml:space="preserve">Orellana-Corrales_2020_ExpPsych</w:t>
+            </w:r>
+          </w:p>
+        </w:tc>
+        <w:tc>
+          <w:tcPr/>
+          <w:p>
+            <w:pPr>
+              <w:pStyle w:val="Compact"/>
+              <w:jc w:val="left"/>
+            </w:pPr>
+            <w:r>
+              <w:t xml:space="preserve">G Orellana-Corrales et al. (2020)</w:t>
+            </w:r>
+          </w:p>
+        </w:tc>
+        <w:tc>
+          <w:tcPr/>
+          <w:p>
+            <w:pPr>
+              <w:pStyle w:val="Compact"/>
+              <w:jc w:val="center"/>
+            </w:pPr>
+            <w:r>
+              <w:t xml:space="preserve">Exp3</w:t>
+            </w:r>
+          </w:p>
+        </w:tc>
+        <w:tc>
+          <w:tcPr/>
+          <w:p>
+            <w:pPr>
+              <w:pStyle w:val="Compact"/>
+              <w:jc w:val="left"/>
+            </w:pPr>
+            <w:r>
+              <w:t xml:space="preserve">Germany</w:t>
+            </w:r>
+          </w:p>
+        </w:tc>
+        <w:tc>
+          <w:tcPr/>
+          <w:p>
+            <w:pPr>
+              <w:pStyle w:val="Compact"/>
+              <w:jc w:val="left"/>
+            </w:pPr>
+            <w:r>
+              <w:t xml:space="preserve">German</w:t>
+            </w:r>
+          </w:p>
+        </w:tc>
+        <w:tc>
+          <w:tcPr/>
+          <w:p>
+            <w:pPr>
+              <w:pStyle w:val="Compact"/>
+              <w:jc w:val="center"/>
+            </w:pPr>
+            <w:r>
+              <w:t xml:space="preserve">36 (7/29)</w:t>
             </w:r>
           </w:p>
         </w:tc>
@@ -11706,7 +11706,7 @@
               <w:jc w:val="center"/>
             </w:pPr>
             <w:r>
-              <w:t xml:space="preserve">240</w:t>
+              <w:t xml:space="preserve">128</w:t>
             </w:r>
           </w:p>
         </w:tc>
@@ -11756,19 +11756,19 @@
               <w:jc w:val="left"/>
             </w:pPr>
             <w:r>
-              <w:t xml:space="preserve">Zhang_2024_PsychJ</w:t>
-            </w:r>
-          </w:p>
-        </w:tc>
-        <w:tc>
-          <w:tcPr/>
-          <w:p>
-            <w:pPr>
-              <w:pStyle w:val="Compact"/>
-              <w:jc w:val="left"/>
-            </w:pPr>
-            <w:r>
-              <w:t xml:space="preserve">Zhang et al. (2024)</w:t>
+              <w:t xml:space="preserve">Vicovaro_2024_PeerJ</w:t>
+            </w:r>
+          </w:p>
+        </w:tc>
+        <w:tc>
+          <w:tcPr/>
+          <w:p>
+            <w:pPr>
+              <w:pStyle w:val="Compact"/>
+              <w:jc w:val="left"/>
+            </w:pPr>
+            <w:r>
+              <w:t xml:space="preserve">Vicovaro et al. (2024)</w:t>
             </w:r>
           </w:p>
         </w:tc>
@@ -11792,7 +11792,7 @@
               <w:jc w:val="left"/>
             </w:pPr>
             <w:r>
-              <w:t xml:space="preserve">China</w:t>
+              <w:t xml:space="preserve">Italy</w:t>
             </w:r>
           </w:p>
         </w:tc>
@@ -11816,7 +11816,7 @@
               <w:jc w:val="center"/>
             </w:pPr>
             <w:r>
-              <w:t xml:space="preserve">43 (///)</w:t>
+              <w:t xml:space="preserve">64 (26/38)</w:t>
             </w:r>
           </w:p>
         </w:tc>
@@ -11840,7 +11840,7 @@
               <w:jc w:val="center"/>
             </w:pPr>
             <w:r>
-              <w:t xml:space="preserve">216</w:t>
+              <w:t xml:space="preserve">240</w:t>
             </w:r>
           </w:p>
         </w:tc>
@@ -11890,6 +11890,140 @@
               <w:jc w:val="left"/>
             </w:pPr>
             <w:r>
+              <w:t xml:space="preserve">Vicovaro_2024_PeerJ</w:t>
+            </w:r>
+          </w:p>
+        </w:tc>
+        <w:tc>
+          <w:tcPr/>
+          <w:p>
+            <w:pPr>
+              <w:pStyle w:val="Compact"/>
+              <w:jc w:val="left"/>
+            </w:pPr>
+            <w:r>
+              <w:t xml:space="preserve">Vicovaro et al. (2024)</w:t>
+            </w:r>
+          </w:p>
+        </w:tc>
+        <w:tc>
+          <w:tcPr/>
+          <w:p>
+            <w:pPr>
+              <w:pStyle w:val="Compact"/>
+              <w:jc w:val="center"/>
+            </w:pPr>
+            <w:r>
+              <w:t xml:space="preserve">Exp2</w:t>
+            </w:r>
+          </w:p>
+        </w:tc>
+        <w:tc>
+          <w:tcPr/>
+          <w:p>
+            <w:pPr>
+              <w:pStyle w:val="Compact"/>
+              <w:jc w:val="left"/>
+            </w:pPr>
+            <w:r>
+              <w:t xml:space="preserve">Italy</w:t>
+            </w:r>
+          </w:p>
+        </w:tc>
+        <w:tc>
+          <w:tcPr/>
+          <w:p>
+            <w:pPr>
+              <w:pStyle w:val="Compact"/>
+              <w:jc w:val="left"/>
+            </w:pPr>
+            <w:r>
+              <w:t xml:space="preserve">English</w:t>
+            </w:r>
+          </w:p>
+        </w:tc>
+        <w:tc>
+          <w:tcPr/>
+          <w:p>
+            <w:pPr>
+              <w:pStyle w:val="Compact"/>
+              <w:jc w:val="center"/>
+            </w:pPr>
+            <w:r>
+              <w:t xml:space="preserve">64 (16/48)</w:t>
+            </w:r>
+          </w:p>
+        </w:tc>
+        <w:tc>
+          <w:tcPr/>
+          <w:p>
+            <w:pPr>
+              <w:pStyle w:val="Compact"/>
+              <w:jc w:val="left"/>
+            </w:pPr>
+            <w:r>
+              <w:t xml:space="preserve">geometric shape</w:t>
+            </w:r>
+          </w:p>
+        </w:tc>
+        <w:tc>
+          <w:tcPr/>
+          <w:p>
+            <w:pPr>
+              <w:pStyle w:val="Compact"/>
+              <w:jc w:val="center"/>
+            </w:pPr>
+            <w:r>
+              <w:t xml:space="preserve">240</w:t>
+            </w:r>
+          </w:p>
+        </w:tc>
+        <w:tc>
+          <w:tcPr/>
+          <w:p>
+            <w:pPr>
+              <w:pStyle w:val="Compact"/>
+              <w:jc w:val="left"/>
+            </w:pPr>
+            <w:r>
+              <w:t xml:space="preserve">NA</w:t>
+            </w:r>
+          </w:p>
+        </w:tc>
+        <w:tc>
+          <w:tcPr/>
+          <w:p>
+            <w:pPr>
+              <w:pStyle w:val="Compact"/>
+              <w:jc w:val="left"/>
+            </w:pPr>
+            <w:r>
+              <w:t xml:space="preserve">Lab Experiment</w:t>
+            </w:r>
+          </w:p>
+        </w:tc>
+      </w:tr>
+      <w:tr>
+        <w:tc>
+          <w:tcPr/>
+          <w:p>
+            <w:pPr>
+              <w:pStyle w:val="Compact"/>
+              <w:jc w:val="center"/>
+            </w:pPr>
+            <w:r>
+              <w:t xml:space="preserve">75</w:t>
+            </w:r>
+          </w:p>
+        </w:tc>
+        <w:tc>
+          <w:tcPr/>
+          <w:p>
+            <w:pPr>
+              <w:pStyle w:val="Compact"/>
+              <w:jc w:val="left"/>
+            </w:pPr>
+            <w:r>
               <w:t xml:space="preserve">Zhang_2024_PsychJ</w:t>
             </w:r>
           </w:p>
@@ -11914,6 +12048,140 @@
               <w:jc w:val="center"/>
             </w:pPr>
             <w:r>
+              <w:t xml:space="preserve">Exp1</w:t>
+            </w:r>
+          </w:p>
+        </w:tc>
+        <w:tc>
+          <w:tcPr/>
+          <w:p>
+            <w:pPr>
+              <w:pStyle w:val="Compact"/>
+              <w:jc w:val="left"/>
+            </w:pPr>
+            <w:r>
+              <w:t xml:space="preserve">China</w:t>
+            </w:r>
+          </w:p>
+        </w:tc>
+        <w:tc>
+          <w:tcPr/>
+          <w:p>
+            <w:pPr>
+              <w:pStyle w:val="Compact"/>
+              <w:jc w:val="left"/>
+            </w:pPr>
+            <w:r>
+              <w:t xml:space="preserve">English</w:t>
+            </w:r>
+          </w:p>
+        </w:tc>
+        <w:tc>
+          <w:tcPr/>
+          <w:p>
+            <w:pPr>
+              <w:pStyle w:val="Compact"/>
+              <w:jc w:val="center"/>
+            </w:pPr>
+            <w:r>
+              <w:t xml:space="preserve">43 (///)</w:t>
+            </w:r>
+          </w:p>
+        </w:tc>
+        <w:tc>
+          <w:tcPr/>
+          <w:p>
+            <w:pPr>
+              <w:pStyle w:val="Compact"/>
+              <w:jc w:val="left"/>
+            </w:pPr>
+            <w:r>
+              <w:t xml:space="preserve">geometric shape</w:t>
+            </w:r>
+          </w:p>
+        </w:tc>
+        <w:tc>
+          <w:tcPr/>
+          <w:p>
+            <w:pPr>
+              <w:pStyle w:val="Compact"/>
+              <w:jc w:val="center"/>
+            </w:pPr>
+            <w:r>
+              <w:t xml:space="preserve">216</w:t>
+            </w:r>
+          </w:p>
+        </w:tc>
+        <w:tc>
+          <w:tcPr/>
+          <w:p>
+            <w:pPr>
+              <w:pStyle w:val="Compact"/>
+              <w:jc w:val="left"/>
+            </w:pPr>
+            <w:r>
+              <w:t xml:space="preserve">NA</w:t>
+            </w:r>
+          </w:p>
+        </w:tc>
+        <w:tc>
+          <w:tcPr/>
+          <w:p>
+            <w:pPr>
+              <w:pStyle w:val="Compact"/>
+              <w:jc w:val="left"/>
+            </w:pPr>
+            <w:r>
+              <w:t xml:space="preserve">Lab Experiment</w:t>
+            </w:r>
+          </w:p>
+        </w:tc>
+      </w:tr>
+      <w:tr>
+        <w:tc>
+          <w:tcPr/>
+          <w:p>
+            <w:pPr>
+              <w:pStyle w:val="Compact"/>
+              <w:jc w:val="center"/>
+            </w:pPr>
+            <w:r>
+              <w:t xml:space="preserve">76</w:t>
+            </w:r>
+          </w:p>
+        </w:tc>
+        <w:tc>
+          <w:tcPr/>
+          <w:p>
+            <w:pPr>
+              <w:pStyle w:val="Compact"/>
+              <w:jc w:val="left"/>
+            </w:pPr>
+            <w:r>
+              <w:t xml:space="preserve">Zhang_2024_PsychJ</w:t>
+            </w:r>
+          </w:p>
+        </w:tc>
+        <w:tc>
+          <w:tcPr/>
+          <w:p>
+            <w:pPr>
+              <w:pStyle w:val="Compact"/>
+              <w:jc w:val="left"/>
+            </w:pPr>
+            <w:r>
+              <w:t xml:space="preserve">Zhang et al. (2024)</w:t>
+            </w:r>
+          </w:p>
+        </w:tc>
+        <w:tc>
+          <w:tcPr/>
+          <w:p>
+            <w:pPr>
+              <w:pStyle w:val="Compact"/>
+              <w:jc w:val="center"/>
+            </w:pPr>
+            <w:r>
               <w:t xml:space="preserve">Exp2</w:t>
             </w:r>
           </w:p>
@@ -11975,6 +12243,408 @@
             </w:pPr>
             <w:r>
               <w:t xml:space="preserve">120</w:t>
+            </w:r>
+          </w:p>
+        </w:tc>
+        <w:tc>
+          <w:tcPr/>
+          <w:p>
+            <w:pPr>
+              <w:pStyle w:val="Compact"/>
+              <w:jc w:val="left"/>
+            </w:pPr>
+            <w:r>
+              <w:t xml:space="preserve">NA</w:t>
+            </w:r>
+          </w:p>
+        </w:tc>
+        <w:tc>
+          <w:tcPr/>
+          <w:p>
+            <w:pPr>
+              <w:pStyle w:val="Compact"/>
+              <w:jc w:val="left"/>
+            </w:pPr>
+            <w:r>
+              <w:t xml:space="preserve">Lab Experiment</w:t>
+            </w:r>
+          </w:p>
+        </w:tc>
+      </w:tr>
+      <w:tr>
+        <w:tc>
+          <w:tcPr/>
+          <w:p>
+            <w:pPr>
+              <w:pStyle w:val="Compact"/>
+              <w:jc w:val="center"/>
+            </w:pPr>
+            <w:r>
+              <w:t xml:space="preserve">77</w:t>
+            </w:r>
+          </w:p>
+        </w:tc>
+        <w:tc>
+          <w:tcPr/>
+          <w:p>
+            <w:pPr>
+              <w:pStyle w:val="Compact"/>
+              <w:jc w:val="left"/>
+            </w:pPr>
+            <w:r>
+              <w:t xml:space="preserve">Wang_2016_JEPHPP</w:t>
+            </w:r>
+          </w:p>
+        </w:tc>
+        <w:tc>
+          <w:tcPr/>
+          <w:p>
+            <w:pPr>
+              <w:pStyle w:val="Compact"/>
+              <w:jc w:val="left"/>
+            </w:pPr>
+            <w:r>
+              <w:t xml:space="preserve">Wang et al. (2016)</w:t>
+            </w:r>
+          </w:p>
+        </w:tc>
+        <w:tc>
+          <w:tcPr/>
+          <w:p>
+            <w:pPr>
+              <w:pStyle w:val="Compact"/>
+              <w:jc w:val="center"/>
+            </w:pPr>
+            <w:r>
+              <w:t xml:space="preserve">Exp2</w:t>
+            </w:r>
+          </w:p>
+        </w:tc>
+        <w:tc>
+          <w:tcPr/>
+          <w:p>
+            <w:pPr>
+              <w:pStyle w:val="Compact"/>
+              <w:jc w:val="left"/>
+            </w:pPr>
+            <w:r>
+              <w:t xml:space="preserve">China</w:t>
+            </w:r>
+          </w:p>
+        </w:tc>
+        <w:tc>
+          <w:tcPr/>
+          <w:p>
+            <w:pPr>
+              <w:pStyle w:val="Compact"/>
+              <w:jc w:val="left"/>
+            </w:pPr>
+            <w:r>
+              <w:t xml:space="preserve">English</w:t>
+            </w:r>
+          </w:p>
+        </w:tc>
+        <w:tc>
+          <w:tcPr/>
+          <w:p>
+            <w:pPr>
+              <w:pStyle w:val="Compact"/>
+              <w:jc w:val="center"/>
+            </w:pPr>
+            <w:r>
+              <w:t xml:space="preserve">25 (10/15)</w:t>
+            </w:r>
+          </w:p>
+        </w:tc>
+        <w:tc>
+          <w:tcPr/>
+          <w:p>
+            <w:pPr>
+              <w:pStyle w:val="Compact"/>
+              <w:jc w:val="left"/>
+            </w:pPr>
+            <w:r>
+              <w:t xml:space="preserve">geometric shape</w:t>
+            </w:r>
+          </w:p>
+        </w:tc>
+        <w:tc>
+          <w:tcPr/>
+          <w:p>
+            <w:pPr>
+              <w:pStyle w:val="Compact"/>
+              <w:jc w:val="center"/>
+            </w:pPr>
+            <w:r>
+              <w:t xml:space="preserve">648</w:t>
+            </w:r>
+          </w:p>
+        </w:tc>
+        <w:tc>
+          <w:tcPr/>
+          <w:p>
+            <w:pPr>
+              <w:pStyle w:val="Compact"/>
+              <w:jc w:val="left"/>
+            </w:pPr>
+            <w:r>
+              <w:t xml:space="preserve">CC BY 3.0</w:t>
+            </w:r>
+          </w:p>
+        </w:tc>
+        <w:tc>
+          <w:tcPr/>
+          <w:p>
+            <w:pPr>
+              <w:pStyle w:val="Compact"/>
+              <w:jc w:val="left"/>
+            </w:pPr>
+            <w:r>
+              <w:t xml:space="preserve">NA</w:t>
+            </w:r>
+          </w:p>
+        </w:tc>
+      </w:tr>
+      <w:tr>
+        <w:tc>
+          <w:tcPr/>
+          <w:p>
+            <w:pPr>
+              <w:pStyle w:val="Compact"/>
+              <w:jc w:val="center"/>
+            </w:pPr>
+            <w:r>
+              <w:t xml:space="preserve">78</w:t>
+            </w:r>
+          </w:p>
+        </w:tc>
+        <w:tc>
+          <w:tcPr/>
+          <w:p>
+            <w:pPr>
+              <w:pStyle w:val="Compact"/>
+              <w:jc w:val="left"/>
+            </w:pPr>
+            <w:r>
+              <w:t xml:space="preserve">Wozniak_2020_PLOS</w:t>
+            </w:r>
+          </w:p>
+        </w:tc>
+        <w:tc>
+          <w:tcPr/>
+          <w:p>
+            <w:pPr>
+              <w:pStyle w:val="Compact"/>
+              <w:jc w:val="left"/>
+            </w:pPr>
+            <w:r>
+              <w:t xml:space="preserve">Wozniak et al. (2020)</w:t>
+            </w:r>
+          </w:p>
+        </w:tc>
+        <w:tc>
+          <w:tcPr/>
+          <w:p>
+            <w:pPr>
+              <w:pStyle w:val="Compact"/>
+              <w:jc w:val="center"/>
+            </w:pPr>
+            <w:r>
+              <w:t xml:space="preserve">Exp2</w:t>
+            </w:r>
+          </w:p>
+        </w:tc>
+        <w:tc>
+          <w:tcPr/>
+          <w:p>
+            <w:pPr>
+              <w:pStyle w:val="Compact"/>
+              <w:jc w:val="left"/>
+            </w:pPr>
+            <w:r>
+              <w:t xml:space="preserve">Australia</w:t>
+            </w:r>
+          </w:p>
+        </w:tc>
+        <w:tc>
+          <w:tcPr/>
+          <w:p>
+            <w:pPr>
+              <w:pStyle w:val="Compact"/>
+              <w:jc w:val="left"/>
+            </w:pPr>
+            <w:r>
+              <w:t xml:space="preserve">English</w:t>
+            </w:r>
+          </w:p>
+        </w:tc>
+        <w:tc>
+          <w:tcPr/>
+          <w:p>
+            <w:pPr>
+              <w:pStyle w:val="Compact"/>
+              <w:jc w:val="center"/>
+            </w:pPr>
+            <w:r>
+              <w:t xml:space="preserve">24 (12/12)</w:t>
+            </w:r>
+          </w:p>
+        </w:tc>
+        <w:tc>
+          <w:tcPr/>
+          <w:p>
+            <w:pPr>
+              <w:pStyle w:val="Compact"/>
+              <w:jc w:val="left"/>
+            </w:pPr>
+            <w:r>
+              <w:t xml:space="preserve">face</w:t>
+            </w:r>
+          </w:p>
+        </w:tc>
+        <w:tc>
+          <w:tcPr/>
+          <w:p>
+            <w:pPr>
+              <w:pStyle w:val="Compact"/>
+              <w:jc w:val="center"/>
+            </w:pPr>
+            <w:r>
+              <w:t xml:space="preserve">270</w:t>
+            </w:r>
+          </w:p>
+        </w:tc>
+        <w:tc>
+          <w:tcPr/>
+          <w:p>
+            <w:pPr>
+              <w:pStyle w:val="Compact"/>
+              <w:jc w:val="left"/>
+            </w:pPr>
+            <w:r>
+              <w:t xml:space="preserve">NA</w:t>
+            </w:r>
+          </w:p>
+        </w:tc>
+        <w:tc>
+          <w:tcPr/>
+          <w:p>
+            <w:pPr>
+              <w:pStyle w:val="Compact"/>
+              <w:jc w:val="left"/>
+            </w:pPr>
+            <w:r>
+              <w:t xml:space="preserve">Lab Experiment</w:t>
+            </w:r>
+          </w:p>
+        </w:tc>
+      </w:tr>
+      <w:tr>
+        <w:tc>
+          <w:tcPr/>
+          <w:p>
+            <w:pPr>
+              <w:pStyle w:val="Compact"/>
+              <w:jc w:val="center"/>
+            </w:pPr>
+            <w:r>
+              <w:t xml:space="preserve">79</w:t>
+            </w:r>
+          </w:p>
+        </w:tc>
+        <w:tc>
+          <w:tcPr/>
+          <w:p>
+            <w:pPr>
+              <w:pStyle w:val="Compact"/>
+              <w:jc w:val="left"/>
+            </w:pPr>
+            <w:r>
+              <w:t xml:space="preserve">Wozniak_2020_PLOS</w:t>
+            </w:r>
+          </w:p>
+        </w:tc>
+        <w:tc>
+          <w:tcPr/>
+          <w:p>
+            <w:pPr>
+              <w:pStyle w:val="Compact"/>
+              <w:jc w:val="left"/>
+            </w:pPr>
+            <w:r>
+              <w:t xml:space="preserve">Wozniak et al. (2020)</w:t>
+            </w:r>
+          </w:p>
+        </w:tc>
+        <w:tc>
+          <w:tcPr/>
+          <w:p>
+            <w:pPr>
+              <w:pStyle w:val="Compact"/>
+              <w:jc w:val="center"/>
+            </w:pPr>
+            <w:r>
+              <w:t xml:space="preserve">Exp3</w:t>
+            </w:r>
+          </w:p>
+        </w:tc>
+        <w:tc>
+          <w:tcPr/>
+          <w:p>
+            <w:pPr>
+              <w:pStyle w:val="Compact"/>
+              <w:jc w:val="left"/>
+            </w:pPr>
+            <w:r>
+              <w:t xml:space="preserve">Australia</w:t>
+            </w:r>
+          </w:p>
+        </w:tc>
+        <w:tc>
+          <w:tcPr/>
+          <w:p>
+            <w:pPr>
+              <w:pStyle w:val="Compact"/>
+              <w:jc w:val="left"/>
+            </w:pPr>
+            <w:r>
+              <w:t xml:space="preserve">English</w:t>
+            </w:r>
+          </w:p>
+        </w:tc>
+        <w:tc>
+          <w:tcPr/>
+          <w:p>
+            <w:pPr>
+              <w:pStyle w:val="Compact"/>
+              <w:jc w:val="center"/>
+            </w:pPr>
+            <w:r>
+              <w:t xml:space="preserve">24 (12/12)</w:t>
+            </w:r>
+          </w:p>
+        </w:tc>
+        <w:tc>
+          <w:tcPr/>
+          <w:p>
+            <w:pPr>
+              <w:pStyle w:val="Compact"/>
+              <w:jc w:val="left"/>
+            </w:pPr>
+            <w:r>
+              <w:t xml:space="preserve">face</w:t>
+            </w:r>
+          </w:p>
+        </w:tc>
+        <w:tc>
+          <w:tcPr/>
+          <w:p>
+            <w:pPr>
+              <w:pStyle w:val="Compact"/>
+              <w:jc w:val="center"/>
+            </w:pPr>
+            <w:r>
+              <w:t xml:space="preserve">270</w:t>
             </w:r>
           </w:p>
         </w:tc>
